--- a/docx/Part 1 - Overview of Fabric CICD.docx
+++ b/docx/Part 1 - Overview of Fabric CICD.docx
@@ -221,7 +221,7 @@
         <w:pStyle w:val="Heading3"/>
       </w:pPr>
       <w:r>
-        <w:t>Quick Review of Traditional CI/CD Fundamentals</w:t>
+        <w:t>Traditional CI/CD Fundamentals</w:t>
       </w:r>
     </w:p>
     <w:p>
@@ -1389,6 +1389,7 @@
       <w:r>
         <w:t xml:space="preserve"> folder names such as </w:t>
       </w:r>
+      <w:proofErr w:type="spellStart"/>
       <w:r>
         <w:rPr>
           <w:b/>
@@ -1396,6 +1397,7 @@
         </w:rPr>
         <w:t>sales.Lakehouse</w:t>
       </w:r>
+      <w:proofErr w:type="spellEnd"/>
       <w:r>
         <w:t xml:space="preserve"> and </w:t>
       </w:r>
@@ -1404,8 +1406,17 @@
           <w:b/>
           <w:bCs/>
         </w:rPr>
-        <w:t>Product Sales Summary.Report</w:t>
-      </w:r>
+        <w:t xml:space="preserve">Product Sales </w:t>
+      </w:r>
+      <w:proofErr w:type="spellStart"/>
+      <w:r>
+        <w:rPr>
+          <w:b/>
+          <w:bCs/>
+        </w:rPr>
+        <w:t>Summary.Report</w:t>
+      </w:r>
+      <w:proofErr w:type="spellEnd"/>
       <w:r>
         <w:t>.</w:t>
       </w:r>
@@ -2071,6 +2082,7 @@
       <w:r>
         <w:t xml:space="preserve">the </w:t>
       </w:r>
+      <w:proofErr w:type="spellStart"/>
       <w:r>
         <w:rPr>
           <w:b/>
@@ -2078,6 +2090,7 @@
         </w:rPr>
         <w:t>directoryName</w:t>
       </w:r>
+      <w:proofErr w:type="spellEnd"/>
       <w:r>
         <w:t xml:space="preserve"> parameter </w:t>
       </w:r>
@@ -2212,7 +2225,16 @@
         <w:t xml:space="preserve">a single source of truth </w:t>
       </w:r>
       <w:r>
-        <w:t xml:space="preserve">in GIT </w:t>
+        <w:t xml:space="preserve">in </w:t>
+      </w:r>
+      <w:r>
+        <w:t xml:space="preserve">a </w:t>
+      </w:r>
+      <w:r>
+        <w:t xml:space="preserve">GIT </w:t>
+      </w:r>
+      <w:r>
+        <w:t xml:space="preserve">branch </w:t>
       </w:r>
       <w:r>
         <w:t xml:space="preserve">for </w:t>
@@ -2224,7 +2246,13 @@
         <w:t xml:space="preserve">Fabric solution </w:t>
       </w:r>
       <w:r>
-        <w:t xml:space="preserve">even when it spans multiple workspaces. The best practice is to synchronize both workspaces in a single GIT branch in the same repository. This is possible as long as you use a different </w:t>
+        <w:t xml:space="preserve">even when </w:t>
+      </w:r>
+      <w:r>
+        <w:t xml:space="preserve">the solution </w:t>
+      </w:r>
+      <w:r>
+        <w:t xml:space="preserve">spans multiple workspaces. The best practice is to synchronize both workspaces in a single GIT branch in the same repository. This is possible as long as you use a different </w:t>
       </w:r>
       <w:r>
         <w:rPr>
@@ -2239,7 +2267,13 @@
     </w:p>
     <w:p>
       <w:r>
-        <w:t xml:space="preserve">A an example, you can connect the staging workspace to the GIT branch with </w:t>
+        <w:t>A</w:t>
+      </w:r>
+      <w:r>
+        <w:t>s</w:t>
+      </w:r>
+      <w:r>
+        <w:t xml:space="preserve"> an example, you can connect the staging workspace to the GIT branch with </w:t>
       </w:r>
       <w:r>
         <w:rPr>
@@ -2276,7 +2310,19 @@
         <w:t>presentation</w:t>
       </w:r>
       <w:r>
-        <w:t>. This value of this design is that it effectively creates a single source of truth in GIT for the Fabric solution as a whole.</w:t>
+        <w:t xml:space="preserve">. </w:t>
+      </w:r>
+      <w:r>
+        <w:t xml:space="preserve">This </w:t>
+      </w:r>
+      <w:r>
+        <w:t xml:space="preserve">design </w:t>
+      </w:r>
+      <w:r>
+        <w:t xml:space="preserve">is essential for Fabric solutions with multiple workspaces because </w:t>
+      </w:r>
+      <w:r>
+        <w:t>it effectively creates a single source of truth in GIT for the solution as a whole.</w:t>
       </w:r>
     </w:p>
     <w:p>
@@ -4851,6 +4897,7 @@
       <w:r>
         <w:t xml:space="preserve">support for parameterization. You start by creating a new variable library with a display name such as </w:t>
       </w:r>
+      <w:proofErr w:type="spellStart"/>
       <w:r>
         <w:rPr>
           <w:b/>
@@ -4858,9 +4905,11 @@
         </w:rPr>
         <w:t>environment_settings</w:t>
       </w:r>
+      <w:proofErr w:type="spellEnd"/>
       <w:r>
         <w:t xml:space="preserve">. Next, you can add two string variables named </w:t>
       </w:r>
+      <w:proofErr w:type="spellStart"/>
       <w:r>
         <w:rPr>
           <w:b/>
@@ -4868,9 +4917,11 @@
         </w:rPr>
         <w:t>database_server</w:t>
       </w:r>
+      <w:proofErr w:type="spellEnd"/>
       <w:r>
         <w:t xml:space="preserve"> and </w:t>
       </w:r>
+      <w:proofErr w:type="spellStart"/>
       <w:r>
         <w:rPr>
           <w:b/>
@@ -4878,6 +4929,7 @@
         </w:rPr>
         <w:t>database_name</w:t>
       </w:r>
+      <w:proofErr w:type="spellEnd"/>
       <w:r>
         <w:t>.</w:t>
       </w:r>
@@ -6947,6 +6999,7 @@
       <w:r>
         <w:t xml:space="preserve">the item definition for a lakehouse contains files such as </w:t>
       </w:r>
+      <w:proofErr w:type="spellStart"/>
       <w:r>
         <w:rPr>
           <w:b/>
@@ -6954,9 +7007,11 @@
         </w:rPr>
         <w:t>alm.settings.json</w:t>
       </w:r>
+      <w:proofErr w:type="spellEnd"/>
       <w:r>
         <w:t xml:space="preserve">, </w:t>
       </w:r>
+      <w:proofErr w:type="spellStart"/>
       <w:r>
         <w:rPr>
           <w:b/>
@@ -6964,9 +7019,11 @@
         </w:rPr>
         <w:t>lakehouse.metadata.json</w:t>
       </w:r>
+      <w:proofErr w:type="spellEnd"/>
       <w:r>
         <w:t xml:space="preserve"> and </w:t>
       </w:r>
+      <w:proofErr w:type="spellStart"/>
       <w:r>
         <w:rPr>
           <w:b/>
@@ -6974,6 +7031,7 @@
         </w:rPr>
         <w:t>shortcuts.metadata.json</w:t>
       </w:r>
+      <w:proofErr w:type="spellEnd"/>
       <w:r>
         <w:t>.</w:t>
       </w:r>
@@ -7243,8 +7301,17 @@
           <w:b/>
           <w:bCs/>
         </w:rPr>
-        <w:t>.py</w:t>
-      </w:r>
+        <w:t>.</w:t>
+      </w:r>
+      <w:proofErr w:type="spellStart"/>
+      <w:r>
+        <w:rPr>
+          <w:b/>
+          <w:bCs/>
+        </w:rPr>
+        <w:t>py</w:t>
+      </w:r>
+      <w:proofErr w:type="spellEnd"/>
       <w:r>
         <w:t xml:space="preserve"> format or the </w:t>
       </w:r>
@@ -7253,8 +7320,17 @@
           <w:b/>
           <w:bCs/>
         </w:rPr>
-        <w:t>.ipynb</w:t>
-      </w:r>
+        <w:t>.</w:t>
+      </w:r>
+      <w:proofErr w:type="spellStart"/>
+      <w:r>
+        <w:rPr>
+          <w:b/>
+          <w:bCs/>
+        </w:rPr>
+        <w:t>ipynb</w:t>
+      </w:r>
+      <w:proofErr w:type="spellEnd"/>
       <w:r>
         <w:t xml:space="preserve"> format.</w:t>
       </w:r>
@@ -7611,6 +7687,7 @@
       <w:r>
         <w:t xml:space="preserve">share the same </w:t>
       </w:r>
+      <w:proofErr w:type="spellStart"/>
       <w:r>
         <w:rPr>
           <w:b/>
@@ -7618,6 +7695,7 @@
         </w:rPr>
         <w:t>logicalid</w:t>
       </w:r>
+      <w:proofErr w:type="spellEnd"/>
       <w:r>
         <w:t>.</w:t>
       </w:r>
@@ -7715,9 +7793,9 @@
           <w:noProof/>
         </w:rPr>
         <w:drawing>
-          <wp:inline distT="0" distB="0" distL="0" distR="0" wp14:anchorId="4F067B96" wp14:editId="16C0F145">
-            <wp:extent cx="3910167" cy="1391739"/>
-            <wp:effectExtent l="19050" t="19050" r="14605" b="18415"/>
+          <wp:inline distT="0" distB="0" distL="0" distR="0" wp14:anchorId="4F067B96" wp14:editId="03A105DD">
+            <wp:extent cx="4309026" cy="1533704"/>
+            <wp:effectExtent l="19050" t="19050" r="15875" b="9525"/>
             <wp:docPr id="1490859834" name="Picture 2">
               <a:extLst xmlns:a="http://schemas.openxmlformats.org/drawingml/2006/main">
                 <a:ext uri="{FF2B5EF4-FFF2-40B4-BE49-F238E27FC236}">
@@ -7753,7 +7831,7 @@
                   <pic:spPr>
                     <a:xfrm>
                       <a:off x="0" y="0"/>
-                      <a:ext cx="3936746" cy="1401199"/>
+                      <a:ext cx="4345288" cy="1546611"/>
                     </a:xfrm>
                     <a:prstGeom prst="rect">
                       <a:avLst/>
@@ -7775,6 +7853,7 @@
       <w:r>
         <w:t xml:space="preserve">You should notice that the </w:t>
       </w:r>
+      <w:proofErr w:type="spellStart"/>
       <w:r>
         <w:rPr>
           <w:b/>
@@ -7782,6 +7861,7 @@
         </w:rPr>
         <w:t>workspaceId</w:t>
       </w:r>
+      <w:proofErr w:type="spellEnd"/>
       <w:r>
         <w:t xml:space="preserve"> </w:t>
       </w:r>
@@ -7794,6 +7874,7 @@
       <w:r>
         <w:t xml:space="preserve">. Instead, the </w:t>
       </w:r>
+      <w:proofErr w:type="spellStart"/>
       <w:r>
         <w:rPr>
           <w:b/>
@@ -7801,6 +7882,7 @@
         </w:rPr>
         <w:t>workspaceId</w:t>
       </w:r>
+      <w:proofErr w:type="spellEnd"/>
       <w:r>
         <w:rPr>
           <w:b/>
@@ -7830,6 +7912,7 @@
       <w:r>
         <w:t xml:space="preserve">that the </w:t>
       </w:r>
+      <w:proofErr w:type="spellStart"/>
       <w:r>
         <w:rPr>
           <w:b/>
@@ -7837,6 +7920,7 @@
         </w:rPr>
         <w:t>artifactId</w:t>
       </w:r>
+      <w:proofErr w:type="spellEnd"/>
       <w:r>
         <w:t xml:space="preserve"> </w:t>
       </w:r>
@@ -7995,7 +8079,22 @@
         <w:t>deployed</w:t>
       </w:r>
       <w:r>
-        <w:t xml:space="preserve"> through a set of stages where each stage represents a specific environment implemented using a Fabric workspace.</w:t>
+        <w:t xml:space="preserve"> through a set of stages where each stage </w:t>
+      </w:r>
+      <w:r>
+        <w:t xml:space="preserve">is assigned to </w:t>
+      </w:r>
+      <w:r>
+        <w:t>a Fabric workspace</w:t>
+      </w:r>
+      <w:r>
+        <w:t xml:space="preserve"> associated with an environment</w:t>
+      </w:r>
+      <w:r>
+        <w:t>.</w:t>
+      </w:r>
+      <w:r>
+        <w:t xml:space="preserve"> The following screenshot shows the user interface of a deployment pipeline which makes it possible to deploy item-level changes across workspaces.</w:t>
       </w:r>
     </w:p>
     <w:p>
@@ -8004,9 +8103,9 @@
           <w:noProof/>
         </w:rPr>
         <w:drawing>
-          <wp:inline distT="0" distB="0" distL="0" distR="0" wp14:anchorId="2AAB62F1" wp14:editId="20B91FDE">
-            <wp:extent cx="5368364" cy="2985408"/>
-            <wp:effectExtent l="19050" t="19050" r="22860" b="24765"/>
+          <wp:inline distT="0" distB="0" distL="0" distR="0" wp14:anchorId="2AAB62F1" wp14:editId="6EE69C23">
+            <wp:extent cx="6884111" cy="3828331"/>
+            <wp:effectExtent l="19050" t="19050" r="12065" b="20320"/>
             <wp:docPr id="12" name="Picture 11">
               <a:extLst xmlns:a="http://schemas.openxmlformats.org/drawingml/2006/main">
                 <a:ext uri="{FF2B5EF4-FFF2-40B4-BE49-F238E27FC236}">
@@ -8041,7 +8140,7 @@
                   <pic:spPr>
                     <a:xfrm>
                       <a:off x="0" y="0"/>
-                      <a:ext cx="5412009" cy="3009679"/>
+                      <a:ext cx="6973870" cy="3878247"/>
                     </a:xfrm>
                     <a:prstGeom prst="rect">
                       <a:avLst/>
@@ -8061,28 +8160,135 @@
     </w:p>
     <w:p>
       <w:r>
-        <w:t>Deployment pipelines are designed to assist with continuous deployment in building a release process. You must keep in mind that release process only covers the second half of full CI/CD lifecycle. The use of Deployment Pipelines should be combined together with Fabric GIT integration to fully implement a complete end-to-end solution.</w:t>
-      </w:r>
-    </w:p>
-    <w:p>
-      <w:r>
-        <w:t>Deployment pipelines were designed to enhance productivity by hiding many of the low-level details of pushing workspace item changes across workspaces. Deployment Pipelines provide one out of several options you have for building a release process. This is an import topic that will be revisited after you learn a little more about Fabric CI/CD fundamentals.</w:t>
-      </w:r>
-    </w:p>
-    <w:p>
-      <w:r>
-        <w:t>The deployment process with deployment pipelines is similar to GIT synchronization in that it uses the logicId in item definitions to reestablish relations as ship propagates items from one workspace to another.</w:t>
-      </w:r>
-    </w:p>
-    <w:p>
-      <w:r>
-        <w:t xml:space="preserve">Add content about </w:t>
-      </w:r>
-      <w:r>
-        <w:t>choosing</w:t>
-      </w:r>
-      <w:r>
-        <w:t xml:space="preserve"> variable libraries over deployment rules</w:t>
+        <w:t xml:space="preserve">Deployment pipelines were designed to enhance productivity by hiding low-level details associated with </w:t>
+      </w:r>
+      <w:r>
+        <w:t xml:space="preserve">propagating </w:t>
+      </w:r>
+      <w:r>
+        <w:t xml:space="preserve">changes through a sequence of workspaces. Deployment pipelines are similar to GIT synchronization in that they </w:t>
+      </w:r>
+      <w:r>
+        <w:t xml:space="preserve">automatically </w:t>
+      </w:r>
+      <w:r>
+        <w:t xml:space="preserve">rebind item </w:t>
+      </w:r>
+      <w:r>
+        <w:t xml:space="preserve">relationships when </w:t>
+      </w:r>
+      <w:r>
+        <w:t xml:space="preserve">deploying </w:t>
+      </w:r>
+      <w:r>
+        <w:t xml:space="preserve">a </w:t>
+      </w:r>
+      <w:r>
+        <w:t xml:space="preserve">Fabric solution </w:t>
+      </w:r>
+      <w:r>
+        <w:t xml:space="preserve">with </w:t>
+      </w:r>
+      <w:r>
+        <w:t>item dependencies between lakehouses, notebooks and pipelines.</w:t>
+      </w:r>
+    </w:p>
+    <w:p>
+      <w:r>
+        <w:t xml:space="preserve">Deployment pipelines were originally introduced in the Power BI service several years before Microsoft first released Fabric. </w:t>
+      </w:r>
+      <w:r>
+        <w:t>In their initial release</w:t>
+      </w:r>
+      <w:r>
+        <w:t xml:space="preserve">, deployment pipelines </w:t>
+      </w:r>
+      <w:r>
+        <w:t xml:space="preserve">offered deployment rules as a mechanism used to support </w:t>
+      </w:r>
+      <w:r>
+        <w:t xml:space="preserve">parameterization. For example, you can configure a semantic model with </w:t>
+      </w:r>
+      <w:r>
+        <w:t xml:space="preserve">a deployment rules to update its datasource location </w:t>
+      </w:r>
+      <w:r>
+        <w:t xml:space="preserve">so the semantic model in </w:t>
+      </w:r>
+      <w:r>
+        <w:t xml:space="preserve">each </w:t>
+      </w:r>
+      <w:r>
+        <w:t xml:space="preserve">of the three </w:t>
+      </w:r>
+      <w:r>
+        <w:t>workspace</w:t>
+      </w:r>
+      <w:r>
+        <w:t>s</w:t>
+      </w:r>
+      <w:r>
+        <w:t xml:space="preserve"> connects to </w:t>
+      </w:r>
+      <w:r>
+        <w:t xml:space="preserve">its own </w:t>
+      </w:r>
+      <w:r>
+        <w:t>environment-specific database.</w:t>
+      </w:r>
+    </w:p>
+    <w:p>
+      <w:r>
+        <w:t xml:space="preserve">Deployment pipelines in Fabric continue to support deployment rules. However, deployment rules should not be your first choice when it comes to parameterization. Instead, </w:t>
+      </w:r>
+      <w:r>
+        <w:t xml:space="preserve">you should prefer using </w:t>
+      </w:r>
+      <w:r>
+        <w:t xml:space="preserve">variable libraries to solve </w:t>
+      </w:r>
+      <w:r>
+        <w:t xml:space="preserve">parameterization </w:t>
+      </w:r>
+      <w:r>
+        <w:t>problems</w:t>
+      </w:r>
+      <w:r>
+        <w:t xml:space="preserve">. That is because </w:t>
+      </w:r>
+      <w:r>
+        <w:t>variable libraries</w:t>
+      </w:r>
+      <w:r>
+        <w:t xml:space="preserve"> are strategic in the Fabric roadmap while deployment rules are not.</w:t>
+      </w:r>
+    </w:p>
+    <w:p>
+      <w:pPr>
+        <w:pStyle w:val="Tip"/>
+      </w:pPr>
+      <w:r>
+        <w:t>As of June 2026, semantic models do not yet support variable libraries. Therefore using deployment rules to configure datasource location is your best option until Microsoft announces variable library support in semantic models which should be later in 2026.</w:t>
+      </w:r>
+    </w:p>
+    <w:p>
+      <w:r>
+        <w:t xml:space="preserve">Deployment pipelines are designed to assist with continuous deployment in building a release process. </w:t>
+      </w:r>
+      <w:r>
+        <w:t>K</w:t>
+      </w:r>
+      <w:r>
+        <w:t xml:space="preserve">eep in mind that </w:t>
+      </w:r>
+      <w:r>
+        <w:t xml:space="preserve">the </w:t>
+      </w:r>
+      <w:r>
+        <w:t>release process only covers the second half of full CI/CD lifecycle. The use of Deployment Pipelines should be combined together with Fabric GIT integration to fully implement a complete end-to-end solution.</w:t>
+      </w:r>
+      <w:r>
+        <w:t xml:space="preserve"> This topic will be revisited in the upcoming section on building a release pipeline.</w:t>
       </w:r>
     </w:p>
     <w:p>
@@ -8090,6 +8296,7 @@
         <w:pStyle w:val="Heading2"/>
       </w:pPr>
       <w:r>
+        <w:lastRenderedPageBreak/>
         <w:t>Automation</w:t>
       </w:r>
       <w:r>
@@ -8130,14 +8337,24 @@
       <w:r>
         <w:t xml:space="preserve">, known as </w:t>
       </w:r>
+      <w:proofErr w:type="spellStart"/>
       <w:r>
         <w:t>ClickOps</w:t>
       </w:r>
+      <w:proofErr w:type="spellEnd"/>
       <w:r>
         <w:t xml:space="preserve">, </w:t>
       </w:r>
       <w:r>
-        <w:t xml:space="preserve">involves completing tasks by hand using a browser. Relying on ClickOps is </w:t>
+        <w:t xml:space="preserve">involves completing tasks by hand using a browser. Relying on </w:t>
+      </w:r>
+      <w:proofErr w:type="spellStart"/>
+      <w:r>
+        <w:t>ClickOps</w:t>
+      </w:r>
+      <w:proofErr w:type="spellEnd"/>
+      <w:r>
+        <w:t xml:space="preserve"> is </w:t>
       </w:r>
       <w:r>
         <w:t xml:space="preserve">bad because it’s </w:t>
@@ -8252,7 +8469,6 @@
     </w:p>
     <w:p>
       <w:r>
-        <w:lastRenderedPageBreak/>
         <w:t xml:space="preserve">This section will begin by </w:t>
       </w:r>
       <w:r>
@@ -8820,6 +9036,7 @@
         <w:pStyle w:val="Tip"/>
       </w:pPr>
       <w:r>
+        <w:lastRenderedPageBreak/>
         <w:t xml:space="preserve">You should avoid adding ETL logic directly into the scripts </w:t>
       </w:r>
       <w:r>
@@ -9038,7 +9255,6 @@
           <w:b/>
           <w:bCs/>
         </w:rPr>
-        <w:lastRenderedPageBreak/>
         <w:t>Update from GIT</w:t>
       </w:r>
       <w:r>
@@ -9586,6 +9802,7 @@
     </w:p>
     <w:p>
       <w:r>
+        <w:lastRenderedPageBreak/>
         <w:t xml:space="preserve">When you need to deploy a Fabric CI/CD project, it is considered a best practice to use </w:t>
       </w:r>
       <w:r>
@@ -9682,7 +9899,6 @@
         <w:rPr>
           <w:noProof/>
         </w:rPr>
-        <w:lastRenderedPageBreak/>
         <w:drawing>
           <wp:inline distT="0" distB="0" distL="0" distR="0" wp14:anchorId="4BDDEDF3" wp14:editId="22880707">
             <wp:extent cx="2495006" cy="749657"/>
@@ -9973,6 +10189,7 @@
         <w:pStyle w:val="Tip"/>
       </w:pPr>
       <w:r>
+        <w:lastRenderedPageBreak/>
         <w:t>Terraform simplifies Fabric CI/CD project setup because you only need to define the configuration you want. You don't have to worry about figuring out what steps are required to get there.</w:t>
       </w:r>
     </w:p>
@@ -10181,7 +10398,6 @@
         <w:t xml:space="preserve">can </w:t>
       </w:r>
       <w:r>
-        <w:lastRenderedPageBreak/>
         <w:t xml:space="preserve">make life easier. You just need to update the </w:t>
       </w:r>
       <w:r>
@@ -10344,19 +10560,6 @@
         <w:pStyle w:val="Heading3"/>
       </w:pPr>
       <w:r>
-        <w:t>Connection Management</w:t>
-      </w:r>
-    </w:p>
-    <w:p>
-      <w:r>
-        <w:t xml:space="preserve">Connection management </w:t>
-      </w:r>
-    </w:p>
-    <w:p>
-      <w:pPr>
-        <w:pStyle w:val="Heading3"/>
-      </w:pPr>
-      <w:r>
         <w:t>Fabric CLI</w:t>
       </w:r>
       <w:bookmarkEnd w:id="8"/>
@@ -10625,6 +10828,24 @@
       </w:r>
       <w:r>
         <w:t>in a local folder.</w:t>
+      </w:r>
+    </w:p>
+    <w:p>
+      <w:r>
+        <w:lastRenderedPageBreak/>
+        <w:t xml:space="preserve">Another important capability of Fabric CLI is its ability to integrate with cloud-based GIT providers such as Azure DevOps and GitHub. If you're </w:t>
+      </w:r>
+      <w:r>
+        <w:t xml:space="preserve">developing workflows using Azure pipelines or GitHub workflow actions, it's </w:t>
+      </w:r>
+      <w:r>
+        <w:t xml:space="preserve">relatively straight forward </w:t>
+      </w:r>
+      <w:r>
+        <w:t>to install and load Fabric CLI executable which enables you</w:t>
+      </w:r>
+      <w:r>
+        <w:t xml:space="preserve"> develop workflows with logic written to call Fabric CLI commands.</w:t>
       </w:r>
     </w:p>
     <w:p>
@@ -10689,27 +10910,6 @@
     </w:p>
     <w:p>
       <w:pPr>
-        <w:pStyle w:val="Tip"/>
-      </w:pPr>
-      <w:r>
-        <w:lastRenderedPageBreak/>
-        <w:t xml:space="preserve">Another important capability of Fabric CLI is its ability to integrate with cloud-based GIT providers such as Azure DevOps and GitHub. If you're </w:t>
-      </w:r>
-      <w:r>
-        <w:t xml:space="preserve">developing workflows using Azure pipelines or GitHub workflow actions, it's </w:t>
-      </w:r>
-      <w:r>
-        <w:t xml:space="preserve">relatively straight forward </w:t>
-      </w:r>
-      <w:r>
-        <w:t>to install and load Fabric CLI executable which enables you</w:t>
-      </w:r>
-      <w:r>
-        <w:t xml:space="preserve"> develop workflows with logic written to call Fabric CLI commands.</w:t>
-      </w:r>
-    </w:p>
-    <w:p>
-      <w:pPr>
         <w:pStyle w:val="Heading3"/>
       </w:pPr>
       <w:r>
@@ -10718,7 +10918,22 @@
     </w:p>
     <w:p>
       <w:r>
-        <w:t xml:space="preserve">You already learned the fundamental of building a development process using feature  branches and feature workspaces. The goal of the development process is to create a single source of truth in the integration branch that is ready for deployment. </w:t>
+        <w:t xml:space="preserve">Earlier you </w:t>
+      </w:r>
+      <w:r>
+        <w:t xml:space="preserve">learned the fundamental </w:t>
+      </w:r>
+      <w:r>
+        <w:t xml:space="preserve">for </w:t>
+      </w:r>
+      <w:r>
+        <w:t xml:space="preserve">building a development process using feature  branches and feature workspaces. The goal of the development process is to create a single source of truth in the integration branch </w:t>
+      </w:r>
+      <w:r>
+        <w:t xml:space="preserve">in a GIT repository </w:t>
+      </w:r>
+      <w:r>
+        <w:t xml:space="preserve">that is ready for deployment. </w:t>
       </w:r>
       <w:r>
         <w:t xml:space="preserve">Now it's time to </w:t>
@@ -10727,7 +10942,16 @@
         <w:t xml:space="preserve">turn you attention to what comes next </w:t>
       </w:r>
       <w:r>
-        <w:t>as you consider how to build a release process to deploy a Fabric solution to test workspaces and production workspaces</w:t>
+        <w:t xml:space="preserve">as you consider how to build a release process to </w:t>
+      </w:r>
+      <w:r>
+        <w:t xml:space="preserve">complete the end-to-end CI/CD lifecycle. The question to ask at this point it how to </w:t>
+      </w:r>
+      <w:r>
+        <w:t>deploy a Fabric solution to workspaces</w:t>
+      </w:r>
+      <w:r>
+        <w:t xml:space="preserve"> in test and production environments</w:t>
       </w:r>
       <w:r>
         <w:t xml:space="preserve">. </w:t>
@@ -10777,24 +11001,302 @@
     </w:p>
     <w:p>
       <w:r>
-        <w:t>Your first o</w:t>
+        <w:t xml:space="preserve">The first and easiest </w:t>
+      </w:r>
+      <w:r>
+        <w:t>o</w:t>
       </w:r>
       <w:r>
         <w:t xml:space="preserve">ption </w:t>
       </w:r>
       <w:r>
+        <w:t xml:space="preserve">to build a release process </w:t>
+      </w:r>
+      <w:r>
         <w:t xml:space="preserve">is </w:t>
       </w:r>
       <w:r>
-        <w:t xml:space="preserve">building a release process is using GIT synchronization. </w:t>
-      </w:r>
-      <w:r>
-        <w:t xml:space="preserve">As an example, you could </w:t>
-      </w:r>
-    </w:p>
-    <w:p>
-      <w:r>
-        <w:t xml:space="preserve">When using this approach, you can call the </w:t>
+        <w:t xml:space="preserve">using </w:t>
+      </w:r>
+      <w:r>
+        <w:t>d</w:t>
+      </w:r>
+      <w:r>
+        <w:t xml:space="preserve">eployment </w:t>
+      </w:r>
+      <w:r>
+        <w:t>p</w:t>
+      </w:r>
+      <w:r>
+        <w:t>ipeline</w:t>
+      </w:r>
+      <w:r>
+        <w:t xml:space="preserve">s because they offers </w:t>
+      </w:r>
+      <w:r>
+        <w:t>a low-code approach.</w:t>
+      </w:r>
+      <w:r>
+        <w:t xml:space="preserve"> Deployment pipelines can be a good fit for smaller projects, especially those which </w:t>
+      </w:r>
+      <w:r>
+        <w:t xml:space="preserve">only include </w:t>
+      </w:r>
+      <w:r>
+        <w:t xml:space="preserve">semantic models and Power BI reports. </w:t>
+      </w:r>
+      <w:r>
+        <w:t xml:space="preserve"> </w:t>
+      </w:r>
+    </w:p>
+    <w:p>
+      <w:r>
+        <w:t xml:space="preserve">Keep in mind that deployment pipelines are used to build a release process </w:t>
+      </w:r>
+      <w:r>
+        <w:t xml:space="preserve">as opposed to </w:t>
+      </w:r>
+      <w:r>
+        <w:t xml:space="preserve">a development process. If you chose </w:t>
+      </w:r>
+      <w:r>
+        <w:t xml:space="preserve">to </w:t>
+      </w:r>
+      <w:r>
+        <w:t xml:space="preserve">use </w:t>
+      </w:r>
+      <w:r>
+        <w:t>deployment pipeline</w:t>
+      </w:r>
+      <w:r>
+        <w:t>s in a Fabric CI/CD project</w:t>
+      </w:r>
+      <w:r>
+        <w:t xml:space="preserve">, you </w:t>
+      </w:r>
+      <w:r>
+        <w:t xml:space="preserve">also </w:t>
+      </w:r>
+      <w:r>
+        <w:t xml:space="preserve">need to plan </w:t>
+      </w:r>
+      <w:r>
+        <w:t xml:space="preserve">how to build </w:t>
+      </w:r>
+      <w:r>
+        <w:t xml:space="preserve">the development process. At a minimum, you should connect </w:t>
+      </w:r>
+      <w:r>
+        <w:t xml:space="preserve">the first </w:t>
+      </w:r>
+      <w:r>
+        <w:t xml:space="preserve">workspace </w:t>
+      </w:r>
+      <w:r>
+        <w:t xml:space="preserve">in a </w:t>
+      </w:r>
+      <w:r>
+        <w:t xml:space="preserve">deployment pipeline </w:t>
+      </w:r>
+      <w:r>
+        <w:t xml:space="preserve">to a GIT branch just to gain the </w:t>
+      </w:r>
+      <w:r>
+        <w:t xml:space="preserve">basic CI/CD capability </w:t>
+      </w:r>
+      <w:r>
+        <w:t xml:space="preserve">to version items and to revert to earlier versions </w:t>
+      </w:r>
+      <w:r>
+        <w:t xml:space="preserve">of an item </w:t>
+      </w:r>
+      <w:r>
+        <w:t xml:space="preserve">if something goes wrong with an update. </w:t>
+      </w:r>
+      <w:r>
+        <w:t xml:space="preserve">The following diagram shows </w:t>
+      </w:r>
+      <w:r>
+        <w:t xml:space="preserve">a deployment pipeline </w:t>
+      </w:r>
+      <w:r>
+        <w:t xml:space="preserve">its first </w:t>
+      </w:r>
+      <w:r>
+        <w:t xml:space="preserve">workspace with a GIT connection to the </w:t>
+      </w:r>
+      <w:r>
+        <w:rPr>
+          <w:b/>
+          <w:bCs/>
+        </w:rPr>
+        <w:t>main</w:t>
+      </w:r>
+      <w:r>
+        <w:t xml:space="preserve"> branch in a GIT repository. </w:t>
+      </w:r>
+    </w:p>
+    <w:p>
+      <w:r>
+        <w:drawing>
+          <wp:inline distT="0" distB="0" distL="0" distR="0" wp14:anchorId="6169983E" wp14:editId="24C4B677">
+            <wp:extent cx="3352800" cy="1491065"/>
+            <wp:effectExtent l="0" t="0" r="0" b="0"/>
+            <wp:docPr id="303777463" name="Picture 1"/>
+            <wp:cNvGraphicFramePr>
+              <a:graphicFrameLocks xmlns:a="http://schemas.openxmlformats.org/drawingml/2006/main" noChangeAspect="1"/>
+            </wp:cNvGraphicFramePr>
+            <a:graphic xmlns:a="http://schemas.openxmlformats.org/drawingml/2006/main">
+              <a:graphicData uri="http://schemas.openxmlformats.org/drawingml/2006/picture">
+                <pic:pic xmlns:pic="http://schemas.openxmlformats.org/drawingml/2006/picture">
+                  <pic:nvPicPr>
+                    <pic:cNvPr id="303777463" name=""/>
+                    <pic:cNvPicPr/>
+                  </pic:nvPicPr>
+                  <pic:blipFill>
+                    <a:blip r:embed="rId67"/>
+                    <a:stretch>
+                      <a:fillRect/>
+                    </a:stretch>
+                  </pic:blipFill>
+                  <pic:spPr>
+                    <a:xfrm>
+                      <a:off x="0" y="0"/>
+                      <a:ext cx="3378440" cy="1502468"/>
+                    </a:xfrm>
+                    <a:prstGeom prst="rect">
+                      <a:avLst/>
+                    </a:prstGeom>
+                  </pic:spPr>
+                </pic:pic>
+              </a:graphicData>
+            </a:graphic>
+          </wp:inline>
+        </w:drawing>
+      </w:r>
+    </w:p>
+    <w:p>
+      <w:r>
+        <w:t xml:space="preserve">In the simplest </w:t>
+      </w:r>
+      <w:r>
+        <w:t xml:space="preserve">development </w:t>
+      </w:r>
+      <w:r>
+        <w:t xml:space="preserve">scenario you can </w:t>
+      </w:r>
+      <w:r>
+        <w:t xml:space="preserve">make direct updates to items in the </w:t>
+      </w:r>
+      <w:r>
+        <w:rPr>
+          <w:b/>
+          <w:bCs/>
+        </w:rPr>
+        <w:t>dev</w:t>
+      </w:r>
+      <w:r>
+        <w:t xml:space="preserve"> workspace and then use </w:t>
+      </w:r>
+      <w:r>
+        <w:rPr>
+          <w:b/>
+          <w:bCs/>
+        </w:rPr>
+        <w:t>Commit to GIT</w:t>
+      </w:r>
+      <w:r>
+        <w:t xml:space="preserve"> operations</w:t>
+      </w:r>
+      <w:r>
+        <w:t xml:space="preserve"> to commit changes in GIT where they can be used to revert to an earlier version. However, you can build a much better development process by creating feature branches and feature workspace as discusses earlier</w:t>
+      </w:r>
+      <w:r>
+        <w:t xml:space="preserve">. </w:t>
+      </w:r>
+    </w:p>
+    <w:p>
+      <w:r>
+        <w:t xml:space="preserve">As an example, you can use the </w:t>
+      </w:r>
+      <w:r>
+        <w:rPr>
+          <w:b/>
+          <w:bCs/>
+        </w:rPr>
+        <w:t>main</w:t>
+      </w:r>
+      <w:r>
+        <w:t xml:space="preserve"> branch as the integration branch</w:t>
+      </w:r>
+      <w:r>
+        <w:t xml:space="preserve"> for your development process</w:t>
+      </w:r>
+      <w:r>
+        <w:t xml:space="preserve">. This makes it possible to create new feature workspaces by using the </w:t>
+      </w:r>
+      <w:r>
+        <w:rPr>
+          <w:b/>
+          <w:bCs/>
+        </w:rPr>
+        <w:t>Branch out to workspace</w:t>
+      </w:r>
+      <w:r>
+        <w:t xml:space="preserve"> command</w:t>
+      </w:r>
+      <w:r>
+        <w:t xml:space="preserve"> </w:t>
+      </w:r>
+      <w:r>
+        <w:t xml:space="preserve">to branch out from </w:t>
+      </w:r>
+      <w:r>
+        <w:t xml:space="preserve">the </w:t>
+      </w:r>
+      <w:r>
+        <w:rPr>
+          <w:b/>
+          <w:bCs/>
+        </w:rPr>
+        <w:t>dev</w:t>
+      </w:r>
+      <w:r>
+        <w:t xml:space="preserve"> workspace. </w:t>
+      </w:r>
+      <w:r>
+        <w:t xml:space="preserve">As changes </w:t>
+      </w:r>
+      <w:r>
+        <w:t xml:space="preserve">are committed and merged to </w:t>
+      </w:r>
+      <w:r>
+        <w:t xml:space="preserve">the </w:t>
+      </w:r>
+      <w:r>
+        <w:rPr>
+          <w:b/>
+          <w:bCs/>
+        </w:rPr>
+        <w:t>main</w:t>
+      </w:r>
+      <w:r>
+        <w:t xml:space="preserve"> branch using a pull request</w:t>
+      </w:r>
+      <w:r>
+        <w:t xml:space="preserve">, </w:t>
+      </w:r>
+      <w:r>
+        <w:t xml:space="preserve">the </w:t>
+      </w:r>
+      <w:r>
+        <w:t xml:space="preserve">changes </w:t>
+      </w:r>
+      <w:r>
+        <w:t>can be synchronized</w:t>
+      </w:r>
+      <w:r>
+        <w:t xml:space="preserve"> to items in the dev workspace using an </w:t>
       </w:r>
       <w:r>
         <w:rPr>
@@ -10804,10 +11306,147 @@
         <w:t>Update from GIT</w:t>
       </w:r>
       <w:r>
-        <w:t xml:space="preserve"> API to push changes from a release branch to workspace items in a target workspace. However, there are issues to consider when deciding whether to build a release process based on Fabric GIT synchronization.</w:t>
-      </w:r>
-      <w:r>
-        <w:t xml:space="preserve"> The following diagram shows a release process building using GitFlow branching strategy. The dev branch plays the role of the integration and pull requests are used to push changes to the two release branches named </w:t>
+        <w:t xml:space="preserve"> operation. Once item-level changes have propagated to the </w:t>
+      </w:r>
+      <w:r>
+        <w:rPr>
+          <w:b/>
+          <w:bCs/>
+        </w:rPr>
+        <w:t>dev</w:t>
+      </w:r>
+      <w:r>
+        <w:t xml:space="preserve"> workspace, they can be deployed across the other workspaces in the deployment pipeline using the </w:t>
+      </w:r>
+      <w:r>
+        <w:rPr>
+          <w:b/>
+          <w:bCs/>
+        </w:rPr>
+        <w:t>Deploy</w:t>
+      </w:r>
+      <w:r>
+        <w:t xml:space="preserve"> command.</w:t>
+      </w:r>
+    </w:p>
+    <w:p>
+      <w:r>
+        <w:lastRenderedPageBreak/>
+        <w:t xml:space="preserve">While </w:t>
+      </w:r>
+      <w:r>
+        <w:t xml:space="preserve">Deployment Pipelines </w:t>
+      </w:r>
+      <w:r>
+        <w:t xml:space="preserve">provides the easiest option, they also </w:t>
+      </w:r>
+      <w:r>
+        <w:t xml:space="preserve">have </w:t>
+      </w:r>
+      <w:r>
+        <w:t xml:space="preserve">noteworthy </w:t>
+      </w:r>
+      <w:r>
+        <w:t>limitations which limits their use in certain scenarios.</w:t>
+      </w:r>
+      <w:r>
+        <w:t xml:space="preserve"> </w:t>
+      </w:r>
+      <w:r>
+        <w:t xml:space="preserve">For example, a Deployment Pipeline and all of its associated workspaces must exist inside the same Entra Id tenant. If you have a requirement create the </w:t>
+      </w:r>
+      <w:r>
+        <w:rPr>
+          <w:b/>
+          <w:bCs/>
+        </w:rPr>
+        <w:t xml:space="preserve">dev </w:t>
+      </w:r>
+      <w:r>
+        <w:t xml:space="preserve">workspace in one Entra Id tenant and the </w:t>
+      </w:r>
+      <w:r>
+        <w:rPr>
+          <w:b/>
+          <w:bCs/>
+        </w:rPr>
+        <w:t>prod</w:t>
+      </w:r>
+      <w:r>
+        <w:t xml:space="preserve"> workspace in another, you </w:t>
+      </w:r>
+      <w:r>
+        <w:t xml:space="preserve">cannot use deployment pipelines to </w:t>
+      </w:r>
+      <w:r>
+        <w:t>build your release process.</w:t>
+      </w:r>
+    </w:p>
+    <w:p>
+      <w:r>
+        <w:t xml:space="preserve">There are some other factors to consider as well </w:t>
+      </w:r>
+      <w:r>
+        <w:t>when deciding whether to use deployment pipelines.</w:t>
+      </w:r>
+      <w:r>
+        <w:t xml:space="preserve"> </w:t>
+      </w:r>
+      <w:r>
+        <w:t>Deployment Pipelines r</w:t>
+      </w:r>
+      <w:r>
+        <w:t xml:space="preserve">equires manual configuration because certain setup tasks are not supported through </w:t>
+      </w:r>
+      <w:r>
+        <w:t xml:space="preserve">public </w:t>
+      </w:r>
+      <w:r>
+        <w:t>APIs</w:t>
+      </w:r>
+      <w:r>
+        <w:t xml:space="preserve">. Deployment pipeline are very limited in setting up approval processes when compared to what is possible with pull requests in a GIT repository. You will also find that deployment pipelines are not well suited to handle deployment in large workspaces with 100s of items. </w:t>
+      </w:r>
+    </w:p>
+    <w:p>
+      <w:r>
+        <w:t xml:space="preserve">A second option for building a release process using </w:t>
+      </w:r>
+      <w:r>
+        <w:t xml:space="preserve">GIT synchronization. </w:t>
+      </w:r>
+      <w:r>
+        <w:t xml:space="preserve">For </w:t>
+      </w:r>
+      <w:r>
+        <w:t xml:space="preserve">example, </w:t>
+      </w:r>
+      <w:r>
+        <w:t xml:space="preserve">you can use a </w:t>
+      </w:r>
+      <w:proofErr w:type="spellStart"/>
+      <w:r>
+        <w:t>GitFlow</w:t>
+      </w:r>
+      <w:proofErr w:type="spellEnd"/>
+      <w:r>
+        <w:t xml:space="preserve"> branching strategy in which there </w:t>
+      </w:r>
+      <w:r>
+        <w:t xml:space="preserve">is a GIT repository with </w:t>
+      </w:r>
+      <w:r>
+        <w:t xml:space="preserve">three long-lived branches named </w:t>
+      </w:r>
+      <w:r>
+        <w:rPr>
+          <w:b/>
+          <w:bCs/>
+        </w:rPr>
+        <w:t>dev</w:t>
+      </w:r>
+      <w:r>
+        <w:t xml:space="preserve">, </w:t>
       </w:r>
       <w:r>
         <w:rPr>
@@ -10827,7 +11466,52 @@
         <w:t>main</w:t>
       </w:r>
       <w:r>
-        <w:t xml:space="preserve">. Deploy to workspaces is based on running an </w:t>
+        <w:t xml:space="preserve">. The </w:t>
+      </w:r>
+      <w:r>
+        <w:rPr>
+          <w:b/>
+          <w:bCs/>
+        </w:rPr>
+        <w:t>dev</w:t>
+      </w:r>
+      <w:r>
+        <w:t xml:space="preserve"> branch serves as the integration</w:t>
+      </w:r>
+      <w:r>
+        <w:t>. P</w:t>
+      </w:r>
+      <w:r>
+        <w:t xml:space="preserve">ull request are used push changes to the </w:t>
+      </w:r>
+      <w:r>
+        <w:rPr>
+          <w:b/>
+          <w:bCs/>
+        </w:rPr>
+        <w:t>test</w:t>
+      </w:r>
+      <w:r>
+        <w:t xml:space="preserve"> branch and the </w:t>
+      </w:r>
+      <w:r>
+        <w:rPr>
+          <w:b/>
+          <w:bCs/>
+        </w:rPr>
+        <w:t>main</w:t>
+      </w:r>
+      <w:r>
+        <w:t xml:space="preserve"> branch serve as dedicated release branches. </w:t>
+      </w:r>
+      <w:r>
+        <w:t xml:space="preserve">You </w:t>
+      </w:r>
+      <w:r>
+        <w:t xml:space="preserve">can </w:t>
+      </w:r>
+      <w:r>
+        <w:t xml:space="preserve">then use an </w:t>
       </w:r>
       <w:r>
         <w:rPr>
@@ -10837,15 +11521,33 @@
         <w:t>Update from GIT</w:t>
       </w:r>
       <w:r>
-        <w:t xml:space="preserve"> operation </w:t>
-      </w:r>
-    </w:p>
-    <w:p>
-      <w:r>
+        <w:t xml:space="preserve"> </w:t>
+      </w:r>
+      <w:r>
+        <w:t xml:space="preserve">operation </w:t>
+      </w:r>
+      <w:r>
+        <w:t xml:space="preserve">to push changes from a release branch to </w:t>
+      </w:r>
+      <w:r>
+        <w:t xml:space="preserve">its target </w:t>
+      </w:r>
+      <w:r>
+        <w:t>workspace</w:t>
+      </w:r>
+      <w:r>
+        <w:t>.</w:t>
+      </w:r>
+    </w:p>
+    <w:p>
+      <w:r>
+        <w:rPr>
+          <w:noProof/>
+        </w:rPr>
         <w:drawing>
-          <wp:inline distT="0" distB="0" distL="0" distR="0" wp14:anchorId="3F77AEEA" wp14:editId="5FC0F0B2">
-            <wp:extent cx="3375804" cy="1140897"/>
-            <wp:effectExtent l="0" t="0" r="0" b="2540"/>
+          <wp:inline distT="0" distB="0" distL="0" distR="0" wp14:anchorId="03CF864B" wp14:editId="52D43BFC">
+            <wp:extent cx="3811692" cy="1288211"/>
+            <wp:effectExtent l="0" t="0" r="0" b="7620"/>
             <wp:docPr id="995830361" name="Picture 1"/>
             <wp:cNvGraphicFramePr>
               <a:graphicFrameLocks xmlns:a="http://schemas.openxmlformats.org/drawingml/2006/main" noChangeAspect="1"/>
@@ -10858,7 +11560,7 @@
                     <pic:cNvPicPr/>
                   </pic:nvPicPr>
                   <pic:blipFill>
-                    <a:blip r:embed="rId67"/>
+                    <a:blip r:embed="rId68"/>
                     <a:stretch>
                       <a:fillRect/>
                     </a:stretch>
@@ -10866,7 +11568,7 @@
                   <pic:spPr>
                     <a:xfrm>
                       <a:off x="0" y="0"/>
-                      <a:ext cx="3391480" cy="1146195"/>
+                      <a:ext cx="3836656" cy="1296648"/>
                     </a:xfrm>
                     <a:prstGeom prst="rect">
                       <a:avLst/>
@@ -10881,7 +11583,60 @@
     </w:p>
     <w:p>
       <w:r>
-        <w:t xml:space="preserve">First, there is typically extra work required after a call </w:t>
+        <w:t>T</w:t>
+      </w:r>
+      <w:r>
+        <w:t xml:space="preserve">here are </w:t>
+      </w:r>
+      <w:r>
+        <w:t xml:space="preserve">two important </w:t>
+      </w:r>
+      <w:r>
+        <w:t xml:space="preserve">issues to consider when deciding whether to build a release process </w:t>
+      </w:r>
+      <w:r>
+        <w:t xml:space="preserve">using </w:t>
+      </w:r>
+      <w:r>
+        <w:t xml:space="preserve">GIT synchronization. </w:t>
+      </w:r>
+      <w:r>
+        <w:t xml:space="preserve">First, there </w:t>
+      </w:r>
+      <w:r>
+        <w:t>are times when environment-specific settings are committed to GIT. For example, the datasource location for semantic model</w:t>
+      </w:r>
+      <w:r>
+        <w:t>s</w:t>
+      </w:r>
+      <w:r>
+        <w:t xml:space="preserve"> </w:t>
+      </w:r>
+      <w:r>
+        <w:t xml:space="preserve">in the </w:t>
+      </w:r>
+      <w:r>
+        <w:rPr>
+          <w:b/>
+          <w:bCs/>
+        </w:rPr>
+        <w:t>dev</w:t>
+      </w:r>
+      <w:r>
+        <w:t xml:space="preserve"> workspace will be committed to GIT and then propagated to semantic models in the </w:t>
+      </w:r>
+      <w:r>
+        <w:rPr>
+          <w:b/>
+          <w:bCs/>
+        </w:rPr>
+        <w:t>test</w:t>
+      </w:r>
+      <w:r>
+        <w:t xml:space="preserve"> workspace. This means you must find a way to update semantic models with the correct environment-specific settings </w:t>
+      </w:r>
+      <w:r>
+        <w:t xml:space="preserve">after a </w:t>
       </w:r>
       <w:r>
         <w:rPr>
@@ -10891,7 +11646,16 @@
         <w:t>Update from GIT</w:t>
       </w:r>
       <w:r>
-        <w:t xml:space="preserve"> completes. For example, you might be required to write code for a post-sync job to update workspace items to reestablish item relations or to replace environment-specific settings.</w:t>
+        <w:t xml:space="preserve"> </w:t>
+      </w:r>
+      <w:r>
+        <w:t xml:space="preserve">operation </w:t>
+      </w:r>
+      <w:r>
+        <w:t>completes</w:t>
+      </w:r>
+      <w:r>
+        <w:t>.</w:t>
       </w:r>
     </w:p>
     <w:p>
@@ -10900,8 +11664,8 @@
           <w:noProof/>
         </w:rPr>
         <w:drawing>
-          <wp:inline distT="0" distB="0" distL="0" distR="0" wp14:anchorId="2C42C452" wp14:editId="18723610">
-            <wp:extent cx="2893230" cy="656292"/>
+          <wp:inline distT="0" distB="0" distL="0" distR="0" wp14:anchorId="2F8C830B" wp14:editId="36E250DC">
+            <wp:extent cx="3397265" cy="770626"/>
             <wp:effectExtent l="0" t="0" r="0" b="0"/>
             <wp:docPr id="1321205937" name="Picture 1"/>
             <wp:cNvGraphicFramePr>
@@ -10915,7 +11679,7 @@
                     <pic:cNvPicPr/>
                   </pic:nvPicPr>
                   <pic:blipFill>
-                    <a:blip r:embed="rId68"/>
+                    <a:blip r:embed="rId69"/>
                     <a:stretch>
                       <a:fillRect/>
                     </a:stretch>
@@ -10923,7 +11687,7 @@
                   <pic:spPr>
                     <a:xfrm>
                       <a:off x="0" y="0"/>
-                      <a:ext cx="2893230" cy="656292"/>
+                      <a:ext cx="3403396" cy="772017"/>
                     </a:xfrm>
                     <a:prstGeom prst="rect">
                       <a:avLst/>
@@ -10977,9 +11741,9 @@
           <w:noProof/>
         </w:rPr>
         <w:drawing>
-          <wp:inline distT="0" distB="0" distL="0" distR="0" wp14:anchorId="7090C718" wp14:editId="7D32E843">
-            <wp:extent cx="3073187" cy="1112202"/>
-            <wp:effectExtent l="0" t="0" r="0" b="0"/>
+          <wp:inline distT="0" distB="0" distL="0" distR="0" wp14:anchorId="626C62E8" wp14:editId="3C8AF345">
+            <wp:extent cx="3480073" cy="1259457"/>
+            <wp:effectExtent l="0" t="0" r="6350" b="0"/>
             <wp:docPr id="282491224" name="Picture 1"/>
             <wp:cNvGraphicFramePr>
               <a:graphicFrameLocks xmlns:a="http://schemas.openxmlformats.org/drawingml/2006/main" noChangeAspect="1"/>
@@ -10992,7 +11756,7 @@
                     <pic:cNvPicPr/>
                   </pic:nvPicPr>
                   <pic:blipFill>
-                    <a:blip r:embed="rId69"/>
+                    <a:blip r:embed="rId70"/>
                     <a:stretch>
                       <a:fillRect/>
                     </a:stretch>
@@ -11000,7 +11764,7 @@
                   <pic:spPr>
                     <a:xfrm>
                       <a:off x="0" y="0"/>
-                      <a:ext cx="3073187" cy="1112202"/>
+                      <a:ext cx="3506372" cy="1268975"/>
                     </a:xfrm>
                     <a:prstGeom prst="rect">
                       <a:avLst/>
@@ -11015,51 +11779,124 @@
     </w:p>
     <w:p>
       <w:r>
-        <w:t>A second option is d</w:t>
-      </w:r>
-      <w:r>
-        <w:t xml:space="preserve">eployment </w:t>
-      </w:r>
-      <w:r>
-        <w:t>p</w:t>
-      </w:r>
-      <w:r>
-        <w:t>ipelines</w:t>
+        <w:t xml:space="preserve">The third option for building a release process is </w:t>
+      </w:r>
+      <w:r>
+        <w:t>using an API-driven approach</w:t>
+      </w:r>
+      <w:r>
+        <w:t xml:space="preserve">. Using an </w:t>
+      </w:r>
+      <w:r>
+        <w:t>API-driven approach</w:t>
+      </w:r>
+      <w:r>
+        <w:t xml:space="preserve"> </w:t>
+      </w:r>
+      <w:r>
+        <w:t xml:space="preserve">to build a release process </w:t>
+      </w:r>
+      <w:r>
+        <w:t>has many advantages over using Deployment Pipelines or GIT synchronization</w:t>
+      </w:r>
+      <w:r>
+        <w:t xml:space="preserve">. There are performance advantages along with </w:t>
+      </w:r>
+      <w:r>
+        <w:t>the ability to scale to larger w</w:t>
+      </w:r>
+      <w:r>
+        <w:t xml:space="preserve">orkspace containing </w:t>
+      </w:r>
+      <w:r>
+        <w:t xml:space="preserve">100s of items. </w:t>
+      </w:r>
+      <w:r>
+        <w:t xml:space="preserve">There is also greater flexibility because you can use whatever GIT branching strategy your organization prefers. For example, you can start by selecting a GIT branch strategy such as </w:t>
+      </w:r>
+      <w:proofErr w:type="spellStart"/>
+      <w:r>
+        <w:t>GitFlow</w:t>
+      </w:r>
+      <w:proofErr w:type="spellEnd"/>
+      <w:r>
+        <w:t xml:space="preserve"> or trunk-based development. After that, you can adapt an API-driven release process to </w:t>
+      </w:r>
+      <w:r>
+        <w:t xml:space="preserve">whatever </w:t>
+      </w:r>
+      <w:r>
+        <w:t>branching strategy</w:t>
+      </w:r>
+      <w:r>
+        <w:t xml:space="preserve"> you have selected</w:t>
+      </w:r>
+      <w:r>
+        <w:t>.</w:t>
+      </w:r>
+    </w:p>
+    <w:p>
+      <w:r>
+        <w:lastRenderedPageBreak/>
+        <w:t>In theory, you could spend the time and energy required to implement a release process using the Fabric REST APIs. However, this approach would require a non-trivial coding effort</w:t>
       </w:r>
       <w:r>
         <w:t xml:space="preserve">. </w:t>
       </w:r>
       <w:r>
-        <w:t xml:space="preserve">Earlier you learned that Deployment Pipelines provide a low-code approach for building a release process. However, Deployment Pipelines have limitations which limits their use in certain scenarios. For </w:t>
-      </w:r>
-      <w:r>
-        <w:lastRenderedPageBreak/>
-        <w:t xml:space="preserve">example, a Deployment Pipeline and all of its associated workspaces must exist inside the same Entra Id tenant. If you have a requirement create the </w:t>
-      </w:r>
-      <w:r>
-        <w:rPr>
-          <w:b/>
-          <w:bCs/>
-        </w:rPr>
-        <w:t xml:space="preserve">dev </w:t>
-      </w:r>
-      <w:r>
-        <w:t xml:space="preserve">workspace in one Entra Id tenant and the </w:t>
-      </w:r>
-      <w:r>
-        <w:rPr>
-          <w:b/>
-          <w:bCs/>
-        </w:rPr>
-        <w:t>prod</w:t>
-      </w:r>
-      <w:r>
-        <w:t xml:space="preserve"> workspace in another, you must choose a different approach for building your release process.</w:t>
-      </w:r>
-    </w:p>
-    <w:p>
-      <w:r>
-        <w:t xml:space="preserve">For example, you can design the development process using feature workspaces and feature branches where changes are merged back to a release branch. Updates in the release branch can be synchronized up to workspace items in the </w:t>
+        <w:t xml:space="preserve">Fortunately, there's a much better option. You can fully implement your release process without incurring significant technical debt by leveraging the </w:t>
+      </w:r>
+      <w:r>
+        <w:rPr>
+          <w:b/>
+          <w:bCs/>
+        </w:rPr>
+        <w:t>fabric-cicd</w:t>
+      </w:r>
+      <w:r>
+        <w:t xml:space="preserve"> library.</w:t>
+      </w:r>
+      <w:r>
+        <w:t xml:space="preserve"> The next section will examine </w:t>
+      </w:r>
+      <w:r>
+        <w:t xml:space="preserve">the </w:t>
+      </w:r>
+      <w:r>
+        <w:rPr>
+          <w:b/>
+          <w:bCs/>
+        </w:rPr>
+        <w:t>fabric-cicd</w:t>
+      </w:r>
+      <w:r>
+        <w:t xml:space="preserve"> library</w:t>
+      </w:r>
+      <w:r>
+        <w:t xml:space="preserve"> in more depth. For now, let's see where the fabric-cicd library can be used with a few popular branching strategies.</w:t>
+      </w:r>
+    </w:p>
+    <w:p>
+      <w:r>
+        <w:t xml:space="preserve">Let's revisit the </w:t>
+      </w:r>
+      <w:proofErr w:type="spellStart"/>
+      <w:r>
+        <w:t>GitFlow</w:t>
+      </w:r>
+      <w:proofErr w:type="spellEnd"/>
+      <w:r>
+        <w:t xml:space="preserve"> branching strategy with a release process built using the </w:t>
+      </w:r>
+      <w:r>
+        <w:rPr>
+          <w:b/>
+          <w:bCs/>
+        </w:rPr>
+        <w:t>fabric-cicd</w:t>
+      </w:r>
+      <w:r>
+        <w:t xml:space="preserve"> library. The </w:t>
       </w:r>
       <w:r>
         <w:rPr>
@@ -11069,52 +11906,13 @@
         <w:t>dev</w:t>
       </w:r>
       <w:r>
-        <w:t xml:space="preserve"> workspace which represents the first stage of a Deployment Pipeline. Once changes from the development process have been propagated to the </w:t>
-      </w:r>
-      <w:r>
-        <w:rPr>
-          <w:b/>
-          <w:bCs/>
-        </w:rPr>
-        <w:t>dev</w:t>
-      </w:r>
-      <w:r>
-        <w:t xml:space="preserve"> workspace, the Deployment Pipeline is used to implement a release process to deploy changes to the </w:t>
-      </w:r>
-      <w:r>
-        <w:rPr>
-          <w:b/>
-          <w:bCs/>
-        </w:rPr>
-        <w:t>test</w:t>
-      </w:r>
-      <w:r>
-        <w:t xml:space="preserve"> workspace and then on to the </w:t>
-      </w:r>
-      <w:r>
-        <w:rPr>
-          <w:b/>
-          <w:bCs/>
-        </w:rPr>
-        <w:t>prod</w:t>
-      </w:r>
-      <w:r>
-        <w:t xml:space="preserve"> workspace.</w:t>
-      </w:r>
-    </w:p>
-    <w:p>
-      <w:r>
-        <w:t>main branch serves as integration branch</w:t>
-      </w:r>
-    </w:p>
-    <w:p>
-      <w:r>
-        <w:t>dev workspace kept in sync with main branch using automated Update from GIT action</w:t>
-      </w:r>
-    </w:p>
-    <w:p>
-      <w:r>
-        <w:t>Workspace item changes moves across workspaces using deployment pipeline Deploy action</w:t>
+        <w:t xml:space="preserve"> branch serves as integration branch</w:t>
+      </w:r>
+      <w:r>
+        <w:t xml:space="preserve"> and pull requests are used to merge updates in the two release branches. One reason to prefer fabric-cicd over GIT synchronization is its support for parameterization. The fabric-cicd library makes it possible to dynamically update </w:t>
+      </w:r>
+      <w:r>
+        <w:t>environment-specific settings in GIT as part of the deployment process.</w:t>
       </w:r>
     </w:p>
     <w:p>
@@ -11123,195 +11921,9 @@
           <w:noProof/>
         </w:rPr>
         <w:drawing>
-          <wp:inline distT="0" distB="0" distL="0" distR="0" wp14:anchorId="507CDDC2" wp14:editId="24C2FEEE">
-            <wp:extent cx="3508076" cy="1473717"/>
-            <wp:effectExtent l="0" t="0" r="0" b="0"/>
-            <wp:docPr id="2035093329" name="Picture 1"/>
-            <wp:cNvGraphicFramePr>
-              <a:graphicFrameLocks xmlns:a="http://schemas.openxmlformats.org/drawingml/2006/main" noChangeAspect="1"/>
-            </wp:cNvGraphicFramePr>
-            <a:graphic xmlns:a="http://schemas.openxmlformats.org/drawingml/2006/main">
-              <a:graphicData uri="http://schemas.openxmlformats.org/drawingml/2006/picture">
-                <pic:pic xmlns:pic="http://schemas.openxmlformats.org/drawingml/2006/picture">
-                  <pic:nvPicPr>
-                    <pic:cNvPr id="2035093329" name=""/>
-                    <pic:cNvPicPr/>
-                  </pic:nvPicPr>
-                  <pic:blipFill>
-                    <a:blip r:embed="rId70"/>
-                    <a:stretch>
-                      <a:fillRect/>
-                    </a:stretch>
-                  </pic:blipFill>
-                  <pic:spPr>
-                    <a:xfrm>
-                      <a:off x="0" y="0"/>
-                      <a:ext cx="3527745" cy="1481980"/>
-                    </a:xfrm>
-                    <a:prstGeom prst="rect">
-                      <a:avLst/>
-                    </a:prstGeom>
-                  </pic:spPr>
-                </pic:pic>
-              </a:graphicData>
-            </a:graphic>
-          </wp:inline>
-        </w:drawing>
-      </w:r>
-    </w:p>
-    <w:p/>
-    <w:p>
-      <w:r>
-        <w:t>Works best when solution contains Power BI artifacts such as semantic models and reports.</w:t>
-      </w:r>
-    </w:p>
-    <w:p>
-      <w:r>
-        <w:t>Complaints</w:t>
-      </w:r>
-    </w:p>
-    <w:p>
-      <w:pPr>
-        <w:pStyle w:val="ListParagraph"/>
-        <w:numPr>
-          <w:ilvl w:val="0"/>
-          <w:numId w:val="38"/>
-        </w:numPr>
-      </w:pPr>
-      <w:r>
-        <w:t>Requires manual configuration because certain setup tasks are not supported through APIs</w:t>
-      </w:r>
-    </w:p>
-    <w:p>
-      <w:pPr>
-        <w:pStyle w:val="ListParagraph"/>
-        <w:numPr>
-          <w:ilvl w:val="0"/>
-          <w:numId w:val="38"/>
-        </w:numPr>
-      </w:pPr>
-      <w:r>
-        <w:t>Everything must be in same Entra Id tenant</w:t>
-      </w:r>
-    </w:p>
-    <w:p>
-      <w:pPr>
-        <w:pStyle w:val="ListParagraph"/>
-        <w:numPr>
-          <w:ilvl w:val="0"/>
-          <w:numId w:val="38"/>
-        </w:numPr>
-      </w:pPr>
-      <w:r>
-        <w:t>No support for approval process that you have with pull requests</w:t>
-      </w:r>
-    </w:p>
-    <w:p>
-      <w:pPr>
-        <w:pStyle w:val="ListParagraph"/>
-        <w:numPr>
-          <w:ilvl w:val="0"/>
-          <w:numId w:val="38"/>
-        </w:numPr>
-      </w:pPr>
-      <w:r>
-        <w:t>Best for small-medium scale projects and ad-hoc deployments</w:t>
-      </w:r>
-    </w:p>
-    <w:p>
-      <w:pPr>
-        <w:pStyle w:val="ListParagraph"/>
-        <w:numPr>
-          <w:ilvl w:val="0"/>
-          <w:numId w:val="38"/>
-        </w:numPr>
-      </w:pPr>
-      <w:r>
-        <w:t>Y</w:t>
-      </w:r>
-      <w:r>
-        <w:t>ou cannot define complex conditional approvals, multi-level approvers, or automated workflows directly in Fabric</w:t>
-      </w:r>
-    </w:p>
-    <w:p>
-      <w:pPr>
-        <w:pStyle w:val="ListParagraph"/>
-        <w:numPr>
-          <w:ilvl w:val="0"/>
-          <w:numId w:val="38"/>
-        </w:numPr>
-      </w:pPr>
-      <w:r>
-        <w:t xml:space="preserve">No granularity for </w:t>
-      </w:r>
-      <w:r>
-        <w:t xml:space="preserve">approver permissions </w:t>
-      </w:r>
-      <w:r>
-        <w:t>with read-only access</w:t>
-      </w:r>
-    </w:p>
-    <w:p>
-      <w:r>
-        <w:t xml:space="preserve">The third option for building a release process is </w:t>
-      </w:r>
-      <w:r>
-        <w:t xml:space="preserve">using an API-driven approach </w:t>
-      </w:r>
-      <w:r>
-        <w:t xml:space="preserve">to automate pushing changes from GIT to a target workspace. </w:t>
-      </w:r>
-      <w:r>
-        <w:t xml:space="preserve">Building an API-driven </w:t>
-      </w:r>
-      <w:r>
-        <w:t xml:space="preserve">release process has become popular because </w:t>
-      </w:r>
-      <w:r>
-        <w:t xml:space="preserve">you can </w:t>
-      </w:r>
-      <w:r>
-        <w:t xml:space="preserve">overcome limitations and </w:t>
-      </w:r>
-      <w:r>
-        <w:t xml:space="preserve">other </w:t>
-      </w:r>
-      <w:r>
-        <w:t>issues involved with using Deployment Pipelines or GIT synchronization.</w:t>
-      </w:r>
-    </w:p>
-    <w:p>
-      <w:r>
-        <w:t>dev branch serves as integration branch</w:t>
-      </w:r>
-    </w:p>
-    <w:p>
-      <w:r>
-        <w:t>dev workspace kept in sync with dev branch using workflow which runs Update from GIT operation</w:t>
-      </w:r>
-    </w:p>
-    <w:p>
-      <w:r>
-        <w:t>Pull requests used to promote changes from dev to test to prod</w:t>
-      </w:r>
-    </w:p>
-    <w:p>
-      <w:r>
-        <w:t>test branch and prod branch serve as release branches</w:t>
-      </w:r>
-    </w:p>
-    <w:p>
-      <w:r>
-        <w:t>test and prod workspaces kept in sync with underlying release branches using fabric-cicd library</w:t>
-      </w:r>
-    </w:p>
-    <w:p>
-      <w:r>
-        <w:lastRenderedPageBreak/>
-        <w:drawing>
-          <wp:inline distT="0" distB="0" distL="0" distR="0" wp14:anchorId="0DD8B0BE" wp14:editId="47461359">
-            <wp:extent cx="3772619" cy="1502061"/>
-            <wp:effectExtent l="0" t="0" r="0" b="3175"/>
+          <wp:inline distT="0" distB="0" distL="0" distR="0" wp14:anchorId="0DD8B0BE" wp14:editId="6B454A20">
+            <wp:extent cx="4679931" cy="1863306"/>
+            <wp:effectExtent l="0" t="0" r="6985" b="3810"/>
             <wp:docPr id="905201143" name="Picture 1"/>
             <wp:cNvGraphicFramePr>
               <a:graphicFrameLocks xmlns:a="http://schemas.openxmlformats.org/drawingml/2006/main" noChangeAspect="1"/>
@@ -11332,7 +11944,7 @@
                   <pic:spPr>
                     <a:xfrm>
                       <a:off x="0" y="0"/>
-                      <a:ext cx="3794577" cy="1510804"/>
+                      <a:ext cx="4715994" cy="1877664"/>
                     </a:xfrm>
                     <a:prstGeom prst="rect">
                       <a:avLst/>
@@ -11347,32 +11959,74 @@
     </w:p>
     <w:p>
       <w:r>
-        <w:t>Many develop teams prefer trunk-based development.</w:t>
-      </w:r>
-    </w:p>
-    <w:p>
-      <w:r>
-        <w:t>In a TBD flow, main is the only long-lived branch</w:t>
-      </w:r>
-    </w:p>
-    <w:p>
-      <w:r>
-        <w:t>main branch serves as both integration branch and release branch</w:t>
-      </w:r>
-    </w:p>
-    <w:p>
-      <w:r>
-        <w:t>dev workspace kept in sync with main branch using automated Update from GIT operation</w:t>
-      </w:r>
-    </w:p>
-    <w:p>
-      <w:r>
-        <w:t xml:space="preserve">Environments created in repo to provide deployment targets and approval gates for test and prod </w:t>
-      </w:r>
-    </w:p>
-    <w:p>
-      <w:r>
-        <w:t>Workflows first routed through approval gate before deploying to test and prod using fabric-cicd</w:t>
+        <w:t xml:space="preserve">While some organization like to use </w:t>
+      </w:r>
+      <w:proofErr w:type="spellStart"/>
+      <w:r>
+        <w:t>GitFlow</w:t>
+      </w:r>
+      <w:proofErr w:type="spellEnd"/>
+      <w:r>
+        <w:t xml:space="preserve"> as their branching strategy, many other </w:t>
+      </w:r>
+      <w:r>
+        <w:t>prefer trunk-based development</w:t>
+      </w:r>
+      <w:r>
+        <w:t xml:space="preserve"> where there is just a single long-lived branch with a name such as </w:t>
+      </w:r>
+      <w:r>
+        <w:rPr>
+          <w:b/>
+          <w:bCs/>
+        </w:rPr>
+        <w:t>main</w:t>
+      </w:r>
+      <w:r>
+        <w:t>.</w:t>
+      </w:r>
+      <w:r>
+        <w:t xml:space="preserve"> In a </w:t>
+      </w:r>
+      <w:r>
+        <w:t xml:space="preserve">trunk-based development </w:t>
+      </w:r>
+      <w:r>
+        <w:t xml:space="preserve">scenario, the </w:t>
+      </w:r>
+      <w:r>
+        <w:rPr>
+          <w:b/>
+          <w:bCs/>
+        </w:rPr>
+        <w:t>main</w:t>
+      </w:r>
+      <w:r>
+        <w:t xml:space="preserve"> branch </w:t>
+      </w:r>
+      <w:r>
+        <w:t xml:space="preserve">is </w:t>
+      </w:r>
+      <w:r>
+        <w:t xml:space="preserve">both the integration branch and the release branch. By </w:t>
+      </w:r>
+      <w:r>
+        <w:t>using the fabric-cicd</w:t>
+      </w:r>
+      <w:r>
+        <w:t xml:space="preserve">, you </w:t>
+      </w:r>
+      <w:r>
+        <w:t xml:space="preserve">have the flexibility to </w:t>
+      </w:r>
+      <w:r>
+        <w:t xml:space="preserve">build a release process </w:t>
+      </w:r>
+      <w:r>
+        <w:t>with a one-to-many mapping between a single release branch and multiple target workspaces</w:t>
+      </w:r>
+      <w:r>
+        <w:t>.</w:t>
       </w:r>
     </w:p>
     <w:p>
@@ -11381,9 +12035,9 @@
           <w:noProof/>
         </w:rPr>
         <w:drawing>
-          <wp:inline distT="0" distB="0" distL="0" distR="0" wp14:anchorId="63F2DC0F" wp14:editId="20230B5A">
-            <wp:extent cx="2484408" cy="1943339"/>
-            <wp:effectExtent l="0" t="0" r="0" b="0"/>
+          <wp:inline distT="0" distB="0" distL="0" distR="0" wp14:anchorId="63F2DC0F" wp14:editId="3C80BA8B">
+            <wp:extent cx="3080545" cy="2409645"/>
+            <wp:effectExtent l="0" t="0" r="5715" b="0"/>
             <wp:docPr id="364549616" name="Picture 1"/>
             <wp:cNvGraphicFramePr>
               <a:graphicFrameLocks xmlns:a="http://schemas.openxmlformats.org/drawingml/2006/main" noChangeAspect="1"/>
@@ -11404,7 +12058,7 @@
                   <pic:spPr>
                     <a:xfrm>
                       <a:off x="0" y="0"/>
-                      <a:ext cx="2496712" cy="1952963"/>
+                      <a:ext cx="3104159" cy="2428116"/>
                     </a:xfrm>
                     <a:prstGeom prst="rect">
                       <a:avLst/>
@@ -11418,26 +12072,198 @@
       </w:r>
     </w:p>
     <w:p>
+      <w:r>
+        <w:t xml:space="preserve">Consider a requirement in your Fabric CI/CD project </w:t>
+      </w:r>
+      <w:r>
+        <w:t xml:space="preserve">for a </w:t>
+      </w:r>
+      <w:r>
+        <w:t xml:space="preserve">human </w:t>
+      </w:r>
+      <w:r>
+        <w:t xml:space="preserve">to </w:t>
+      </w:r>
+      <w:r>
+        <w:t xml:space="preserve">manually approve </w:t>
+      </w:r>
+      <w:r>
+        <w:t xml:space="preserve">any </w:t>
+      </w:r>
+      <w:r>
+        <w:t xml:space="preserve">deployment targeting the </w:t>
+      </w:r>
+      <w:r>
+        <w:rPr>
+          <w:b/>
+          <w:bCs/>
+        </w:rPr>
+        <w:t>test</w:t>
+      </w:r>
+      <w:r>
+        <w:t xml:space="preserve"> workspace or the </w:t>
+      </w:r>
+      <w:r>
+        <w:rPr>
+          <w:b/>
+          <w:bCs/>
+        </w:rPr>
+        <w:t>prod</w:t>
+      </w:r>
+      <w:r>
+        <w:t xml:space="preserve"> workspace.</w:t>
+      </w:r>
+      <w:r>
+        <w:t xml:space="preserve"> This is simple with a </w:t>
+      </w:r>
+      <w:proofErr w:type="spellStart"/>
+      <w:r>
+        <w:t>GitFlow</w:t>
+      </w:r>
+      <w:proofErr w:type="spellEnd"/>
+      <w:r>
+        <w:t xml:space="preserve"> branching strategy</w:t>
+      </w:r>
+      <w:r>
+        <w:t xml:space="preserve"> because </w:t>
+      </w:r>
+      <w:r>
+        <w:t xml:space="preserve">you </w:t>
+      </w:r>
+      <w:r>
+        <w:t xml:space="preserve">can configure </w:t>
+      </w:r>
+      <w:r>
+        <w:t xml:space="preserve">a pull request </w:t>
+      </w:r>
+      <w:r>
+        <w:t xml:space="preserve">with </w:t>
+      </w:r>
+      <w:r>
+        <w:t>an interactive approval process</w:t>
+      </w:r>
+      <w:r>
+        <w:t xml:space="preserve">. </w:t>
+      </w:r>
+      <w:r>
+        <w:t>However, build</w:t>
+      </w:r>
+      <w:r>
+        <w:t>ing</w:t>
+      </w:r>
+      <w:r>
+        <w:t xml:space="preserve"> the same type of approval processes isn't possible with trunk-based development because there is just a single branch.</w:t>
+      </w:r>
+    </w:p>
+    <w:p>
+      <w:r>
+        <w:t xml:space="preserve">When using </w:t>
+      </w:r>
+      <w:r>
+        <w:t>trunk-based development</w:t>
+      </w:r>
+      <w:r>
+        <w:t xml:space="preserve"> with a single branch, you can configure manual approval processes by creating </w:t>
+      </w:r>
+      <w:r>
+        <w:t>environments</w:t>
+      </w:r>
+      <w:r>
+        <w:t xml:space="preserve"> </w:t>
+      </w:r>
+      <w:r>
+        <w:t xml:space="preserve">in the GIT provider </w:t>
+      </w:r>
+      <w:r>
+        <w:t>to match your project environments</w:t>
+      </w:r>
+      <w:r>
+        <w:t xml:space="preserve">. </w:t>
+      </w:r>
+      <w:r>
+        <w:t xml:space="preserve">For example, you can create GIT environments named test and prod which can be configure as build targets which </w:t>
+      </w:r>
+      <w:r>
+        <w:t xml:space="preserve">require </w:t>
+      </w:r>
+      <w:r>
+        <w:t xml:space="preserve">manual </w:t>
+      </w:r>
+      <w:r>
+        <w:t xml:space="preserve">approval. After </w:t>
+      </w:r>
+      <w:r>
+        <w:t xml:space="preserve">creating environments which require manual approval, </w:t>
+      </w:r>
+      <w:r>
+        <w:t xml:space="preserve">you can </w:t>
+      </w:r>
+      <w:r>
+        <w:t xml:space="preserve">then develop </w:t>
+      </w:r>
+      <w:r>
+        <w:t xml:space="preserve">workflows </w:t>
+      </w:r>
+      <w:r>
+        <w:t>that target them</w:t>
+      </w:r>
+      <w:r>
+        <w:t>.</w:t>
+      </w:r>
+      <w:r>
+        <w:t xml:space="preserve"> When the workflow gets triggered, </w:t>
+      </w:r>
+      <w:r>
+        <w:t xml:space="preserve">the GIT provider </w:t>
+      </w:r>
+      <w:r>
+        <w:t xml:space="preserve"> starts a manual approval process. </w:t>
+      </w:r>
+      <w:r>
+        <w:t>Once the manual approval is completed</w:t>
+      </w:r>
+      <w:r>
+        <w:t>, the workflow continues and use</w:t>
+      </w:r>
+      <w:r>
+        <w:t>s</w:t>
+      </w:r>
+      <w:r>
+        <w:t xml:space="preserve"> </w:t>
+      </w:r>
+      <w:r>
+        <w:t xml:space="preserve">the </w:t>
+      </w:r>
+      <w:r>
+        <w:rPr>
+          <w:b/>
+          <w:bCs/>
+        </w:rPr>
+        <w:t>fabric-cicd</w:t>
+      </w:r>
+      <w:r>
+        <w:t xml:space="preserve"> </w:t>
+      </w:r>
+      <w:r>
+        <w:t xml:space="preserve">library </w:t>
+      </w:r>
+      <w:r>
+        <w:t xml:space="preserve">to </w:t>
+      </w:r>
+      <w:r>
+        <w:t xml:space="preserve">deploy </w:t>
+      </w:r>
+      <w:r>
+        <w:t>changes to the target workspace.</w:t>
+      </w:r>
+    </w:p>
+    <w:p>
       <w:pPr>
         <w:pStyle w:val="Heading3"/>
       </w:pPr>
       <w:r>
+        <w:lastRenderedPageBreak/>
         <w:t>The fabric-cicd library</w:t>
-      </w:r>
-    </w:p>
-    <w:p>
-      <w:r>
-        <w:t xml:space="preserve">In theory, you could spend the time and energy required to implement a release process using the Fabric REST APIs. However, this approach would require a non-trivial coding effort because it requires custom logic that differs across workspace item types. Fortunately, there's a much better option. You can fully implement your release process without incurring significant technical debt by leveraging the </w:t>
-      </w:r>
-      <w:r>
-        <w:rPr>
-          <w:b/>
-          <w:bCs/>
-        </w:rPr>
-        <w:t>fabric-cicd</w:t>
-      </w:r>
-      <w:r>
-        <w:t xml:space="preserve"> library.</w:t>
       </w:r>
     </w:p>
     <w:p>
@@ -11681,7 +12507,23 @@
           <w:b/>
           <w:bCs/>
         </w:rPr>
-        <w:t>Python Package Index (PyPI)</w:t>
+        <w:t>Python Package Index (</w:t>
+      </w:r>
+      <w:proofErr w:type="spellStart"/>
+      <w:r>
+        <w:rPr>
+          <w:b/>
+          <w:bCs/>
+        </w:rPr>
+        <w:t>PyPI</w:t>
+      </w:r>
+      <w:proofErr w:type="spellEnd"/>
+      <w:r>
+        <w:rPr>
+          <w:b/>
+          <w:bCs/>
+        </w:rPr>
+        <w:t>)</w:t>
       </w:r>
       <w:r>
         <w:t xml:space="preserve"> which enables you to install it using </w:t>
@@ -11772,6 +12614,7 @@
         <w:rPr>
           <w:noProof/>
         </w:rPr>
+        <w:lastRenderedPageBreak/>
         <w:drawing>
           <wp:inline distT="0" distB="0" distL="0" distR="0" wp14:anchorId="7718DB04" wp14:editId="2F601172">
             <wp:extent cx="2947025" cy="2978988"/>
@@ -11942,467 +12785,475 @@
           <w:b w:val="0"/>
           <w:bCs/>
         </w:rPr>
+        <w:t xml:space="preserve">        'dev': </w:t>
+      </w:r>
+      <w:r>
+        <w:rPr>
+          <w:b w:val="0"/>
+          <w:bCs/>
+        </w:rPr>
+        <w:t xml:space="preserve"> </w:t>
+      </w:r>
+      <w:r>
+        <w:rPr>
+          <w:b w:val="0"/>
+          <w:bCs/>
+        </w:rPr>
+        <w:t>'.'</w:t>
+      </w:r>
+    </w:p>
+    <w:p>
+      <w:pPr>
+        <w:pStyle w:val="CodeListing"/>
+        <w:rPr>
+          <w:b w:val="0"/>
+          <w:bCs/>
+        </w:rPr>
+      </w:pPr>
+      <w:r>
+        <w:rPr>
+          <w:b w:val="0"/>
+          <w:bCs/>
+        </w:rPr>
+        <w:t xml:space="preserve">        'test': '.'</w:t>
+      </w:r>
+    </w:p>
+    <w:p>
+      <w:pPr>
+        <w:pStyle w:val="CodeListing"/>
+        <w:rPr>
+          <w:b w:val="0"/>
+          <w:bCs/>
+        </w:rPr>
+      </w:pPr>
+      <w:r>
+        <w:rPr>
+          <w:b w:val="0"/>
+          <w:bCs/>
+        </w:rPr>
+        <w:t xml:space="preserve">        'prod': '.'</w:t>
+      </w:r>
+    </w:p>
+    <w:p>
+      <w:pPr>
+        <w:pStyle w:val="CodeListing"/>
+        <w:rPr>
+          <w:b w:val="0"/>
+          <w:bCs/>
+        </w:rPr>
+      </w:pPr>
+      <w:r>
+        <w:rPr>
+          <w:b w:val="0"/>
+          <w:bCs/>
+        </w:rPr>
+        <w:t xml:space="preserve">    'item_types_in_scope':</w:t>
+      </w:r>
+    </w:p>
+    <w:p>
+      <w:pPr>
+        <w:pStyle w:val="CodeListing"/>
+        <w:rPr>
+          <w:b w:val="0"/>
+          <w:bCs/>
+        </w:rPr>
+      </w:pPr>
+      <w:r>
+        <w:rPr>
+          <w:b w:val="0"/>
+          <w:bCs/>
+        </w:rPr>
+        <w:t xml:space="preserve">        'dev':</w:t>
+      </w:r>
+      <w:r>
+        <w:rPr>
+          <w:b w:val="0"/>
+          <w:bCs/>
+        </w:rPr>
+        <w:t xml:space="preserve">  [ </w:t>
+      </w:r>
+      <w:r>
+        <w:rPr>
+          <w:b w:val="0"/>
+          <w:bCs/>
+        </w:rPr>
+        <w:t>'Lakehouse'</w:t>
+      </w:r>
+      <w:r>
+        <w:rPr>
+          <w:b w:val="0"/>
+          <w:bCs/>
+        </w:rPr>
+        <w:t xml:space="preserve">, </w:t>
+      </w:r>
+      <w:r>
+        <w:rPr>
+          <w:b w:val="0"/>
+          <w:bCs/>
+        </w:rPr>
+        <w:t>'Notebook'</w:t>
+      </w:r>
+      <w:r>
+        <w:rPr>
+          <w:b w:val="0"/>
+          <w:bCs/>
+        </w:rPr>
+        <w:t xml:space="preserve">, </w:t>
+      </w:r>
+      <w:r>
+        <w:rPr>
+          <w:b w:val="0"/>
+          <w:bCs/>
+        </w:rPr>
+        <w:t>'SemanticModel'</w:t>
+      </w:r>
+      <w:r>
+        <w:rPr>
+          <w:b w:val="0"/>
+          <w:bCs/>
+        </w:rPr>
+        <w:t xml:space="preserve">, </w:t>
+      </w:r>
+      <w:r>
+        <w:rPr>
+          <w:b w:val="0"/>
+          <w:bCs/>
+        </w:rPr>
+        <w:t>'Report'</w:t>
+      </w:r>
+      <w:r>
+        <w:rPr>
+          <w:b w:val="0"/>
+          <w:bCs/>
+        </w:rPr>
+        <w:t xml:space="preserve"> ]</w:t>
+      </w:r>
+    </w:p>
+    <w:p>
+      <w:pPr>
+        <w:pStyle w:val="CodeListing"/>
+        <w:rPr>
+          <w:b w:val="0"/>
+          <w:bCs/>
+        </w:rPr>
+      </w:pPr>
+      <w:r>
+        <w:rPr>
+          <w:b w:val="0"/>
+          <w:bCs/>
+        </w:rPr>
+        <w:t xml:space="preserve">        'test':</w:t>
+      </w:r>
+      <w:r>
+        <w:rPr>
+          <w:b w:val="0"/>
+          <w:bCs/>
+        </w:rPr>
+        <w:t xml:space="preserve"> [ </w:t>
+      </w:r>
+      <w:r>
+        <w:rPr>
+          <w:b w:val="0"/>
+          <w:bCs/>
+        </w:rPr>
+        <w:t>'Lakehouse'</w:t>
+      </w:r>
+      <w:r>
+        <w:rPr>
+          <w:b w:val="0"/>
+          <w:bCs/>
+        </w:rPr>
+        <w:t xml:space="preserve">, </w:t>
+      </w:r>
+      <w:r>
+        <w:rPr>
+          <w:b w:val="0"/>
+          <w:bCs/>
+        </w:rPr>
+        <w:t>'Notebook'</w:t>
+      </w:r>
+      <w:r>
+        <w:rPr>
+          <w:b w:val="0"/>
+          <w:bCs/>
+        </w:rPr>
+        <w:t xml:space="preserve">, </w:t>
+      </w:r>
+      <w:r>
+        <w:rPr>
+          <w:b w:val="0"/>
+          <w:bCs/>
+        </w:rPr>
+        <w:t>'SemanticModel'</w:t>
+      </w:r>
+      <w:r>
+        <w:rPr>
+          <w:b w:val="0"/>
+          <w:bCs/>
+        </w:rPr>
+        <w:t xml:space="preserve">, </w:t>
+      </w:r>
+      <w:r>
+        <w:rPr>
+          <w:b w:val="0"/>
+          <w:bCs/>
+        </w:rPr>
+        <w:t>'Report'</w:t>
+      </w:r>
+      <w:r>
+        <w:rPr>
+          <w:b w:val="0"/>
+          <w:bCs/>
+        </w:rPr>
+        <w:t xml:space="preserve"> ]</w:t>
+      </w:r>
+    </w:p>
+    <w:p>
+      <w:pPr>
+        <w:pStyle w:val="CodeListing"/>
+        <w:rPr>
+          <w:b w:val="0"/>
+          <w:bCs/>
+        </w:rPr>
+      </w:pPr>
+      <w:r>
+        <w:rPr>
+          <w:b w:val="0"/>
+          <w:bCs/>
+        </w:rPr>
+        <w:t xml:space="preserve">        'prod':</w:t>
+      </w:r>
+      <w:r>
+        <w:rPr>
+          <w:b w:val="0"/>
+          <w:bCs/>
+        </w:rPr>
+        <w:t xml:space="preserve"> [ </w:t>
+      </w:r>
+      <w:r>
+        <w:rPr>
+          <w:b w:val="0"/>
+          <w:bCs/>
+        </w:rPr>
+        <w:t>'Lakehouse'</w:t>
+      </w:r>
+      <w:r>
+        <w:rPr>
+          <w:b w:val="0"/>
+          <w:bCs/>
+        </w:rPr>
+        <w:t xml:space="preserve">, </w:t>
+      </w:r>
+      <w:r>
+        <w:rPr>
+          <w:b w:val="0"/>
+          <w:bCs/>
+        </w:rPr>
+        <w:t>'Notebook'</w:t>
+      </w:r>
+      <w:r>
+        <w:rPr>
+          <w:b w:val="0"/>
+          <w:bCs/>
+        </w:rPr>
+        <w:t xml:space="preserve">, </w:t>
+      </w:r>
+      <w:r>
+        <w:rPr>
+          <w:b w:val="0"/>
+          <w:bCs/>
+        </w:rPr>
+        <w:t>'SemanticModel'</w:t>
+      </w:r>
+      <w:r>
+        <w:rPr>
+          <w:b w:val="0"/>
+          <w:bCs/>
+        </w:rPr>
+        <w:t xml:space="preserve">, </w:t>
+      </w:r>
+      <w:r>
+        <w:rPr>
+          <w:b w:val="0"/>
+          <w:bCs/>
+        </w:rPr>
+        <w:t>'Report'</w:t>
+      </w:r>
+      <w:r>
+        <w:rPr>
+          <w:b w:val="0"/>
+          <w:bCs/>
+        </w:rPr>
+        <w:t xml:space="preserve"> ]</w:t>
+      </w:r>
+    </w:p>
+    <w:p>
+      <w:pPr>
+        <w:pStyle w:val="CodeListing"/>
+        <w:rPr>
+          <w:b w:val="0"/>
+          <w:bCs/>
+        </w:rPr>
+      </w:pPr>
+      <w:r>
+        <w:rPr>
+          <w:b w:val="0"/>
+          <w:bCs/>
+        </w:rPr>
+        <w:t xml:space="preserve">    'parameter':</w:t>
+      </w:r>
+    </w:p>
+    <w:p>
+      <w:pPr>
+        <w:pStyle w:val="CodeListing"/>
+        <w:rPr>
+          <w:b w:val="0"/>
+          <w:bCs/>
+        </w:rPr>
+      </w:pPr>
+      <w:r>
+        <w:rPr>
+          <w:b w:val="0"/>
+          <w:bCs/>
+        </w:rPr>
+        <w:t xml:space="preserve">        'dev': </w:t>
+      </w:r>
+      <w:r>
+        <w:rPr>
+          <w:b w:val="0"/>
+          <w:bCs/>
+        </w:rPr>
+        <w:t xml:space="preserve"> </w:t>
+      </w:r>
+      <w:r>
+        <w:rPr>
+          <w:b w:val="0"/>
+          <w:bCs/>
+        </w:rPr>
+        <w:t>'parameter.yml'</w:t>
+      </w:r>
+    </w:p>
+    <w:p>
+      <w:pPr>
+        <w:pStyle w:val="CodeListing"/>
+        <w:rPr>
+          <w:b w:val="0"/>
+          <w:bCs/>
+        </w:rPr>
+      </w:pPr>
+      <w:r>
+        <w:rPr>
+          <w:b w:val="0"/>
+          <w:bCs/>
+        </w:rPr>
+        <w:t xml:space="preserve">        'test': 'parameter.yml'</w:t>
+      </w:r>
+    </w:p>
+    <w:p>
+      <w:pPr>
+        <w:pStyle w:val="CodeListing"/>
+        <w:rPr>
+          <w:b w:val="0"/>
+          <w:bCs/>
+        </w:rPr>
+      </w:pPr>
+      <w:r>
+        <w:rPr>
+          <w:b w:val="0"/>
+          <w:bCs/>
+        </w:rPr>
+        <w:t xml:space="preserve">        'prod': 'parameter.yml'</w:t>
+      </w:r>
+    </w:p>
+    <w:p>
+      <w:r>
+        <w:t>Parameterization</w:t>
+      </w:r>
+    </w:p>
+    <w:p>
+      <w:r>
+        <w:t>Parameterization allows updates to item definition files on the fly</w:t>
+      </w:r>
+    </w:p>
+    <w:p>
+      <w:r>
+        <w:t>Parameterization required to deal with environment-specific settings committed to GIT</w:t>
+      </w:r>
+    </w:p>
+    <w:p>
+      <w:r>
+        <w:t xml:space="preserve">Parameterization enabled by adding </w:t>
+      </w:r>
+      <w:proofErr w:type="spellStart"/>
+      <w:r>
+        <w:t>parameter.yml</w:t>
+      </w:r>
+      <w:proofErr w:type="spellEnd"/>
+      <w:r>
+        <w:t xml:space="preserve"> file to root folder</w:t>
+      </w:r>
+    </w:p>
+    <w:p>
+      <w:r>
+        <w:t>Parameterization used to update item definition files using substitution patterns (e.g. find-replace</w:t>
+      </w:r>
+    </w:p>
+    <w:p>
+      <w:r>
+        <w:t xml:space="preserve">You've just learned how to use </w:t>
+      </w:r>
+      <w:r>
+        <w:rPr>
+          <w:b/>
+          <w:bCs/>
+        </w:rPr>
+        <w:t>fabric-cicd</w:t>
+      </w:r>
+      <w:r>
+        <w:t xml:space="preserve"> to push changes from a source folder of item definitions to a target workspace. The next thing you need to learn is how to dynamically modify item definition files as part of the </w:t>
+      </w:r>
+      <w:r>
+        <w:rPr>
+          <w:b/>
+          <w:bCs/>
+        </w:rPr>
+        <w:t>fabric-cicd</w:t>
+      </w:r>
+      <w:r>
+        <w:t xml:space="preserve"> deployment process. This is accomplished by leveraging </w:t>
+      </w:r>
+      <w:r>
+        <w:rPr>
+          <w:b/>
+          <w:bCs/>
+        </w:rPr>
+        <w:t>fabric-cicd</w:t>
+      </w:r>
+      <w:r>
+        <w:t xml:space="preserve"> support for parameterizing environment-specific settings.</w:t>
+      </w:r>
+    </w:p>
+    <w:p>
+      <w:r>
+        <w:t xml:space="preserve">Before walking through how to set up parameterization, let's first discuss when it's necessary. Imagine you're working with a Fabric solution designed with a lakehouse and a semantic model. The semantic model connects to the lakehouse as its datasource using a DirectLake on OneLake connection. You are currently at a phase where you have this Fabric solution up and running in the </w:t>
+      </w:r>
+      <w:r>
+        <w:rPr>
+          <w:b/>
+          <w:bCs/>
+        </w:rPr>
+        <w:t>dev</w:t>
+      </w:r>
+      <w:r>
+        <w:t xml:space="preserve"> workspace. </w:t>
+      </w:r>
+    </w:p>
+    <w:p>
+      <w:r>
+        <w:rPr>
+          <w:noProof/>
+        </w:rPr>
         <w:lastRenderedPageBreak/>
-        <w:t xml:space="preserve">        'dev': </w:t>
-      </w:r>
-      <w:r>
-        <w:rPr>
-          <w:b w:val="0"/>
-          <w:bCs/>
-        </w:rPr>
-        <w:t xml:space="preserve"> </w:t>
-      </w:r>
-      <w:r>
-        <w:rPr>
-          <w:b w:val="0"/>
-          <w:bCs/>
-        </w:rPr>
-        <w:t>'.'</w:t>
-      </w:r>
-    </w:p>
-    <w:p>
-      <w:pPr>
-        <w:pStyle w:val="CodeListing"/>
-        <w:rPr>
-          <w:b w:val="0"/>
-          <w:bCs/>
-        </w:rPr>
-      </w:pPr>
-      <w:r>
-        <w:rPr>
-          <w:b w:val="0"/>
-          <w:bCs/>
-        </w:rPr>
-        <w:t xml:space="preserve">        'test': '.'</w:t>
-      </w:r>
-    </w:p>
-    <w:p>
-      <w:pPr>
-        <w:pStyle w:val="CodeListing"/>
-        <w:rPr>
-          <w:b w:val="0"/>
-          <w:bCs/>
-        </w:rPr>
-      </w:pPr>
-      <w:r>
-        <w:rPr>
-          <w:b w:val="0"/>
-          <w:bCs/>
-        </w:rPr>
-        <w:t xml:space="preserve">        'prod': '.'</w:t>
-      </w:r>
-    </w:p>
-    <w:p>
-      <w:pPr>
-        <w:pStyle w:val="CodeListing"/>
-        <w:rPr>
-          <w:b w:val="0"/>
-          <w:bCs/>
-        </w:rPr>
-      </w:pPr>
-      <w:r>
-        <w:rPr>
-          <w:b w:val="0"/>
-          <w:bCs/>
-        </w:rPr>
-        <w:t xml:space="preserve">    'item_types_in_scope':</w:t>
-      </w:r>
-    </w:p>
-    <w:p>
-      <w:pPr>
-        <w:pStyle w:val="CodeListing"/>
-        <w:rPr>
-          <w:b w:val="0"/>
-          <w:bCs/>
-        </w:rPr>
-      </w:pPr>
-      <w:r>
-        <w:rPr>
-          <w:b w:val="0"/>
-          <w:bCs/>
-        </w:rPr>
-        <w:t xml:space="preserve">        'dev':</w:t>
-      </w:r>
-      <w:r>
-        <w:rPr>
-          <w:b w:val="0"/>
-          <w:bCs/>
-        </w:rPr>
-        <w:t xml:space="preserve">  [ </w:t>
-      </w:r>
-      <w:r>
-        <w:rPr>
-          <w:b w:val="0"/>
-          <w:bCs/>
-        </w:rPr>
-        <w:t>'Lakehouse'</w:t>
-      </w:r>
-      <w:r>
-        <w:rPr>
-          <w:b w:val="0"/>
-          <w:bCs/>
-        </w:rPr>
-        <w:t xml:space="preserve">, </w:t>
-      </w:r>
-      <w:r>
-        <w:rPr>
-          <w:b w:val="0"/>
-          <w:bCs/>
-        </w:rPr>
-        <w:t>'Notebook'</w:t>
-      </w:r>
-      <w:r>
-        <w:rPr>
-          <w:b w:val="0"/>
-          <w:bCs/>
-        </w:rPr>
-        <w:t xml:space="preserve">, </w:t>
-      </w:r>
-      <w:r>
-        <w:rPr>
-          <w:b w:val="0"/>
-          <w:bCs/>
-        </w:rPr>
-        <w:t>'SemanticModel'</w:t>
-      </w:r>
-      <w:r>
-        <w:rPr>
-          <w:b w:val="0"/>
-          <w:bCs/>
-        </w:rPr>
-        <w:t xml:space="preserve">, </w:t>
-      </w:r>
-      <w:r>
-        <w:rPr>
-          <w:b w:val="0"/>
-          <w:bCs/>
-        </w:rPr>
-        <w:t>'Report'</w:t>
-      </w:r>
-      <w:r>
-        <w:rPr>
-          <w:b w:val="0"/>
-          <w:bCs/>
-        </w:rPr>
-        <w:t xml:space="preserve"> ]</w:t>
-      </w:r>
-    </w:p>
-    <w:p>
-      <w:pPr>
-        <w:pStyle w:val="CodeListing"/>
-        <w:rPr>
-          <w:b w:val="0"/>
-          <w:bCs/>
-        </w:rPr>
-      </w:pPr>
-      <w:r>
-        <w:rPr>
-          <w:b w:val="0"/>
-          <w:bCs/>
-        </w:rPr>
-        <w:t xml:space="preserve">        'test':</w:t>
-      </w:r>
-      <w:r>
-        <w:rPr>
-          <w:b w:val="0"/>
-          <w:bCs/>
-        </w:rPr>
-        <w:t xml:space="preserve"> [ </w:t>
-      </w:r>
-      <w:r>
-        <w:rPr>
-          <w:b w:val="0"/>
-          <w:bCs/>
-        </w:rPr>
-        <w:t>'Lakehouse'</w:t>
-      </w:r>
-      <w:r>
-        <w:rPr>
-          <w:b w:val="0"/>
-          <w:bCs/>
-        </w:rPr>
-        <w:t xml:space="preserve">, </w:t>
-      </w:r>
-      <w:r>
-        <w:rPr>
-          <w:b w:val="0"/>
-          <w:bCs/>
-        </w:rPr>
-        <w:t>'Notebook'</w:t>
-      </w:r>
-      <w:r>
-        <w:rPr>
-          <w:b w:val="0"/>
-          <w:bCs/>
-        </w:rPr>
-        <w:t xml:space="preserve">, </w:t>
-      </w:r>
-      <w:r>
-        <w:rPr>
-          <w:b w:val="0"/>
-          <w:bCs/>
-        </w:rPr>
-        <w:t>'SemanticModel'</w:t>
-      </w:r>
-      <w:r>
-        <w:rPr>
-          <w:b w:val="0"/>
-          <w:bCs/>
-        </w:rPr>
-        <w:t xml:space="preserve">, </w:t>
-      </w:r>
-      <w:r>
-        <w:rPr>
-          <w:b w:val="0"/>
-          <w:bCs/>
-        </w:rPr>
-        <w:t>'Report'</w:t>
-      </w:r>
-      <w:r>
-        <w:rPr>
-          <w:b w:val="0"/>
-          <w:bCs/>
-        </w:rPr>
-        <w:t xml:space="preserve"> ]</w:t>
-      </w:r>
-    </w:p>
-    <w:p>
-      <w:pPr>
-        <w:pStyle w:val="CodeListing"/>
-        <w:rPr>
-          <w:b w:val="0"/>
-          <w:bCs/>
-        </w:rPr>
-      </w:pPr>
-      <w:r>
-        <w:rPr>
-          <w:b w:val="0"/>
-          <w:bCs/>
-        </w:rPr>
-        <w:t xml:space="preserve">        'prod':</w:t>
-      </w:r>
-      <w:r>
-        <w:rPr>
-          <w:b w:val="0"/>
-          <w:bCs/>
-        </w:rPr>
-        <w:t xml:space="preserve"> [ </w:t>
-      </w:r>
-      <w:r>
-        <w:rPr>
-          <w:b w:val="0"/>
-          <w:bCs/>
-        </w:rPr>
-        <w:t>'Lakehouse'</w:t>
-      </w:r>
-      <w:r>
-        <w:rPr>
-          <w:b w:val="0"/>
-          <w:bCs/>
-        </w:rPr>
-        <w:t xml:space="preserve">, </w:t>
-      </w:r>
-      <w:r>
-        <w:rPr>
-          <w:b w:val="0"/>
-          <w:bCs/>
-        </w:rPr>
-        <w:t>'Notebook'</w:t>
-      </w:r>
-      <w:r>
-        <w:rPr>
-          <w:b w:val="0"/>
-          <w:bCs/>
-        </w:rPr>
-        <w:t xml:space="preserve">, </w:t>
-      </w:r>
-      <w:r>
-        <w:rPr>
-          <w:b w:val="0"/>
-          <w:bCs/>
-        </w:rPr>
-        <w:t>'SemanticModel'</w:t>
-      </w:r>
-      <w:r>
-        <w:rPr>
-          <w:b w:val="0"/>
-          <w:bCs/>
-        </w:rPr>
-        <w:t xml:space="preserve">, </w:t>
-      </w:r>
-      <w:r>
-        <w:rPr>
-          <w:b w:val="0"/>
-          <w:bCs/>
-        </w:rPr>
-        <w:t>'Report'</w:t>
-      </w:r>
-      <w:r>
-        <w:rPr>
-          <w:b w:val="0"/>
-          <w:bCs/>
-        </w:rPr>
-        <w:t xml:space="preserve"> ]</w:t>
-      </w:r>
-    </w:p>
-    <w:p>
-      <w:pPr>
-        <w:pStyle w:val="CodeListing"/>
-        <w:rPr>
-          <w:b w:val="0"/>
-          <w:bCs/>
-        </w:rPr>
-      </w:pPr>
-      <w:r>
-        <w:rPr>
-          <w:b w:val="0"/>
-          <w:bCs/>
-        </w:rPr>
-        <w:t xml:space="preserve">    'parameter':</w:t>
-      </w:r>
-    </w:p>
-    <w:p>
-      <w:pPr>
-        <w:pStyle w:val="CodeListing"/>
-        <w:rPr>
-          <w:b w:val="0"/>
-          <w:bCs/>
-        </w:rPr>
-      </w:pPr>
-      <w:r>
-        <w:rPr>
-          <w:b w:val="0"/>
-          <w:bCs/>
-        </w:rPr>
-        <w:t xml:space="preserve">        'dev': </w:t>
-      </w:r>
-      <w:r>
-        <w:rPr>
-          <w:b w:val="0"/>
-          <w:bCs/>
-        </w:rPr>
-        <w:t xml:space="preserve"> </w:t>
-      </w:r>
-      <w:r>
-        <w:rPr>
-          <w:b w:val="0"/>
-          <w:bCs/>
-        </w:rPr>
-        <w:t>'parameter.yml'</w:t>
-      </w:r>
-    </w:p>
-    <w:p>
-      <w:pPr>
-        <w:pStyle w:val="CodeListing"/>
-        <w:rPr>
-          <w:b w:val="0"/>
-          <w:bCs/>
-        </w:rPr>
-      </w:pPr>
-      <w:r>
-        <w:rPr>
-          <w:b w:val="0"/>
-          <w:bCs/>
-        </w:rPr>
-        <w:t xml:space="preserve">        'test': 'parameter.yml'</w:t>
-      </w:r>
-    </w:p>
-    <w:p>
-      <w:pPr>
-        <w:pStyle w:val="CodeListing"/>
-        <w:rPr>
-          <w:b w:val="0"/>
-          <w:bCs/>
-        </w:rPr>
-      </w:pPr>
-      <w:r>
-        <w:rPr>
-          <w:b w:val="0"/>
-          <w:bCs/>
-        </w:rPr>
-        <w:t xml:space="preserve">        'prod': 'parameter.yml'</w:t>
-      </w:r>
-    </w:p>
-    <w:p>
-      <w:r>
-        <w:t>Parameterization</w:t>
-      </w:r>
-    </w:p>
-    <w:p>
-      <w:r>
-        <w:t>Parameterization allows updates to item definition files on the fly</w:t>
-      </w:r>
-    </w:p>
-    <w:p>
-      <w:r>
-        <w:t>Parameterization required to deal with environment-specific settings committed to GIT</w:t>
-      </w:r>
-    </w:p>
-    <w:p>
-      <w:r>
-        <w:t>Parameterization enabled by adding parameter.yml file to root folder</w:t>
-      </w:r>
-    </w:p>
-    <w:p>
-      <w:r>
-        <w:t>Parameterization used to update item definition files using substitution patterns (e.g. find-replace</w:t>
-      </w:r>
-    </w:p>
-    <w:p>
-      <w:r>
-        <w:t xml:space="preserve">You've just learned how to use </w:t>
-      </w:r>
-      <w:r>
-        <w:rPr>
-          <w:b/>
-          <w:bCs/>
-        </w:rPr>
-        <w:t>fabric-cicd</w:t>
-      </w:r>
-      <w:r>
-        <w:t xml:space="preserve"> to push changes from a source folder of item definitions to a target workspace. The next thing you need to learn is how to dynamically modify item definition files as part of the </w:t>
-      </w:r>
-      <w:r>
-        <w:rPr>
-          <w:b/>
-          <w:bCs/>
-        </w:rPr>
-        <w:t>fabric-cicd</w:t>
-      </w:r>
-      <w:r>
-        <w:t xml:space="preserve"> deployment process. This is accomplished by leveraging </w:t>
-      </w:r>
-      <w:r>
-        <w:rPr>
-          <w:b/>
-          <w:bCs/>
-        </w:rPr>
-        <w:t>fabric-cicd</w:t>
-      </w:r>
-      <w:r>
-        <w:t xml:space="preserve"> support for parameterizing environment-specific settings.</w:t>
-      </w:r>
-    </w:p>
-    <w:p>
-      <w:r>
-        <w:t xml:space="preserve">Before walking through how to set up parameterization, let's first discuss when it's necessary. Imagine you're working with a Fabric solution designed with a lakehouse and a semantic model. The semantic model connects to the lakehouse as its datasource using a DirectLake on OneLake connection. You are currently at a phase where you have this Fabric solution up and running in the </w:t>
-      </w:r>
-      <w:r>
-        <w:rPr>
-          <w:b/>
-          <w:bCs/>
-        </w:rPr>
-        <w:t>dev</w:t>
-      </w:r>
-      <w:r>
-        <w:t xml:space="preserve"> workspace. </w:t>
-      </w:r>
-    </w:p>
-    <w:p>
-      <w:r>
-        <w:rPr>
-          <w:noProof/>
-        </w:rPr>
         <w:drawing>
           <wp:inline distT="0" distB="0" distL="0" distR="0" wp14:anchorId="1960B1AD" wp14:editId="2D8D0753">
             <wp:extent cx="607853" cy="966652"/>
@@ -12637,7 +13488,6 @@
         <w:rPr>
           <w:noProof/>
         </w:rPr>
-        <w:lastRenderedPageBreak/>
         <w:drawing>
           <wp:inline distT="0" distB="0" distL="0" distR="0" wp14:anchorId="4B306C95" wp14:editId="1BC26181">
             <wp:extent cx="2821577" cy="1095189"/>
@@ -12729,6 +13579,7 @@
       <w:r>
         <w:t xml:space="preserve"> property. Let's start by adding a parameter file named </w:t>
       </w:r>
+      <w:proofErr w:type="spellStart"/>
       <w:r>
         <w:rPr>
           <w:b/>
@@ -12736,6 +13587,7 @@
         </w:rPr>
         <w:t>parameter.yml</w:t>
       </w:r>
+      <w:proofErr w:type="spellEnd"/>
       <w:r>
         <w:t xml:space="preserve"> which is located in the root folder containing the item definitions.</w:t>
       </w:r>
@@ -12789,6 +13641,7 @@
       <w:r>
         <w:t xml:space="preserve">To address the deployment problem with the semantic model, you must configure </w:t>
       </w:r>
+      <w:proofErr w:type="spellStart"/>
       <w:r>
         <w:rPr>
           <w:b/>
@@ -12796,6 +13649,7 @@
         </w:rPr>
         <w:t>parameter.yml</w:t>
       </w:r>
+      <w:proofErr w:type="spellEnd"/>
       <w:r>
         <w:t xml:space="preserve"> to run a </w:t>
       </w:r>
@@ -12820,6 +13674,7 @@
       <w:r>
         <w:t xml:space="preserve">The following YAML listing demonstrates the configuration required to run a find-and-replace operation. There is a top-level key named </w:t>
       </w:r>
+      <w:proofErr w:type="spellStart"/>
       <w:r>
         <w:rPr>
           <w:b/>
@@ -12827,9 +13682,11 @@
         </w:rPr>
         <w:t>find_replace</w:t>
       </w:r>
+      <w:proofErr w:type="spellEnd"/>
       <w:r>
         <w:t xml:space="preserve"> with nested keys named </w:t>
       </w:r>
+      <w:proofErr w:type="spellStart"/>
       <w:r>
         <w:rPr>
           <w:b/>
@@ -12837,9 +13694,11 @@
         </w:rPr>
         <w:t>file_value</w:t>
       </w:r>
+      <w:proofErr w:type="spellEnd"/>
       <w:r>
         <w:t xml:space="preserve"> and </w:t>
       </w:r>
+      <w:proofErr w:type="spellStart"/>
       <w:r>
         <w:rPr>
           <w:b/>
@@ -12847,9 +13706,11 @@
         </w:rPr>
         <w:t>replace_value</w:t>
       </w:r>
+      <w:proofErr w:type="spellEnd"/>
       <w:r>
         <w:t xml:space="preserve">. The </w:t>
       </w:r>
+      <w:proofErr w:type="spellStart"/>
       <w:r>
         <w:rPr>
           <w:b/>
@@ -12857,6 +13718,7 @@
         </w:rPr>
         <w:t>find_value</w:t>
       </w:r>
+      <w:proofErr w:type="spellEnd"/>
       <w:r>
         <w:t xml:space="preserve"> </w:t>
       </w:r>
@@ -12873,6 +13735,7 @@
       <w:r>
         <w:t xml:space="preserve"> workspace that you want to replace. The </w:t>
       </w:r>
+      <w:proofErr w:type="spellStart"/>
       <w:r>
         <w:rPr>
           <w:b/>
@@ -12880,6 +13743,7 @@
         </w:rPr>
         <w:t>replace_value</w:t>
       </w:r>
+      <w:proofErr w:type="spellEnd"/>
       <w:r>
         <w:t xml:space="preserve"> key contains a nested key-value pair for each target environment. In this example, the configuration defines two target environments named </w:t>
       </w:r>
@@ -13129,6 +13993,7 @@
       <w:r>
         <w:t xml:space="preserve"> parameterization allows you to define filters to control which items and files are examined during a replacement operation. For example, you can extend the </w:t>
       </w:r>
+      <w:proofErr w:type="spellStart"/>
       <w:r>
         <w:rPr>
           <w:b/>
@@ -13136,9 +14001,11 @@
         </w:rPr>
         <w:t>find_value</w:t>
       </w:r>
+      <w:proofErr w:type="spellEnd"/>
       <w:r>
         <w:t xml:space="preserve"> key by adding filtering keys such as </w:t>
       </w:r>
+      <w:proofErr w:type="spellStart"/>
       <w:r>
         <w:rPr>
           <w:b/>
@@ -13146,9 +14013,11 @@
         </w:rPr>
         <w:t>item_type</w:t>
       </w:r>
+      <w:proofErr w:type="spellEnd"/>
       <w:r>
         <w:t xml:space="preserve">, </w:t>
       </w:r>
+      <w:proofErr w:type="spellStart"/>
       <w:r>
         <w:rPr>
           <w:b/>
@@ -13156,9 +14025,11 @@
         </w:rPr>
         <w:t>item_name</w:t>
       </w:r>
+      <w:proofErr w:type="spellEnd"/>
       <w:r>
         <w:t xml:space="preserve"> and </w:t>
       </w:r>
+      <w:proofErr w:type="spellStart"/>
       <w:r>
         <w:rPr>
           <w:b/>
@@ -13166,6 +14037,7 @@
         </w:rPr>
         <w:t>file_path</w:t>
       </w:r>
+      <w:proofErr w:type="spellEnd"/>
       <w:r>
         <w:t xml:space="preserve">. The following configuration demonstrates how to filter a find-and-replace operation to restrict processing so it only inspects the </w:t>
       </w:r>
@@ -13392,12 +14264,9 @@
         <w:t>environment</w:t>
       </w:r>
       <w:r>
-        <w:t xml:space="preserve">, you are able to select which set of environment settings </w:t>
-      </w:r>
-      <w:r>
-        <w:lastRenderedPageBreak/>
-        <w:t xml:space="preserve">you'd like to use for the current deployment. Once you have configured </w:t>
-      </w:r>
+        <w:t xml:space="preserve">, you are able to select which set of environment settings you'd like to use for the current deployment. Once you have configured </w:t>
+      </w:r>
+      <w:proofErr w:type="spellStart"/>
       <w:r>
         <w:rPr>
           <w:b/>
@@ -13405,6 +14274,7 @@
         </w:rPr>
         <w:t>parameter.yml</w:t>
       </w:r>
+      <w:proofErr w:type="spellEnd"/>
       <w:r>
         <w:t xml:space="preserve"> with target environments such as </w:t>
       </w:r>
@@ -13635,6 +14505,7 @@
         <w:pStyle w:val="Heading3"/>
       </w:pPr>
       <w:r>
+        <w:lastRenderedPageBreak/>
         <w:t>Semantic Link Labs</w:t>
       </w:r>
     </w:p>
@@ -13928,7 +14799,6 @@
     </w:p>
     <w:p>
       <w:r>
-        <w:lastRenderedPageBreak/>
         <w:t>Programming the</w:t>
       </w:r>
       <w:r>
@@ -14352,7 +15222,11 @@
     </w:p>
     <w:p>
       <w:r>
-        <w:t xml:space="preserve">Unlike the Fabric CLI and Terraform, the Fabric REST APIs SDK do not provide the convenience of authenticating or acquiring access tokens for you. Regardless of whether you using Fabric REST APIs SDK or calling Fabric REST API endpoint directly, you need custom code to authenticate with Entra Id and to acquire access token. The best practice for writing this type of code is to use the </w:t>
+        <w:t xml:space="preserve">Unlike the Fabric CLI and Terraform, the Fabric REST APIs SDK do not provide the convenience of authenticating or acquiring access tokens for you. Regardless of whether you using Fabric REST APIs SDK or calling Fabric REST API endpoint directly, you </w:t>
+      </w:r>
+      <w:r>
+        <w:lastRenderedPageBreak/>
+        <w:t xml:space="preserve">need custom code to authenticate with Entra Id and to acquire access token. The best practice for writing this type of code is to use the </w:t>
       </w:r>
       <w:r>
         <w:rPr>
@@ -14791,7 +15665,6 @@
     </w:p>
     <w:p>
       <w:r>
-        <w:lastRenderedPageBreak/>
         <w:t xml:space="preserve">The problem here is that the Fabric CLI </w:t>
       </w:r>
       <w:r>
@@ -15245,6 +16118,7 @@
         <w:t xml:space="preserve">web-based </w:t>
       </w:r>
       <w:r>
+        <w:lastRenderedPageBreak/>
         <w:t>notebook editor</w:t>
       </w:r>
       <w:r>
@@ -15448,354 +16322,986 @@
         <w:rPr>
           <w:color w:val="808080" w:themeColor="background1" w:themeShade="80"/>
         </w:rPr>
+        <w:t xml:space="preserve"># </w:t>
+      </w:r>
+      <w:r>
+        <w:rPr>
+          <w:color w:val="808080" w:themeColor="background1" w:themeShade="80"/>
+        </w:rPr>
+        <w:t>Fabric notebook source</w:t>
+      </w:r>
+    </w:p>
+    <w:p>
+      <w:pPr>
+        <w:pStyle w:val="CodeListing"/>
+        <w:rPr>
+          <w:color w:val="808080" w:themeColor="background1" w:themeShade="80"/>
+        </w:rPr>
+      </w:pPr>
+    </w:p>
+    <w:p>
+      <w:pPr>
+        <w:pStyle w:val="CodeListing"/>
+        <w:rPr>
+          <w:color w:val="808080" w:themeColor="background1" w:themeShade="80"/>
+        </w:rPr>
+      </w:pPr>
+      <w:r>
+        <w:rPr>
+          <w:color w:val="808080" w:themeColor="background1" w:themeShade="80"/>
+        </w:rPr>
+        <w:t># METADATA ********************</w:t>
+      </w:r>
+    </w:p>
+    <w:p>
+      <w:pPr>
+        <w:pStyle w:val="CodeListing"/>
+        <w:rPr>
+          <w:color w:val="808080" w:themeColor="background1" w:themeShade="80"/>
+        </w:rPr>
+      </w:pPr>
+    </w:p>
+    <w:p>
+      <w:pPr>
+        <w:pStyle w:val="CodeListing"/>
+        <w:rPr>
+          <w:color w:val="808080" w:themeColor="background1" w:themeShade="80"/>
+        </w:rPr>
+      </w:pPr>
+      <w:r>
+        <w:rPr>
+          <w:color w:val="808080" w:themeColor="background1" w:themeShade="80"/>
+        </w:rPr>
+        <w:t># META {</w:t>
+      </w:r>
+    </w:p>
+    <w:p>
+      <w:pPr>
+        <w:pStyle w:val="CodeListing"/>
+        <w:rPr>
+          <w:color w:val="808080" w:themeColor="background1" w:themeShade="80"/>
+        </w:rPr>
+      </w:pPr>
+      <w:r>
+        <w:rPr>
+          <w:color w:val="808080" w:themeColor="background1" w:themeShade="80"/>
+        </w:rPr>
+        <w:t># META   "</w:t>
+      </w:r>
+      <w:r>
+        <w:rPr>
+          <w:color w:val="808080" w:themeColor="background1" w:themeShade="80"/>
+        </w:rPr>
+        <w:t>dependencies</w:t>
+      </w:r>
+      <w:r>
+        <w:rPr>
+          <w:color w:val="808080" w:themeColor="background1" w:themeShade="80"/>
+        </w:rPr>
+        <w:t>": {</w:t>
+      </w:r>
+      <w:r>
+        <w:rPr>
+          <w:color w:val="808080" w:themeColor="background1" w:themeShade="80"/>
+        </w:rPr>
+        <w:br/>
+      </w:r>
+      <w:r>
+        <w:rPr>
+          <w:color w:val="808080" w:themeColor="background1" w:themeShade="80"/>
+        </w:rPr>
+        <w:t># META     "lakehouse": {</w:t>
+      </w:r>
+    </w:p>
+    <w:p>
+      <w:pPr>
+        <w:pStyle w:val="CodeListing"/>
+        <w:rPr>
+          <w:color w:val="808080" w:themeColor="background1" w:themeShade="80"/>
+        </w:rPr>
+      </w:pPr>
+      <w:r>
+        <w:rPr>
+          <w:color w:val="808080" w:themeColor="background1" w:themeShade="80"/>
+        </w:rPr>
+        <w:t># META       "default_lakehouse": "</w:t>
+      </w:r>
+      <w:r>
+        <w:t>{LAKEHOUSE_ID}</w:t>
+      </w:r>
+      <w:r>
+        <w:rPr>
+          <w:color w:val="808080" w:themeColor="background1" w:themeShade="80"/>
+        </w:rPr>
+        <w:t>",</w:t>
+      </w:r>
+    </w:p>
+    <w:p>
+      <w:pPr>
+        <w:pStyle w:val="CodeListing"/>
+        <w:rPr>
+          <w:color w:val="808080" w:themeColor="background1" w:themeShade="80"/>
+        </w:rPr>
+      </w:pPr>
+      <w:r>
+        <w:rPr>
+          <w:color w:val="808080" w:themeColor="background1" w:themeShade="80"/>
+        </w:rPr>
+        <w:t># META       "default_lakehouse_name": "</w:t>
+      </w:r>
+      <w:r>
+        <w:t>{LAKEHOUSE_NAME}</w:t>
+      </w:r>
+      <w:r>
+        <w:rPr>
+          <w:color w:val="808080" w:themeColor="background1" w:themeShade="80"/>
+        </w:rPr>
+        <w:t>",</w:t>
+      </w:r>
+    </w:p>
+    <w:p>
+      <w:pPr>
+        <w:pStyle w:val="CodeListing"/>
+        <w:rPr>
+          <w:color w:val="808080" w:themeColor="background1" w:themeShade="80"/>
+        </w:rPr>
+      </w:pPr>
+      <w:r>
+        <w:rPr>
+          <w:color w:val="808080" w:themeColor="background1" w:themeShade="80"/>
+        </w:rPr>
+        <w:t># META       "default_lakehouse_workspace_id": "</w:t>
+      </w:r>
+      <w:r>
+        <w:t>{WORKSPACE_ID}</w:t>
+      </w:r>
+      <w:r>
+        <w:rPr>
+          <w:color w:val="808080" w:themeColor="background1" w:themeShade="80"/>
+        </w:rPr>
+        <w:t>",</w:t>
+      </w:r>
+    </w:p>
+    <w:p>
+      <w:pPr>
+        <w:pStyle w:val="CodeListing"/>
+        <w:rPr>
+          <w:color w:val="7F7F7F" w:themeColor="text1" w:themeTint="80"/>
+        </w:rPr>
+      </w:pPr>
+      <w:r>
+        <w:rPr>
+          <w:color w:val="808080" w:themeColor="background1" w:themeShade="80"/>
+        </w:rPr>
+        <w:t xml:space="preserve"># META       "known_lakehouses": </w:t>
+      </w:r>
+      <w:r>
+        <w:rPr>
+          <w:color w:val="7F7F7F" w:themeColor="text1" w:themeTint="80"/>
+        </w:rPr>
+        <w:t>[</w:t>
+      </w:r>
+    </w:p>
+    <w:p>
+      <w:pPr>
+        <w:pStyle w:val="CodeListing"/>
+        <w:rPr>
+          <w:color w:val="7F7F7F" w:themeColor="text1" w:themeTint="80"/>
+        </w:rPr>
+      </w:pPr>
+      <w:r>
+        <w:rPr>
+          <w:color w:val="808080" w:themeColor="background1" w:themeShade="80"/>
+        </w:rPr>
+        <w:t xml:space="preserve"># META       </w:t>
+      </w:r>
+      <w:r>
+        <w:rPr>
+          <w:color w:val="808080" w:themeColor="background1" w:themeShade="80"/>
+        </w:rPr>
+        <w:t xml:space="preserve">  </w:t>
+      </w:r>
+      <w:r>
+        <w:rPr>
+          <w:color w:val="7F7F7F" w:themeColor="text1" w:themeTint="80"/>
+        </w:rPr>
+        <w:t xml:space="preserve">{ </w:t>
+      </w:r>
+    </w:p>
+    <w:p>
+      <w:pPr>
+        <w:pStyle w:val="CodeListing"/>
+        <w:rPr>
+          <w:color w:val="7F7F7F" w:themeColor="text1" w:themeTint="80"/>
+        </w:rPr>
+      </w:pPr>
+      <w:r>
+        <w:rPr>
+          <w:color w:val="808080" w:themeColor="background1" w:themeShade="80"/>
+        </w:rPr>
+        <w:t xml:space="preserve"># META       </w:t>
+      </w:r>
+      <w:r>
+        <w:rPr>
+          <w:color w:val="7F7F7F" w:themeColor="text1" w:themeTint="80"/>
+        </w:rPr>
+        <w:t xml:space="preserve">    </w:t>
+      </w:r>
+      <w:r>
+        <w:rPr>
+          <w:color w:val="7F7F7F" w:themeColor="text1" w:themeTint="80"/>
+        </w:rPr>
+        <w:t>"id": "</w:t>
+      </w:r>
+      <w:r>
+        <w:t>{LAKEHOUSE_ID}</w:t>
+      </w:r>
+      <w:r>
+        <w:rPr>
+          <w:color w:val="7F7F7F" w:themeColor="text1" w:themeTint="80"/>
+        </w:rPr>
+        <w:t xml:space="preserve">" </w:t>
+      </w:r>
+    </w:p>
+    <w:p>
+      <w:pPr>
+        <w:pStyle w:val="CodeListing"/>
+        <w:rPr>
+          <w:color w:val="7F7F7F" w:themeColor="text1" w:themeTint="80"/>
+        </w:rPr>
+      </w:pPr>
+      <w:r>
+        <w:rPr>
+          <w:color w:val="808080" w:themeColor="background1" w:themeShade="80"/>
+        </w:rPr>
+        <w:t xml:space="preserve"># META       </w:t>
+      </w:r>
+      <w:r>
+        <w:rPr>
+          <w:color w:val="7F7F7F" w:themeColor="text1" w:themeTint="80"/>
+        </w:rPr>
+        <w:t xml:space="preserve">  </w:t>
+      </w:r>
+      <w:r>
+        <w:rPr>
+          <w:color w:val="7F7F7F" w:themeColor="text1" w:themeTint="80"/>
+        </w:rPr>
+        <w:t>}</w:t>
+      </w:r>
+    </w:p>
+    <w:p>
+      <w:pPr>
+        <w:pStyle w:val="CodeListing"/>
+        <w:rPr>
+          <w:color w:val="808080" w:themeColor="background1" w:themeShade="80"/>
+        </w:rPr>
+      </w:pPr>
+      <w:r>
+        <w:rPr>
+          <w:color w:val="808080" w:themeColor="background1" w:themeShade="80"/>
+        </w:rPr>
+        <w:t xml:space="preserve"># META       </w:t>
+      </w:r>
+      <w:r>
+        <w:rPr>
+          <w:color w:val="7F7F7F" w:themeColor="text1" w:themeTint="80"/>
+        </w:rPr>
+        <w:t>]</w:t>
+      </w:r>
+    </w:p>
+    <w:p>
+      <w:pPr>
+        <w:pStyle w:val="CodeListing"/>
+        <w:rPr>
+          <w:color w:val="808080" w:themeColor="background1" w:themeShade="80"/>
+        </w:rPr>
+      </w:pPr>
+      <w:r>
+        <w:rPr>
+          <w:color w:val="808080" w:themeColor="background1" w:themeShade="80"/>
+        </w:rPr>
+        <w:t># META     }</w:t>
+      </w:r>
+    </w:p>
+    <w:p>
+      <w:pPr>
+        <w:pStyle w:val="CodeListing"/>
+        <w:rPr>
+          <w:color w:val="808080" w:themeColor="background1" w:themeShade="80"/>
+        </w:rPr>
+      </w:pPr>
+      <w:r>
+        <w:rPr>
+          <w:color w:val="808080" w:themeColor="background1" w:themeShade="80"/>
+        </w:rPr>
+        <w:t># META   }</w:t>
+      </w:r>
+    </w:p>
+    <w:p>
+      <w:pPr>
+        <w:pStyle w:val="CodeListing"/>
+        <w:rPr>
+          <w:color w:val="808080" w:themeColor="background1" w:themeShade="80"/>
+        </w:rPr>
+      </w:pPr>
+      <w:r>
+        <w:rPr>
+          <w:color w:val="808080" w:themeColor="background1" w:themeShade="80"/>
+        </w:rPr>
+        <w:t># META }</w:t>
+      </w:r>
+    </w:p>
+    <w:p>
+      <w:pPr>
+        <w:pStyle w:val="Tip"/>
+      </w:pPr>
+      <w:r>
+        <w:t xml:space="preserve">Directly manipulating item definition files is a powerful </w:t>
+      </w:r>
+      <w:r>
+        <w:t>technique</w:t>
+      </w:r>
+      <w:r>
+        <w:t xml:space="preserve"> that assumes you know what you are doing. If you update an item definition file with invalid syntax, you will experience </w:t>
+      </w:r>
+      <w:r>
+        <w:t>errors</w:t>
+      </w:r>
+      <w:r>
+        <w:t xml:space="preserve"> when calling </w:t>
+      </w:r>
+      <w:r>
+        <w:rPr>
+          <w:b/>
+          <w:bCs/>
+        </w:rPr>
+        <w:t>Create Item</w:t>
+      </w:r>
+      <w:r>
+        <w:t xml:space="preserve"> and </w:t>
+      </w:r>
+      <w:r>
+        <w:rPr>
+          <w:b/>
+          <w:bCs/>
+        </w:rPr>
+        <w:t>Update Item Definition</w:t>
+      </w:r>
+      <w:r>
+        <w:t xml:space="preserve">. </w:t>
+      </w:r>
+    </w:p>
+    <w:p>
+      <w:r>
+        <w:t xml:space="preserve">Now let's walk through the programming steps required to call </w:t>
+      </w:r>
+      <w:r>
+        <w:rPr>
+          <w:b/>
+          <w:bCs/>
+        </w:rPr>
+        <w:t>Create Item</w:t>
+      </w:r>
+      <w:r>
+        <w:t xml:space="preserve"> using an item definition. First, you need to enumerate </w:t>
+      </w:r>
+      <w:r>
+        <w:t xml:space="preserve">through all </w:t>
+      </w:r>
+      <w:r>
+        <w:t xml:space="preserve">the files in the item definition folder and load their contents and </w:t>
+      </w:r>
+      <w:r>
+        <w:t xml:space="preserve">their </w:t>
+      </w:r>
+      <w:r>
+        <w:t xml:space="preserve">relative files paths into memory. At this point you can </w:t>
+      </w:r>
+      <w:r>
+        <w:t xml:space="preserve">updated the contents of </w:t>
+      </w:r>
+      <w:r>
+        <w:rPr>
+          <w:b/>
+          <w:bCs/>
+        </w:rPr>
+        <w:t>notebook</w:t>
+      </w:r>
+      <w:r>
+        <w:rPr>
+          <w:b/>
+          <w:bCs/>
+        </w:rPr>
+        <w:t>-</w:t>
+      </w:r>
+      <w:r>
+        <w:rPr>
+          <w:b/>
+          <w:bCs/>
+        </w:rPr>
+        <w:t>content.py</w:t>
+      </w:r>
+      <w:r>
+        <w:t xml:space="preserve"> </w:t>
+      </w:r>
+      <w:r>
+        <w:t xml:space="preserve">in memory </w:t>
+      </w:r>
+      <w:r>
+        <w:t>with the metadata for the default lakehouse.</w:t>
+      </w:r>
+    </w:p>
+    <w:p>
+      <w:r>
+        <w:t xml:space="preserve">The next step is to </w:t>
+      </w:r>
+      <w:r>
+        <w:t xml:space="preserve">parse together a </w:t>
+      </w:r>
+      <w:r>
+        <w:t xml:space="preserve">JSON </w:t>
+      </w:r>
+      <w:r>
+        <w:t xml:space="preserve">payload that allows you to pass the item definition across the network. Things get a bit tricky because there's a need to </w:t>
+      </w:r>
+      <w:r>
+        <w:t xml:space="preserve">pass </w:t>
+      </w:r>
+      <w:r>
+        <w:t xml:space="preserve">the contents of </w:t>
+      </w:r>
+      <w:r>
+        <w:t xml:space="preserve">multiple files across the network in </w:t>
+      </w:r>
+      <w:r>
+        <w:t xml:space="preserve">a single </w:t>
+      </w:r>
+      <w:r>
+        <w:t xml:space="preserve">HTTP request. </w:t>
+      </w:r>
+      <w:r>
+        <w:t xml:space="preserve">The way to accomplish this is to </w:t>
+      </w:r>
+      <w:r>
+        <w:t xml:space="preserve">convert the contents of each file </w:t>
+      </w:r>
+      <w:r>
+        <w:t xml:space="preserve">into </w:t>
+      </w:r>
+      <w:r>
+        <w:t xml:space="preserve">a </w:t>
+      </w:r>
+      <w:r>
+        <w:t>base64 encod</w:t>
+      </w:r>
+      <w:r>
+        <w:t>ed format</w:t>
+      </w:r>
+      <w:r>
+        <w:t>.</w:t>
+      </w:r>
+      <w:r>
+        <w:t xml:space="preserve"> </w:t>
+      </w:r>
+      <w:r>
+        <w:t xml:space="preserve">By </w:t>
+      </w:r>
+      <w:r>
+        <w:t>format</w:t>
+      </w:r>
+      <w:r>
+        <w:t>ting</w:t>
+      </w:r>
+      <w:r>
+        <w:t xml:space="preserve"> </w:t>
+      </w:r>
+      <w:r>
+        <w:t xml:space="preserve">file </w:t>
+      </w:r>
+      <w:r>
+        <w:t xml:space="preserve">contents </w:t>
+      </w:r>
+      <w:r>
+        <w:t xml:space="preserve">using </w:t>
+      </w:r>
+      <w:r>
+        <w:t xml:space="preserve">base64 encoding, you can add </w:t>
+      </w:r>
+      <w:r>
+        <w:t xml:space="preserve">the </w:t>
+      </w:r>
+      <w:r>
+        <w:t xml:space="preserve">content </w:t>
+      </w:r>
+      <w:r>
+        <w:t xml:space="preserve">of any file into </w:t>
+      </w:r>
+      <w:r>
+        <w:t xml:space="preserve">a JSON element as a </w:t>
+      </w:r>
+      <w:r>
+        <w:t xml:space="preserve">standard </w:t>
+      </w:r>
+      <w:r>
+        <w:t xml:space="preserve">string value. This makes it possible to transmit all the files </w:t>
+      </w:r>
+      <w:r>
+        <w:t xml:space="preserve">required </w:t>
+      </w:r>
+      <w:r>
+        <w:t xml:space="preserve">for an item definition </w:t>
+      </w:r>
+      <w:r>
+        <w:t xml:space="preserve">across the network </w:t>
+      </w:r>
+      <w:r>
+        <w:t xml:space="preserve">in a call the </w:t>
+      </w:r>
+      <w:r>
+        <w:rPr>
+          <w:b/>
+          <w:bCs/>
+        </w:rPr>
+        <w:t>Create Item</w:t>
+      </w:r>
+      <w:r>
+        <w:t xml:space="preserve"> API.</w:t>
+      </w:r>
+    </w:p>
+    <w:p>
+      <w:r>
         <w:lastRenderedPageBreak/>
-        <w:t xml:space="preserve"># </w:t>
-      </w:r>
-      <w:r>
-        <w:rPr>
-          <w:color w:val="808080" w:themeColor="background1" w:themeShade="80"/>
-        </w:rPr>
-        <w:t>Fabric notebook source</w:t>
+        <w:t xml:space="preserve">The following </w:t>
+      </w:r>
+      <w:r>
+        <w:t xml:space="preserve">JSON listing </w:t>
+      </w:r>
+      <w:r>
+        <w:t xml:space="preserve">shows an example </w:t>
+      </w:r>
+      <w:r>
+        <w:t xml:space="preserve">of </w:t>
+      </w:r>
+      <w:r>
+        <w:t xml:space="preserve">an </w:t>
+      </w:r>
+      <w:r>
+        <w:t xml:space="preserve">HTTP request body </w:t>
+      </w:r>
+      <w:r>
+        <w:t xml:space="preserve">that can be </w:t>
+      </w:r>
+      <w:r>
+        <w:t xml:space="preserve">passed across the network in a call </w:t>
+      </w:r>
+      <w:r>
+        <w:t xml:space="preserve">to </w:t>
+      </w:r>
+      <w:r>
+        <w:t xml:space="preserve">the </w:t>
+      </w:r>
+      <w:r>
+        <w:rPr>
+          <w:b/>
+          <w:bCs/>
+        </w:rPr>
+        <w:t>Create Item</w:t>
+      </w:r>
+      <w:r>
+        <w:t xml:space="preserve"> </w:t>
+      </w:r>
+      <w:r>
+        <w:t xml:space="preserve"> </w:t>
+      </w:r>
+      <w:r>
+        <w:t xml:space="preserve">API. </w:t>
+      </w:r>
+      <w:r>
+        <w:t xml:space="preserve">The </w:t>
+      </w:r>
+      <w:r>
+        <w:rPr>
+          <w:b/>
+          <w:bCs/>
+        </w:rPr>
+        <w:t>definition</w:t>
+      </w:r>
+      <w:r>
+        <w:t xml:space="preserve"> </w:t>
+      </w:r>
+      <w:r>
+        <w:t xml:space="preserve">element </w:t>
+      </w:r>
+      <w:r>
+        <w:t xml:space="preserve">contains a </w:t>
+      </w:r>
+      <w:r>
+        <w:rPr>
+          <w:b/>
+          <w:bCs/>
+        </w:rPr>
+        <w:t>parts</w:t>
+      </w:r>
+      <w:r>
+        <w:t xml:space="preserve"> collection which contains a </w:t>
+      </w:r>
+      <w:r>
+        <w:rPr>
+          <w:b/>
+          <w:bCs/>
+        </w:rPr>
+        <w:t>part</w:t>
+      </w:r>
+      <w:r>
+        <w:t xml:space="preserve"> </w:t>
+      </w:r>
+      <w:r>
+        <w:t xml:space="preserve">element </w:t>
+      </w:r>
+      <w:r>
+        <w:t xml:space="preserve">for each file in the item definition. Each </w:t>
+      </w:r>
+      <w:r>
+        <w:rPr>
+          <w:b/>
+          <w:bCs/>
+        </w:rPr>
+        <w:t>part</w:t>
+      </w:r>
+      <w:r>
+        <w:t xml:space="preserve"> </w:t>
+      </w:r>
+      <w:r>
+        <w:t xml:space="preserve">element includes </w:t>
+      </w:r>
+      <w:r>
+        <w:t>a</w:t>
+      </w:r>
+      <w:r>
+        <w:t xml:space="preserve"> relative</w:t>
+      </w:r>
+      <w:r>
+        <w:t xml:space="preserve"> </w:t>
+      </w:r>
+      <w:r>
+        <w:rPr>
+          <w:b/>
+          <w:bCs/>
+        </w:rPr>
+        <w:t>path</w:t>
+      </w:r>
+      <w:r>
+        <w:t xml:space="preserve"> </w:t>
+      </w:r>
+      <w:r>
+        <w:t xml:space="preserve">value </w:t>
+      </w:r>
+      <w:r>
+        <w:t xml:space="preserve">and </w:t>
+      </w:r>
+      <w:r>
+        <w:t xml:space="preserve">a payload </w:t>
+      </w:r>
+      <w:r>
+        <w:t xml:space="preserve">for the file contents </w:t>
+      </w:r>
+      <w:r>
+        <w:t xml:space="preserve">in </w:t>
+      </w:r>
+      <w:r>
+        <w:t xml:space="preserve">a </w:t>
+      </w:r>
+      <w:r>
+        <w:t>base64 encoded format.</w:t>
       </w:r>
     </w:p>
     <w:p>
       <w:pPr>
         <w:pStyle w:val="CodeListing"/>
-        <w:rPr>
-          <w:color w:val="808080" w:themeColor="background1" w:themeShade="80"/>
-        </w:rPr>
-      </w:pPr>
+      </w:pPr>
+      <w:r>
+        <w:t>{</w:t>
+      </w:r>
     </w:p>
     <w:p>
       <w:pPr>
         <w:pStyle w:val="CodeListing"/>
-        <w:rPr>
-          <w:color w:val="808080" w:themeColor="background1" w:themeShade="80"/>
-        </w:rPr>
-      </w:pPr>
-      <w:r>
-        <w:rPr>
-          <w:color w:val="808080" w:themeColor="background1" w:themeShade="80"/>
-        </w:rPr>
-        <w:t># METADATA ********************</w:t>
+      </w:pPr>
+      <w:r>
+        <w:t xml:space="preserve">    "displayName": "Create Lakehouse Tables",</w:t>
       </w:r>
     </w:p>
     <w:p>
       <w:pPr>
         <w:pStyle w:val="CodeListing"/>
-        <w:rPr>
-          <w:color w:val="808080" w:themeColor="background1" w:themeShade="80"/>
-        </w:rPr>
-      </w:pPr>
+      </w:pPr>
+      <w:r>
+        <w:t xml:space="preserve">    "type": "Notebook",</w:t>
+      </w:r>
     </w:p>
     <w:p>
       <w:pPr>
         <w:pStyle w:val="CodeListing"/>
-        <w:rPr>
-          <w:color w:val="808080" w:themeColor="background1" w:themeShade="80"/>
-        </w:rPr>
-      </w:pPr>
-      <w:r>
-        <w:rPr>
-          <w:color w:val="808080" w:themeColor="background1" w:themeShade="80"/>
-        </w:rPr>
-        <w:t># META {</w:t>
+      </w:pPr>
+      <w:r>
+        <w:t xml:space="preserve">    "definition": {</w:t>
       </w:r>
     </w:p>
     <w:p>
       <w:pPr>
         <w:pStyle w:val="CodeListing"/>
-        <w:rPr>
-          <w:color w:val="808080" w:themeColor="background1" w:themeShade="80"/>
-        </w:rPr>
-      </w:pPr>
-      <w:r>
-        <w:rPr>
-          <w:color w:val="808080" w:themeColor="background1" w:themeShade="80"/>
-        </w:rPr>
-        <w:t># META   "</w:t>
-      </w:r>
-      <w:r>
-        <w:rPr>
-          <w:color w:val="808080" w:themeColor="background1" w:themeShade="80"/>
-        </w:rPr>
-        <w:t>dependencies</w:t>
-      </w:r>
-      <w:r>
-        <w:rPr>
-          <w:color w:val="808080" w:themeColor="background1" w:themeShade="80"/>
-        </w:rPr>
-        <w:t>": {</w:t>
-      </w:r>
-      <w:r>
-        <w:rPr>
-          <w:color w:val="808080" w:themeColor="background1" w:themeShade="80"/>
-        </w:rPr>
-        <w:br/>
-      </w:r>
-      <w:r>
-        <w:rPr>
-          <w:color w:val="808080" w:themeColor="background1" w:themeShade="80"/>
-        </w:rPr>
-        <w:t># META     "lakehouse": {</w:t>
+      </w:pPr>
+      <w:r>
+        <w:t xml:space="preserve">        "parts": [</w:t>
       </w:r>
     </w:p>
     <w:p>
       <w:pPr>
         <w:pStyle w:val="CodeListing"/>
-        <w:rPr>
-          <w:color w:val="808080" w:themeColor="background1" w:themeShade="80"/>
-        </w:rPr>
-      </w:pPr>
-      <w:r>
-        <w:rPr>
-          <w:color w:val="808080" w:themeColor="background1" w:themeShade="80"/>
-        </w:rPr>
-        <w:t># META       "default_lakehouse": "</w:t>
-      </w:r>
-      <w:r>
-        <w:t>{LAKEHOUSE_ID}</w:t>
-      </w:r>
-      <w:r>
-        <w:rPr>
-          <w:color w:val="808080" w:themeColor="background1" w:themeShade="80"/>
-        </w:rPr>
-        <w:t>",</w:t>
+      </w:pPr>
+      <w:r>
+        <w:t xml:space="preserve">            {</w:t>
       </w:r>
     </w:p>
     <w:p>
       <w:pPr>
         <w:pStyle w:val="CodeListing"/>
-        <w:rPr>
-          <w:color w:val="808080" w:themeColor="background1" w:themeShade="80"/>
-        </w:rPr>
-      </w:pPr>
-      <w:r>
-        <w:rPr>
-          <w:color w:val="808080" w:themeColor="background1" w:themeShade="80"/>
-        </w:rPr>
-        <w:t># META       "default_lakehouse_name": "</w:t>
-      </w:r>
-      <w:r>
-        <w:t>{LAKEHOUSE_NAME}</w:t>
-      </w:r>
-      <w:r>
-        <w:rPr>
-          <w:color w:val="808080" w:themeColor="background1" w:themeShade="80"/>
-        </w:rPr>
-        <w:t>",</w:t>
+      </w:pPr>
+      <w:r>
+        <w:t xml:space="preserve">                "path": ".platform",</w:t>
       </w:r>
     </w:p>
     <w:p>
       <w:pPr>
         <w:pStyle w:val="CodeListing"/>
-        <w:rPr>
-          <w:color w:val="808080" w:themeColor="background1" w:themeShade="80"/>
-        </w:rPr>
-      </w:pPr>
-      <w:r>
-        <w:rPr>
-          <w:color w:val="808080" w:themeColor="background1" w:themeShade="80"/>
-        </w:rPr>
-        <w:t># META       "default_lakehouse_workspace_id": "</w:t>
-      </w:r>
-      <w:r>
-        <w:t>{WORKSPACE_ID}</w:t>
-      </w:r>
-      <w:r>
-        <w:rPr>
-          <w:color w:val="808080" w:themeColor="background1" w:themeShade="80"/>
-        </w:rPr>
-        <w:t>",</w:t>
+      </w:pPr>
+      <w:r>
+        <w:t xml:space="preserve">                "payload": </w:t>
+      </w:r>
+      <w:r>
+        <w:t>"</w:t>
+      </w:r>
+      <w:r>
+        <w:t>********************</w:t>
+      </w:r>
+      <w:r>
+        <w:t>BASE64</w:t>
+      </w:r>
+      <w:r>
+        <w:t>-</w:t>
+      </w:r>
+      <w:r>
+        <w:t>ENCODED</w:t>
+      </w:r>
+      <w:r>
+        <w:t>-FILE-</w:t>
+      </w:r>
+      <w:r>
+        <w:t>CONTENT</w:t>
+      </w:r>
+      <w:r>
+        <w:t>********************"</w:t>
       </w:r>
     </w:p>
     <w:p>
       <w:pPr>
         <w:pStyle w:val="CodeListing"/>
-        <w:rPr>
-          <w:color w:val="7F7F7F" w:themeColor="text1" w:themeTint="80"/>
-        </w:rPr>
-      </w:pPr>
-      <w:r>
-        <w:rPr>
-          <w:color w:val="808080" w:themeColor="background1" w:themeShade="80"/>
-        </w:rPr>
-        <w:t xml:space="preserve"># META       "known_lakehouses": </w:t>
-      </w:r>
-      <w:r>
-        <w:rPr>
-          <w:color w:val="7F7F7F" w:themeColor="text1" w:themeTint="80"/>
-        </w:rPr>
-        <w:t>[</w:t>
+      </w:pPr>
+      <w:r>
+        <w:t xml:space="preserve">                "payloadType": "InlineBase64"</w:t>
       </w:r>
     </w:p>
     <w:p>
       <w:pPr>
         <w:pStyle w:val="CodeListing"/>
-        <w:rPr>
-          <w:color w:val="7F7F7F" w:themeColor="text1" w:themeTint="80"/>
-        </w:rPr>
-      </w:pPr>
-      <w:r>
-        <w:rPr>
-          <w:color w:val="808080" w:themeColor="background1" w:themeShade="80"/>
-        </w:rPr>
-        <w:t xml:space="preserve"># META       </w:t>
-      </w:r>
-      <w:r>
-        <w:rPr>
-          <w:color w:val="808080" w:themeColor="background1" w:themeShade="80"/>
-        </w:rPr>
-        <w:t xml:space="preserve">  </w:t>
-      </w:r>
-      <w:r>
-        <w:rPr>
-          <w:color w:val="7F7F7F" w:themeColor="text1" w:themeTint="80"/>
-        </w:rPr>
-        <w:t xml:space="preserve">{ </w:t>
+      </w:pPr>
+      <w:r>
+        <w:t xml:space="preserve">            },</w:t>
       </w:r>
     </w:p>
     <w:p>
       <w:pPr>
         <w:pStyle w:val="CodeListing"/>
-        <w:rPr>
-          <w:color w:val="7F7F7F" w:themeColor="text1" w:themeTint="80"/>
-        </w:rPr>
-      </w:pPr>
-      <w:r>
-        <w:rPr>
-          <w:color w:val="808080" w:themeColor="background1" w:themeShade="80"/>
-        </w:rPr>
-        <w:t xml:space="preserve"># META       </w:t>
-      </w:r>
-      <w:r>
-        <w:rPr>
-          <w:color w:val="7F7F7F" w:themeColor="text1" w:themeTint="80"/>
-        </w:rPr>
-        <w:t xml:space="preserve">    </w:t>
-      </w:r>
-      <w:r>
-        <w:rPr>
-          <w:color w:val="7F7F7F" w:themeColor="text1" w:themeTint="80"/>
-        </w:rPr>
-        <w:t>"id": "</w:t>
-      </w:r>
-      <w:r>
-        <w:t>{LAKEHOUSE_ID}</w:t>
-      </w:r>
-      <w:r>
-        <w:rPr>
-          <w:color w:val="7F7F7F" w:themeColor="text1" w:themeTint="80"/>
-        </w:rPr>
-        <w:t xml:space="preserve">" </w:t>
+      </w:pPr>
+      <w:r>
+        <w:t xml:space="preserve">            {</w:t>
       </w:r>
     </w:p>
     <w:p>
       <w:pPr>
         <w:pStyle w:val="CodeListing"/>
-        <w:rPr>
-          <w:color w:val="7F7F7F" w:themeColor="text1" w:themeTint="80"/>
-        </w:rPr>
-      </w:pPr>
-      <w:r>
-        <w:rPr>
-          <w:color w:val="808080" w:themeColor="background1" w:themeShade="80"/>
-        </w:rPr>
-        <w:t xml:space="preserve"># META       </w:t>
-      </w:r>
-      <w:r>
-        <w:rPr>
-          <w:color w:val="7F7F7F" w:themeColor="text1" w:themeTint="80"/>
-        </w:rPr>
-        <w:t xml:space="preserve">  </w:t>
-      </w:r>
-      <w:r>
-        <w:rPr>
-          <w:color w:val="7F7F7F" w:themeColor="text1" w:themeTint="80"/>
-        </w:rPr>
+      </w:pPr>
+      <w:r>
+        <w:t xml:space="preserve">                "path": "notebook-content.py",</w:t>
+      </w:r>
+    </w:p>
+    <w:p>
+      <w:pPr>
+        <w:pStyle w:val="CodeListing"/>
+      </w:pPr>
+      <w:r>
+        <w:t xml:space="preserve">                "payload": "********************</w:t>
+      </w:r>
+      <w:r>
+        <w:t>BASE64</w:t>
+      </w:r>
+      <w:r>
+        <w:t>-</w:t>
+      </w:r>
+      <w:r>
+        <w:t>ENCODED</w:t>
+      </w:r>
+      <w:r>
+        <w:t>-FILE-</w:t>
+      </w:r>
+      <w:r>
+        <w:t>CONTENT</w:t>
+      </w:r>
+      <w:r>
+        <w:t>********************"</w:t>
+      </w:r>
+    </w:p>
+    <w:p>
+      <w:pPr>
+        <w:pStyle w:val="CodeListing"/>
+      </w:pPr>
+      <w:r>
+        <w:t xml:space="preserve">                "payloadType": "InlineBase64"</w:t>
+      </w:r>
+    </w:p>
+    <w:p>
+      <w:pPr>
+        <w:pStyle w:val="CodeListing"/>
+      </w:pPr>
+      <w:r>
+        <w:t xml:space="preserve">            }</w:t>
+      </w:r>
+    </w:p>
+    <w:p>
+      <w:pPr>
+        <w:pStyle w:val="CodeListing"/>
+      </w:pPr>
+      <w:r>
+        <w:t xml:space="preserve">        ]</w:t>
+      </w:r>
+    </w:p>
+    <w:p>
+      <w:pPr>
+        <w:pStyle w:val="CodeListing"/>
+      </w:pPr>
+      <w:r>
+        <w:t xml:space="preserve">    }</w:t>
+      </w:r>
+    </w:p>
+    <w:p>
+      <w:pPr>
+        <w:pStyle w:val="CodeListing"/>
+      </w:pPr>
+      <w:r>
         <w:t>}</w:t>
       </w:r>
     </w:p>
     <w:p>
-      <w:pPr>
-        <w:pStyle w:val="CodeListing"/>
-        <w:rPr>
-          <w:color w:val="808080" w:themeColor="background1" w:themeShade="80"/>
-        </w:rPr>
-      </w:pPr>
-      <w:r>
-        <w:rPr>
-          <w:color w:val="808080" w:themeColor="background1" w:themeShade="80"/>
-        </w:rPr>
-        <w:t xml:space="preserve"># META       </w:t>
-      </w:r>
-      <w:r>
-        <w:rPr>
-          <w:color w:val="7F7F7F" w:themeColor="text1" w:themeTint="80"/>
-        </w:rPr>
-        <w:t>]</w:t>
-      </w:r>
-    </w:p>
-    <w:p>
-      <w:pPr>
-        <w:pStyle w:val="CodeListing"/>
-        <w:rPr>
-          <w:color w:val="808080" w:themeColor="background1" w:themeShade="80"/>
-        </w:rPr>
-      </w:pPr>
-      <w:r>
-        <w:rPr>
-          <w:color w:val="808080" w:themeColor="background1" w:themeShade="80"/>
-        </w:rPr>
-        <w:t># META     }</w:t>
-      </w:r>
-    </w:p>
-    <w:p>
-      <w:pPr>
-        <w:pStyle w:val="CodeListing"/>
-        <w:rPr>
-          <w:color w:val="808080" w:themeColor="background1" w:themeShade="80"/>
-        </w:rPr>
-      </w:pPr>
-      <w:r>
-        <w:rPr>
-          <w:color w:val="808080" w:themeColor="background1" w:themeShade="80"/>
-        </w:rPr>
-        <w:t># META   }</w:t>
-      </w:r>
-    </w:p>
-    <w:p>
-      <w:pPr>
-        <w:pStyle w:val="CodeListing"/>
-        <w:rPr>
-          <w:color w:val="808080" w:themeColor="background1" w:themeShade="80"/>
-        </w:rPr>
-      </w:pPr>
-      <w:r>
-        <w:rPr>
-          <w:color w:val="808080" w:themeColor="background1" w:themeShade="80"/>
-        </w:rPr>
-        <w:t># META }</w:t>
-      </w:r>
-    </w:p>
-    <w:p>
-      <w:pPr>
-        <w:pStyle w:val="Tip"/>
-      </w:pPr>
-      <w:r>
-        <w:t xml:space="preserve">Directly manipulating item definition files is a powerful </w:t>
-      </w:r>
-      <w:r>
-        <w:t>technique</w:t>
-      </w:r>
-      <w:r>
-        <w:t xml:space="preserve"> that assumes you know what you are doing. If you update an item definition file with invalid syntax, you will experience </w:t>
-      </w:r>
-      <w:r>
-        <w:t>errors</w:t>
-      </w:r>
-      <w:r>
-        <w:t xml:space="preserve"> when calling </w:t>
+      <w:r>
+        <w:t xml:space="preserve">At this point, you should be able to </w:t>
+      </w:r>
+      <w:r>
+        <w:t xml:space="preserve">make an observation about the difference between using Fabric CLI </w:t>
+      </w:r>
+      <w:r>
+        <w:t xml:space="preserve">compared to </w:t>
+      </w:r>
+      <w:r>
+        <w:t xml:space="preserve">programming the Fabric REST APIs. </w:t>
+      </w:r>
+      <w:r>
+        <w:t xml:space="preserve">Programming the </w:t>
+      </w:r>
+      <w:r>
+        <w:t>Fabric REST API</w:t>
+      </w:r>
+      <w:r>
+        <w:t>s</w:t>
+      </w:r>
+      <w:r>
+        <w:t xml:space="preserve"> provides more control </w:t>
+      </w:r>
+      <w:r>
+        <w:t xml:space="preserve">but </w:t>
+      </w:r>
+      <w:r>
+        <w:t xml:space="preserve">at the expense of significantly more complexity. When </w:t>
+      </w:r>
+      <w:r>
+        <w:t xml:space="preserve">you </w:t>
+      </w:r>
+      <w:r>
+        <w:t xml:space="preserve">use the Fabric CLI </w:t>
+      </w:r>
+      <w:r>
+        <w:rPr>
+          <w:b/>
+          <w:bCs/>
+        </w:rPr>
+        <w:t>import</w:t>
+      </w:r>
+      <w:r>
+        <w:t xml:space="preserve"> command, all the work of formatting file content</w:t>
+      </w:r>
+      <w:r>
+        <w:t>s</w:t>
+      </w:r>
+      <w:r>
+        <w:t xml:space="preserve"> </w:t>
+      </w:r>
+      <w:r>
+        <w:t xml:space="preserve">back and forth between </w:t>
+      </w:r>
+      <w:r>
+        <w:t xml:space="preserve">base64 encoding </w:t>
+      </w:r>
+      <w:r>
+        <w:t xml:space="preserve">and clear text </w:t>
+      </w:r>
+      <w:r>
+        <w:t>is handled for you behind the scenes. Fabric CLI doesn't provide as much control, but it sure makes things a lot easier.</w:t>
+      </w:r>
+    </w:p>
+    <w:p>
+      <w:r>
+        <w:t xml:space="preserve">Consider another </w:t>
+      </w:r>
+      <w:r>
+        <w:t>convenience provide</w:t>
+      </w:r>
+      <w:r>
+        <w:t>d</w:t>
+      </w:r>
+      <w:r>
+        <w:t xml:space="preserve"> by the Fabric CLI </w:t>
+      </w:r>
+      <w:r>
+        <w:rPr>
+          <w:b/>
+          <w:bCs/>
+        </w:rPr>
+        <w:t>import</w:t>
+      </w:r>
+      <w:r>
+        <w:t xml:space="preserve"> command. You don't have to worry about whether the target </w:t>
+      </w:r>
+      <w:r>
+        <w:t xml:space="preserve">workspace item already exists or not. Fabric CLI has a way to determine whether the item already exists. If the item does not exist, the call to </w:t>
+      </w:r>
+      <w:r>
+        <w:rPr>
+          <w:b/>
+          <w:bCs/>
+        </w:rPr>
+        <w:t>import</w:t>
+      </w:r>
+      <w:r>
+        <w:t xml:space="preserve"> command results in an API call to </w:t>
       </w:r>
       <w:r>
         <w:rPr>
@@ -15805,7 +17311,7 @@
         <w:t>Create Item</w:t>
       </w:r>
       <w:r>
-        <w:t xml:space="preserve"> and </w:t>
+        <w:t xml:space="preserve">. If the item does exist, Fabric CLI calls </w:t>
       </w:r>
       <w:r>
         <w:rPr>
@@ -15815,655 +17321,19 @@
         <w:t>Update Item Definition</w:t>
       </w:r>
       <w:r>
-        <w:t xml:space="preserve">. </w:t>
-      </w:r>
-    </w:p>
-    <w:p>
-      <w:r>
-        <w:t xml:space="preserve">Now let's walk through the programming steps required to call </w:t>
-      </w:r>
-      <w:r>
-        <w:rPr>
-          <w:b/>
-          <w:bCs/>
-        </w:rPr>
-        <w:t>Create Item</w:t>
-      </w:r>
-      <w:r>
-        <w:t xml:space="preserve"> using an item definition. First, you need to enumerate </w:t>
-      </w:r>
-      <w:r>
-        <w:t xml:space="preserve">through all </w:t>
-      </w:r>
-      <w:r>
-        <w:t xml:space="preserve">the files in the item definition folder and load their contents and </w:t>
-      </w:r>
-      <w:r>
-        <w:t xml:space="preserve">their </w:t>
-      </w:r>
-      <w:r>
-        <w:t xml:space="preserve">relative files paths into memory. At this point you can </w:t>
-      </w:r>
-      <w:r>
-        <w:t xml:space="preserve">updated the contents of </w:t>
-      </w:r>
-      <w:r>
-        <w:rPr>
-          <w:b/>
-          <w:bCs/>
-        </w:rPr>
-        <w:t>notebook</w:t>
-      </w:r>
-      <w:r>
-        <w:rPr>
-          <w:b/>
-          <w:bCs/>
-        </w:rPr>
-        <w:t>-</w:t>
-      </w:r>
-      <w:r>
-        <w:rPr>
-          <w:b/>
-          <w:bCs/>
-        </w:rPr>
-        <w:t>content.py</w:t>
-      </w:r>
-      <w:r>
-        <w:t xml:space="preserve"> </w:t>
-      </w:r>
-      <w:r>
-        <w:t xml:space="preserve">in memory </w:t>
-      </w:r>
-      <w:r>
-        <w:t>with the metadata for the default lakehouse.</w:t>
-      </w:r>
-    </w:p>
-    <w:p>
-      <w:r>
-        <w:t xml:space="preserve">The next step is to </w:t>
-      </w:r>
-      <w:r>
-        <w:t xml:space="preserve">parse together a </w:t>
-      </w:r>
-      <w:r>
-        <w:t xml:space="preserve">JSON </w:t>
-      </w:r>
-      <w:r>
-        <w:t xml:space="preserve">payload that allows you to pass the item definition across the network. Things get a bit tricky because there's a need to </w:t>
-      </w:r>
-      <w:r>
-        <w:t xml:space="preserve">pass </w:t>
-      </w:r>
-      <w:r>
-        <w:t xml:space="preserve">the contents of </w:t>
-      </w:r>
-      <w:r>
-        <w:t xml:space="preserve">multiple files across the network in </w:t>
-      </w:r>
-      <w:r>
-        <w:t xml:space="preserve">a single </w:t>
-      </w:r>
-      <w:r>
-        <w:t xml:space="preserve">HTTP request. </w:t>
-      </w:r>
-      <w:r>
-        <w:t xml:space="preserve">The way to accomplish this is to </w:t>
-      </w:r>
-      <w:r>
-        <w:t xml:space="preserve">convert the contents of each file </w:t>
-      </w:r>
-      <w:r>
-        <w:t xml:space="preserve">into </w:t>
-      </w:r>
-      <w:r>
-        <w:t xml:space="preserve">a </w:t>
-      </w:r>
-      <w:r>
-        <w:t>base64 encod</w:t>
-      </w:r>
-      <w:r>
-        <w:t>ed format</w:t>
-      </w:r>
-      <w:r>
-        <w:t>.</w:t>
-      </w:r>
-      <w:r>
-        <w:t xml:space="preserve"> </w:t>
-      </w:r>
-      <w:r>
-        <w:t xml:space="preserve">By </w:t>
-      </w:r>
-      <w:r>
-        <w:t>format</w:t>
-      </w:r>
-      <w:r>
-        <w:t>ting</w:t>
-      </w:r>
-      <w:r>
-        <w:t xml:space="preserve"> </w:t>
-      </w:r>
-      <w:r>
-        <w:t xml:space="preserve">file </w:t>
-      </w:r>
-      <w:r>
-        <w:t xml:space="preserve">contents </w:t>
-      </w:r>
-      <w:r>
-        <w:t xml:space="preserve">using </w:t>
-      </w:r>
-      <w:r>
-        <w:t xml:space="preserve">base64 encoding, you can add </w:t>
-      </w:r>
-      <w:r>
-        <w:t xml:space="preserve">the </w:t>
-      </w:r>
-      <w:r>
-        <w:t xml:space="preserve">content </w:t>
-      </w:r>
-      <w:r>
-        <w:t xml:space="preserve">of any file into </w:t>
-      </w:r>
-      <w:r>
-        <w:t xml:space="preserve">a JSON element as a </w:t>
-      </w:r>
-      <w:r>
-        <w:t xml:space="preserve">standard </w:t>
-      </w:r>
-      <w:r>
-        <w:t xml:space="preserve">string value. This makes it possible to transmit all the files </w:t>
-      </w:r>
-      <w:r>
-        <w:t xml:space="preserve">required </w:t>
-      </w:r>
-      <w:r>
-        <w:t xml:space="preserve">for an item definition </w:t>
-      </w:r>
-      <w:r>
-        <w:t xml:space="preserve">across the network </w:t>
-      </w:r>
-      <w:r>
-        <w:t xml:space="preserve">in a call the </w:t>
-      </w:r>
-      <w:r>
-        <w:rPr>
-          <w:b/>
-          <w:bCs/>
-        </w:rPr>
-        <w:t>Create Item</w:t>
-      </w:r>
-      <w:r>
-        <w:t xml:space="preserve"> API.</w:t>
-      </w:r>
-    </w:p>
-    <w:p>
-      <w:r>
-        <w:t xml:space="preserve">The following </w:t>
-      </w:r>
-      <w:r>
-        <w:t xml:space="preserve">JSON listing </w:t>
-      </w:r>
-      <w:r>
-        <w:t xml:space="preserve">shows an example </w:t>
-      </w:r>
-      <w:r>
-        <w:t xml:space="preserve">of </w:t>
-      </w:r>
-      <w:r>
-        <w:t xml:space="preserve">an </w:t>
-      </w:r>
-      <w:r>
-        <w:t xml:space="preserve">HTTP request body </w:t>
-      </w:r>
-      <w:r>
-        <w:t xml:space="preserve">that can be </w:t>
-      </w:r>
-      <w:r>
-        <w:t xml:space="preserve">passed across the network in a call </w:t>
-      </w:r>
-      <w:r>
-        <w:t xml:space="preserve">to </w:t>
-      </w:r>
-      <w:r>
-        <w:t xml:space="preserve">the </w:t>
-      </w:r>
-      <w:r>
-        <w:rPr>
-          <w:b/>
-          <w:bCs/>
-        </w:rPr>
-        <w:t>Create Item</w:t>
-      </w:r>
-      <w:r>
-        <w:t xml:space="preserve"> </w:t>
-      </w:r>
-      <w:r>
-        <w:t xml:space="preserve"> </w:t>
-      </w:r>
-      <w:r>
-        <w:t xml:space="preserve">API. </w:t>
-      </w:r>
-      <w:r>
-        <w:t xml:space="preserve">The </w:t>
-      </w:r>
-      <w:r>
-        <w:rPr>
-          <w:b/>
-          <w:bCs/>
-        </w:rPr>
-        <w:t>definition</w:t>
-      </w:r>
-      <w:r>
-        <w:t xml:space="preserve"> </w:t>
-      </w:r>
-      <w:r>
-        <w:t xml:space="preserve">element </w:t>
-      </w:r>
-      <w:r>
-        <w:t xml:space="preserve">contains a </w:t>
-      </w:r>
-      <w:r>
-        <w:rPr>
-          <w:b/>
-          <w:bCs/>
-        </w:rPr>
-        <w:t>parts</w:t>
-      </w:r>
-      <w:r>
-        <w:t xml:space="preserve"> collection which contains a </w:t>
-      </w:r>
-      <w:r>
-        <w:rPr>
-          <w:b/>
-          <w:bCs/>
-        </w:rPr>
-        <w:t>part</w:t>
-      </w:r>
-      <w:r>
-        <w:t xml:space="preserve"> </w:t>
-      </w:r>
-      <w:r>
-        <w:t xml:space="preserve">element </w:t>
-      </w:r>
-      <w:r>
-        <w:t xml:space="preserve">for each file in the item definition. Each </w:t>
-      </w:r>
-      <w:r>
-        <w:rPr>
-          <w:b/>
-          <w:bCs/>
-        </w:rPr>
-        <w:t>part</w:t>
-      </w:r>
-      <w:r>
-        <w:t xml:space="preserve"> </w:t>
-      </w:r>
-      <w:r>
-        <w:t xml:space="preserve">element includes </w:t>
-      </w:r>
-      <w:r>
-        <w:t>a</w:t>
-      </w:r>
-      <w:r>
-        <w:t xml:space="preserve"> relative</w:t>
-      </w:r>
-      <w:r>
-        <w:t xml:space="preserve"> </w:t>
-      </w:r>
-      <w:r>
-        <w:rPr>
-          <w:b/>
-          <w:bCs/>
-        </w:rPr>
-        <w:t>path</w:t>
-      </w:r>
-      <w:r>
-        <w:t xml:space="preserve"> </w:t>
-      </w:r>
-      <w:r>
-        <w:t xml:space="preserve">value </w:t>
-      </w:r>
-      <w:r>
-        <w:t xml:space="preserve">and </w:t>
-      </w:r>
-      <w:r>
-        <w:t xml:space="preserve">a payload </w:t>
-      </w:r>
-      <w:r>
-        <w:t xml:space="preserve">for the file contents </w:t>
-      </w:r>
-      <w:r>
-        <w:t xml:space="preserve">in </w:t>
-      </w:r>
-      <w:r>
-        <w:t xml:space="preserve">a </w:t>
-      </w:r>
-      <w:r>
-        <w:t>base64 encoded format.</w:t>
-      </w:r>
-    </w:p>
-    <w:p>
-      <w:pPr>
-        <w:pStyle w:val="CodeListing"/>
-      </w:pPr>
-      <w:r>
-        <w:t>{</w:t>
-      </w:r>
-    </w:p>
-    <w:p>
-      <w:pPr>
-        <w:pStyle w:val="CodeListing"/>
-      </w:pPr>
-      <w:r>
-        <w:t xml:space="preserve">    "displayName": "Create Lakehouse Tables",</w:t>
-      </w:r>
-    </w:p>
-    <w:p>
-      <w:pPr>
-        <w:pStyle w:val="CodeListing"/>
-      </w:pPr>
-      <w:r>
-        <w:t xml:space="preserve">    "type": "Notebook",</w:t>
-      </w:r>
-    </w:p>
-    <w:p>
-      <w:pPr>
-        <w:pStyle w:val="CodeListing"/>
-      </w:pPr>
-      <w:r>
-        <w:t xml:space="preserve">    "definition": {</w:t>
-      </w:r>
-    </w:p>
-    <w:p>
-      <w:pPr>
-        <w:pStyle w:val="CodeListing"/>
-      </w:pPr>
-      <w:r>
-        <w:t xml:space="preserve">        "parts": [</w:t>
-      </w:r>
-    </w:p>
-    <w:p>
-      <w:pPr>
-        <w:pStyle w:val="CodeListing"/>
-      </w:pPr>
-      <w:r>
-        <w:t xml:space="preserve">            {</w:t>
-      </w:r>
-    </w:p>
-    <w:p>
-      <w:pPr>
-        <w:pStyle w:val="CodeListing"/>
-      </w:pPr>
-      <w:r>
-        <w:t xml:space="preserve">                "path": ".platform",</w:t>
-      </w:r>
-    </w:p>
-    <w:p>
-      <w:pPr>
-        <w:pStyle w:val="CodeListing"/>
-      </w:pPr>
-      <w:r>
-        <w:t xml:space="preserve">                "payload": </w:t>
-      </w:r>
-      <w:r>
-        <w:t>"</w:t>
-      </w:r>
-      <w:r>
-        <w:t>********************</w:t>
-      </w:r>
-      <w:r>
-        <w:t>BASE64</w:t>
-      </w:r>
-      <w:r>
-        <w:t>-</w:t>
-      </w:r>
-      <w:r>
-        <w:t>ENCODED</w:t>
-      </w:r>
-      <w:r>
-        <w:t>-FILE-</w:t>
-      </w:r>
-      <w:r>
-        <w:t>CONTENT</w:t>
-      </w:r>
-      <w:r>
-        <w:t>********************"</w:t>
-      </w:r>
-    </w:p>
-    <w:p>
-      <w:pPr>
-        <w:pStyle w:val="CodeListing"/>
-      </w:pPr>
-      <w:r>
-        <w:t xml:space="preserve">                "payloadType": "InlineBase64"</w:t>
-      </w:r>
-    </w:p>
-    <w:p>
-      <w:pPr>
-        <w:pStyle w:val="CodeListing"/>
-      </w:pPr>
-      <w:r>
-        <w:t xml:space="preserve">            },</w:t>
-      </w:r>
-    </w:p>
-    <w:p>
-      <w:pPr>
-        <w:pStyle w:val="CodeListing"/>
-      </w:pPr>
-      <w:r>
-        <w:t xml:space="preserve">            {</w:t>
-      </w:r>
-    </w:p>
-    <w:p>
-      <w:pPr>
-        <w:pStyle w:val="CodeListing"/>
-      </w:pPr>
-      <w:r>
-        <w:t xml:space="preserve">                "path": "notebook-content.py",</w:t>
-      </w:r>
-    </w:p>
-    <w:p>
-      <w:pPr>
-        <w:pStyle w:val="CodeListing"/>
-      </w:pPr>
-      <w:r>
-        <w:t xml:space="preserve">                "payload": "********************</w:t>
-      </w:r>
-      <w:r>
-        <w:t>BASE64</w:t>
-      </w:r>
-      <w:r>
-        <w:t>-</w:t>
-      </w:r>
-      <w:r>
-        <w:t>ENCODED</w:t>
-      </w:r>
-      <w:r>
-        <w:t>-FILE-</w:t>
-      </w:r>
-      <w:r>
-        <w:t>CONTENT</w:t>
-      </w:r>
-      <w:r>
-        <w:t>********************"</w:t>
-      </w:r>
-    </w:p>
-    <w:p>
-      <w:pPr>
-        <w:pStyle w:val="CodeListing"/>
-      </w:pPr>
-      <w:r>
-        <w:t xml:space="preserve">                "payloadType": "InlineBase64"</w:t>
-      </w:r>
-    </w:p>
-    <w:p>
-      <w:pPr>
-        <w:pStyle w:val="CodeListing"/>
-      </w:pPr>
-      <w:r>
-        <w:t xml:space="preserve">            }</w:t>
-      </w:r>
-    </w:p>
-    <w:p>
-      <w:pPr>
-        <w:pStyle w:val="CodeListing"/>
-      </w:pPr>
-      <w:r>
-        <w:t xml:space="preserve">        ]</w:t>
-      </w:r>
-    </w:p>
-    <w:p>
-      <w:pPr>
-        <w:pStyle w:val="CodeListing"/>
-      </w:pPr>
-      <w:r>
-        <w:t xml:space="preserve">    }</w:t>
-      </w:r>
-    </w:p>
-    <w:p>
-      <w:pPr>
-        <w:pStyle w:val="CodeListing"/>
-      </w:pPr>
-      <w:r>
-        <w:t>}</w:t>
-      </w:r>
-    </w:p>
-    <w:p>
-      <w:r>
-        <w:t xml:space="preserve">At this point, you should be able to </w:t>
-      </w:r>
-      <w:r>
-        <w:t xml:space="preserve">make an observation about the difference between using Fabric CLI </w:t>
-      </w:r>
-      <w:r>
-        <w:t xml:space="preserve">compared to </w:t>
-      </w:r>
-      <w:r>
-        <w:t xml:space="preserve">programming the Fabric REST APIs. </w:t>
-      </w:r>
-      <w:r>
-        <w:t xml:space="preserve">Programming the </w:t>
-      </w:r>
-      <w:r>
-        <w:t>Fabric REST API</w:t>
+        <w:t xml:space="preserve"> instead. To implement the same logic with the Fabric REST APIs require</w:t>
       </w:r>
       <w:r>
         <w:t>s</w:t>
       </w:r>
       <w:r>
-        <w:t xml:space="preserve"> provides more control </w:t>
-      </w:r>
-      <w:r>
-        <w:t xml:space="preserve">but </w:t>
-      </w:r>
-      <w:r>
-        <w:t xml:space="preserve">at the expense of significantly more complexity. When </w:t>
-      </w:r>
-      <w:r>
-        <w:t xml:space="preserve">you </w:t>
-      </w:r>
-      <w:r>
-        <w:t xml:space="preserve">use the Fabric CLI </w:t>
-      </w:r>
-      <w:r>
-        <w:rPr>
-          <w:b/>
-          <w:bCs/>
-        </w:rPr>
-        <w:t>import</w:t>
-      </w:r>
-      <w:r>
-        <w:t xml:space="preserve"> command, all the work of formatting file content</w:t>
-      </w:r>
-      <w:r>
-        <w:t>s</w:t>
-      </w:r>
-      <w:r>
-        <w:t xml:space="preserve"> </w:t>
-      </w:r>
-      <w:r>
-        <w:t xml:space="preserve">back and forth between </w:t>
-      </w:r>
-      <w:r>
-        <w:t xml:space="preserve">base64 encoding </w:t>
-      </w:r>
-      <w:r>
-        <w:t xml:space="preserve">and clear text </w:t>
-      </w:r>
-      <w:r>
-        <w:t>is handled for you behind the scenes. Fabric CLI doesn't provide as much control, but it sure makes things a lot easier.</w:t>
-      </w:r>
-    </w:p>
-    <w:p>
-      <w:r>
-        <w:t xml:space="preserve">Consider another </w:t>
-      </w:r>
-      <w:r>
-        <w:t>convenience provide</w:t>
-      </w:r>
-      <w:r>
-        <w:t>d</w:t>
-      </w:r>
-      <w:r>
-        <w:t xml:space="preserve"> by the Fabric CLI </w:t>
-      </w:r>
-      <w:r>
-        <w:rPr>
-          <w:b/>
-          <w:bCs/>
-        </w:rPr>
-        <w:t>import</w:t>
-      </w:r>
-      <w:r>
-        <w:t xml:space="preserve"> command. You don't have to worry about whether the target </w:t>
-      </w:r>
-      <w:r>
-        <w:t xml:space="preserve">workspace item already exists or not. Fabric CLI has a way to determine whether the item already exists. If the item does not exist, the call to </w:t>
-      </w:r>
-      <w:r>
-        <w:rPr>
-          <w:b/>
-          <w:bCs/>
-        </w:rPr>
-        <w:t>import</w:t>
-      </w:r>
-      <w:r>
-        <w:t xml:space="preserve"> command results in an API call to </w:t>
-      </w:r>
-      <w:r>
-        <w:rPr>
-          <w:b/>
-          <w:bCs/>
-        </w:rPr>
-        <w:t>Create Item</w:t>
-      </w:r>
-      <w:r>
-        <w:t xml:space="preserve">. If the item does exist, Fabric CLI calls </w:t>
-      </w:r>
-      <w:r>
-        <w:rPr>
-          <w:b/>
-          <w:bCs/>
-        </w:rPr>
-        <w:t>Update Item Definition</w:t>
-      </w:r>
-      <w:r>
-        <w:t xml:space="preserve"> instead. To implement the same logic with the Fabric REST APIs require</w:t>
-      </w:r>
-      <w:r>
-        <w:t>s</w:t>
-      </w:r>
-      <w:r>
         <w:t xml:space="preserve"> multiple steps. F</w:t>
       </w:r>
       <w:r>
         <w:t>i</w:t>
       </w:r>
       <w:r>
-        <w:t xml:space="preserve">rst, you need to call an </w:t>
-      </w:r>
-      <w:r>
-        <w:lastRenderedPageBreak/>
-        <w:t xml:space="preserve">API such as </w:t>
+        <w:t xml:space="preserve">rst, you need to call an API such as </w:t>
       </w:r>
       <w:r>
         <w:rPr>
@@ -16890,6 +17760,7 @@
       <w:bookmarkStart w:id="9" w:name="_Toc213150791"/>
       <w:bookmarkStart w:id="10" w:name="_Toc213150790"/>
       <w:r>
+        <w:lastRenderedPageBreak/>
         <w:t xml:space="preserve">When you begin to program the Fabric REST APIs, you might notice that it provides item-generic APIs as well as item-specific APIs. You've already seen examples of using item-generic APIs such as </w:t>
       </w:r>
       <w:r>
@@ -17239,442 +18110,444 @@
           <w:b w:val="0"/>
           <w:bCs/>
         </w:rPr>
+        <w:t>{</w:t>
+      </w:r>
+    </w:p>
+    <w:p>
+      <w:pPr>
+        <w:pStyle w:val="CodeListing"/>
+        <w:rPr>
+          <w:b w:val="0"/>
+          <w:bCs/>
+        </w:rPr>
+      </w:pPr>
+      <w:r>
+        <w:rPr>
+          <w:b w:val="0"/>
+          <w:bCs/>
+        </w:rPr>
+        <w:t xml:space="preserve">  "displayName": "sales",</w:t>
+      </w:r>
+    </w:p>
+    <w:p>
+      <w:pPr>
+        <w:pStyle w:val="CodeListing"/>
+        <w:rPr>
+          <w:b w:val="0"/>
+          <w:bCs/>
+        </w:rPr>
+      </w:pPr>
+      <w:r>
+        <w:rPr>
+          <w:b w:val="0"/>
+          <w:bCs/>
+        </w:rPr>
+        <w:t xml:space="preserve">  "description": "Contain for sales data",</w:t>
+      </w:r>
+    </w:p>
+    <w:p>
+      <w:pPr>
+        <w:pStyle w:val="CodeListing"/>
+        <w:rPr>
+          <w:b w:val="0"/>
+          <w:bCs/>
+        </w:rPr>
+      </w:pPr>
+      <w:r>
+        <w:rPr>
+          <w:b w:val="0"/>
+          <w:bCs/>
+        </w:rPr>
+        <w:t xml:space="preserve">  "type": "Lakehouse",</w:t>
+      </w:r>
+    </w:p>
+    <w:p>
+      <w:pPr>
+        <w:pStyle w:val="CodeListing"/>
+        <w:rPr>
+          <w:b w:val="0"/>
+          <w:bCs/>
+        </w:rPr>
+      </w:pPr>
+      <w:r>
+        <w:rPr>
+          <w:b w:val="0"/>
+          <w:bCs/>
+        </w:rPr>
+        <w:t xml:space="preserve">  "workspaceId": "{LAKEHOUSE_ID}",</w:t>
+      </w:r>
+    </w:p>
+    <w:p>
+      <w:pPr>
+        <w:pStyle w:val="CodeListing"/>
+        <w:rPr>
+          <w:b w:val="0"/>
+          <w:bCs/>
+        </w:rPr>
+      </w:pPr>
+      <w:r>
+        <w:rPr>
+          <w:b w:val="0"/>
+          <w:bCs/>
+        </w:rPr>
+        <w:t xml:space="preserve">  "id": "{WORKSPACE_ID}"</w:t>
+      </w:r>
+    </w:p>
+    <w:p>
+      <w:pPr>
+        <w:pStyle w:val="CodeListing"/>
+      </w:pPr>
+      <w:r>
+        <w:t xml:space="preserve">  "properties": {</w:t>
+      </w:r>
+    </w:p>
+    <w:p>
+      <w:pPr>
+        <w:pStyle w:val="CodeListing"/>
+      </w:pPr>
+      <w:r>
+        <w:t xml:space="preserve">    "oneLakeTablesPath": "https://onelake.dfs.fabric.microsoft.com/</w:t>
+      </w:r>
+      <w:r>
+        <w:rPr>
+          <w:b w:val="0"/>
+          <w:bCs/>
+        </w:rPr>
+        <w:t>{workspaceId}</w:t>
+      </w:r>
+      <w:r>
+        <w:t>-</w:t>
+      </w:r>
+      <w:r>
+        <w:rPr>
+          <w:b w:val="0"/>
+          <w:bCs/>
+        </w:rPr>
+        <w:t>{ItemId}</w:t>
+      </w:r>
+      <w:r>
+        <w:t>/Tables",</w:t>
+      </w:r>
+    </w:p>
+    <w:p>
+      <w:pPr>
+        <w:pStyle w:val="CodeListing"/>
+      </w:pPr>
+      <w:r>
+        <w:t xml:space="preserve">    "oneLakeFilesPath": "https://onelake.dfs.fabric.microsoft.com/</w:t>
+      </w:r>
+      <w:r>
+        <w:rPr>
+          <w:b w:val="0"/>
+          <w:bCs/>
+        </w:rPr>
+        <w:t>{workspaceId}</w:t>
+      </w:r>
+      <w:r>
+        <w:t>-</w:t>
+      </w:r>
+      <w:r>
+        <w:rPr>
+          <w:b w:val="0"/>
+          <w:bCs/>
+        </w:rPr>
+        <w:t>{ItemId}</w:t>
+      </w:r>
+      <w:r>
+        <w:t>/Files",</w:t>
+      </w:r>
+    </w:p>
+    <w:p>
+      <w:pPr>
+        <w:pStyle w:val="CodeListing"/>
+      </w:pPr>
+      <w:r>
+        <w:t xml:space="preserve">    "sqlEndpointProperties": {</w:t>
+      </w:r>
+    </w:p>
+    <w:p>
+      <w:pPr>
+        <w:pStyle w:val="CodeListing"/>
+      </w:pPr>
+      <w:r>
+        <w:t xml:space="preserve">      "connectionString": </w:t>
+      </w:r>
+      <w:r>
+        <w:rPr>
+          <w:b w:val="0"/>
+          <w:bCs/>
+        </w:rPr>
+        <w:t>"{SQL_ENDPOINT</w:t>
+      </w:r>
+      <w:r>
+        <w:rPr>
+          <w:b w:val="0"/>
+          <w:bCs/>
+        </w:rPr>
+        <w:t>_UNIQUE</w:t>
+      </w:r>
+      <w:r>
+        <w:rPr>
+          <w:b w:val="0"/>
+          <w:bCs/>
+        </w:rPr>
+        <w:t>_PATH}.datawarehouse.fabric.microsoft.com"</w:t>
+      </w:r>
+      <w:r>
+        <w:t>,</w:t>
+      </w:r>
+    </w:p>
+    <w:p>
+      <w:pPr>
+        <w:pStyle w:val="CodeListing"/>
+      </w:pPr>
+      <w:r>
+        <w:t xml:space="preserve">      "id": </w:t>
+      </w:r>
+      <w:r>
+        <w:rPr>
+          <w:b w:val="0"/>
+          <w:bCs/>
+        </w:rPr>
+        <w:t>"{SQL_ENDPOINT_ID}"</w:t>
+      </w:r>
+      <w:r>
+        <w:t>,</w:t>
+      </w:r>
+    </w:p>
+    <w:p>
+      <w:pPr>
+        <w:pStyle w:val="CodeListing"/>
+      </w:pPr>
+      <w:r>
+        <w:t xml:space="preserve">      "provisioningStatus": "Success"</w:t>
+      </w:r>
+    </w:p>
+    <w:p>
+      <w:pPr>
+        <w:pStyle w:val="CodeListing"/>
+      </w:pPr>
+      <w:r>
+        <w:t xml:space="preserve">    }</w:t>
+      </w:r>
+    </w:p>
+    <w:p>
+      <w:pPr>
+        <w:pStyle w:val="CodeListing"/>
+      </w:pPr>
+      <w:r>
+        <w:t xml:space="preserve">  }</w:t>
+      </w:r>
+    </w:p>
+    <w:p>
+      <w:pPr>
+        <w:pStyle w:val="CodeListing"/>
+        <w:rPr>
+          <w:b w:val="0"/>
+          <w:bCs/>
+        </w:rPr>
+      </w:pPr>
+      <w:r>
+        <w:rPr>
+          <w:b w:val="0"/>
+          <w:bCs/>
+        </w:rPr>
+        <w:t>}</w:t>
+      </w:r>
+    </w:p>
+    <w:p>
+      <w:pPr>
+        <w:pStyle w:val="Tip"/>
+      </w:pPr>
+      <w:r>
+        <w:t xml:space="preserve">There is a common scenario in which you need to create a lakehouse along with a semantic model which connects to that lakehouse using the OneLake URL or the SQL endpoint. </w:t>
+      </w:r>
+      <w:r>
+        <w:t>After creat</w:t>
+      </w:r>
+      <w:r>
+        <w:t>ing</w:t>
+      </w:r>
+      <w:r>
+        <w:t xml:space="preserve"> </w:t>
+      </w:r>
+      <w:r>
+        <w:t xml:space="preserve">the </w:t>
+      </w:r>
+      <w:r>
+        <w:t>lakehouse</w:t>
+      </w:r>
+      <w:r>
+        <w:t xml:space="preserve">, </w:t>
+      </w:r>
+      <w:r>
+        <w:t xml:space="preserve">you need to call </w:t>
+      </w:r>
+      <w:r>
+        <w:t xml:space="preserve">the </w:t>
+      </w:r>
+      <w:r>
+        <w:rPr>
+          <w:b/>
+          <w:bCs/>
+        </w:rPr>
+        <w:t>Get Lakehouse</w:t>
+      </w:r>
+      <w:r>
+        <w:t xml:space="preserve"> </w:t>
+      </w:r>
+      <w:r>
+        <w:t xml:space="preserve">API to discover </w:t>
+      </w:r>
+      <w:r>
+        <w:t xml:space="preserve">its </w:t>
+      </w:r>
+      <w:r>
+        <w:t xml:space="preserve">properties </w:t>
+      </w:r>
+      <w:r>
+        <w:t xml:space="preserve">so that you can </w:t>
+      </w:r>
+      <w:r>
+        <w:t xml:space="preserve">update </w:t>
+      </w:r>
+      <w:r>
+        <w:t xml:space="preserve">the semantic </w:t>
+      </w:r>
+      <w:r>
+        <w:t>model</w:t>
+      </w:r>
+      <w:r>
+        <w:t xml:space="preserve"> with the correct connection settings.</w:t>
+      </w:r>
+    </w:p>
+    <w:p>
+      <w:pPr>
+        <w:pStyle w:val="Heading3"/>
+      </w:pPr>
+      <w:r>
+        <w:t>Bulk Import</w:t>
+      </w:r>
+      <w:r>
+        <w:t>/Export</w:t>
+      </w:r>
+      <w:r>
+        <w:t xml:space="preserve"> API</w:t>
+      </w:r>
+      <w:r>
+        <w:t>s</w:t>
+      </w:r>
+    </w:p>
+    <w:p>
+      <w:proofErr w:type="spellStart"/>
+      <w:r>
+        <w:t>sss</w:t>
+      </w:r>
+      <w:proofErr w:type="spellEnd"/>
+    </w:p>
+    <w:p>
+      <w:pPr>
+        <w:pStyle w:val="Heading2"/>
+      </w:pPr>
+      <w:r>
+        <w:t>Developing Workflows</w:t>
+      </w:r>
+      <w:r>
+        <w:t xml:space="preserve"> for </w:t>
+      </w:r>
+      <w:r>
+        <w:t xml:space="preserve">Fabric </w:t>
+      </w:r>
+      <w:r>
+        <w:t>CI/CD</w:t>
+      </w:r>
+    </w:p>
+    <w:p>
+      <w:r>
+        <w:t xml:space="preserve">Now that </w:t>
+      </w:r>
+      <w:r>
+        <w:t xml:space="preserve">you've seen your options </w:t>
+      </w:r>
+      <w:r>
+        <w:t xml:space="preserve">for </w:t>
+      </w:r>
+      <w:r>
+        <w:t xml:space="preserve">how to </w:t>
+      </w:r>
+      <w:r>
+        <w:t>writ</w:t>
+      </w:r>
+      <w:r>
+        <w:t>e</w:t>
+      </w:r>
+      <w:r>
+        <w:t xml:space="preserve"> the code </w:t>
+      </w:r>
+      <w:r>
+        <w:t xml:space="preserve">to implement </w:t>
+      </w:r>
+      <w:r>
+        <w:t xml:space="preserve">Fabric </w:t>
+      </w:r>
+      <w:r>
+        <w:t xml:space="preserve">CI/CD </w:t>
+      </w:r>
+      <w:r>
+        <w:t>tasks</w:t>
+      </w:r>
+      <w:r>
+        <w:t xml:space="preserve">, the next </w:t>
+      </w:r>
+      <w:r>
+        <w:t xml:space="preserve">question is where to deploy that code. </w:t>
+      </w:r>
+      <w:r>
+        <w:t xml:space="preserve">The answer to this question is simple. You want to </w:t>
+      </w:r>
+      <w:r>
+        <w:t xml:space="preserve">deploy and run your code in the same GIT repository </w:t>
+      </w:r>
+      <w:r>
+        <w:t xml:space="preserve">that holds the item definitions. </w:t>
+      </w:r>
+      <w:r>
+        <w:t xml:space="preserve">The next </w:t>
+      </w:r>
+      <w:r>
+        <w:t xml:space="preserve">two </w:t>
+      </w:r>
+      <w:r>
+        <w:t>section</w:t>
+      </w:r>
+      <w:r>
+        <w:t>s</w:t>
+      </w:r>
+      <w:r>
+        <w:t xml:space="preserve"> will introduce the topic of </w:t>
+      </w:r>
+      <w:r>
+        <w:t xml:space="preserve">hosting </w:t>
+      </w:r>
+      <w:r>
+        <w:t xml:space="preserve">custom </w:t>
+      </w:r>
+      <w:r>
+        <w:t xml:space="preserve">code </w:t>
+      </w:r>
+      <w:r>
+        <w:t>in Azure DevOps and GitHub.</w:t>
+      </w:r>
+      <w:r>
+        <w:t xml:space="preserve"> </w:t>
+      </w:r>
+    </w:p>
+    <w:p>
+      <w:pPr>
+        <w:pStyle w:val="Heading3"/>
+      </w:pPr>
+      <w:r>
         <w:lastRenderedPageBreak/>
-        <w:t>{</w:t>
-      </w:r>
-    </w:p>
-    <w:p>
-      <w:pPr>
-        <w:pStyle w:val="CodeListing"/>
-        <w:rPr>
-          <w:b w:val="0"/>
-          <w:bCs/>
-        </w:rPr>
-      </w:pPr>
-      <w:r>
-        <w:rPr>
-          <w:b w:val="0"/>
-          <w:bCs/>
-        </w:rPr>
-        <w:t xml:space="preserve">  "displayName": "sales",</w:t>
-      </w:r>
-    </w:p>
-    <w:p>
-      <w:pPr>
-        <w:pStyle w:val="CodeListing"/>
-        <w:rPr>
-          <w:b w:val="0"/>
-          <w:bCs/>
-        </w:rPr>
-      </w:pPr>
-      <w:r>
-        <w:rPr>
-          <w:b w:val="0"/>
-          <w:bCs/>
-        </w:rPr>
-        <w:t xml:space="preserve">  "description": "Contain for sales data",</w:t>
-      </w:r>
-    </w:p>
-    <w:p>
-      <w:pPr>
-        <w:pStyle w:val="CodeListing"/>
-        <w:rPr>
-          <w:b w:val="0"/>
-          <w:bCs/>
-        </w:rPr>
-      </w:pPr>
-      <w:r>
-        <w:rPr>
-          <w:b w:val="0"/>
-          <w:bCs/>
-        </w:rPr>
-        <w:t xml:space="preserve">  "type": "Lakehouse",</w:t>
-      </w:r>
-    </w:p>
-    <w:p>
-      <w:pPr>
-        <w:pStyle w:val="CodeListing"/>
-        <w:rPr>
-          <w:b w:val="0"/>
-          <w:bCs/>
-        </w:rPr>
-      </w:pPr>
-      <w:r>
-        <w:rPr>
-          <w:b w:val="0"/>
-          <w:bCs/>
-        </w:rPr>
-        <w:t xml:space="preserve">  "workspaceId": "{LAKEHOUSE_ID}",</w:t>
-      </w:r>
-    </w:p>
-    <w:p>
-      <w:pPr>
-        <w:pStyle w:val="CodeListing"/>
-        <w:rPr>
-          <w:b w:val="0"/>
-          <w:bCs/>
-        </w:rPr>
-      </w:pPr>
-      <w:r>
-        <w:rPr>
-          <w:b w:val="0"/>
-          <w:bCs/>
-        </w:rPr>
-        <w:t xml:space="preserve">  "id": "{WORKSPACE_ID}"</w:t>
-      </w:r>
-    </w:p>
-    <w:p>
-      <w:pPr>
-        <w:pStyle w:val="CodeListing"/>
-      </w:pPr>
-      <w:r>
-        <w:t xml:space="preserve">  "properties": {</w:t>
-      </w:r>
-    </w:p>
-    <w:p>
-      <w:pPr>
-        <w:pStyle w:val="CodeListing"/>
-      </w:pPr>
-      <w:r>
-        <w:t xml:space="preserve">    "oneLakeTablesPath": "https://onelake.dfs.fabric.microsoft.com/</w:t>
-      </w:r>
-      <w:r>
-        <w:rPr>
-          <w:b w:val="0"/>
-          <w:bCs/>
-        </w:rPr>
-        <w:t>{workspaceId}</w:t>
-      </w:r>
-      <w:r>
-        <w:t>-</w:t>
-      </w:r>
-      <w:r>
-        <w:rPr>
-          <w:b w:val="0"/>
-          <w:bCs/>
-        </w:rPr>
-        <w:t>{ItemId}</w:t>
-      </w:r>
-      <w:r>
-        <w:t>/Tables",</w:t>
-      </w:r>
-    </w:p>
-    <w:p>
-      <w:pPr>
-        <w:pStyle w:val="CodeListing"/>
-      </w:pPr>
-      <w:r>
-        <w:t xml:space="preserve">    "oneLakeFilesPath": "https://onelake.dfs.fabric.microsoft.com/</w:t>
-      </w:r>
-      <w:r>
-        <w:rPr>
-          <w:b w:val="0"/>
-          <w:bCs/>
-        </w:rPr>
-        <w:t>{workspaceId}</w:t>
-      </w:r>
-      <w:r>
-        <w:t>-</w:t>
-      </w:r>
-      <w:r>
-        <w:rPr>
-          <w:b w:val="0"/>
-          <w:bCs/>
-        </w:rPr>
-        <w:t>{ItemId}</w:t>
-      </w:r>
-      <w:r>
-        <w:t>/Files",</w:t>
-      </w:r>
-    </w:p>
-    <w:p>
-      <w:pPr>
-        <w:pStyle w:val="CodeListing"/>
-      </w:pPr>
-      <w:r>
-        <w:t xml:space="preserve">    "sqlEndpointProperties": {</w:t>
-      </w:r>
-    </w:p>
-    <w:p>
-      <w:pPr>
-        <w:pStyle w:val="CodeListing"/>
-      </w:pPr>
-      <w:r>
-        <w:t xml:space="preserve">      "connectionString": </w:t>
-      </w:r>
-      <w:r>
-        <w:rPr>
-          <w:b w:val="0"/>
-          <w:bCs/>
-        </w:rPr>
-        <w:t>"{SQL_ENDPOINT</w:t>
-      </w:r>
-      <w:r>
-        <w:rPr>
-          <w:b w:val="0"/>
-          <w:bCs/>
-        </w:rPr>
-        <w:t>_UNIQUE</w:t>
-      </w:r>
-      <w:r>
-        <w:rPr>
-          <w:b w:val="0"/>
-          <w:bCs/>
-        </w:rPr>
-        <w:t>_PATH}.datawarehouse.fabric.microsoft.com"</w:t>
-      </w:r>
-      <w:r>
-        <w:t>,</w:t>
-      </w:r>
-    </w:p>
-    <w:p>
-      <w:pPr>
-        <w:pStyle w:val="CodeListing"/>
-      </w:pPr>
-      <w:r>
-        <w:t xml:space="preserve">      "id": </w:t>
-      </w:r>
-      <w:r>
-        <w:rPr>
-          <w:b w:val="0"/>
-          <w:bCs/>
-        </w:rPr>
-        <w:t>"{SQL_ENDPOINT_ID}"</w:t>
-      </w:r>
-      <w:r>
-        <w:t>,</w:t>
-      </w:r>
-    </w:p>
-    <w:p>
-      <w:pPr>
-        <w:pStyle w:val="CodeListing"/>
-      </w:pPr>
-      <w:r>
-        <w:t xml:space="preserve">      "provisioningStatus": "Success"</w:t>
-      </w:r>
-    </w:p>
-    <w:p>
-      <w:pPr>
-        <w:pStyle w:val="CodeListing"/>
-      </w:pPr>
-      <w:r>
-        <w:t xml:space="preserve">    }</w:t>
-      </w:r>
-    </w:p>
-    <w:p>
-      <w:pPr>
-        <w:pStyle w:val="CodeListing"/>
-      </w:pPr>
-      <w:r>
-        <w:t xml:space="preserve">  }</w:t>
-      </w:r>
-    </w:p>
-    <w:p>
-      <w:pPr>
-        <w:pStyle w:val="CodeListing"/>
-        <w:rPr>
-          <w:b w:val="0"/>
-          <w:bCs/>
-        </w:rPr>
-      </w:pPr>
-      <w:r>
-        <w:rPr>
-          <w:b w:val="0"/>
-          <w:bCs/>
-        </w:rPr>
-        <w:t>}</w:t>
-      </w:r>
-    </w:p>
-    <w:p>
-      <w:pPr>
-        <w:pStyle w:val="Tip"/>
-      </w:pPr>
-      <w:r>
-        <w:t xml:space="preserve">There is a common scenario in which you need to create a lakehouse along with a semantic model which connects to that lakehouse using the OneLake URL or the SQL endpoint. </w:t>
-      </w:r>
-      <w:r>
-        <w:t>After creat</w:t>
-      </w:r>
-      <w:r>
-        <w:t>ing</w:t>
-      </w:r>
-      <w:r>
-        <w:t xml:space="preserve"> </w:t>
-      </w:r>
-      <w:r>
-        <w:t xml:space="preserve">the </w:t>
-      </w:r>
-      <w:r>
-        <w:t>lakehouse</w:t>
-      </w:r>
-      <w:r>
-        <w:t xml:space="preserve">, </w:t>
-      </w:r>
-      <w:r>
-        <w:t xml:space="preserve">you need to call </w:t>
-      </w:r>
-      <w:r>
-        <w:t xml:space="preserve">the </w:t>
-      </w:r>
-      <w:r>
-        <w:rPr>
-          <w:b/>
-          <w:bCs/>
-        </w:rPr>
-        <w:t>Get Lakehouse</w:t>
-      </w:r>
-      <w:r>
-        <w:t xml:space="preserve"> </w:t>
-      </w:r>
-      <w:r>
-        <w:t xml:space="preserve">API to discover </w:t>
-      </w:r>
-      <w:r>
-        <w:t xml:space="preserve">its </w:t>
-      </w:r>
-      <w:r>
-        <w:t xml:space="preserve">properties </w:t>
-      </w:r>
-      <w:r>
-        <w:t xml:space="preserve">so that you can </w:t>
-      </w:r>
-      <w:r>
-        <w:t xml:space="preserve">update </w:t>
-      </w:r>
-      <w:r>
-        <w:t xml:space="preserve">the semantic </w:t>
-      </w:r>
-      <w:r>
-        <w:t>model</w:t>
-      </w:r>
-      <w:r>
-        <w:t xml:space="preserve"> with the correct connection settings.</w:t>
-      </w:r>
-    </w:p>
-    <w:p>
-      <w:pPr>
-        <w:pStyle w:val="Heading3"/>
-      </w:pPr>
-      <w:r>
-        <w:t>Bulk Import</w:t>
-      </w:r>
-      <w:r>
-        <w:t>/Export</w:t>
-      </w:r>
-      <w:r>
-        <w:t xml:space="preserve"> API</w:t>
-      </w:r>
-      <w:r>
-        <w:t>s</w:t>
-      </w:r>
-    </w:p>
-    <w:p>
-      <w:r>
-        <w:t>sss</w:t>
-      </w:r>
-    </w:p>
-    <w:p>
-      <w:pPr>
-        <w:pStyle w:val="Heading2"/>
-      </w:pPr>
-      <w:r>
-        <w:t>Developing Workflows</w:t>
-      </w:r>
-      <w:r>
-        <w:t xml:space="preserve"> for </w:t>
-      </w:r>
-      <w:r>
-        <w:t xml:space="preserve">Fabric </w:t>
-      </w:r>
-      <w:r>
-        <w:t>CI/CD</w:t>
-      </w:r>
-    </w:p>
-    <w:p>
-      <w:r>
-        <w:t xml:space="preserve">Now that </w:t>
-      </w:r>
-      <w:r>
-        <w:t xml:space="preserve">you've seen your options </w:t>
-      </w:r>
-      <w:r>
-        <w:t xml:space="preserve">for </w:t>
-      </w:r>
-      <w:r>
-        <w:t xml:space="preserve">how to </w:t>
-      </w:r>
-      <w:r>
-        <w:t>writ</w:t>
-      </w:r>
-      <w:r>
-        <w:t>e</w:t>
-      </w:r>
-      <w:r>
-        <w:t xml:space="preserve"> the code </w:t>
-      </w:r>
-      <w:r>
-        <w:t xml:space="preserve">to implement </w:t>
-      </w:r>
-      <w:r>
-        <w:t xml:space="preserve">Fabric </w:t>
-      </w:r>
-      <w:r>
-        <w:t xml:space="preserve">CI/CD </w:t>
-      </w:r>
-      <w:r>
-        <w:t>tasks</w:t>
-      </w:r>
-      <w:r>
-        <w:t xml:space="preserve">, the next </w:t>
-      </w:r>
-      <w:r>
-        <w:t xml:space="preserve">question is where to deploy that code. </w:t>
-      </w:r>
-      <w:r>
-        <w:t xml:space="preserve">The answer to this question is simple. You want to </w:t>
-      </w:r>
-      <w:r>
-        <w:t xml:space="preserve">deploy and run your code in the same GIT repository </w:t>
-      </w:r>
-      <w:r>
-        <w:t xml:space="preserve">that holds the item definitions. </w:t>
-      </w:r>
-      <w:r>
-        <w:t xml:space="preserve">The next </w:t>
-      </w:r>
-      <w:r>
-        <w:t xml:space="preserve">two </w:t>
-      </w:r>
-      <w:r>
-        <w:t>section</w:t>
-      </w:r>
-      <w:r>
-        <w:t>s</w:t>
-      </w:r>
-      <w:r>
-        <w:t xml:space="preserve"> will introduce the topic of </w:t>
-      </w:r>
-      <w:r>
-        <w:t xml:space="preserve">hosting </w:t>
-      </w:r>
-      <w:r>
-        <w:t xml:space="preserve">custom </w:t>
-      </w:r>
-      <w:r>
-        <w:t xml:space="preserve">code </w:t>
-      </w:r>
-      <w:r>
-        <w:t>in Azure DevOps and GitHub.</w:t>
-      </w:r>
-      <w:r>
-        <w:t xml:space="preserve"> </w:t>
-      </w:r>
-    </w:p>
-    <w:p>
-      <w:pPr>
-        <w:pStyle w:val="Heading3"/>
-      </w:pPr>
-      <w:r>
         <w:t xml:space="preserve">Developing </w:t>
       </w:r>
       <w:r>
@@ -18005,7 +18878,6 @@
         <w:rPr>
           <w:noProof/>
         </w:rPr>
-        <w:lastRenderedPageBreak/>
         <w:drawing>
           <wp:inline distT="0" distB="0" distL="0" distR="0" wp14:anchorId="4BA16981" wp14:editId="496DAF39">
             <wp:extent cx="2288876" cy="999476"/>
@@ -18102,6 +18974,7 @@
       <w:r>
         <w:t xml:space="preserve">s in the </w:t>
       </w:r>
+      <w:proofErr w:type="spellStart"/>
       <w:r>
         <w:rPr>
           <w:b/>
@@ -18109,6 +18982,7 @@
         </w:rPr>
         <w:t>src</w:t>
       </w:r>
+      <w:proofErr w:type="spellEnd"/>
       <w:r>
         <w:t xml:space="preserve"> folder</w:t>
       </w:r>
@@ -18282,6 +19156,7 @@
         <w:rPr>
           <w:noProof/>
         </w:rPr>
+        <w:lastRenderedPageBreak/>
         <w:drawing>
           <wp:inline distT="0" distB="0" distL="0" distR="0" wp14:anchorId="1727E94F" wp14:editId="1AE4E0EA">
             <wp:extent cx="3076755" cy="998806"/>
@@ -18547,7 +19422,6 @@
         <w:rPr>
           <w:noProof/>
         </w:rPr>
-        <w:lastRenderedPageBreak/>
         <w:drawing>
           <wp:inline distT="0" distB="0" distL="0" distR="0" wp14:anchorId="126EB1B9" wp14:editId="185F27FE">
             <wp:extent cx="3278113" cy="1567543"/>
@@ -18786,6 +19660,7 @@
         <w:pStyle w:val="Heading3"/>
       </w:pPr>
       <w:r>
+        <w:lastRenderedPageBreak/>
         <w:t>Developing GitHub W</w:t>
       </w:r>
       <w:r>
@@ -19010,11 +19885,27 @@
           <w:b/>
           <w:bCs/>
         </w:rPr>
-        <w:t>.github/workflows</w:t>
-      </w:r>
-      <w:r>
         <w:t>.</w:t>
       </w:r>
+      <w:proofErr w:type="spellStart"/>
+      <w:r>
+        <w:rPr>
+          <w:b/>
+          <w:bCs/>
+        </w:rPr>
+        <w:t>github</w:t>
+      </w:r>
+      <w:proofErr w:type="spellEnd"/>
+      <w:r>
+        <w:rPr>
+          <w:b/>
+          <w:bCs/>
+        </w:rPr>
+        <w:t>/workflows</w:t>
+      </w:r>
+      <w:r>
+        <w:t>.</w:t>
+      </w:r>
       <w:r>
         <w:t xml:space="preserve"> </w:t>
       </w:r>
@@ -19038,7 +19929,23 @@
           <w:b/>
           <w:bCs/>
         </w:rPr>
-        <w:t>.github/workflows</w:t>
+        <w:t>.</w:t>
+      </w:r>
+      <w:proofErr w:type="spellStart"/>
+      <w:r>
+        <w:rPr>
+          <w:b/>
+          <w:bCs/>
+        </w:rPr>
+        <w:t>github</w:t>
+      </w:r>
+      <w:proofErr w:type="spellEnd"/>
+      <w:r>
+        <w:rPr>
+          <w:b/>
+          <w:bCs/>
+        </w:rPr>
+        <w:t>/workflows</w:t>
       </w:r>
       <w:r>
         <w:t xml:space="preserve"> folder is all you need to do.</w:t>
@@ -19061,7 +19968,6 @@
         <w:rPr>
           <w:noProof/>
         </w:rPr>
-        <w:lastRenderedPageBreak/>
         <w:drawing>
           <wp:inline distT="0" distB="0" distL="0" distR="0" wp14:anchorId="5A3BD7D7" wp14:editId="1945A40F">
             <wp:extent cx="1870258" cy="1518249"/>
@@ -19339,6 +20245,7 @@
         <w:rPr>
           <w:noProof/>
         </w:rPr>
+        <w:lastRenderedPageBreak/>
         <w:drawing>
           <wp:inline distT="0" distB="0" distL="0" distR="0" wp14:anchorId="6AF785B8" wp14:editId="7956FC3C">
             <wp:extent cx="2325189" cy="1357006"/>
@@ -19599,7 +20506,6 @@
         <w:rPr>
           <w:noProof/>
         </w:rPr>
-        <w:lastRenderedPageBreak/>
         <w:drawing>
           <wp:inline distT="0" distB="0" distL="0" distR="0" wp14:anchorId="78ECC992" wp14:editId="608BF802">
             <wp:extent cx="1984076" cy="1337965"/>
@@ -19649,7 +20555,23 @@
           <w:b/>
           <w:bCs/>
         </w:rPr>
-        <w:t>.github/workflows</w:t>
+        <w:t>.</w:t>
+      </w:r>
+      <w:proofErr w:type="spellStart"/>
+      <w:r>
+        <w:rPr>
+          <w:b/>
+          <w:bCs/>
+        </w:rPr>
+        <w:t>github</w:t>
+      </w:r>
+      <w:proofErr w:type="spellEnd"/>
+      <w:r>
+        <w:rPr>
+          <w:b/>
+          <w:bCs/>
+        </w:rPr>
+        <w:t>/workflows</w:t>
       </w:r>
       <w:r>
         <w:t xml:space="preserve"> </w:t>
@@ -19828,6 +20750,7 @@
         <w:rPr>
           <w:noProof/>
         </w:rPr>
+        <w:lastRenderedPageBreak/>
         <w:drawing>
           <wp:inline distT="0" distB="0" distL="0" distR="0" wp14:anchorId="39460591" wp14:editId="341782F0">
             <wp:extent cx="1502229" cy="1415562"/>

--- a/docx/Part 1 - Overview of Fabric CICD.docx
+++ b/docx/Part 1 - Overview of Fabric CICD.docx
@@ -8254,13 +8254,7 @@
         <w:t>problems</w:t>
       </w:r>
       <w:r>
-        <w:t xml:space="preserve">. That is because </w:t>
-      </w:r>
-      <w:r>
-        <w:t>variable libraries</w:t>
-      </w:r>
-      <w:r>
-        <w:t xml:space="preserve"> are strategic in the Fabric roadmap while deployment rules are not.</w:t>
+        <w:t>. That is because variable libraries are strategic in the Fabric roadmap while deployment rules are not.</w:t>
       </w:r>
     </w:p>
     <w:p>
@@ -10921,37 +10915,58 @@
         <w:t xml:space="preserve">Earlier you </w:t>
       </w:r>
       <w:r>
-        <w:t xml:space="preserve">learned the fundamental </w:t>
-      </w:r>
-      <w:r>
-        <w:t xml:space="preserve">for </w:t>
-      </w:r>
-      <w:r>
-        <w:t xml:space="preserve">building a development process using feature  branches and feature workspaces. The goal of the development process is to create a single source of truth in the integration branch </w:t>
-      </w:r>
-      <w:r>
-        <w:t xml:space="preserve">in a GIT repository </w:t>
-      </w:r>
-      <w:r>
-        <w:t xml:space="preserve">that is ready for deployment. </w:t>
+        <w:t>learned the fundamental</w:t>
+      </w:r>
+      <w:r>
+        <w:t>s</w:t>
+      </w:r>
+      <w:r>
+        <w:t xml:space="preserve"> </w:t>
+      </w:r>
+      <w:r>
+        <w:t xml:space="preserve">of </w:t>
+      </w:r>
+      <w:r>
+        <w:t xml:space="preserve">building a development process using feature branches and feature workspaces. The goal of the development process is to create a single source of truth in the integration branch that is ready for deployment. </w:t>
       </w:r>
       <w:r>
         <w:t xml:space="preserve">Now it's time to </w:t>
       </w:r>
       <w:r>
-        <w:t xml:space="preserve">turn you attention to what comes next </w:t>
-      </w:r>
-      <w:r>
-        <w:t xml:space="preserve">as you consider how to build a release process to </w:t>
-      </w:r>
-      <w:r>
-        <w:t xml:space="preserve">complete the end-to-end CI/CD lifecycle. The question to ask at this point it how to </w:t>
+        <w:t>turn you attention to what comes next</w:t>
+      </w:r>
+      <w:r>
+        <w:t xml:space="preserve">. You must </w:t>
+      </w:r>
+      <w:r>
+        <w:t xml:space="preserve">build a release process to </w:t>
+      </w:r>
+      <w:r>
+        <w:t xml:space="preserve">complete the </w:t>
+      </w:r>
+      <w:r>
+        <w:t xml:space="preserve">full </w:t>
+      </w:r>
+      <w:r>
+        <w:t xml:space="preserve">CI/CD lifecycle. The question </w:t>
+      </w:r>
+      <w:r>
+        <w:t xml:space="preserve">now becomes </w:t>
+      </w:r>
+      <w:r>
+        <w:t xml:space="preserve">how to </w:t>
       </w:r>
       <w:r>
         <w:t>deploy a Fabric solution to workspaces</w:t>
       </w:r>
       <w:r>
-        <w:t xml:space="preserve"> in test and production environments</w:t>
+        <w:t xml:space="preserve"> </w:t>
+      </w:r>
+      <w:r>
+        <w:t xml:space="preserve">in </w:t>
+      </w:r>
+      <w:r>
+        <w:t>test and production environments</w:t>
       </w:r>
       <w:r>
         <w:t xml:space="preserve">. </w:t>
@@ -11010,7 +11025,16 @@
         <w:t xml:space="preserve">ption </w:t>
       </w:r>
       <w:r>
-        <w:t xml:space="preserve">to build a release process </w:t>
+        <w:t xml:space="preserve">for </w:t>
+      </w:r>
+      <w:r>
+        <w:t>build</w:t>
+      </w:r>
+      <w:r>
+        <w:t>ing</w:t>
+      </w:r>
+      <w:r>
+        <w:t xml:space="preserve"> a release process </w:t>
       </w:r>
       <w:r>
         <w:t xml:space="preserve">is </w:t>
@@ -11019,6 +11043,9 @@
         <w:t xml:space="preserve">using </w:t>
       </w:r>
       <w:r>
+        <w:t xml:space="preserve">a </w:t>
+      </w:r>
+      <w:r>
         <w:t>d</w:t>
       </w:r>
       <w:r>
@@ -11028,54 +11055,72 @@
         <w:t>p</w:t>
       </w:r>
       <w:r>
-        <w:t>ipeline</w:t>
-      </w:r>
-      <w:r>
-        <w:t xml:space="preserve">s because they offers </w:t>
-      </w:r>
-      <w:r>
-        <w:t>a low-code approach.</w:t>
-      </w:r>
-      <w:r>
-        <w:t xml:space="preserve"> Deployment pipelines can be a good fit for smaller projects, especially those which </w:t>
-      </w:r>
-      <w:r>
-        <w:t xml:space="preserve">only include </w:t>
-      </w:r>
-      <w:r>
-        <w:t xml:space="preserve">semantic models and Power BI reports. </w:t>
-      </w:r>
-      <w:r>
-        <w:t xml:space="preserve"> </w:t>
-      </w:r>
-    </w:p>
-    <w:p>
-      <w:r>
-        <w:t xml:space="preserve">Keep in mind that deployment pipelines are used to build a release process </w:t>
-      </w:r>
-      <w:r>
-        <w:t xml:space="preserve">as opposed to </w:t>
-      </w:r>
-      <w:r>
-        <w:t xml:space="preserve">a development process. If you chose </w:t>
-      </w:r>
-      <w:r>
-        <w:t xml:space="preserve">to </w:t>
-      </w:r>
-      <w:r>
-        <w:t xml:space="preserve">use </w:t>
+        <w:t>ipeline.</w:t>
+      </w:r>
+      <w:r>
+        <w:t xml:space="preserve"> Deployment pipelines </w:t>
+      </w:r>
+      <w:r>
+        <w:t xml:space="preserve">offer a low-code approach that </w:t>
+      </w:r>
+      <w:r>
+        <w:t>can be a good fit for small</w:t>
+      </w:r>
+      <w:r>
+        <w:t xml:space="preserve"> to medium sized</w:t>
+      </w:r>
+      <w:r>
+        <w:t xml:space="preserve"> projects, especially those </w:t>
+      </w:r>
+      <w:r>
+        <w:t xml:space="preserve">focused </w:t>
+      </w:r>
+      <w:r>
+        <w:t xml:space="preserve">semantic models and </w:t>
+      </w:r>
+      <w:r>
+        <w:t xml:space="preserve">Power BI </w:t>
+      </w:r>
+      <w:r>
+        <w:t>reports.</w:t>
+      </w:r>
+    </w:p>
+    <w:p>
+      <w:r>
+        <w:t xml:space="preserve">Keep in mind that deployment pipelines </w:t>
+      </w:r>
+      <w:r>
+        <w:t xml:space="preserve">assist with </w:t>
+      </w:r>
+      <w:r>
+        <w:t>build</w:t>
+      </w:r>
+      <w:r>
+        <w:t>ing</w:t>
+      </w:r>
+      <w:r>
+        <w:t xml:space="preserve"> a release process </w:t>
+      </w:r>
+      <w:r>
+        <w:t xml:space="preserve">and not </w:t>
+      </w:r>
+      <w:r>
+        <w:t xml:space="preserve">a development process. </w:t>
+      </w:r>
+      <w:r>
+        <w:t xml:space="preserve">When you choose to use a </w:t>
       </w:r>
       <w:r>
         <w:t>deployment pipeline</w:t>
       </w:r>
       <w:r>
-        <w:t>s in a Fabric CI/CD project</w:t>
+        <w:t xml:space="preserve"> in a Fabric CI/CD project</w:t>
       </w:r>
       <w:r>
         <w:t xml:space="preserve">, you </w:t>
       </w:r>
       <w:r>
-        <w:t xml:space="preserve">also </w:t>
+        <w:t xml:space="preserve">still </w:t>
       </w:r>
       <w:r>
         <w:t xml:space="preserve">need to plan </w:t>
@@ -11084,7 +11129,10 @@
         <w:t xml:space="preserve">how to build </w:t>
       </w:r>
       <w:r>
-        <w:t xml:space="preserve">the development process. At a minimum, you should connect </w:t>
+        <w:t xml:space="preserve">a </w:t>
+      </w:r>
+      <w:r>
+        <w:t xml:space="preserve">development process. At a minimum, you should connect </w:t>
       </w:r>
       <w:r>
         <w:t xml:space="preserve">the first </w:t>
@@ -11093,10 +11141,7 @@
         <w:t xml:space="preserve">workspace </w:t>
       </w:r>
       <w:r>
-        <w:t xml:space="preserve">in a </w:t>
-      </w:r>
-      <w:r>
-        <w:t xml:space="preserve">deployment pipeline </w:t>
+        <w:t xml:space="preserve">in a deployment pipeline </w:t>
       </w:r>
       <w:r>
         <w:t xml:space="preserve">to a GIT branch just to gain the </w:t>
@@ -11105,25 +11150,39 @@
         <w:t xml:space="preserve">basic CI/CD capability </w:t>
       </w:r>
       <w:r>
-        <w:t xml:space="preserve">to version items and to revert to earlier versions </w:t>
+        <w:t xml:space="preserve">such as </w:t>
+      </w:r>
+      <w:r>
+        <w:t>version</w:t>
+      </w:r>
+      <w:r>
+        <w:t>ing</w:t>
+      </w:r>
+      <w:r>
+        <w:t xml:space="preserve"> items and revert</w:t>
+      </w:r>
+      <w:r>
+        <w:t>ing</w:t>
+      </w:r>
+      <w:r>
+        <w:t xml:space="preserve"> to </w:t>
+      </w:r>
+      <w:r>
+        <w:t xml:space="preserve">an </w:t>
+      </w:r>
+      <w:r>
+        <w:t xml:space="preserve">earlier versions </w:t>
       </w:r>
       <w:r>
         <w:t xml:space="preserve">of an item </w:t>
       </w:r>
       <w:r>
-        <w:t xml:space="preserve">if something goes wrong with an update. </w:t>
-      </w:r>
-      <w:r>
-        <w:t xml:space="preserve">The following diagram shows </w:t>
-      </w:r>
-      <w:r>
-        <w:t xml:space="preserve">a deployment pipeline </w:t>
-      </w:r>
-      <w:r>
-        <w:t xml:space="preserve">its first </w:t>
-      </w:r>
-      <w:r>
-        <w:t xml:space="preserve">workspace with a GIT connection to the </w:t>
+        <w:t>if something goes wrong with an update.</w:t>
+      </w:r>
+    </w:p>
+    <w:p>
+      <w:r>
+        <w:t xml:space="preserve">The following diagram shows a deployment pipeline with first workspace connected to the </w:t>
       </w:r>
       <w:r>
         <w:rPr>
@@ -11133,11 +11192,34 @@
         <w:t>main</w:t>
       </w:r>
       <w:r>
-        <w:t xml:space="preserve"> branch in a GIT repository. </w:t>
-      </w:r>
-    </w:p>
-    <w:p>
-      <w:r>
+        <w:t xml:space="preserve"> branch in a GIT repository.  In the simplest development scenario you can make direct updates to items in the </w:t>
+      </w:r>
+      <w:r>
+        <w:rPr>
+          <w:b/>
+          <w:bCs/>
+        </w:rPr>
+        <w:t>dev</w:t>
+      </w:r>
+      <w:r>
+        <w:t xml:space="preserve"> workspace and then use </w:t>
+      </w:r>
+      <w:r>
+        <w:rPr>
+          <w:b/>
+          <w:bCs/>
+        </w:rPr>
+        <w:t>Commit to GIT</w:t>
+      </w:r>
+      <w:r>
+        <w:t xml:space="preserve"> operations to commit changes to GIT where they can be used to revert to earlier versions.</w:t>
+      </w:r>
+    </w:p>
+    <w:p>
+      <w:r>
+        <w:rPr>
+          <w:noProof/>
+        </w:rPr>
         <w:drawing>
           <wp:inline distT="0" distB="0" distL="0" distR="0" wp14:anchorId="6169983E" wp14:editId="24C4B677">
             <wp:extent cx="3352800" cy="1491065"/>
@@ -11177,45 +11259,8 @@
     </w:p>
     <w:p>
       <w:r>
-        <w:t xml:space="preserve">In the simplest </w:t>
-      </w:r>
-      <w:r>
-        <w:t xml:space="preserve">development </w:t>
-      </w:r>
-      <w:r>
-        <w:t xml:space="preserve">scenario you can </w:t>
-      </w:r>
-      <w:r>
-        <w:t xml:space="preserve">make direct updates to items in the </w:t>
-      </w:r>
-      <w:r>
-        <w:rPr>
-          <w:b/>
-          <w:bCs/>
-        </w:rPr>
-        <w:t>dev</w:t>
-      </w:r>
-      <w:r>
-        <w:t xml:space="preserve"> workspace and then use </w:t>
-      </w:r>
-      <w:r>
-        <w:rPr>
-          <w:b/>
-          <w:bCs/>
-        </w:rPr>
-        <w:t>Commit to GIT</w:t>
-      </w:r>
-      <w:r>
-        <w:t xml:space="preserve"> operations</w:t>
-      </w:r>
-      <w:r>
-        <w:t xml:space="preserve"> to commit changes in GIT where they can be used to revert to an earlier version. However, you can build a much better development process by creating feature branches and feature workspace as discusses earlier</w:t>
-      </w:r>
-      <w:r>
-        <w:t xml:space="preserve">. </w:t>
-      </w:r>
-    </w:p>
-    <w:p>
+        <w:t xml:space="preserve">However, you can build a much better development process by creating feature branches and feature workspace as discusses earlier. </w:t>
+      </w:r>
       <w:r>
         <w:t xml:space="preserve">As an example, you can use the </w:t>
       </w:r>
@@ -11243,10 +11288,7 @@
         <w:t>Branch out to workspace</w:t>
       </w:r>
       <w:r>
-        <w:t xml:space="preserve"> command</w:t>
-      </w:r>
-      <w:r>
-        <w:t xml:space="preserve"> </w:t>
+        <w:t xml:space="preserve"> command </w:t>
       </w:r>
       <w:r>
         <w:t xml:space="preserve">to branch out from </w:t>
@@ -11405,7 +11447,31 @@
         <w:t>APIs</w:t>
       </w:r>
       <w:r>
-        <w:t xml:space="preserve">. Deployment pipeline are very limited in setting up approval processes when compared to what is possible with pull requests in a GIT repository. You will also find that deployment pipelines are not well suited to handle deployment in large workspaces with 100s of items. </w:t>
+        <w:t xml:space="preserve">. Deployment pipeline are limited in setting up </w:t>
+      </w:r>
+      <w:r>
+        <w:t xml:space="preserve">manual </w:t>
+      </w:r>
+      <w:r>
+        <w:t>approval processes when compared to what is possible with pull requests in a GIT repository. You will also find that deployment pipelines are not well suited to handle deployment in large</w:t>
+      </w:r>
+      <w:r>
+        <w:t>r</w:t>
+      </w:r>
+      <w:r>
+        <w:t xml:space="preserve"> </w:t>
+      </w:r>
+      <w:r>
+        <w:t xml:space="preserve">projects with </w:t>
+      </w:r>
+      <w:r>
+        <w:t xml:space="preserve">workspaces </w:t>
+      </w:r>
+      <w:r>
+        <w:t xml:space="preserve">containing </w:t>
+      </w:r>
+      <w:r>
+        <w:t>100s of items.</w:t>
       </w:r>
     </w:p>
     <w:p>
@@ -11430,10 +11496,16 @@
       </w:r>
       <w:proofErr w:type="spellEnd"/>
       <w:r>
-        <w:t xml:space="preserve"> branching strategy in which there </w:t>
-      </w:r>
-      <w:r>
-        <w:t xml:space="preserve">is a GIT repository with </w:t>
+        <w:t xml:space="preserve"> branching strategy in which </w:t>
+      </w:r>
+      <w:r>
+        <w:t xml:space="preserve">a GIT repository </w:t>
+      </w:r>
+      <w:r>
+        <w:t xml:space="preserve">is configured </w:t>
+      </w:r>
+      <w:r>
+        <w:t xml:space="preserve">with </w:t>
       </w:r>
       <w:r>
         <w:t xml:space="preserve">three long-lived branches named </w:t>
@@ -11479,6 +11551,9 @@
         <w:t xml:space="preserve"> branch serves as the integration</w:t>
       </w:r>
       <w:r>
+        <w:t xml:space="preserve"> with code ready for deployment</w:t>
+      </w:r>
+      <w:r>
         <w:t>. P</w:t>
       </w:r>
       <w:r>
@@ -11502,7 +11577,13 @@
         <w:t>main</w:t>
       </w:r>
       <w:r>
-        <w:t xml:space="preserve"> branch serve as dedicated release branches. </w:t>
+        <w:t xml:space="preserve"> branch </w:t>
+      </w:r>
+      <w:r>
+        <w:t xml:space="preserve">which acts </w:t>
+      </w:r>
+      <w:r>
+        <w:t xml:space="preserve">as dedicated release branches. </w:t>
       </w:r>
       <w:r>
         <w:t xml:space="preserve">You </w:t>
@@ -11527,7 +11608,13 @@
         <w:t xml:space="preserve">operation </w:t>
       </w:r>
       <w:r>
-        <w:t xml:space="preserve">to push changes from a release branch to </w:t>
+        <w:t xml:space="preserve">to </w:t>
+      </w:r>
+      <w:r>
+        <w:t xml:space="preserve">deploy </w:t>
+      </w:r>
+      <w:r>
+        <w:t xml:space="preserve">changes from a release branch to </w:t>
       </w:r>
       <w:r>
         <w:t xml:space="preserve">its target </w:t>
@@ -11545,9 +11632,9 @@
           <w:noProof/>
         </w:rPr>
         <w:drawing>
-          <wp:inline distT="0" distB="0" distL="0" distR="0" wp14:anchorId="03CF864B" wp14:editId="52D43BFC">
-            <wp:extent cx="3811692" cy="1288211"/>
-            <wp:effectExtent l="0" t="0" r="0" b="7620"/>
+          <wp:inline distT="0" distB="0" distL="0" distR="0" wp14:anchorId="03CF864B" wp14:editId="056E50AD">
+            <wp:extent cx="4527406" cy="1530096"/>
+            <wp:effectExtent l="0" t="0" r="6985" b="0"/>
             <wp:docPr id="995830361" name="Picture 1"/>
             <wp:cNvGraphicFramePr>
               <a:graphicFrameLocks xmlns:a="http://schemas.openxmlformats.org/drawingml/2006/main" noChangeAspect="1"/>
@@ -11568,7 +11655,7 @@
                   <pic:spPr>
                     <a:xfrm>
                       <a:off x="0" y="0"/>
-                      <a:ext cx="3836656" cy="1296648"/>
+                      <a:ext cx="4566118" cy="1543179"/>
                     </a:xfrm>
                     <a:prstGeom prst="rect">
                       <a:avLst/>
@@ -11583,28 +11670,25 @@
     </w:p>
     <w:p>
       <w:r>
-        <w:t>T</w:t>
-      </w:r>
-      <w:r>
-        <w:t xml:space="preserve">here are </w:t>
-      </w:r>
-      <w:r>
-        <w:t xml:space="preserve">two important </w:t>
-      </w:r>
-      <w:r>
-        <w:t xml:space="preserve">issues to consider when deciding whether to build a release process </w:t>
-      </w:r>
-      <w:r>
-        <w:t xml:space="preserve">using </w:t>
-      </w:r>
-      <w:r>
-        <w:t xml:space="preserve">GIT synchronization. </w:t>
+        <w:t xml:space="preserve">There are two important issues to consider when deciding whether to build a release process using GIT synchronization. </w:t>
       </w:r>
       <w:r>
         <w:t xml:space="preserve">First, there </w:t>
       </w:r>
       <w:r>
-        <w:t>are times when environment-specific settings are committed to GIT. For example, the datasource location for semantic model</w:t>
+        <w:t xml:space="preserve">are </w:t>
+      </w:r>
+      <w:r>
+        <w:t xml:space="preserve">issues caused by </w:t>
+      </w:r>
+      <w:r>
+        <w:t xml:space="preserve">environment-specific settings </w:t>
+      </w:r>
+      <w:r>
+        <w:t xml:space="preserve">that have been </w:t>
+      </w:r>
+      <w:r>
+        <w:t>committed to GIT. For example, the datasource location for semantic model</w:t>
       </w:r>
       <w:r>
         <w:t>s</w:t>
@@ -11633,10 +11717,10 @@
         <w:t>test</w:t>
       </w:r>
       <w:r>
-        <w:t xml:space="preserve"> workspace. This means you must find a way to update semantic models with the correct environment-specific settings </w:t>
-      </w:r>
-      <w:r>
-        <w:t xml:space="preserve">after a </w:t>
+        <w:t xml:space="preserve"> workspace. </w:t>
+      </w:r>
+      <w:r>
+        <w:t xml:space="preserve">That means you need to run a script after </w:t>
       </w:r>
       <w:r>
         <w:rPr>
@@ -11655,6 +11739,9 @@
         <w:t>completes</w:t>
       </w:r>
       <w:r>
+        <w:t xml:space="preserve"> to update semantic models with the correct environment-specific</w:t>
+      </w:r>
+      <w:r>
         <w:t>.</w:t>
       </w:r>
     </w:p>
@@ -11664,9 +11751,9 @@
           <w:noProof/>
         </w:rPr>
         <w:drawing>
-          <wp:inline distT="0" distB="0" distL="0" distR="0" wp14:anchorId="2F8C830B" wp14:editId="36E250DC">
-            <wp:extent cx="3397265" cy="770626"/>
-            <wp:effectExtent l="0" t="0" r="0" b="0"/>
+          <wp:inline distT="0" distB="0" distL="0" distR="0" wp14:anchorId="2F8C830B" wp14:editId="74BE7B66">
+            <wp:extent cx="3708597" cy="841248"/>
+            <wp:effectExtent l="0" t="0" r="6350" b="0"/>
             <wp:docPr id="1321205937" name="Picture 1"/>
             <wp:cNvGraphicFramePr>
               <a:graphicFrameLocks xmlns:a="http://schemas.openxmlformats.org/drawingml/2006/main" noChangeAspect="1"/>
@@ -11687,7 +11774,7 @@
                   <pic:spPr>
                     <a:xfrm>
                       <a:off x="0" y="0"/>
-                      <a:ext cx="3403396" cy="772017"/>
+                      <a:ext cx="3727353" cy="845503"/>
                     </a:xfrm>
                     <a:prstGeom prst="rect">
                       <a:avLst/>
@@ -11702,7 +11789,13 @@
     </w:p>
     <w:p>
       <w:r>
-        <w:t xml:space="preserve">A second issue with using GIT synchronization is that requires a connection between the target workspace and a GIT branch. When a workspace is connected to a GIT branch, the Fabric user interface lights up the workspace with indicators and messages to control and monitor GIT synchronization. For example, the workspace summary page displays the </w:t>
+        <w:t xml:space="preserve">A second issue with GIT synchronization is that </w:t>
+      </w:r>
+      <w:r>
+        <w:t xml:space="preserve">it </w:t>
+      </w:r>
+      <w:r>
+        <w:t xml:space="preserve">requires a connection between the target workspace and a GIT branch. When a workspace is connected to a GIT branch, the Fabric user interface lights up the workspace with indicators and messages to control and monitor GIT synchronization. For example, the workspace summary page displays the </w:t>
       </w:r>
       <w:r>
         <w:rPr>
@@ -11785,34 +11878,196 @@
         <w:t>using an API-driven approach</w:t>
       </w:r>
       <w:r>
-        <w:t xml:space="preserve">. Using an </w:t>
-      </w:r>
-      <w:r>
-        <w:t>API-driven approach</w:t>
+        <w:t xml:space="preserve">. Using an API-driven approach </w:t>
+      </w:r>
+      <w:r>
+        <w:t xml:space="preserve">to build a release process </w:t>
+      </w:r>
+      <w:r>
+        <w:t xml:space="preserve">has </w:t>
+      </w:r>
+      <w:r>
+        <w:t xml:space="preserve">become popular because it offers </w:t>
+      </w:r>
+      <w:r>
+        <w:t>many advantages over using Deployment Pipelines or GIT synchronization</w:t>
+      </w:r>
+      <w:r>
+        <w:t xml:space="preserve">. </w:t>
+      </w:r>
+      <w:r>
+        <w:t xml:space="preserve">For example, there </w:t>
+      </w:r>
+      <w:r>
+        <w:t xml:space="preserve">are performance advantages </w:t>
+      </w:r>
+      <w:r>
+        <w:t xml:space="preserve">with using an API-driven release process because it can scale </w:t>
+      </w:r>
+      <w:r>
+        <w:t xml:space="preserve">to </w:t>
+      </w:r>
+      <w:r>
+        <w:t xml:space="preserve">accommodate </w:t>
+      </w:r>
+      <w:r>
+        <w:t>larger w</w:t>
+      </w:r>
+      <w:r>
+        <w:t>orkspace</w:t>
+      </w:r>
+      <w:r>
+        <w:t>s</w:t>
+      </w:r>
+      <w:r>
+        <w:t xml:space="preserve"> containing </w:t>
+      </w:r>
+      <w:r>
+        <w:t>100s of items.</w:t>
+      </w:r>
+    </w:p>
+    <w:p>
+      <w:r>
+        <w:lastRenderedPageBreak/>
+        <w:t xml:space="preserve">Using an API-drive release process provides </w:t>
+      </w:r>
+      <w:r>
+        <w:t>greater flexibility because you can use whatever GIT branching strategy your organization prefers. For example, you can start by selecting a GIT branch strategy</w:t>
+      </w:r>
+      <w:r>
+        <w:t xml:space="preserve">. For example, some organizations prefer using a </w:t>
+      </w:r>
+      <w:proofErr w:type="spellStart"/>
+      <w:r>
+        <w:t>GitFlow</w:t>
+      </w:r>
+      <w:proofErr w:type="spellEnd"/>
+      <w:r>
+        <w:t xml:space="preserve"> branching strategy while other </w:t>
+      </w:r>
+      <w:r>
+        <w:t xml:space="preserve">organization </w:t>
+      </w:r>
+      <w:r>
+        <w:t xml:space="preserve">have standardized on </w:t>
+      </w:r>
+      <w:r>
+        <w:t xml:space="preserve">trunk-based development. </w:t>
+      </w:r>
+      <w:r>
+        <w:t xml:space="preserve">Once you've </w:t>
+      </w:r>
+      <w:r>
+        <w:t xml:space="preserve">determined what </w:t>
+      </w:r>
+      <w:r>
+        <w:t>branching strategy</w:t>
+      </w:r>
+      <w:r>
+        <w:t xml:space="preserve"> to use</w:t>
+      </w:r>
+      <w:r>
+        <w:t xml:space="preserve">, you can </w:t>
+      </w:r>
+      <w:r>
+        <w:t xml:space="preserve">then </w:t>
+      </w:r>
+      <w:r>
+        <w:t xml:space="preserve">adapt an API-driven release process to </w:t>
+      </w:r>
+      <w:r>
+        <w:t>accommodate it</w:t>
+      </w:r>
+      <w:r>
+        <w:t>.</w:t>
+      </w:r>
+    </w:p>
+    <w:p>
+      <w:r>
+        <w:t>In theory, you could spend the time and energy required to implement a release process using the Fabric REST APIs. However, this approach require</w:t>
+      </w:r>
+      <w:r>
+        <w:t>s</w:t>
+      </w:r>
+      <w:r>
+        <w:t xml:space="preserve"> a non-trivial coding effort</w:t>
+      </w:r>
+      <w:r>
+        <w:t xml:space="preserve">. </w:t>
+      </w:r>
+      <w:r>
+        <w:t>Fortunately, there's a much better option</w:t>
+      </w:r>
+      <w:r>
+        <w:t xml:space="preserve"> because you </w:t>
+      </w:r>
+      <w:r>
+        <w:t xml:space="preserve">can fully implement </w:t>
+      </w:r>
+      <w:r>
+        <w:t xml:space="preserve">a </w:t>
+      </w:r>
+      <w:r>
+        <w:t xml:space="preserve">release process leveraging the </w:t>
+      </w:r>
+      <w:r>
+        <w:rPr>
+          <w:b/>
+          <w:bCs/>
+        </w:rPr>
+        <w:t>fabric-cicd</w:t>
+      </w:r>
+      <w:r>
+        <w:t xml:space="preserve"> library.</w:t>
       </w:r>
       <w:r>
         <w:t xml:space="preserve"> </w:t>
       </w:r>
       <w:r>
-        <w:t xml:space="preserve">to build a release process </w:t>
-      </w:r>
-      <w:r>
-        <w:t>has many advantages over using Deployment Pipelines or GIT synchronization</w:t>
-      </w:r>
-      <w:r>
-        <w:t xml:space="preserve">. There are performance advantages along with </w:t>
-      </w:r>
-      <w:r>
-        <w:t>the ability to scale to larger w</w:t>
-      </w:r>
-      <w:r>
-        <w:t xml:space="preserve">orkspace containing </w:t>
-      </w:r>
-      <w:r>
-        <w:t xml:space="preserve">100s of items. </w:t>
-      </w:r>
-      <w:r>
-        <w:t xml:space="preserve">There is also greater flexibility because you can use whatever GIT branching strategy your organization prefers. For example, you can start by selecting a GIT branch strategy such as </w:t>
+        <w:t xml:space="preserve">In the next section, you will learn about the </w:t>
+      </w:r>
+      <w:r>
+        <w:rPr>
+          <w:b/>
+          <w:bCs/>
+        </w:rPr>
+        <w:t>fabric-cicd</w:t>
+      </w:r>
+      <w:r>
+        <w:t xml:space="preserve"> library in </w:t>
+      </w:r>
+      <w:r>
+        <w:t xml:space="preserve">greater </w:t>
+      </w:r>
+      <w:r>
+        <w:t xml:space="preserve">depth. </w:t>
+      </w:r>
+      <w:r>
+        <w:t>Before that</w:t>
+      </w:r>
+      <w:r>
+        <w:t xml:space="preserve">, </w:t>
+      </w:r>
+      <w:r>
+        <w:t xml:space="preserve">we'll examine how the </w:t>
+      </w:r>
+      <w:r>
+        <w:rPr>
+          <w:b/>
+          <w:bCs/>
+        </w:rPr>
+        <w:t>fabric-cicd</w:t>
+      </w:r>
+      <w:r>
+        <w:t xml:space="preserve"> library can be used with popular branching strategies.</w:t>
+      </w:r>
+    </w:p>
+    <w:p>
+      <w:r>
+        <w:t xml:space="preserve">Consider </w:t>
+      </w:r>
+      <w:r>
+        <w:t xml:space="preserve">a release process shown in the following screenshot built on a </w:t>
       </w:r>
       <w:proofErr w:type="spellStart"/>
       <w:r>
@@ -11820,31 +12075,44 @@
       </w:r>
       <w:proofErr w:type="spellEnd"/>
       <w:r>
-        <w:t xml:space="preserve"> or trunk-based development. After that, you can adapt an API-driven release process to </w:t>
-      </w:r>
-      <w:r>
-        <w:t xml:space="preserve">whatever </w:t>
-      </w:r>
-      <w:r>
-        <w:t>branching strategy</w:t>
-      </w:r>
-      <w:r>
-        <w:t xml:space="preserve"> you have selected</w:t>
-      </w:r>
-      <w:r>
-        <w:t>.</w:t>
-      </w:r>
-    </w:p>
-    <w:p>
-      <w:r>
-        <w:lastRenderedPageBreak/>
-        <w:t>In theory, you could spend the time and energy required to implement a release process using the Fabric REST APIs. However, this approach would require a non-trivial coding effort</w:t>
-      </w:r>
-      <w:r>
-        <w:t xml:space="preserve">. </w:t>
-      </w:r>
-      <w:r>
-        <w:t xml:space="preserve">Fortunately, there's a much better option. You can fully implement your release process without incurring significant technical debt by leveraging the </w:t>
+        <w:t xml:space="preserve"> branching strategy</w:t>
+      </w:r>
+      <w:r>
+        <w:t xml:space="preserve">. The </w:t>
+      </w:r>
+      <w:r>
+        <w:rPr>
+          <w:b/>
+          <w:bCs/>
+        </w:rPr>
+        <w:t>dev</w:t>
+      </w:r>
+      <w:r>
+        <w:t xml:space="preserve"> branch serves as integration branch</w:t>
+      </w:r>
+      <w:r>
+        <w:t xml:space="preserve">. This release process uses pull requests </w:t>
+      </w:r>
+      <w:r>
+        <w:t xml:space="preserve">to push changes to test and main which serve as release branches. The use of </w:t>
+      </w:r>
+      <w:r>
+        <w:t xml:space="preserve">pull requests makes it possible to configure </w:t>
+      </w:r>
+      <w:r>
+        <w:t xml:space="preserve">interactive </w:t>
+      </w:r>
+      <w:r>
+        <w:t>approval process</w:t>
+      </w:r>
+      <w:r>
+        <w:t>es</w:t>
+      </w:r>
+      <w:r>
+        <w:t xml:space="preserve"> </w:t>
+      </w:r>
+      <w:r>
+        <w:t xml:space="preserve">and to create workflows that automatically run when a pull request completes. When changes are merged to a release branch, it triggers a workflow that uses the </w:t>
       </w:r>
       <w:r>
         <w:rPr>
@@ -11854,65 +12122,7 @@
         <w:t>fabric-cicd</w:t>
       </w:r>
       <w:r>
-        <w:t xml:space="preserve"> library.</w:t>
-      </w:r>
-      <w:r>
-        <w:t xml:space="preserve"> The next section will examine </w:t>
-      </w:r>
-      <w:r>
-        <w:t xml:space="preserve">the </w:t>
-      </w:r>
-      <w:r>
-        <w:rPr>
-          <w:b/>
-          <w:bCs/>
-        </w:rPr>
-        <w:t>fabric-cicd</w:t>
-      </w:r>
-      <w:r>
-        <w:t xml:space="preserve"> library</w:t>
-      </w:r>
-      <w:r>
-        <w:t xml:space="preserve"> in more depth. For now, let's see where the fabric-cicd library can be used with a few popular branching strategies.</w:t>
-      </w:r>
-    </w:p>
-    <w:p>
-      <w:r>
-        <w:t xml:space="preserve">Let's revisit the </w:t>
-      </w:r>
-      <w:proofErr w:type="spellStart"/>
-      <w:r>
-        <w:t>GitFlow</w:t>
-      </w:r>
-      <w:proofErr w:type="spellEnd"/>
-      <w:r>
-        <w:t xml:space="preserve"> branching strategy with a release process built using the </w:t>
-      </w:r>
-      <w:r>
-        <w:rPr>
-          <w:b/>
-          <w:bCs/>
-        </w:rPr>
-        <w:t>fabric-cicd</w:t>
-      </w:r>
-      <w:r>
-        <w:t xml:space="preserve"> library. The </w:t>
-      </w:r>
-      <w:r>
-        <w:rPr>
-          <w:b/>
-          <w:bCs/>
-        </w:rPr>
-        <w:t>dev</w:t>
-      </w:r>
-      <w:r>
-        <w:t xml:space="preserve"> branch serves as integration branch</w:t>
-      </w:r>
-      <w:r>
-        <w:t xml:space="preserve"> and pull requests are used to merge updates in the two release branches. One reason to prefer fabric-cicd over GIT synchronization is its support for parameterization. The fabric-cicd library makes it possible to dynamically update </w:t>
-      </w:r>
-      <w:r>
-        <w:t>environment-specific settings in GIT as part of the deployment process.</w:t>
+        <w:t xml:space="preserve"> library to deploy changes from that release branch to its target workspace.</w:t>
       </w:r>
     </w:p>
     <w:p>
@@ -11921,9 +12131,9 @@
           <w:noProof/>
         </w:rPr>
         <w:drawing>
-          <wp:inline distT="0" distB="0" distL="0" distR="0" wp14:anchorId="0DD8B0BE" wp14:editId="6B454A20">
-            <wp:extent cx="4679931" cy="1863306"/>
-            <wp:effectExtent l="0" t="0" r="6985" b="3810"/>
+          <wp:inline distT="0" distB="0" distL="0" distR="0" wp14:anchorId="0DD8B0BE" wp14:editId="3F4548BE">
+            <wp:extent cx="4976034" cy="1981200"/>
+            <wp:effectExtent l="0" t="0" r="0" b="0"/>
             <wp:docPr id="905201143" name="Picture 1"/>
             <wp:cNvGraphicFramePr>
               <a:graphicFrameLocks xmlns:a="http://schemas.openxmlformats.org/drawingml/2006/main" noChangeAspect="1"/>
@@ -11944,7 +12154,7 @@
                   <pic:spPr>
                     <a:xfrm>
                       <a:off x="0" y="0"/>
-                      <a:ext cx="4715994" cy="1877664"/>
+                      <a:ext cx="5107770" cy="2033650"/>
                     </a:xfrm>
                     <a:prstGeom prst="rect">
                       <a:avLst/>
@@ -11959,21 +12169,102 @@
     </w:p>
     <w:p>
       <w:r>
-        <w:t xml:space="preserve">While some organization like to use </w:t>
-      </w:r>
-      <w:proofErr w:type="spellStart"/>
-      <w:r>
-        <w:t>GitFlow</w:t>
-      </w:r>
-      <w:proofErr w:type="spellEnd"/>
-      <w:r>
-        <w:t xml:space="preserve"> as their branching strategy, many other </w:t>
-      </w:r>
-      <w:r>
-        <w:t>prefer trunk-based development</w:t>
-      </w:r>
-      <w:r>
-        <w:t xml:space="preserve"> where there is just a single long-lived branch with a name such as </w:t>
+        <w:t xml:space="preserve">The previous diagram appears similar to the </w:t>
+      </w:r>
+      <w:r>
+        <w:t xml:space="preserve">one </w:t>
+      </w:r>
+      <w:r>
+        <w:t xml:space="preserve">shown earlier </w:t>
+      </w:r>
+      <w:r>
+        <w:t>which uses GIT synchronization to build the release process</w:t>
+      </w:r>
+      <w:r>
+        <w:t xml:space="preserve">. </w:t>
+      </w:r>
+      <w:r>
+        <w:t xml:space="preserve">However, there are significant benefits in using </w:t>
+      </w:r>
+      <w:r>
+        <w:rPr>
+          <w:b/>
+          <w:bCs/>
+        </w:rPr>
+        <w:t>fabric-cicd</w:t>
+      </w:r>
+      <w:r>
+        <w:t xml:space="preserve"> instead of GIT synchronization. The first benefit is that </w:t>
+      </w:r>
+      <w:r>
+        <w:rPr>
+          <w:b/>
+          <w:bCs/>
+        </w:rPr>
+        <w:t>fabric-cicd</w:t>
+      </w:r>
+      <w:r>
+        <w:t xml:space="preserve"> support</w:t>
+      </w:r>
+      <w:r>
+        <w:t>s</w:t>
+      </w:r>
+      <w:r>
+        <w:t xml:space="preserve"> parameterization</w:t>
+      </w:r>
+      <w:r>
+        <w:t xml:space="preserve"> which makes it possible </w:t>
+      </w:r>
+      <w:r>
+        <w:t>to dynamically update environment-specific settings as part of the deployment process.</w:t>
+      </w:r>
+      <w:r>
+        <w:t xml:space="preserve"> Compare this to GIT synchronization which pushes these types of environment-specific settings to items in the target workspace which then requires additional automation after an </w:t>
+      </w:r>
+      <w:r>
+        <w:rPr>
+          <w:b/>
+          <w:bCs/>
+        </w:rPr>
+        <w:t>Update from GIT</w:t>
+      </w:r>
+      <w:r>
+        <w:t xml:space="preserve"> operation to apply a fix.</w:t>
+      </w:r>
+    </w:p>
+    <w:p>
+      <w:r>
+        <w:t xml:space="preserve">Now let's examine </w:t>
+      </w:r>
+      <w:r>
+        <w:t xml:space="preserve">building  release process using a different branching strategy. Consider </w:t>
+      </w:r>
+      <w:r>
+        <w:t xml:space="preserve">a scenario in which an organization has standardized on </w:t>
+      </w:r>
+      <w:r>
+        <w:t>trunk-based development</w:t>
+      </w:r>
+      <w:r>
+        <w:t xml:space="preserve"> using </w:t>
+      </w:r>
+      <w:r>
+        <w:t xml:space="preserve">a </w:t>
+      </w:r>
+      <w:r>
+        <w:t xml:space="preserve">branching strategy based on a </w:t>
+      </w:r>
+      <w:r>
+        <w:t>single long-lived branch</w:t>
+      </w:r>
+      <w:r>
+        <w:t>.</w:t>
+      </w:r>
+      <w:r>
+        <w:t xml:space="preserve"> </w:t>
+      </w:r>
+      <w:r>
+        <w:t xml:space="preserve">The following diagram show a release process in which the </w:t>
       </w:r>
       <w:r>
         <w:rPr>
@@ -11983,50 +12274,47 @@
         <w:t>main</w:t>
       </w:r>
       <w:r>
-        <w:t>.</w:t>
-      </w:r>
-      <w:r>
-        <w:t xml:space="preserve"> In a </w:t>
-      </w:r>
-      <w:r>
-        <w:t xml:space="preserve">trunk-based development </w:t>
-      </w:r>
-      <w:r>
-        <w:t xml:space="preserve">scenario, the </w:t>
-      </w:r>
-      <w:r>
-        <w:rPr>
-          <w:b/>
-          <w:bCs/>
-        </w:rPr>
-        <w:t>main</w:t>
-      </w:r>
-      <w:r>
         <w:t xml:space="preserve"> branch </w:t>
       </w:r>
       <w:r>
-        <w:t xml:space="preserve">is </w:t>
-      </w:r>
-      <w:r>
-        <w:t xml:space="preserve">both the integration branch and the release branch. By </w:t>
-      </w:r>
-      <w:r>
-        <w:t>using the fabric-cicd</w:t>
-      </w:r>
-      <w:r>
-        <w:t xml:space="preserve">, you </w:t>
-      </w:r>
-      <w:r>
-        <w:t xml:space="preserve">have the flexibility to </w:t>
-      </w:r>
-      <w:r>
-        <w:t xml:space="preserve">build a release process </w:t>
-      </w:r>
-      <w:r>
-        <w:t>with a one-to-many mapping between a single release branch and multiple target workspaces</w:t>
-      </w:r>
-      <w:r>
-        <w:t>.</w:t>
+        <w:t xml:space="preserve">acts as both </w:t>
+      </w:r>
+      <w:r>
+        <w:t xml:space="preserve">the integration branch and the release branch. </w:t>
+      </w:r>
+      <w:r>
+        <w:t xml:space="preserve">The </w:t>
+      </w:r>
+      <w:r>
+        <w:rPr>
+          <w:b/>
+          <w:bCs/>
+        </w:rPr>
+        <w:t>fabric-cicd</w:t>
+      </w:r>
+      <w:r>
+        <w:t xml:space="preserve"> library </w:t>
+      </w:r>
+      <w:r>
+        <w:t xml:space="preserve">provides the flexibility of </w:t>
+      </w:r>
+      <w:r>
+        <w:t>build</w:t>
+      </w:r>
+      <w:r>
+        <w:t>ing</w:t>
+      </w:r>
+      <w:r>
+        <w:t xml:space="preserve"> a release process </w:t>
+      </w:r>
+      <w:r>
+        <w:t xml:space="preserve">with a one-to-many mapping between </w:t>
+      </w:r>
+      <w:r>
+        <w:t xml:space="preserve">a </w:t>
+      </w:r>
+      <w:r>
+        <w:t>release branch and multiple target workspaces.</w:t>
       </w:r>
     </w:p>
     <w:p>
@@ -12035,9 +12323,9 @@
           <w:noProof/>
         </w:rPr>
         <w:drawing>
-          <wp:inline distT="0" distB="0" distL="0" distR="0" wp14:anchorId="63F2DC0F" wp14:editId="3C80BA8B">
-            <wp:extent cx="3080545" cy="2409645"/>
-            <wp:effectExtent l="0" t="0" r="5715" b="0"/>
+          <wp:inline distT="0" distB="0" distL="0" distR="0" wp14:anchorId="63F2DC0F" wp14:editId="2AE10ACF">
+            <wp:extent cx="2977033" cy="2328672"/>
+            <wp:effectExtent l="0" t="0" r="0" b="0"/>
             <wp:docPr id="364549616" name="Picture 1"/>
             <wp:cNvGraphicFramePr>
               <a:graphicFrameLocks xmlns:a="http://schemas.openxmlformats.org/drawingml/2006/main" noChangeAspect="1"/>
@@ -12058,7 +12346,7 @@
                   <pic:spPr>
                     <a:xfrm>
                       <a:off x="0" y="0"/>
-                      <a:ext cx="3104159" cy="2428116"/>
+                      <a:ext cx="3058905" cy="2392713"/>
                     </a:xfrm>
                     <a:prstGeom prst="rect">
                       <a:avLst/>
@@ -12073,288 +12361,669 @@
     </w:p>
     <w:p>
       <w:r>
-        <w:t xml:space="preserve">Consider a requirement in your Fabric CI/CD project </w:t>
-      </w:r>
-      <w:r>
-        <w:t xml:space="preserve">for a </w:t>
-      </w:r>
-      <w:r>
-        <w:t xml:space="preserve">human </w:t>
+        <w:lastRenderedPageBreak/>
+        <w:t>When build</w:t>
+      </w:r>
+      <w:r>
+        <w:t>ing</w:t>
+      </w:r>
+      <w:r>
+        <w:t xml:space="preserve"> a release process, you </w:t>
+      </w:r>
+      <w:r>
+        <w:t xml:space="preserve">are often </w:t>
+      </w:r>
+      <w:r>
+        <w:t xml:space="preserve">required to configure a manual approval process where one or more approvers need to sign on </w:t>
+      </w:r>
+      <w:r>
+        <w:t xml:space="preserve">a </w:t>
+      </w:r>
+      <w:r>
+        <w:t xml:space="preserve">release before it's deployed to a target workspace. When using a </w:t>
+      </w:r>
+      <w:proofErr w:type="spellStart"/>
+      <w:r>
+        <w:t>GitFlow</w:t>
+      </w:r>
+      <w:proofErr w:type="spellEnd"/>
+      <w:r>
+        <w:t xml:space="preserve"> branching strategy</w:t>
+      </w:r>
+      <w:r>
+        <w:t xml:space="preserve">, you can </w:t>
+      </w:r>
+      <w:r>
+        <w:t xml:space="preserve">configure </w:t>
+      </w:r>
+      <w:r>
+        <w:t>pull request</w:t>
+      </w:r>
+      <w:r>
+        <w:t>s</w:t>
+      </w:r>
+      <w:r>
+        <w:t xml:space="preserve"> </w:t>
+      </w:r>
+      <w:r>
+        <w:t xml:space="preserve">with </w:t>
+      </w:r>
+      <w:r>
+        <w:t xml:space="preserve">whatever </w:t>
+      </w:r>
+      <w:r>
+        <w:t>approval process</w:t>
+      </w:r>
+      <w:r>
+        <w:t xml:space="preserve"> is required</w:t>
+      </w:r>
+      <w:r>
+        <w:t xml:space="preserve">. </w:t>
+      </w:r>
+      <w:r>
+        <w:t xml:space="preserve">However, </w:t>
+      </w:r>
+      <w:r>
+        <w:t xml:space="preserve">things are not as obvious with </w:t>
+      </w:r>
+      <w:r>
+        <w:t xml:space="preserve">trunk-based </w:t>
+      </w:r>
+      <w:r>
+        <w:t xml:space="preserve">development because the release process </w:t>
+      </w:r>
+      <w:r>
+        <w:t>doesn</w:t>
+      </w:r>
+      <w:r>
+        <w:t>'</w:t>
+      </w:r>
+      <w:r>
+        <w:t xml:space="preserve">t </w:t>
+      </w:r>
+      <w:r>
+        <w:t>involve pull request</w:t>
+      </w:r>
+      <w:r>
+        <w:t>.</w:t>
+      </w:r>
+    </w:p>
+    <w:p>
+      <w:r>
+        <w:t xml:space="preserve">Fortunately, Azure DevOps and GitHub </w:t>
+      </w:r>
+      <w:r>
+        <w:t xml:space="preserve">provide another way </w:t>
+      </w:r>
+      <w:r>
+        <w:t xml:space="preserve">to configure </w:t>
+      </w:r>
+      <w:r>
+        <w:t xml:space="preserve">a manual </w:t>
+      </w:r>
+      <w:r>
+        <w:t xml:space="preserve">approval process </w:t>
+      </w:r>
+      <w:r>
+        <w:t xml:space="preserve">without </w:t>
+      </w:r>
+      <w:r>
+        <w:t xml:space="preserve">using pull requests. </w:t>
+      </w:r>
+      <w:r>
+        <w:t xml:space="preserve">For example, you can create a GIT environment and configure it with a manual approval process. </w:t>
+      </w:r>
+      <w:r>
+        <w:t xml:space="preserve">After </w:t>
+      </w:r>
+      <w:r>
+        <w:t xml:space="preserve">creating </w:t>
+      </w:r>
+      <w:r>
+        <w:t xml:space="preserve">the </w:t>
+      </w:r>
+      <w:r>
+        <w:t xml:space="preserve">environment, </w:t>
+      </w:r>
+      <w:r>
+        <w:t xml:space="preserve">you can </w:t>
+      </w:r>
+      <w:r>
+        <w:t xml:space="preserve">then develop </w:t>
+      </w:r>
+      <w:r>
+        <w:t xml:space="preserve">workflows </w:t>
+      </w:r>
+      <w:r>
+        <w:t xml:space="preserve">for the release process </w:t>
+      </w:r>
+      <w:r>
+        <w:t xml:space="preserve">that target </w:t>
+      </w:r>
+      <w:r>
+        <w:t>that environment</w:t>
+      </w:r>
+      <w:r>
+        <w:t>.</w:t>
+      </w:r>
+      <w:r>
+        <w:t xml:space="preserve"> When </w:t>
+      </w:r>
+      <w:r>
+        <w:t xml:space="preserve">a job for that workflow begins, it is paused for by the </w:t>
+      </w:r>
+      <w:r>
+        <w:t xml:space="preserve">manual approval process. </w:t>
+      </w:r>
+      <w:r>
+        <w:t xml:space="preserve">Once approval </w:t>
+      </w:r>
+      <w:r>
+        <w:t xml:space="preserve">process </w:t>
+      </w:r>
+      <w:r>
+        <w:t>complete</w:t>
+      </w:r>
+      <w:r>
+        <w:t>s</w:t>
+      </w:r>
+      <w:r>
+        <w:t xml:space="preserve">, the workflow </w:t>
+      </w:r>
+      <w:r>
+        <w:t xml:space="preserve">resumes </w:t>
+      </w:r>
+      <w:r>
+        <w:t>and use</w:t>
+      </w:r>
+      <w:r>
+        <w:t>s</w:t>
+      </w:r>
+      <w:r>
+        <w:t xml:space="preserve"> </w:t>
+      </w:r>
+      <w:r>
+        <w:t xml:space="preserve">the </w:t>
+      </w:r>
+      <w:r>
+        <w:rPr>
+          <w:b/>
+          <w:bCs/>
+        </w:rPr>
+        <w:t>fabric-cicd</w:t>
+      </w:r>
+      <w:r>
+        <w:t xml:space="preserve"> </w:t>
+      </w:r>
+      <w:r>
+        <w:t xml:space="preserve">library </w:t>
       </w:r>
       <w:r>
         <w:t xml:space="preserve">to </w:t>
       </w:r>
       <w:r>
-        <w:t xml:space="preserve">manually approve </w:t>
-      </w:r>
-      <w:r>
-        <w:t xml:space="preserve">any </w:t>
-      </w:r>
-      <w:r>
-        <w:t xml:space="preserve">deployment targeting the </w:t>
-      </w:r>
-      <w:r>
-        <w:rPr>
-          <w:b/>
-          <w:bCs/>
-        </w:rPr>
-        <w:t>test</w:t>
-      </w:r>
-      <w:r>
-        <w:t xml:space="preserve"> workspace or the </w:t>
-      </w:r>
-      <w:r>
-        <w:rPr>
-          <w:b/>
-          <w:bCs/>
-        </w:rPr>
-        <w:t>prod</w:t>
-      </w:r>
-      <w:r>
-        <w:t xml:space="preserve"> workspace.</w:t>
-      </w:r>
-      <w:r>
-        <w:t xml:space="preserve"> This is simple with a </w:t>
-      </w:r>
-      <w:proofErr w:type="spellStart"/>
-      <w:r>
-        <w:t>GitFlow</w:t>
-      </w:r>
-      <w:proofErr w:type="spellEnd"/>
-      <w:r>
-        <w:t xml:space="preserve"> branching strategy</w:t>
-      </w:r>
-      <w:r>
-        <w:t xml:space="preserve"> because </w:t>
-      </w:r>
-      <w:r>
-        <w:t xml:space="preserve">you </w:t>
-      </w:r>
-      <w:r>
-        <w:t xml:space="preserve">can configure </w:t>
-      </w:r>
-      <w:r>
-        <w:t xml:space="preserve">a pull request </w:t>
+        <w:t xml:space="preserve">deploy </w:t>
+      </w:r>
+      <w:r>
+        <w:t xml:space="preserve">the release </w:t>
+      </w:r>
+      <w:r>
+        <w:t>to the target workspace.</w:t>
+      </w:r>
+    </w:p>
+    <w:p>
+      <w:pPr>
+        <w:pStyle w:val="Heading3"/>
+      </w:pPr>
+      <w:r>
+        <w:t>The fabric-cicd library</w:t>
+      </w:r>
+    </w:p>
+    <w:p>
+      <w:r>
+        <w:rPr>
+          <w:b/>
+          <w:bCs/>
+        </w:rPr>
+        <w:t xml:space="preserve">fabric-cicd </w:t>
+      </w:r>
+      <w:r>
+        <w:t>is an open-source Python library designed by Microsoft to enable code-first</w:t>
+      </w:r>
+      <w:r>
+        <w:t xml:space="preserve"> </w:t>
+      </w:r>
+      <w:r>
+        <w:t>deployment</w:t>
+      </w:r>
+      <w:r>
+        <w:t xml:space="preserve">. Code-first deployment </w:t>
+      </w:r>
+      <w:r>
+        <w:t xml:space="preserve">is </w:t>
+      </w:r>
+      <w:r>
+        <w:t xml:space="preserve">based on </w:t>
+      </w:r>
+      <w:r>
+        <w:t xml:space="preserve">the idea that you can create the single source of truth for a </w:t>
+      </w:r>
+      <w:r>
+        <w:t>F</w:t>
+      </w:r>
+      <w:r>
+        <w:t xml:space="preserve">abric solution by </w:t>
+      </w:r>
+      <w:r>
+        <w:t>assembl</w:t>
+      </w:r>
+      <w:r>
+        <w:t>ing</w:t>
+      </w:r>
+      <w:r>
+        <w:t xml:space="preserve"> </w:t>
+      </w:r>
+      <w:r>
+        <w:t xml:space="preserve">a </w:t>
+      </w:r>
+      <w:r>
+        <w:t>set of item definitions</w:t>
+      </w:r>
+      <w:r>
+        <w:t xml:space="preserve">. </w:t>
+      </w:r>
+      <w:r>
+        <w:t>Once you</w:t>
+      </w:r>
+      <w:r>
+        <w:t>'</w:t>
+      </w:r>
+      <w:r>
+        <w:t xml:space="preserve">ve </w:t>
+      </w:r>
+      <w:r>
+        <w:t xml:space="preserve">assembled all </w:t>
+      </w:r>
+      <w:r>
+        <w:t>the item definitions to a root folder</w:t>
+      </w:r>
+      <w:r>
+        <w:t xml:space="preserve">, you </w:t>
+      </w:r>
+      <w:r>
+        <w:t xml:space="preserve">can </w:t>
+      </w:r>
+      <w:r>
+        <w:t xml:space="preserve">use </w:t>
+      </w:r>
+      <w:r>
+        <w:t xml:space="preserve">them </w:t>
+      </w:r>
+      <w:r>
+        <w:t xml:space="preserve">as templates to deploy </w:t>
+      </w:r>
+      <w:r>
+        <w:t xml:space="preserve">a matching set of </w:t>
+      </w:r>
+      <w:r>
+        <w:t>items to a target workspace.</w:t>
+      </w:r>
+    </w:p>
+    <w:p>
+      <w:pPr>
+        <w:pStyle w:val="Tip"/>
+      </w:pPr>
+      <w:r>
+        <w:t xml:space="preserve">While </w:t>
+      </w:r>
+      <w:r>
+        <w:rPr>
+          <w:b/>
+          <w:bCs/>
+        </w:rPr>
+        <w:t>fabric-cicd</w:t>
+      </w:r>
+      <w:r>
+        <w:t xml:space="preserve"> is an open source project, it</w:t>
+      </w:r>
+      <w:r>
+        <w:t>'</w:t>
+      </w:r>
+      <w:r>
+        <w:t xml:space="preserve">s officially supported </w:t>
+      </w:r>
+      <w:r>
+        <w:t>and recommended as a best practice by the Fabric product team</w:t>
+      </w:r>
+      <w:r>
+        <w:t xml:space="preserve">. You can have confidence that </w:t>
+      </w:r>
+      <w:r>
+        <w:rPr>
+          <w:b/>
+          <w:bCs/>
+        </w:rPr>
+        <w:t>fabric-cicd</w:t>
+      </w:r>
+      <w:r>
+        <w:t xml:space="preserve"> will continue to evolve </w:t>
+      </w:r>
+      <w:r>
+        <w:t xml:space="preserve">along </w:t>
+      </w:r>
+      <w:r>
+        <w:t>with the Fabric platform.</w:t>
+      </w:r>
+    </w:p>
+    <w:p>
+      <w:r>
+        <w:t xml:space="preserve">A stated goal of the </w:t>
+      </w:r>
+      <w:r>
+        <w:rPr>
+          <w:b/>
+          <w:bCs/>
+        </w:rPr>
+        <w:t>fabric-cicd</w:t>
+      </w:r>
+      <w:r>
+        <w:t xml:space="preserve"> project </w:t>
+      </w:r>
+      <w:r>
+        <w:t xml:space="preserve">is to assist CI/CD developers who prefer not to interact directly with the Fabric </w:t>
+      </w:r>
+      <w:r>
+        <w:t xml:space="preserve">REST </w:t>
+      </w:r>
+      <w:r>
+        <w:t>APIs.</w:t>
+      </w:r>
+      <w:r>
+        <w:t xml:space="preserve"> While running a deployment job with </w:t>
+      </w:r>
+      <w:r>
+        <w:rPr>
+          <w:b/>
+          <w:bCs/>
+        </w:rPr>
+        <w:t>fabric-cicd</w:t>
+      </w:r>
+      <w:r>
+        <w:t xml:space="preserve"> only requires a few lines of code, the logic the library provides is </w:t>
+      </w:r>
+      <w:r>
+        <w:t xml:space="preserve">quite mature as its </w:t>
+      </w:r>
+      <w:r>
+        <w:t xml:space="preserve">been continually refined over </w:t>
+      </w:r>
+      <w:r>
+        <w:t xml:space="preserve">the last few </w:t>
+      </w:r>
+      <w:r>
+        <w:t>years</w:t>
+      </w:r>
+      <w:r>
+        <w:t xml:space="preserve">. </w:t>
+      </w:r>
+      <w:r>
+        <w:t xml:space="preserve">Let's walk through a few examples </w:t>
+      </w:r>
+      <w:r>
+        <w:t xml:space="preserve">of </w:t>
+      </w:r>
+      <w:r>
+        <w:t xml:space="preserve">how </w:t>
+      </w:r>
+      <w:r>
+        <w:rPr>
+          <w:b/>
+          <w:bCs/>
+        </w:rPr>
+        <w:t>fabric-cicd</w:t>
+      </w:r>
+      <w:r>
+        <w:t xml:space="preserve"> works</w:t>
+      </w:r>
+      <w:r>
+        <w:t xml:space="preserve"> internally to </w:t>
+      </w:r>
+      <w:r>
+        <w:t xml:space="preserve">give you an appreciation </w:t>
+      </w:r>
+      <w:r>
+        <w:t xml:space="preserve">for </w:t>
+      </w:r>
+      <w:r>
+        <w:t>how much work it does behind the scenes</w:t>
+      </w:r>
+      <w:r>
+        <w:t>.</w:t>
+      </w:r>
+    </w:p>
+    <w:p>
+      <w:r>
+        <w:t xml:space="preserve">To </w:t>
+      </w:r>
+      <w:r>
+        <w:t>run a deploy</w:t>
+      </w:r>
+      <w:r>
+        <w:t>ment</w:t>
+      </w:r>
+      <w:r>
+        <w:t xml:space="preserve"> job using </w:t>
+      </w:r>
+      <w:r>
+        <w:rPr>
+          <w:b/>
+          <w:bCs/>
+        </w:rPr>
+        <w:t>fabric-cicd</w:t>
+      </w:r>
+      <w:r>
+        <w:t xml:space="preserve">, you must </w:t>
+      </w:r>
+      <w:r>
+        <w:t xml:space="preserve">supply </w:t>
+      </w:r>
+      <w:r>
+        <w:t xml:space="preserve">two important </w:t>
+      </w:r>
+      <w:r>
+        <w:t>input parameters</w:t>
+      </w:r>
+      <w:r>
+        <w:t xml:space="preserve">. </w:t>
+      </w:r>
+      <w:r>
+        <w:t xml:space="preserve">The first </w:t>
+      </w:r>
+      <w:r>
+        <w:t xml:space="preserve">parameter points to a </w:t>
+      </w:r>
+      <w:r>
+        <w:t xml:space="preserve">root </w:t>
+      </w:r>
+      <w:r>
+        <w:t xml:space="preserve">folder </w:t>
       </w:r>
       <w:r>
         <w:t xml:space="preserve">with </w:t>
       </w:r>
       <w:r>
-        <w:t>an interactive approval process</w:t>
-      </w:r>
-      <w:r>
-        <w:t xml:space="preserve">. </w:t>
-      </w:r>
-      <w:r>
-        <w:t>However, build</w:t>
+        <w:t>items definitions</w:t>
+      </w:r>
+      <w:r>
+        <w:t xml:space="preserve">. The second </w:t>
+      </w:r>
+      <w:r>
+        <w:t xml:space="preserve">parameter references a </w:t>
+      </w:r>
+      <w:r>
+        <w:t xml:space="preserve">target workspace. </w:t>
+      </w:r>
+      <w:r>
+        <w:t xml:space="preserve">When you start a </w:t>
+      </w:r>
+      <w:r>
+        <w:t>deployment process</w:t>
+      </w:r>
+      <w:r>
+        <w:t>,</w:t>
+      </w:r>
+      <w:r>
+        <w:t xml:space="preserve"> </w:t>
+      </w:r>
+      <w:r>
+        <w:t xml:space="preserve">the logic in </w:t>
+      </w:r>
+      <w:r>
+        <w:rPr>
+          <w:b/>
+          <w:bCs/>
+        </w:rPr>
+        <w:t>fabric-cicd</w:t>
+      </w:r>
+      <w:r>
+        <w:t xml:space="preserve"> </w:t>
+      </w:r>
+      <w:r>
+        <w:t xml:space="preserve">starts by </w:t>
+      </w:r>
+      <w:r>
+        <w:t>enumerat</w:t>
       </w:r>
       <w:r>
         <w:t>ing</w:t>
       </w:r>
       <w:r>
-        <w:t xml:space="preserve"> the same type of approval processes isn't possible with trunk-based development because there is just a single branch.</w:t>
-      </w:r>
-    </w:p>
-    <w:p>
-      <w:r>
-        <w:t xml:space="preserve">When using </w:t>
-      </w:r>
-      <w:r>
-        <w:t>trunk-based development</w:t>
-      </w:r>
-      <w:r>
-        <w:t xml:space="preserve"> with a single branch, you can configure manual approval processes by creating </w:t>
-      </w:r>
-      <w:r>
-        <w:t>environments</w:t>
+        <w:t xml:space="preserve"> through </w:t>
+      </w:r>
+      <w:r>
+        <w:t xml:space="preserve">the root folder </w:t>
+      </w:r>
+      <w:r>
+        <w:t xml:space="preserve">to </w:t>
+      </w:r>
+      <w:r>
+        <w:t xml:space="preserve">discover every </w:t>
+      </w:r>
+      <w:r>
+        <w:t xml:space="preserve">item definition </w:t>
+      </w:r>
+      <w:r>
+        <w:t xml:space="preserve">including those </w:t>
+      </w:r>
+      <w:r>
+        <w:t xml:space="preserve">item definition </w:t>
+      </w:r>
+      <w:r>
+        <w:t>in child folders.</w:t>
       </w:r>
       <w:r>
         <w:t xml:space="preserve"> </w:t>
       </w:r>
       <w:r>
-        <w:t xml:space="preserve">in the GIT provider </w:t>
-      </w:r>
-      <w:r>
-        <w:t>to match your project environments</w:t>
-      </w:r>
-      <w:r>
-        <w:t xml:space="preserve">. </w:t>
-      </w:r>
-      <w:r>
-        <w:t xml:space="preserve">For example, you can create GIT environments named test and prod which can be configure as build targets which </w:t>
-      </w:r>
-      <w:r>
-        <w:t xml:space="preserve">require </w:t>
-      </w:r>
-      <w:r>
-        <w:t xml:space="preserve">manual </w:t>
-      </w:r>
-      <w:r>
-        <w:t xml:space="preserve">approval. After </w:t>
-      </w:r>
-      <w:r>
-        <w:t xml:space="preserve">creating environments which require manual approval, </w:t>
-      </w:r>
-      <w:r>
-        <w:t xml:space="preserve">you can </w:t>
-      </w:r>
-      <w:r>
-        <w:t xml:space="preserve">then develop </w:t>
-      </w:r>
-      <w:r>
-        <w:t xml:space="preserve">workflows </w:t>
-      </w:r>
-      <w:r>
-        <w:t>that target them</w:t>
+        <w:t xml:space="preserve">For each item definition </w:t>
+      </w:r>
+      <w:r>
+        <w:t xml:space="preserve">that </w:t>
+      </w:r>
+      <w:r>
+        <w:rPr>
+          <w:b/>
+          <w:bCs/>
+        </w:rPr>
+        <w:t>fabric-cicd</w:t>
+      </w:r>
+      <w:r>
+        <w:t xml:space="preserve"> </w:t>
+      </w:r>
+      <w:r>
+        <w:t>discovers</w:t>
+      </w:r>
+      <w:r>
+        <w:t xml:space="preserve">, </w:t>
+      </w:r>
+      <w:r>
+        <w:t xml:space="preserve">it must run a check </w:t>
+      </w:r>
+      <w:r>
+        <w:t xml:space="preserve">on the target workspace </w:t>
+      </w:r>
+      <w:r>
+        <w:t xml:space="preserve">to determine </w:t>
+      </w:r>
+      <w:r>
+        <w:t xml:space="preserve">whether </w:t>
+      </w:r>
+      <w:r>
+        <w:t xml:space="preserve">it </w:t>
+      </w:r>
+      <w:r>
+        <w:t xml:space="preserve">a matching </w:t>
+      </w:r>
+      <w:r>
+        <w:t>item</w:t>
+      </w:r>
+      <w:r>
+        <w:t>s</w:t>
+      </w:r>
+      <w:r>
+        <w:t xml:space="preserve"> already exist</w:t>
+      </w:r>
+      <w:r>
+        <w:t>s</w:t>
+      </w:r>
+      <w:r>
+        <w:t xml:space="preserve">. This check is required so </w:t>
+      </w:r>
+      <w:r>
+        <w:rPr>
+          <w:b/>
+          <w:bCs/>
+        </w:rPr>
+        <w:t>fabric-cicd</w:t>
+      </w:r>
+      <w:r>
+        <w:t xml:space="preserve"> can </w:t>
+      </w:r>
+      <w:r>
+        <w:t xml:space="preserve">decide whether to call the </w:t>
+      </w:r>
+      <w:r>
+        <w:rPr>
+          <w:b/>
+          <w:bCs/>
+        </w:rPr>
+        <w:t>Create Item</w:t>
+      </w:r>
+      <w:r>
+        <w:t xml:space="preserve"> </w:t>
+      </w:r>
+      <w:r>
+        <w:t xml:space="preserve">API </w:t>
+      </w:r>
+      <w:r>
+        <w:t xml:space="preserve">versus </w:t>
+      </w:r>
+      <w:r>
+        <w:t xml:space="preserve">the </w:t>
+      </w:r>
+      <w:r>
+        <w:rPr>
+          <w:b/>
+          <w:bCs/>
+        </w:rPr>
+        <w:t>Update Item Definition</w:t>
+      </w:r>
+      <w:r>
+        <w:t xml:space="preserve"> API</w:t>
       </w:r>
       <w:r>
         <w:t>.</w:t>
       </w:r>
-      <w:r>
-        <w:t xml:space="preserve"> When the workflow gets triggered, </w:t>
-      </w:r>
-      <w:r>
-        <w:t xml:space="preserve">the GIT provider </w:t>
-      </w:r>
-      <w:r>
-        <w:t xml:space="preserve"> starts a manual approval process. </w:t>
-      </w:r>
-      <w:r>
-        <w:t>Once the manual approval is completed</w:t>
-      </w:r>
-      <w:r>
-        <w:t>, the workflow continues and use</w:t>
-      </w:r>
-      <w:r>
-        <w:t>s</w:t>
-      </w:r>
-      <w:r>
-        <w:t xml:space="preserve"> </w:t>
-      </w:r>
-      <w:r>
-        <w:t xml:space="preserve">the </w:t>
-      </w:r>
-      <w:r>
-        <w:rPr>
-          <w:b/>
-          <w:bCs/>
-        </w:rPr>
-        <w:t>fabric-cicd</w:t>
-      </w:r>
-      <w:r>
-        <w:t xml:space="preserve"> </w:t>
-      </w:r>
-      <w:r>
-        <w:t xml:space="preserve">library </w:t>
-      </w:r>
-      <w:r>
-        <w:t xml:space="preserve">to </w:t>
-      </w:r>
-      <w:r>
-        <w:t xml:space="preserve">deploy </w:t>
-      </w:r>
-      <w:r>
-        <w:t>changes to the target workspace.</w:t>
-      </w:r>
-    </w:p>
-    <w:p>
-      <w:pPr>
-        <w:pStyle w:val="Heading3"/>
-      </w:pPr>
-      <w:r>
-        <w:lastRenderedPageBreak/>
-        <w:t>The fabric-cicd library</w:t>
-      </w:r>
-    </w:p>
-    <w:p>
-      <w:r>
-        <w:rPr>
-          <w:b/>
-          <w:bCs/>
-        </w:rPr>
-        <w:t xml:space="preserve">fabric-cicd </w:t>
-      </w:r>
-      <w:r>
-        <w:t xml:space="preserve">is an open-source Python library designed by Microsoft to enable </w:t>
-      </w:r>
-      <w:r>
-        <w:t xml:space="preserve">a </w:t>
-      </w:r>
-      <w:r>
-        <w:t>code-first</w:t>
-      </w:r>
-      <w:r>
-        <w:t xml:space="preserve"> approach for deploying and updating Fabric solutions. Code-first deployment in Fabric is based on a development </w:t>
-      </w:r>
-      <w:r>
-        <w:t xml:space="preserve">methodology </w:t>
-      </w:r>
-      <w:r>
-        <w:t>in which you begin by creating a set of item definitions. After that, you use these item definitions as templates to deploy workspace items to a target workspace.</w:t>
-      </w:r>
-    </w:p>
-    <w:p>
-      <w:r>
-        <w:t xml:space="preserve">The </w:t>
-      </w:r>
-      <w:r>
-        <w:rPr>
-          <w:b/>
-          <w:bCs/>
-        </w:rPr>
-        <w:t>fabric-cicd</w:t>
-      </w:r>
-      <w:r>
-        <w:t xml:space="preserve"> library contains </w:t>
-      </w:r>
-      <w:r>
-        <w:t xml:space="preserve">a significant amount of </w:t>
-      </w:r>
-      <w:r>
-        <w:t xml:space="preserve">deployment </w:t>
-      </w:r>
-      <w:r>
-        <w:t xml:space="preserve">that continues to evolve along with the Fabric platform. </w:t>
-      </w:r>
-      <w:r>
-        <w:t xml:space="preserve">The sequence in which is important because it must </w:t>
-      </w:r>
-      <w:r>
-        <w:t xml:space="preserve">evolved over several years. </w:t>
-      </w:r>
-      <w:r>
-        <w:rPr>
-          <w:b/>
-          <w:bCs/>
-        </w:rPr>
-        <w:t>fabric-cicd</w:t>
-      </w:r>
-      <w:r>
-        <w:t xml:space="preserve"> includes </w:t>
-      </w:r>
-      <w:r>
-        <w:t xml:space="preserve">logic to determine if target items already exist so it can decide whether to call </w:t>
-      </w:r>
-      <w:r>
-        <w:rPr>
-          <w:b/>
-          <w:bCs/>
-        </w:rPr>
-        <w:t>Create Item</w:t>
-      </w:r>
-      <w:r>
-        <w:t xml:space="preserve"> or </w:t>
-      </w:r>
-      <w:r>
-        <w:rPr>
-          <w:b/>
-          <w:bCs/>
-        </w:rPr>
-        <w:t>Update Item Definition</w:t>
-      </w:r>
-      <w:r>
-        <w:t xml:space="preserve">. </w:t>
-      </w:r>
     </w:p>
     <w:p>
       <w:r>
@@ -12362,9 +13031,9 @@
           <w:noProof/>
         </w:rPr>
         <w:drawing>
-          <wp:inline distT="0" distB="0" distL="0" distR="0" wp14:anchorId="30290DC3" wp14:editId="54E21DA0">
-            <wp:extent cx="3939397" cy="1180360"/>
-            <wp:effectExtent l="0" t="0" r="4445" b="1270"/>
+          <wp:inline distT="0" distB="0" distL="0" distR="0" wp14:anchorId="30290DC3" wp14:editId="11D265A1">
+            <wp:extent cx="5126971" cy="1536192"/>
+            <wp:effectExtent l="0" t="0" r="0" b="6985"/>
             <wp:docPr id="1294569970" name="Picture 1"/>
             <wp:cNvGraphicFramePr>
               <a:graphicFrameLocks xmlns:a="http://schemas.openxmlformats.org/drawingml/2006/main" noChangeAspect="1"/>
@@ -12385,7 +13054,7 @@
                   <pic:spPr>
                     <a:xfrm>
                       <a:off x="0" y="0"/>
-                      <a:ext cx="3955681" cy="1185239"/>
+                      <a:ext cx="5157979" cy="1545483"/>
                     </a:xfrm>
                     <a:prstGeom prst="rect">
                       <a:avLst/>
@@ -12400,31 +13069,7 @@
     </w:p>
     <w:p>
       <w:r>
-        <w:t>Built-in code automatically determines &amp; reestablishes dependencies between workspace items</w:t>
-      </w:r>
-    </w:p>
-    <w:p/>
-    <w:p>
-      <w:r>
-        <w:t>Provides parameterization to deal with environment-specific settings persisted to GIT branch</w:t>
-      </w:r>
-    </w:p>
-    <w:p/>
-    <w:p>
-      <w:r>
-        <w:t>fabric-cicd should also be designed with the ability to update item definitions on the fly to replace environment-specific settings and to reestablish relationships between workspace items</w:t>
-      </w:r>
-    </w:p>
-    <w:p>
-      <w:r>
-        <w:t>Provides best practice for building API-driven release process</w:t>
-      </w:r>
-    </w:p>
-    <w:p/>
-    <w:p/>
-    <w:p>
-      <w:r>
-        <w:t xml:space="preserve">If you have a folder in GIT containing item definitions, </w:t>
+        <w:t xml:space="preserve">There is good news in that </w:t>
       </w:r>
       <w:r>
         <w:rPr>
@@ -12434,7 +13079,13 @@
         <w:t>fabric-cicd</w:t>
       </w:r>
       <w:r>
-        <w:t xml:space="preserve"> provides an easy way to deploy your code to a target workspace. Behind the scenes, </w:t>
+        <w:t xml:space="preserve"> is able to </w:t>
+      </w:r>
+      <w:r>
+        <w:t xml:space="preserve">automatically reestablish relationships for items that support auto-binding. </w:t>
+      </w:r>
+      <w:r>
+        <w:t xml:space="preserve">The </w:t>
       </w:r>
       <w:r>
         <w:rPr>
@@ -12444,7 +13095,34 @@
         <w:t>fabric-cicd</w:t>
       </w:r>
       <w:r>
-        <w:t xml:space="preserve"> handles authentication with Entra Id as well as all the required interaction with Fabric REST APIs. By acting as a façade, the </w:t>
+        <w:t xml:space="preserve"> </w:t>
+      </w:r>
+      <w:r>
+        <w:t xml:space="preserve">library implements auto-binding behavior in a manner similar to GIT synchronization by </w:t>
+      </w:r>
+      <w:r>
+        <w:t xml:space="preserve">using the </w:t>
+      </w:r>
+      <w:r>
+        <w:rPr>
+          <w:b/>
+          <w:bCs/>
+        </w:rPr>
+        <w:t>logicalId</w:t>
+      </w:r>
+      <w:r>
+        <w:t xml:space="preserve"> found in the platform file of an item definition</w:t>
+      </w:r>
+      <w:r>
+        <w:t xml:space="preserve"> to map and rebind relations between items in the target workspace</w:t>
+      </w:r>
+      <w:r>
+        <w:t>.</w:t>
+      </w:r>
+    </w:p>
+    <w:p>
+      <w:r>
+        <w:t xml:space="preserve">When </w:t>
       </w:r>
       <w:r>
         <w:rPr>
@@ -12454,15 +13132,19 @@
         <w:t>fabric-cicd</w:t>
       </w:r>
       <w:r>
-        <w:t xml:space="preserve"> library provides a significant productivity boost by hiding all the grungy details involved with Fabric REST API programming and performing dynamic updates on item definition files.</w:t>
-      </w:r>
-    </w:p>
-    <w:p>
-      <w:pPr>
-        <w:pStyle w:val="Tip"/>
-      </w:pPr>
-      <w:r>
-        <w:t xml:space="preserve">While the </w:t>
+        <w:t xml:space="preserve"> </w:t>
+      </w:r>
+      <w:r>
+        <w:t xml:space="preserve">runs a deployment job, it must </w:t>
+      </w:r>
+      <w:r>
+        <w:t xml:space="preserve">processes items </w:t>
+      </w:r>
+      <w:r>
+        <w:t xml:space="preserve">in a specific sequence to deal with </w:t>
+      </w:r>
+      <w:r>
+        <w:t xml:space="preserve">item dependencies. After all, </w:t>
       </w:r>
       <w:r>
         <w:rPr>
@@ -12472,7 +13154,46 @@
         <w:t>fabric-cicd</w:t>
       </w:r>
       <w:r>
-        <w:t xml:space="preserve"> library is an open source project, it is officially supported by the Fabric product team. You can have confidence that </w:t>
+        <w:t xml:space="preserve"> cannot create an item with a dependency until after it has created the items on which it depends. </w:t>
+      </w:r>
+      <w:r>
+        <w:t>As an example</w:t>
+      </w:r>
+      <w:r>
+        <w:t xml:space="preserve">, </w:t>
+      </w:r>
+      <w:r>
+        <w:t xml:space="preserve">notebooks </w:t>
+      </w:r>
+      <w:r>
+        <w:t xml:space="preserve">can </w:t>
+      </w:r>
+      <w:r>
+        <w:t>have dependencies on lakehouse</w:t>
+      </w:r>
+      <w:r>
+        <w:t>s</w:t>
+      </w:r>
+      <w:r>
+        <w:t>. P</w:t>
+      </w:r>
+      <w:r>
+        <w:t>ipelines can have dependencies on lakehouse</w:t>
+      </w:r>
+      <w:r>
+        <w:t>s</w:t>
+      </w:r>
+      <w:r>
+        <w:t xml:space="preserve"> and </w:t>
+      </w:r>
+      <w:r>
+        <w:t xml:space="preserve">on </w:t>
+      </w:r>
+      <w:r>
+        <w:t xml:space="preserve">notebooks. </w:t>
+      </w:r>
+      <w:r>
+        <w:t xml:space="preserve">The </w:t>
       </w:r>
       <w:r>
         <w:rPr>
@@ -12482,12 +13203,49 @@
         <w:t>fabric-cicd</w:t>
       </w:r>
       <w:r>
-        <w:t xml:space="preserve"> will continue to evolve by adding support for new workspace item types add to the platform.</w:t>
-      </w:r>
-    </w:p>
-    <w:p>
-      <w:r>
-        <w:t xml:space="preserve">The </w:t>
+        <w:t xml:space="preserve"> </w:t>
+      </w:r>
+      <w:r>
+        <w:t xml:space="preserve">deals </w:t>
+      </w:r>
+      <w:r>
+        <w:t xml:space="preserve">this dependency tree </w:t>
+      </w:r>
+      <w:r>
+        <w:t xml:space="preserve">using </w:t>
+      </w:r>
+      <w:r>
+        <w:t xml:space="preserve">a sequence which </w:t>
+      </w:r>
+      <w:r>
+        <w:t xml:space="preserve">deploys </w:t>
+      </w:r>
+      <w:r>
+        <w:t>lakehouse</w:t>
+      </w:r>
+      <w:r>
+        <w:t>s</w:t>
+      </w:r>
+      <w:r>
+        <w:t xml:space="preserve"> first</w:t>
+      </w:r>
+      <w:r>
+        <w:t xml:space="preserve"> </w:t>
+      </w:r>
+      <w:r>
+        <w:t xml:space="preserve">followed by </w:t>
+      </w:r>
+      <w:r>
+        <w:t xml:space="preserve">notebooks and </w:t>
+      </w:r>
+      <w:r>
+        <w:t xml:space="preserve">then </w:t>
+      </w:r>
+      <w:r>
+        <w:t>pipelines.</w:t>
+      </w:r>
+      <w:r>
+        <w:t xml:space="preserve"> The </w:t>
       </w:r>
       <w:r>
         <w:rPr>
@@ -12497,17 +13255,83 @@
         <w:t>fabric-cicd</w:t>
       </w:r>
       <w:r>
-        <w:t xml:space="preserve"> library is available in </w:t>
+        <w:t xml:space="preserve"> library even includes logic to </w:t>
+      </w:r>
+      <w:r>
+        <w:t xml:space="preserve">detect </w:t>
+      </w:r>
+      <w:r>
+        <w:t xml:space="preserve">whether any pipelines have dependencies on other pipelines. The sequencing </w:t>
+      </w:r>
+      <w:r>
+        <w:t>ensure that p</w:t>
+      </w:r>
+      <w:r>
+        <w:t xml:space="preserve">ipelines with dependencies are always deployed after </w:t>
       </w:r>
       <w:r>
         <w:t xml:space="preserve">the </w:t>
       </w:r>
       <w:r>
-        <w:rPr>
-          <w:b/>
-          <w:bCs/>
-        </w:rPr>
-        <w:t>Python Package Index (</w:t>
+        <w:t>other pipelines on which they depend.</w:t>
+      </w:r>
+    </w:p>
+    <w:p>
+      <w:r>
+        <w:lastRenderedPageBreak/>
+        <w:t xml:space="preserve">Now that </w:t>
+      </w:r>
+      <w:r>
+        <w:t xml:space="preserve">understand </w:t>
+      </w:r>
+      <w:r>
+        <w:t xml:space="preserve">a bit about how </w:t>
+      </w:r>
+      <w:r>
+        <w:rPr>
+          <w:b/>
+          <w:bCs/>
+        </w:rPr>
+        <w:t>fabric-cicd</w:t>
+      </w:r>
+      <w:r>
+        <w:t xml:space="preserve"> works, let's more ahead and walk through an example </w:t>
+      </w:r>
+      <w:r>
+        <w:t xml:space="preserve">running a </w:t>
+      </w:r>
+      <w:r>
+        <w:t xml:space="preserve">deployment job. </w:t>
+      </w:r>
+      <w:r>
+        <w:t xml:space="preserve">You can </w:t>
+      </w:r>
+      <w:r>
+        <w:t xml:space="preserve">start by adding </w:t>
+      </w:r>
+      <w:r>
+        <w:t xml:space="preserve">a pair of </w:t>
+      </w:r>
+      <w:r>
+        <w:t xml:space="preserve">YAML </w:t>
+      </w:r>
+      <w:r>
+        <w:t xml:space="preserve">files </w:t>
+      </w:r>
+      <w:r>
+        <w:t xml:space="preserve">to the root folder which </w:t>
+      </w:r>
+      <w:r>
+        <w:t xml:space="preserve">also </w:t>
+      </w:r>
+      <w:r>
+        <w:t>contains the item definitions</w:t>
+      </w:r>
+      <w:r>
+        <w:t xml:space="preserve"> for a Fabric solution</w:t>
+      </w:r>
+      <w:r>
+        <w:t xml:space="preserve">. The first file named </w:t>
       </w:r>
       <w:proofErr w:type="spellStart"/>
       <w:r>
@@ -12515,44 +13339,11 @@
           <w:b/>
           <w:bCs/>
         </w:rPr>
-        <w:t>PyPI</w:t>
+        <w:t>deploy.yml</w:t>
       </w:r>
       <w:proofErr w:type="spellEnd"/>
       <w:r>
-        <w:rPr>
-          <w:b/>
-          <w:bCs/>
-        </w:rPr>
-        <w:t>)</w:t>
-      </w:r>
-      <w:r>
-        <w:t xml:space="preserve"> which enables you to install it using </w:t>
-      </w:r>
-      <w:r>
-        <w:rPr>
-          <w:b/>
-          <w:bCs/>
-        </w:rPr>
-        <w:t>pip install</w:t>
-      </w:r>
-      <w:r>
-        <w:t>.</w:t>
-      </w:r>
-    </w:p>
-    <w:p>
-      <w:pPr>
-        <w:pStyle w:val="CodeListing"/>
-      </w:pPr>
-      <w:r>
-        <w:t>pip install fabric-cicd</w:t>
-      </w:r>
-    </w:p>
-    <w:p>
-      <w:pPr>
-        <w:pStyle w:val="Tip"/>
-      </w:pPr>
-      <w:r>
-        <w:t xml:space="preserve">The </w:t>
+        <w:t xml:space="preserve"> allow you to configure settings for the </w:t>
       </w:r>
       <w:r>
         <w:rPr>
@@ -12562,51 +13353,31 @@
         <w:t>fabric-cicd</w:t>
       </w:r>
       <w:r>
-        <w:t xml:space="preserve"> library is commonly used to build release processes that run in Azure DevOps or in GitHub. The ability to install on demand using </w:t>
-      </w:r>
-      <w:r>
-        <w:rPr>
-          <w:b/>
-          <w:bCs/>
-        </w:rPr>
-        <w:t>pip</w:t>
-      </w:r>
-      <w:r>
-        <w:rPr>
-          <w:b/>
-          <w:bCs/>
-        </w:rPr>
-        <w:t xml:space="preserve"> install</w:t>
-      </w:r>
-      <w:r>
-        <w:t xml:space="preserve"> makes it easy to integrate </w:t>
-      </w:r>
-      <w:r>
-        <w:rPr>
-          <w:b/>
-          <w:bCs/>
-        </w:rPr>
-        <w:t>fabric-cicd</w:t>
-      </w:r>
-      <w:r>
         <w:t xml:space="preserve"> </w:t>
       </w:r>
       <w:r>
-        <w:t>with</w:t>
-      </w:r>
-      <w:r>
-        <w:t xml:space="preserve"> Azure </w:t>
-      </w:r>
-      <w:r>
-        <w:t>pipelines</w:t>
-      </w:r>
-      <w:r>
-        <w:t xml:space="preserve"> or GitHub Custom Actions.</w:t>
-      </w:r>
-    </w:p>
-    <w:p>
-      <w:r>
-        <w:t>Fabric-cicd provides support for configuration-based deployments.</w:t>
+        <w:t xml:space="preserve">deployment process. The second file named </w:t>
+      </w:r>
+      <w:proofErr w:type="spellStart"/>
+      <w:r>
+        <w:rPr>
+          <w:b/>
+          <w:bCs/>
+        </w:rPr>
+        <w:t>parameter.yml</w:t>
+      </w:r>
+      <w:proofErr w:type="spellEnd"/>
+      <w:r>
+        <w:t xml:space="preserve"> </w:t>
+      </w:r>
+      <w:r>
+        <w:t xml:space="preserve">is used to configure parameterization </w:t>
+      </w:r>
+      <w:r>
+        <w:t xml:space="preserve">for </w:t>
+      </w:r>
+      <w:r>
+        <w:t>environment-specific setting that have been committed to GIT.</w:t>
       </w:r>
     </w:p>
     <w:p>
@@ -12614,12 +13385,11 @@
         <w:rPr>
           <w:noProof/>
         </w:rPr>
-        <w:lastRenderedPageBreak/>
         <w:drawing>
-          <wp:inline distT="0" distB="0" distL="0" distR="0" wp14:anchorId="7718DB04" wp14:editId="2F601172">
-            <wp:extent cx="2947025" cy="2978988"/>
-            <wp:effectExtent l="0" t="0" r="6350" b="0"/>
-            <wp:docPr id="1433080988" name="Picture 1"/>
+          <wp:inline distT="0" distB="0" distL="0" distR="0" wp14:anchorId="16440076" wp14:editId="2D97C357">
+            <wp:extent cx="2286000" cy="2286000"/>
+            <wp:effectExtent l="0" t="0" r="0" b="0"/>
+            <wp:docPr id="863176568" name="Picture 1"/>
             <wp:cNvGraphicFramePr>
               <a:graphicFrameLocks xmlns:a="http://schemas.openxmlformats.org/drawingml/2006/main" noChangeAspect="1"/>
             </wp:cNvGraphicFramePr>
@@ -12627,7 +13397,7 @@
               <a:graphicData uri="http://schemas.openxmlformats.org/drawingml/2006/picture">
                 <pic:pic xmlns:pic="http://schemas.openxmlformats.org/drawingml/2006/picture">
                   <pic:nvPicPr>
-                    <pic:cNvPr id="1433080988" name=""/>
+                    <pic:cNvPr id="863176568" name=""/>
                     <pic:cNvPicPr/>
                   </pic:nvPicPr>
                   <pic:blipFill>
@@ -12639,7 +13409,7 @@
                   <pic:spPr>
                     <a:xfrm>
                       <a:off x="0" y="0"/>
-                      <a:ext cx="2953920" cy="2985958"/>
+                      <a:ext cx="2303248" cy="2303248"/>
                     </a:xfrm>
                     <a:prstGeom prst="rect">
                       <a:avLst/>
@@ -12654,12 +13424,174 @@
     </w:p>
     <w:p>
       <w:r>
-        <w:t>Deployment configures environments such as dev, test and prod as deployment targets</w:t>
-      </w:r>
-    </w:p>
-    <w:p>
-      <w:r>
-        <w:t>fabric-cicd automatically activates value set in variable library if name matches environment name</w:t>
+        <w:t xml:space="preserve">Let's walk through a simple example of configuration-based deployment using </w:t>
+      </w:r>
+      <w:r>
+        <w:rPr>
+          <w:b/>
+          <w:bCs/>
+        </w:rPr>
+        <w:t>fabric-cicd</w:t>
+      </w:r>
+      <w:r>
+        <w:t xml:space="preserve">. We'll start by examining the contents of a simple configuration files named </w:t>
+      </w:r>
+      <w:proofErr w:type="spellStart"/>
+      <w:r>
+        <w:rPr>
+          <w:b/>
+          <w:bCs/>
+        </w:rPr>
+        <w:t>deploy.yml</w:t>
+      </w:r>
+      <w:proofErr w:type="spellEnd"/>
+      <w:r>
+        <w:t xml:space="preserve">. The YAML content contains </w:t>
+      </w:r>
+      <w:r>
+        <w:t xml:space="preserve">a top-level key named </w:t>
+      </w:r>
+      <w:r>
+        <w:rPr>
+          <w:b/>
+          <w:bCs/>
+        </w:rPr>
+        <w:t>core</w:t>
+      </w:r>
+      <w:r>
+        <w:t xml:space="preserve"> which </w:t>
+      </w:r>
+      <w:r>
+        <w:t xml:space="preserve">has </w:t>
+      </w:r>
+      <w:r>
+        <w:t xml:space="preserve">child keys such as </w:t>
+      </w:r>
+      <w:r>
+        <w:rPr>
+          <w:b/>
+          <w:bCs/>
+        </w:rPr>
+        <w:t>workspace_id</w:t>
+      </w:r>
+      <w:r>
+        <w:t xml:space="preserve">, </w:t>
+      </w:r>
+      <w:r>
+        <w:rPr>
+          <w:b/>
+        </w:rPr>
+        <w:t>repository_directory</w:t>
+      </w:r>
+      <w:r>
+        <w:rPr>
+          <w:bCs/>
+        </w:rPr>
+        <w:t xml:space="preserve">, </w:t>
+      </w:r>
+      <w:proofErr w:type="spellStart"/>
+      <w:r>
+        <w:rPr>
+          <w:b/>
+        </w:rPr>
+        <w:t>item_types_in_scope</w:t>
+      </w:r>
+      <w:proofErr w:type="spellEnd"/>
+      <w:r>
+        <w:rPr>
+          <w:bCs/>
+        </w:rPr>
+        <w:t xml:space="preserve"> and </w:t>
+      </w:r>
+      <w:r>
+        <w:rPr>
+          <w:b/>
+        </w:rPr>
+        <w:t>parameter</w:t>
+      </w:r>
+      <w:r>
+        <w:rPr>
+          <w:bCs/>
+        </w:rPr>
+        <w:t xml:space="preserve">. Underneath </w:t>
+      </w:r>
+      <w:r>
+        <w:rPr>
+          <w:bCs/>
+        </w:rPr>
+        <w:t xml:space="preserve">the </w:t>
+      </w:r>
+      <w:r>
+        <w:rPr>
+          <w:b/>
+        </w:rPr>
+        <w:t>workspace_id</w:t>
+      </w:r>
+      <w:r>
+        <w:rPr>
+          <w:bCs/>
+        </w:rPr>
+        <w:t xml:space="preserve"> key</w:t>
+      </w:r>
+      <w:r>
+        <w:rPr>
+          <w:bCs/>
+        </w:rPr>
+        <w:t xml:space="preserve">, there are </w:t>
+      </w:r>
+      <w:r>
+        <w:rPr>
+          <w:bCs/>
+        </w:rPr>
+        <w:t xml:space="preserve">two </w:t>
+      </w:r>
+      <w:r>
+        <w:rPr>
+          <w:bCs/>
+        </w:rPr>
+        <w:t xml:space="preserve">subkeys </w:t>
+      </w:r>
+      <w:r>
+        <w:rPr>
+          <w:bCs/>
+        </w:rPr>
+        <w:t xml:space="preserve">named </w:t>
+      </w:r>
+      <w:r>
+        <w:rPr>
+          <w:b/>
+        </w:rPr>
+        <w:t>test</w:t>
+      </w:r>
+      <w:r>
+        <w:rPr>
+          <w:bCs/>
+        </w:rPr>
+        <w:t xml:space="preserve"> and </w:t>
+      </w:r>
+      <w:r>
+        <w:rPr>
+          <w:b/>
+        </w:rPr>
+        <w:t>prod</w:t>
+      </w:r>
+      <w:r>
+        <w:rPr>
+          <w:bCs/>
+        </w:rPr>
+        <w:t xml:space="preserve"> which define target</w:t>
+      </w:r>
+      <w:r>
+        <w:rPr>
+          <w:bCs/>
+        </w:rPr>
+        <w:t xml:space="preserve"> environments for a deployment job</w:t>
+      </w:r>
+      <w:r>
+        <w:rPr>
+          <w:bCs/>
+        </w:rPr>
+        <w:t>.</w:t>
       </w:r>
     </w:p>
     <w:p>
@@ -12675,7 +13607,7 @@
           <w:b w:val="0"/>
           <w:bCs/>
         </w:rPr>
-        <w:t>'core':</w:t>
+        <w:t>core:</w:t>
       </w:r>
     </w:p>
     <w:p>
@@ -12686,12 +13618,21 @@
           <w:bCs/>
         </w:rPr>
       </w:pPr>
-      <w:r>
+    </w:p>
+    <w:p>
+      <w:pPr>
+        <w:pStyle w:val="CodeListing"/>
         <w:rPr>
           <w:b w:val="0"/>
           <w:bCs/>
         </w:rPr>
-        <w:t xml:space="preserve">    'workspace_id':</w:t>
+      </w:pPr>
+      <w:r>
+        <w:rPr>
+          <w:b w:val="0"/>
+          <w:bCs/>
+        </w:rPr>
+        <w:t xml:space="preserve">  workspace_id:</w:t>
       </w:r>
     </w:p>
     <w:p>
@@ -12707,21 +13648,228 @@
           <w:b w:val="0"/>
           <w:bCs/>
         </w:rPr>
-        <w:t xml:space="preserve">        'dev': </w:t>
+        <w:t xml:space="preserve">    test: </w:t>
       </w:r>
       <w:r>
         <w:rPr>
           <w:b w:val="0"/>
           <w:bCs/>
         </w:rPr>
+        <w:t>"</w:t>
+      </w:r>
+      <w:r>
+        <w:rPr>
+          <w:b w:val="0"/>
+          <w:bCs/>
+        </w:rPr>
+        <w:t>400c3329-53b6-415d-a663-d7f1ec73c171</w:t>
+      </w:r>
+      <w:r>
+        <w:rPr>
+          <w:b w:val="0"/>
+          <w:bCs/>
+        </w:rPr>
+        <w:t>"</w:t>
+      </w:r>
+    </w:p>
+    <w:p>
+      <w:pPr>
+        <w:pStyle w:val="CodeListing"/>
+        <w:rPr>
+          <w:b w:val="0"/>
+          <w:bCs/>
+        </w:rPr>
+      </w:pPr>
+      <w:r>
+        <w:rPr>
+          <w:b w:val="0"/>
+          <w:bCs/>
+        </w:rPr>
+        <w:t xml:space="preserve">    prod: </w:t>
+      </w:r>
+      <w:r>
+        <w:rPr>
+          <w:b w:val="0"/>
+          <w:bCs/>
+        </w:rPr>
+        <w:t>"</w:t>
+      </w:r>
+      <w:r>
+        <w:rPr>
+          <w:b w:val="0"/>
+          <w:bCs/>
+        </w:rPr>
+        <w:t>c1932962-8236-4375-ad3b-0f3a14dc4c13</w:t>
+      </w:r>
+      <w:r>
+        <w:rPr>
+          <w:b w:val="0"/>
+          <w:bCs/>
+        </w:rPr>
+        <w:t>"</w:t>
+      </w:r>
+    </w:p>
+    <w:p>
+      <w:pPr>
+        <w:pStyle w:val="CodeListing"/>
+        <w:rPr>
+          <w:b w:val="0"/>
+          <w:bCs/>
+        </w:rPr>
+      </w:pPr>
+    </w:p>
+    <w:p>
+      <w:pPr>
+        <w:pStyle w:val="CodeListing"/>
+        <w:rPr>
+          <w:b w:val="0"/>
+          <w:bCs/>
+        </w:rPr>
+      </w:pPr>
+      <w:r>
+        <w:rPr>
+          <w:b w:val="0"/>
+          <w:bCs/>
+        </w:rPr>
+        <w:t xml:space="preserve">  repository_directory:</w:t>
+      </w:r>
+      <w:r>
+        <w:rPr>
+          <w:b w:val="0"/>
+          <w:bCs/>
+        </w:rPr>
+        <w:t xml:space="preserve"> ","</w:t>
+      </w:r>
+    </w:p>
+    <w:p>
+      <w:pPr>
+        <w:pStyle w:val="CodeListing"/>
+        <w:rPr>
+          <w:b w:val="0"/>
+          <w:bCs/>
+        </w:rPr>
+      </w:pPr>
+    </w:p>
+    <w:p>
+      <w:pPr>
+        <w:pStyle w:val="CodeListing"/>
+        <w:rPr>
+          <w:b w:val="0"/>
+          <w:bCs/>
+        </w:rPr>
+      </w:pPr>
+      <w:r>
+        <w:rPr>
+          <w:b w:val="0"/>
+          <w:bCs/>
+        </w:rPr>
+        <w:t xml:space="preserve">  item_types_in_scope:</w:t>
+      </w:r>
+    </w:p>
+    <w:p>
+      <w:pPr>
+        <w:pStyle w:val="CodeListing"/>
+        <w:rPr>
+          <w:b w:val="0"/>
+          <w:bCs/>
+        </w:rPr>
+      </w:pPr>
+      <w:r>
+        <w:rPr>
+          <w:b w:val="0"/>
+          <w:bCs/>
+        </w:rPr>
+        <w:t xml:space="preserve">    </w:t>
+      </w:r>
+      <w:r>
+        <w:rPr>
+          <w:b w:val="0"/>
+          <w:bCs/>
+        </w:rPr>
+        <w:t xml:space="preserve">- </w:t>
+      </w:r>
+      <w:r>
+        <w:rPr>
+          <w:b w:val="0"/>
+          <w:bCs/>
+        </w:rPr>
+        <w:t>VariableLibrary</w:t>
+      </w:r>
+    </w:p>
+    <w:p>
+      <w:pPr>
+        <w:pStyle w:val="CodeListing"/>
+        <w:rPr>
+          <w:b w:val="0"/>
+          <w:bCs/>
+        </w:rPr>
+      </w:pPr>
+      <w:r>
+        <w:rPr>
+          <w:b w:val="0"/>
+          <w:bCs/>
+        </w:rPr>
+        <w:t xml:space="preserve">    - </w:t>
+      </w:r>
+      <w:r>
+        <w:rPr>
+          <w:b w:val="0"/>
+          <w:bCs/>
+        </w:rPr>
+        <w:t>Lakehouse</w:t>
+      </w:r>
+    </w:p>
+    <w:p>
+      <w:pPr>
+        <w:pStyle w:val="CodeListing"/>
+        <w:rPr>
+          <w:b w:val="0"/>
+          <w:bCs/>
+        </w:rPr>
+      </w:pPr>
+      <w:r>
+        <w:rPr>
+          <w:b w:val="0"/>
+          <w:bCs/>
+        </w:rPr>
+        <w:t xml:space="preserve">    - </w:t>
+      </w:r>
+      <w:r>
+        <w:rPr>
+          <w:b w:val="0"/>
+          <w:bCs/>
+        </w:rPr>
+        <w:t>Notebook</w:t>
+      </w:r>
+      <w:r>
+        <w:rPr>
+          <w:b w:val="0"/>
+          <w:bCs/>
+        </w:rPr>
         <w:t xml:space="preserve"> </w:t>
       </w:r>
-      <w:r>
+    </w:p>
+    <w:p>
+      <w:pPr>
+        <w:pStyle w:val="CodeListing"/>
         <w:rPr>
           <w:b w:val="0"/>
           <w:bCs/>
         </w:rPr>
-        <w:t>'03c00712-4c58-4e23-89ff-b47a2c37568c'</w:t>
+      </w:pPr>
+      <w:r>
+        <w:rPr>
+          <w:b w:val="0"/>
+          <w:bCs/>
+        </w:rPr>
+        <w:t xml:space="preserve">    - </w:t>
+      </w:r>
+      <w:r>
+        <w:rPr>
+          <w:b w:val="0"/>
+          <w:bCs/>
+        </w:rPr>
+        <w:t>DataPipeline</w:t>
       </w:r>
     </w:p>
     <w:p>
@@ -12737,7 +13885,14 @@
           <w:b w:val="0"/>
           <w:bCs/>
         </w:rPr>
-        <w:t xml:space="preserve">        'test': '400c3329-53b6-415d-a663-d7f1ec73c171'</w:t>
+        <w:t xml:space="preserve">    - </w:t>
+      </w:r>
+      <w:r>
+        <w:rPr>
+          <w:b w:val="0"/>
+          <w:bCs/>
+        </w:rPr>
+        <w:t>SemanticModel</w:t>
       </w:r>
     </w:p>
     <w:p>
@@ -12753,7 +13908,14 @@
           <w:b w:val="0"/>
           <w:bCs/>
         </w:rPr>
-        <w:t xml:space="preserve">        'prod': 'c1932962-8236-4375-ad3b-0f3a14dc4c13'</w:t>
+        <w:t xml:space="preserve">    - </w:t>
+      </w:r>
+      <w:r>
+        <w:rPr>
+          <w:b w:val="0"/>
+          <w:bCs/>
+        </w:rPr>
+        <w:t>Report</w:t>
       </w:r>
     </w:p>
     <w:p>
@@ -12764,33 +13926,1218 @@
           <w:bCs/>
         </w:rPr>
       </w:pPr>
-      <w:r>
+    </w:p>
+    <w:p>
+      <w:pPr>
+        <w:pStyle w:val="CodeListing"/>
         <w:rPr>
           <w:b w:val="0"/>
           <w:bCs/>
         </w:rPr>
-        <w:t xml:space="preserve">    'repository_directory':</w:t>
+      </w:pPr>
+      <w:r>
+        <w:rPr>
+          <w:b w:val="0"/>
+          <w:bCs/>
+        </w:rPr>
+        <w:t xml:space="preserve">  parameter:</w:t>
+      </w:r>
+      <w:r>
+        <w:rPr>
+          <w:b w:val="0"/>
+          <w:bCs/>
+        </w:rPr>
+        <w:t xml:space="preserve"> "</w:t>
+      </w:r>
+      <w:r>
+        <w:rPr>
+          <w:b w:val="0"/>
+          <w:bCs/>
+        </w:rPr>
+        <w:t>parameter.yml</w:t>
+      </w:r>
+      <w:r>
+        <w:rPr>
+          <w:b w:val="0"/>
+          <w:bCs/>
+        </w:rPr>
+        <w:t>"</w:t>
+      </w:r>
+    </w:p>
+    <w:p>
+      <w:r>
+        <w:t>T</w:t>
+      </w:r>
+      <w:r>
+        <w:t xml:space="preserve">argets </w:t>
+      </w:r>
+      <w:r>
+        <w:t xml:space="preserve">environments </w:t>
+      </w:r>
+      <w:r>
+        <w:t xml:space="preserve">are an important concept </w:t>
+      </w:r>
+      <w:r>
+        <w:t xml:space="preserve">when using </w:t>
+      </w:r>
+      <w:r>
+        <w:rPr>
+          <w:b/>
+          <w:bCs/>
+        </w:rPr>
+        <w:t>fabric-cicd</w:t>
+      </w:r>
+      <w:r>
+        <w:t xml:space="preserve">. The </w:t>
+      </w:r>
+      <w:r>
+        <w:t xml:space="preserve">configuration </w:t>
+      </w:r>
+      <w:r>
+        <w:t xml:space="preserve">shown this example </w:t>
+      </w:r>
+      <w:r>
+        <w:t xml:space="preserve">defines two environments named </w:t>
+      </w:r>
+      <w:r>
+        <w:rPr>
+          <w:b/>
+          <w:bCs/>
+        </w:rPr>
+        <w:t>test</w:t>
+      </w:r>
+      <w:r>
+        <w:t xml:space="preserve"> and </w:t>
+      </w:r>
+      <w:r>
+        <w:rPr>
+          <w:b/>
+          <w:bCs/>
+        </w:rPr>
+        <w:t>prod</w:t>
+      </w:r>
+      <w:r>
+        <w:t xml:space="preserve"> and each environment is assigned its own unique </w:t>
+      </w:r>
+      <w:r>
+        <w:rPr>
+          <w:b/>
+          <w:bCs/>
+        </w:rPr>
+        <w:t>workspace_id</w:t>
+      </w:r>
+      <w:r>
+        <w:t xml:space="preserve"> value. </w:t>
+      </w:r>
+      <w:r>
+        <w:t xml:space="preserve">Whenever you start a deployment job, you must </w:t>
+      </w:r>
+      <w:r>
+        <w:t xml:space="preserve">pass a parameter indicating </w:t>
+      </w:r>
+      <w:r>
+        <w:t xml:space="preserve">which target environment to use. You will experience an error if you try to start a job using an environment name </w:t>
+      </w:r>
+      <w:r>
+        <w:t xml:space="preserve">hasn't been defined </w:t>
+      </w:r>
+      <w:r>
+        <w:t xml:space="preserve">in </w:t>
+      </w:r>
+      <w:proofErr w:type="spellStart"/>
+      <w:r>
+        <w:rPr>
+          <w:b/>
+          <w:bCs/>
+        </w:rPr>
+        <w:t>deploy.yml</w:t>
+      </w:r>
+      <w:proofErr w:type="spellEnd"/>
+      <w:r>
+        <w:t>.</w:t>
+      </w:r>
+    </w:p>
+    <w:p>
+      <w:r>
+        <w:rPr>
+          <w:b/>
+          <w:bCs/>
+        </w:rPr>
+        <w:t>fabric-cicd</w:t>
+      </w:r>
+      <w:r>
+        <w:t xml:space="preserve"> provides special treatment </w:t>
+      </w:r>
+      <w:r>
+        <w:t xml:space="preserve">when deploying </w:t>
+      </w:r>
+      <w:r>
+        <w:t xml:space="preserve">variable libraries. </w:t>
+      </w:r>
+      <w:r>
+        <w:t xml:space="preserve">If you solution contains a variable library, </w:t>
+      </w:r>
+      <w:proofErr w:type="spellStart"/>
+      <w:r>
+        <w:rPr>
+          <w:b/>
+          <w:bCs/>
+        </w:rPr>
+        <w:t>fabric_cicd</w:t>
+      </w:r>
+      <w:proofErr w:type="spellEnd"/>
+      <w:r>
+        <w:t xml:space="preserve"> </w:t>
+      </w:r>
+      <w:r>
+        <w:t>will always deploy</w:t>
+      </w:r>
+      <w:r>
+        <w:t xml:space="preserve"> it</w:t>
+      </w:r>
+      <w:r>
+        <w:t xml:space="preserve"> first before any other </w:t>
+      </w:r>
+      <w:r>
+        <w:t>items</w:t>
+      </w:r>
+      <w:r>
+        <w:t xml:space="preserve"> that depend on it. After creating a variable library, </w:t>
+      </w:r>
+      <w:r>
+        <w:rPr>
+          <w:b/>
+          <w:bCs/>
+        </w:rPr>
+        <w:t>fabric-cicd</w:t>
+      </w:r>
+      <w:r>
+        <w:t xml:space="preserve"> go</w:t>
+      </w:r>
+      <w:r>
+        <w:t>es</w:t>
+      </w:r>
+      <w:r>
+        <w:t xml:space="preserve"> one step further </w:t>
+      </w:r>
+      <w:r>
+        <w:t xml:space="preserve">making it possible to </w:t>
+      </w:r>
+      <w:r>
+        <w:t>activat</w:t>
+      </w:r>
+      <w:r>
+        <w:t>e</w:t>
+      </w:r>
+      <w:r>
+        <w:t xml:space="preserve"> a specific value set</w:t>
+      </w:r>
+      <w:r>
+        <w:t xml:space="preserve">. However, </w:t>
+      </w:r>
+      <w:r>
+        <w:t xml:space="preserve">value set activation </w:t>
+      </w:r>
+      <w:r>
+        <w:t xml:space="preserve">requires you use matching names between environment </w:t>
+      </w:r>
+      <w:r>
+        <w:t xml:space="preserve">passed to </w:t>
+      </w:r>
+      <w:r>
+        <w:rPr>
+          <w:b/>
+          <w:bCs/>
+        </w:rPr>
+        <w:t>fabric-cicd</w:t>
+      </w:r>
+      <w:r>
+        <w:t xml:space="preserve"> </w:t>
+      </w:r>
+      <w:r>
+        <w:t xml:space="preserve">and the </w:t>
+      </w:r>
+      <w:r>
+        <w:t xml:space="preserve">name </w:t>
+      </w:r>
+      <w:r>
+        <w:t>value set to be activate</w:t>
+      </w:r>
+      <w:r>
+        <w:t>d</w:t>
+      </w:r>
+      <w:r>
+        <w:t xml:space="preserve">. If you run a </w:t>
+      </w:r>
+      <w:r>
+        <w:rPr>
+          <w:b/>
+          <w:bCs/>
+        </w:rPr>
+        <w:t>fabric-cicd</w:t>
+      </w:r>
+      <w:r>
+        <w:t xml:space="preserve"> deployment job with an environment such as </w:t>
+      </w:r>
+      <w:r>
+        <w:rPr>
+          <w:b/>
+          <w:bCs/>
+        </w:rPr>
+        <w:t>test</w:t>
+      </w:r>
+      <w:r>
+        <w:t xml:space="preserve"> or </w:t>
+      </w:r>
+      <w:r>
+        <w:rPr>
+          <w:b/>
+          <w:bCs/>
+        </w:rPr>
+        <w:t>prod</w:t>
+      </w:r>
+      <w:r>
+        <w:t xml:space="preserve">, you must ensure the variable library also contains value sets with the </w:t>
+      </w:r>
+      <w:r>
+        <w:t xml:space="preserve">matching </w:t>
+      </w:r>
+      <w:r>
+        <w:t>name</w:t>
+      </w:r>
+      <w:r>
+        <w:t>s</w:t>
+      </w:r>
+      <w:r>
+        <w:t xml:space="preserve"> of </w:t>
+      </w:r>
+      <w:r>
+        <w:rPr>
+          <w:b/>
+          <w:bCs/>
+        </w:rPr>
+        <w:t>test</w:t>
+      </w:r>
+      <w:r>
+        <w:t xml:space="preserve"> or </w:t>
+      </w:r>
+      <w:r>
+        <w:rPr>
+          <w:b/>
+          <w:bCs/>
+        </w:rPr>
+        <w:t>prod</w:t>
+      </w:r>
+      <w:r>
+        <w:t>.</w:t>
+      </w:r>
+    </w:p>
+    <w:p>
+      <w:r>
+        <w:t xml:space="preserve">Now let's </w:t>
+      </w:r>
+      <w:r>
+        <w:t xml:space="preserve">discussing writing </w:t>
+      </w:r>
+      <w:r>
+        <w:t xml:space="preserve">the Python </w:t>
+      </w:r>
+      <w:r>
+        <w:t xml:space="preserve">code required </w:t>
+      </w:r>
+      <w:r>
+        <w:t xml:space="preserve">to start a </w:t>
+      </w:r>
+      <w:r>
+        <w:rPr>
+          <w:b/>
+          <w:bCs/>
+        </w:rPr>
+        <w:t>fabric-cicd</w:t>
+      </w:r>
+      <w:r>
+        <w:t xml:space="preserve"> deployment</w:t>
+      </w:r>
+      <w:r>
+        <w:t xml:space="preserve"> job</w:t>
+      </w:r>
+      <w:r>
+        <w:t xml:space="preserve">. </w:t>
+      </w:r>
+      <w:r>
+        <w:t>T</w:t>
+      </w:r>
+      <w:r>
+        <w:t xml:space="preserve">he </w:t>
+      </w:r>
+      <w:r>
+        <w:rPr>
+          <w:b/>
+          <w:bCs/>
+        </w:rPr>
+        <w:t>fabric-cicd</w:t>
+      </w:r>
+      <w:r>
+        <w:t xml:space="preserve"> library </w:t>
+      </w:r>
+      <w:r>
+        <w:t xml:space="preserve">is </w:t>
+      </w:r>
+      <w:r>
+        <w:t xml:space="preserve">available in </w:t>
+      </w:r>
+      <w:r>
+        <w:t xml:space="preserve">the </w:t>
+      </w:r>
+      <w:r>
+        <w:rPr>
+          <w:b/>
+          <w:bCs/>
+        </w:rPr>
+        <w:t>Python Package Index (</w:t>
+      </w:r>
+      <w:proofErr w:type="spellStart"/>
+      <w:r>
+        <w:rPr>
+          <w:b/>
+          <w:bCs/>
+        </w:rPr>
+        <w:t>PyPI</w:t>
+      </w:r>
+      <w:proofErr w:type="spellEnd"/>
+      <w:r>
+        <w:rPr>
+          <w:b/>
+          <w:bCs/>
+        </w:rPr>
+        <w:t>)</w:t>
+      </w:r>
+      <w:r>
+        <w:rPr>
+          <w:b/>
+          <w:bCs/>
+        </w:rPr>
+        <w:t xml:space="preserve">. </w:t>
+      </w:r>
+      <w:r>
+        <w:t>That means</w:t>
+      </w:r>
+      <w:r>
+        <w:rPr>
+          <w:b/>
+          <w:bCs/>
+        </w:rPr>
+        <w:t xml:space="preserve"> </w:t>
+      </w:r>
+      <w:r>
+        <w:t xml:space="preserve">you can install </w:t>
+      </w:r>
+      <w:r>
+        <w:rPr>
+          <w:b/>
+          <w:bCs/>
+        </w:rPr>
+        <w:t>fabric</w:t>
+      </w:r>
+      <w:r>
+        <w:rPr>
+          <w:b/>
+          <w:bCs/>
+        </w:rPr>
+        <w:t>-</w:t>
+      </w:r>
+      <w:r>
+        <w:rPr>
+          <w:b/>
+          <w:bCs/>
+        </w:rPr>
+        <w:t>cicd</w:t>
+      </w:r>
+      <w:r>
+        <w:t xml:space="preserve"> using</w:t>
+      </w:r>
+      <w:r>
+        <w:t xml:space="preserve"> the</w:t>
+      </w:r>
+      <w:r>
+        <w:t xml:space="preserve"> </w:t>
+      </w:r>
+      <w:r>
+        <w:rPr>
+          <w:b/>
+          <w:bCs/>
+        </w:rPr>
+        <w:t>pip install</w:t>
+      </w:r>
+      <w:r>
+        <w:t xml:space="preserve"> command</w:t>
+      </w:r>
+      <w:r>
+        <w:t>.</w:t>
       </w:r>
     </w:p>
     <w:p>
       <w:pPr>
         <w:pStyle w:val="CodeListing"/>
+      </w:pPr>
+      <w:r>
+        <w:t>pip install fabric-cicd</w:t>
+      </w:r>
+    </w:p>
+    <w:p>
+      <w:pPr>
+        <w:pStyle w:val="Tip"/>
+      </w:pPr>
+      <w:r>
+        <w:lastRenderedPageBreak/>
+        <w:t xml:space="preserve">The </w:t>
+      </w:r>
+      <w:r>
+        <w:rPr>
+          <w:b/>
+          <w:bCs/>
+        </w:rPr>
+        <w:t>fabric-cicd</w:t>
+      </w:r>
+      <w:r>
+        <w:t xml:space="preserve"> library is commonly used to build release processes that run in Azure DevOps or in GitHub. The ability to install on demand using </w:t>
+      </w:r>
+      <w:r>
+        <w:rPr>
+          <w:b/>
+          <w:bCs/>
+        </w:rPr>
+        <w:t>pip</w:t>
+      </w:r>
+      <w:r>
+        <w:rPr>
+          <w:b/>
+          <w:bCs/>
+        </w:rPr>
+        <w:t xml:space="preserve"> install</w:t>
+      </w:r>
+      <w:r>
+        <w:t xml:space="preserve"> makes it easy to integrate </w:t>
+      </w:r>
+      <w:r>
+        <w:rPr>
+          <w:b/>
+          <w:bCs/>
+        </w:rPr>
+        <w:t>fabric-cicd</w:t>
+      </w:r>
+      <w:r>
+        <w:t xml:space="preserve"> </w:t>
+      </w:r>
+      <w:r>
+        <w:t>with</w:t>
+      </w:r>
+      <w:r>
+        <w:t xml:space="preserve"> Azure </w:t>
+      </w:r>
+      <w:r>
+        <w:t>pipelines</w:t>
+      </w:r>
+      <w:r>
+        <w:t xml:space="preserve"> or GitHub Custom Actions.</w:t>
+      </w:r>
+    </w:p>
+    <w:p>
+      <w:r>
+        <w:t xml:space="preserve">The following Python code demonstrates how </w:t>
+      </w:r>
+      <w:r>
+        <w:t xml:space="preserve">few lines of code it takes </w:t>
+      </w:r>
+      <w:r>
+        <w:t xml:space="preserve">to run a deployment job with </w:t>
+      </w:r>
+      <w:r>
+        <w:rPr>
+          <w:b/>
+          <w:bCs/>
+        </w:rPr>
+        <w:t>fabric-cicd</w:t>
+      </w:r>
+      <w:r>
+        <w:t xml:space="preserve">. First, you need to create credentials to authenticate with </w:t>
+      </w:r>
+      <w:r>
+        <w:t xml:space="preserve">an </w:t>
+      </w:r>
+      <w:r>
+        <w:t>Entra Id</w:t>
+      </w:r>
+      <w:r>
+        <w:t xml:space="preserve"> security principal</w:t>
+      </w:r>
+      <w:r>
+        <w:t xml:space="preserve">. This example demonstrates authenticating as service principal using credentials stored </w:t>
+      </w:r>
+      <w:r>
+        <w:t>in</w:t>
+      </w:r>
+      <w:r>
+        <w:t xml:space="preserve"> environment variables. You start a deployment j</w:t>
+      </w:r>
+      <w:r>
+        <w:t>o</w:t>
+      </w:r>
+      <w:r>
+        <w:t xml:space="preserve">b by calling the </w:t>
+      </w:r>
+      <w:proofErr w:type="spellStart"/>
+      <w:r>
+        <w:rPr>
+          <w:b/>
+          <w:bCs/>
+        </w:rPr>
+        <w:t>deploy_with_config</w:t>
+      </w:r>
+      <w:proofErr w:type="spellEnd"/>
+      <w:r>
+        <w:t xml:space="preserve"> function and passing parameter values for </w:t>
+      </w:r>
+      <w:proofErr w:type="spellStart"/>
+      <w:r>
+        <w:rPr>
+          <w:b/>
+          <w:bCs/>
+        </w:rPr>
+        <w:t>token_credential</w:t>
+      </w:r>
+      <w:proofErr w:type="spellEnd"/>
+      <w:r>
+        <w:t xml:space="preserve">, </w:t>
+      </w:r>
+      <w:proofErr w:type="spellStart"/>
+      <w:r>
+        <w:rPr>
+          <w:b/>
+          <w:bCs/>
+        </w:rPr>
+        <w:t>config_file_path</w:t>
+      </w:r>
+      <w:proofErr w:type="spellEnd"/>
+      <w:r>
+        <w:t xml:space="preserve"> and </w:t>
+      </w:r>
+      <w:r>
+        <w:rPr>
+          <w:b/>
+          <w:bCs/>
+        </w:rPr>
+        <w:t>environment</w:t>
+      </w:r>
+      <w:r>
+        <w:t>.</w:t>
+      </w:r>
+    </w:p>
+    <w:p>
+      <w:pPr>
+        <w:pStyle w:val="CodeListing"/>
+      </w:pPr>
+      <w:r>
+        <w:t xml:space="preserve">from azure.identity import </w:t>
+      </w:r>
+      <w:r>
+        <w:t>ClientSecretCredential</w:t>
+      </w:r>
+    </w:p>
+    <w:p>
+      <w:pPr>
+        <w:pStyle w:val="CodeListing"/>
+      </w:pPr>
+      <w:r>
+        <w:t>from fabric_cicd import deploy_with_config</w:t>
+      </w:r>
+    </w:p>
+    <w:p>
+      <w:pPr>
+        <w:pStyle w:val="CodeListing"/>
+      </w:pPr>
+    </w:p>
+    <w:p>
+      <w:pPr>
+        <w:pStyle w:val="CodeListing"/>
+        <w:rPr>
+          <w:color w:val="7F7F7F" w:themeColor="text1" w:themeTint="80"/>
+        </w:rPr>
+      </w:pPr>
+      <w:r>
+        <w:rPr>
+          <w:color w:val="7F7F7F" w:themeColor="text1" w:themeTint="80"/>
+        </w:rPr>
+        <w:t># create credentials to authenticate as service principal</w:t>
+      </w:r>
+    </w:p>
+    <w:p>
+      <w:pPr>
+        <w:pStyle w:val="CodeListing"/>
+      </w:pPr>
+      <w:r>
+        <w:t>spn_</w:t>
+      </w:r>
+      <w:r>
+        <w:t>credential =</w:t>
+      </w:r>
+      <w:r>
+        <w:t xml:space="preserve"> ClientSecretCredential(</w:t>
+      </w:r>
+    </w:p>
+    <w:p>
+      <w:pPr>
+        <w:pStyle w:val="CodeListing"/>
+      </w:pPr>
+      <w:r>
+        <w:t xml:space="preserve"> </w:t>
+      </w:r>
+      <w:r>
+        <w:t> tenant_id</w:t>
+      </w:r>
+      <w:r>
+        <w:t xml:space="preserve"> </w:t>
+      </w:r>
+      <w:r>
+        <w:t>=</w:t>
+      </w:r>
+      <w:r>
+        <w:t xml:space="preserve"> </w:t>
+      </w:r>
+      <w:r>
+        <w:t>os.getenv('AZURE_TENANT_ID'),</w:t>
+      </w:r>
+    </w:p>
+    <w:p>
+      <w:pPr>
+        <w:pStyle w:val="CodeListing"/>
+      </w:pPr>
+      <w:r>
+        <w:t> </w:t>
+      </w:r>
+      <w:r>
+        <w:t xml:space="preserve"> </w:t>
+      </w:r>
+      <w:r>
+        <w:t>client_id</w:t>
+      </w:r>
+      <w:r>
+        <w:t xml:space="preserve"> </w:t>
+      </w:r>
+      <w:r>
+        <w:t>=</w:t>
+      </w:r>
+      <w:r>
+        <w:t xml:space="preserve"> </w:t>
+      </w:r>
+      <w:r>
+        <w:t>os.getenv('AZURE_CLIENT_ID'),</w:t>
+      </w:r>
+    </w:p>
+    <w:p>
+      <w:pPr>
+        <w:pStyle w:val="CodeListing"/>
+      </w:pPr>
+      <w:r>
+        <w:t> </w:t>
+      </w:r>
+      <w:r>
+        <w:t xml:space="preserve"> </w:t>
+      </w:r>
+      <w:r>
+        <w:t>client_secret</w:t>
+      </w:r>
+      <w:r>
+        <w:t xml:space="preserve"> </w:t>
+      </w:r>
+      <w:r>
+        <w:t>=</w:t>
+      </w:r>
+      <w:r>
+        <w:t xml:space="preserve"> </w:t>
+      </w:r>
+      <w:r>
+        <w:t>os.getenv('AZURE_CLIENT_SECRET')</w:t>
+      </w:r>
+    </w:p>
+    <w:p>
+      <w:pPr>
+        <w:pStyle w:val="CodeListing"/>
+      </w:pPr>
+    </w:p>
+    <w:p>
+      <w:pPr>
+        <w:pStyle w:val="CodeListing"/>
+        <w:rPr>
+          <w:color w:val="7F7F7F" w:themeColor="text1" w:themeTint="80"/>
+        </w:rPr>
+      </w:pPr>
+      <w:r>
+        <w:rPr>
+          <w:color w:val="7F7F7F" w:themeColor="text1" w:themeTint="80"/>
+        </w:rPr>
+        <w:t># deploy to test workspace</w:t>
+      </w:r>
+    </w:p>
+    <w:p>
+      <w:pPr>
+        <w:pStyle w:val="CodeListing"/>
+      </w:pPr>
+      <w:r>
+        <w:t>deploy_with_config(</w:t>
+      </w:r>
+    </w:p>
+    <w:p>
+      <w:pPr>
+        <w:pStyle w:val="CodeListing"/>
+      </w:pPr>
+      <w:r>
+        <w:t xml:space="preserve">  token_credential =</w:t>
+      </w:r>
+      <w:r>
+        <w:t xml:space="preserve"> </w:t>
+      </w:r>
+      <w:r>
+        <w:t>spn_credential,</w:t>
+      </w:r>
+    </w:p>
+    <w:p>
+      <w:pPr>
+        <w:pStyle w:val="CodeListing"/>
+      </w:pPr>
+      <w:r>
+        <w:t xml:space="preserve">  config_file_path</w:t>
+      </w:r>
+      <w:r>
+        <w:t xml:space="preserve"> </w:t>
+      </w:r>
+      <w:r>
+        <w:t>=</w:t>
+      </w:r>
+      <w:r>
+        <w:t xml:space="preserve"> './workspace/deploy.yml'</w:t>
+      </w:r>
+      <w:r>
+        <w:t>,</w:t>
+      </w:r>
+    </w:p>
+    <w:p>
+      <w:pPr>
+        <w:pStyle w:val="CodeListing"/>
+      </w:pPr>
+      <w:r>
+        <w:t xml:space="preserve">  environment</w:t>
+      </w:r>
+      <w:r>
+        <w:t xml:space="preserve"> </w:t>
+      </w:r>
+      <w:r>
+        <w:t>=</w:t>
+      </w:r>
+      <w:r>
+        <w:t xml:space="preserve"> </w:t>
+      </w:r>
+      <w:r>
+        <w:t>'</w:t>
+      </w:r>
+      <w:r>
+        <w:t>test</w:t>
+      </w:r>
+      <w:r>
+        <w:t>'</w:t>
+      </w:r>
+    </w:p>
+    <w:p>
+      <w:pPr>
+        <w:pStyle w:val="CodeListing"/>
+      </w:pPr>
+      <w:r>
+        <w:t>)</w:t>
+      </w:r>
+    </w:p>
+    <w:p>
+      <w:pPr>
+        <w:pStyle w:val="CodeListing"/>
+      </w:pPr>
+    </w:p>
+    <w:p>
+      <w:pPr>
+        <w:pStyle w:val="CodeListing"/>
+        <w:rPr>
+          <w:color w:val="7F7F7F" w:themeColor="text1" w:themeTint="80"/>
+        </w:rPr>
+      </w:pPr>
+      <w:r>
+        <w:rPr>
+          <w:color w:val="7F7F7F" w:themeColor="text1" w:themeTint="80"/>
+        </w:rPr>
+        <w:t># deploy to prod workspace</w:t>
+      </w:r>
+    </w:p>
+    <w:p>
+      <w:pPr>
+        <w:pStyle w:val="CodeListing"/>
+      </w:pPr>
+      <w:r>
+        <w:t>deploy_with_config(</w:t>
+      </w:r>
+    </w:p>
+    <w:p>
+      <w:pPr>
+        <w:pStyle w:val="CodeListing"/>
+      </w:pPr>
+      <w:r>
+        <w:t xml:space="preserve">  token_credential =</w:t>
+      </w:r>
+      <w:r>
+        <w:t xml:space="preserve"> </w:t>
+      </w:r>
+      <w:r>
+        <w:t>spn_credential,</w:t>
+      </w:r>
+    </w:p>
+    <w:p>
+      <w:pPr>
+        <w:pStyle w:val="CodeListing"/>
+      </w:pPr>
+      <w:r>
+        <w:t xml:space="preserve">  config_file_path = './workspace/deploy.yml',</w:t>
+      </w:r>
+    </w:p>
+    <w:p>
+      <w:pPr>
+        <w:pStyle w:val="CodeListing"/>
+      </w:pPr>
+      <w:r>
+        <w:t xml:space="preserve">  environment =</w:t>
+      </w:r>
+      <w:r>
+        <w:t xml:space="preserve"> </w:t>
+      </w:r>
+      <w:r>
+        <w:t>'prod'</w:t>
+      </w:r>
+    </w:p>
+    <w:p>
+      <w:pPr>
+        <w:pStyle w:val="CodeListing"/>
+      </w:pPr>
+      <w:r>
+        <w:t>)</w:t>
+      </w:r>
+    </w:p>
+    <w:p>
+      <w:r>
+        <w:t xml:space="preserve">When calling </w:t>
+      </w:r>
+      <w:proofErr w:type="spellStart"/>
+      <w:r>
+        <w:rPr>
+          <w:b/>
+          <w:bCs/>
+        </w:rPr>
+        <w:t>deploy_with_config</w:t>
+      </w:r>
+      <w:proofErr w:type="spellEnd"/>
+      <w:r>
+        <w:t xml:space="preserve">, you must pass an </w:t>
+      </w:r>
+      <w:r>
+        <w:rPr>
+          <w:b/>
+          <w:bCs/>
+        </w:rPr>
+        <w:t>environment</w:t>
+      </w:r>
+      <w:r>
+        <w:t xml:space="preserve"> value which maps to target environment defined in </w:t>
+      </w:r>
+      <w:proofErr w:type="spellStart"/>
+      <w:r>
+        <w:rPr>
+          <w:b/>
+          <w:bCs/>
+        </w:rPr>
+        <w:t>deploy.yml</w:t>
+      </w:r>
+      <w:proofErr w:type="spellEnd"/>
+      <w:r>
+        <w:t xml:space="preserve">. The environment </w:t>
+      </w:r>
+      <w:r>
+        <w:t xml:space="preserve">name you pass </w:t>
+      </w:r>
+      <w:r>
+        <w:t xml:space="preserve">allows </w:t>
+      </w:r>
+      <w:r>
+        <w:rPr>
+          <w:b/>
+          <w:bCs/>
+        </w:rPr>
+        <w:t>fabric-cicd</w:t>
+      </w:r>
+      <w:r>
+        <w:t xml:space="preserve"> to determine the id of the target workspace. The ability to define multiple deployment targets </w:t>
+      </w:r>
+      <w:r>
+        <w:t xml:space="preserve">in configuration </w:t>
+      </w:r>
+      <w:r>
+        <w:t>is powerful because it allows you to build a release process with a one-to-many mapping between a single release branch and multiple target workspaces.</w:t>
+      </w:r>
+    </w:p>
+    <w:p/>
+    <w:p>
+      <w:r>
+        <w:t>The support in</w:t>
+      </w:r>
+      <w:r>
+        <w:rPr>
+          <w:b/>
+          <w:bCs/>
+        </w:rPr>
+        <w:t xml:space="preserve"> </w:t>
+      </w:r>
+      <w:r>
+        <w:rPr>
+          <w:b/>
+          <w:bCs/>
+        </w:rPr>
+        <w:t>fabric-cicd</w:t>
+      </w:r>
+      <w:r>
+        <w:t xml:space="preserve"> for p</w:t>
+      </w:r>
+      <w:r>
+        <w:t>arameterization</w:t>
+      </w:r>
+      <w:r>
+        <w:t xml:space="preserve"> </w:t>
+      </w:r>
+      <w:r>
+        <w:t xml:space="preserve">is essential because it </w:t>
+      </w:r>
+      <w:r>
+        <w:t xml:space="preserve">allows </w:t>
+      </w:r>
+      <w:r>
+        <w:t xml:space="preserve">you to </w:t>
+      </w:r>
+      <w:r>
+        <w:t>update item definition files on the fly</w:t>
+      </w:r>
+      <w:r>
+        <w:t xml:space="preserve">. </w:t>
+      </w:r>
+      <w:r>
+        <w:t xml:space="preserve">In general, parameterization is required whenever you need to deal with </w:t>
+      </w:r>
+      <w:r>
+        <w:t xml:space="preserve">environment-specific </w:t>
+      </w:r>
+      <w:r>
+        <w:t xml:space="preserve">settings </w:t>
+      </w:r>
+      <w:r>
+        <w:t xml:space="preserve">committed </w:t>
+      </w:r>
+      <w:r>
+        <w:t>to GIT.</w:t>
+      </w:r>
+    </w:p>
+    <w:p>
+      <w:pPr>
+        <w:pStyle w:val="Tip"/>
+      </w:pPr>
+      <w:r>
+        <w:t xml:space="preserve">To address the deployment problem with the semantic model, you must configure </w:t>
+      </w:r>
+      <w:proofErr w:type="spellStart"/>
+      <w:r>
+        <w:rPr>
+          <w:b/>
+          <w:bCs/>
+        </w:rPr>
+        <w:t>parameter.yml</w:t>
+      </w:r>
+      <w:proofErr w:type="spellEnd"/>
+      <w:r>
+        <w:t xml:space="preserve"> to run a </w:t>
+      </w:r>
+      <w:r>
+        <w:t>find-and-replace operation</w:t>
+      </w:r>
+      <w:r>
+        <w:t xml:space="preserve"> to redirect the semantic model's datasource from the lakehouse in </w:t>
+      </w:r>
+      <w:r>
+        <w:rPr>
+          <w:b/>
+          <w:bCs/>
+        </w:rPr>
+        <w:t>dev</w:t>
+      </w:r>
+      <w:r>
+        <w:t xml:space="preserve"> to the lakehouse in the target workspace.</w:t>
+      </w:r>
+    </w:p>
+    <w:p>
+      <w:r>
+        <w:t xml:space="preserve">The following YAML listing demonstrates the configuration required to run a find-and-replace operation. There is a top-level key named </w:t>
+      </w:r>
+      <w:proofErr w:type="spellStart"/>
+      <w:r>
+        <w:rPr>
+          <w:b/>
+          <w:bCs/>
+        </w:rPr>
+        <w:t>find_replace</w:t>
+      </w:r>
+      <w:proofErr w:type="spellEnd"/>
+      <w:r>
+        <w:t xml:space="preserve"> with nested keys named </w:t>
+      </w:r>
+      <w:proofErr w:type="spellStart"/>
+      <w:r>
+        <w:rPr>
+          <w:b/>
+          <w:bCs/>
+        </w:rPr>
+        <w:t>file_value</w:t>
+      </w:r>
+      <w:proofErr w:type="spellEnd"/>
+      <w:r>
+        <w:t xml:space="preserve"> and </w:t>
+      </w:r>
+      <w:proofErr w:type="spellStart"/>
+      <w:r>
+        <w:rPr>
+          <w:b/>
+          <w:bCs/>
+        </w:rPr>
+        <w:t>replace_value</w:t>
+      </w:r>
+      <w:proofErr w:type="spellEnd"/>
+      <w:r>
+        <w:t xml:space="preserve">. The </w:t>
+      </w:r>
+      <w:proofErr w:type="spellStart"/>
+      <w:r>
+        <w:rPr>
+          <w:b/>
+          <w:bCs/>
+        </w:rPr>
+        <w:t>find_value</w:t>
+      </w:r>
+      <w:proofErr w:type="spellEnd"/>
+      <w:r>
+        <w:t xml:space="preserve"> </w:t>
+      </w:r>
+      <w:r>
+        <w:t xml:space="preserve">key is assigned a string value with the datasource path from the </w:t>
+      </w:r>
+      <w:r>
+        <w:rPr>
+          <w:b/>
+          <w:bCs/>
+        </w:rPr>
+        <w:t>dev</w:t>
+      </w:r>
+      <w:r>
+        <w:t xml:space="preserve"> workspace that you want to replace. The </w:t>
+      </w:r>
+      <w:proofErr w:type="spellStart"/>
+      <w:r>
+        <w:rPr>
+          <w:b/>
+          <w:bCs/>
+        </w:rPr>
+        <w:t>replace_value</w:t>
+      </w:r>
+      <w:proofErr w:type="spellEnd"/>
+      <w:r>
+        <w:t xml:space="preserve"> key contains a nested key-value pair for each target environment. In this example, the configuration defines two target environments named </w:t>
+      </w:r>
+      <w:r>
+        <w:rPr>
+          <w:b/>
+          <w:bCs/>
+        </w:rPr>
+        <w:t>TEST</w:t>
+      </w:r>
+      <w:r>
+        <w:t xml:space="preserve"> and </w:t>
+      </w:r>
+      <w:r>
+        <w:rPr>
+          <w:b/>
+          <w:bCs/>
+        </w:rPr>
+        <w:t>PROD</w:t>
+      </w:r>
+      <w:r>
+        <w:t>.</w:t>
+      </w:r>
+    </w:p>
+    <w:p>
+      <w:pPr>
+        <w:pStyle w:val="CodeListing"/>
+      </w:pPr>
+      <w:r>
+        <w:t>find_replace:</w:t>
+      </w:r>
+    </w:p>
+    <w:p>
+      <w:pPr>
+        <w:pStyle w:val="CodeListing"/>
+        <w:ind w:firstLine="720"/>
+      </w:pPr>
+    </w:p>
+    <w:p>
+      <w:pPr>
+        <w:pStyle w:val="CodeListing"/>
+      </w:pPr>
+      <w:r>
+        <w:t xml:space="preserve">    - find_value: </w:t>
+      </w:r>
+      <w:r>
         <w:rPr>
           <w:b w:val="0"/>
           <w:bCs/>
-        </w:rPr>
-      </w:pPr>
+          <w:color w:val="595959" w:themeColor="text1" w:themeTint="A6"/>
+        </w:rPr>
+        <w:t>"</w:t>
+      </w:r>
       <w:r>
         <w:rPr>
           <w:b w:val="0"/>
           <w:bCs/>
-        </w:rPr>
-        <w:t xml:space="preserve">        'dev': </w:t>
+          <w:color w:val="595959" w:themeColor="text1" w:themeTint="A6"/>
+        </w:rPr>
+        <w:t>dev-server</w:t>
       </w:r>
       <w:r>
         <w:rPr>
           <w:b w:val="0"/>
           <w:bCs/>
+          <w:color w:val="595959" w:themeColor="text1" w:themeTint="A6"/>
+        </w:rPr>
+        <w:t>.database.windows.net</w:t>
+      </w:r>
+      <w:r>
+        <w:rPr>
+          <w:b w:val="0"/>
+          <w:bCs/>
+          <w:color w:val="595959" w:themeColor="text1" w:themeTint="A6"/>
+        </w:rPr>
+        <w:t>"</w:t>
+      </w:r>
+      <w:r>
+        <w:rPr>
+          <w:b w:val="0"/>
+          <w:bCs/>
+          <w:color w:val="595959" w:themeColor="text1" w:themeTint="A6"/>
         </w:rPr>
         <w:t xml:space="preserve"> </w:t>
       </w:r>
@@ -12798,40 +15145,276 @@
         <w:rPr>
           <w:b w:val="0"/>
           <w:bCs/>
-        </w:rPr>
-        <w:t>'.'</w:t>
+          <w:color w:val="595959" w:themeColor="text1" w:themeTint="A6"/>
+        </w:rPr>
+        <w:t xml:space="preserve"> </w:t>
+      </w:r>
+      <w:r>
+        <w:rPr>
+          <w:color w:val="3A7C22" w:themeColor="accent6" w:themeShade="BF"/>
+        </w:rPr>
+        <w:t># [dev]</w:t>
       </w:r>
     </w:p>
     <w:p>
       <w:pPr>
         <w:pStyle w:val="CodeListing"/>
+      </w:pPr>
+      <w:r>
+        <w:t xml:space="preserve">      replace_value:</w:t>
+      </w:r>
+    </w:p>
+    <w:p>
+      <w:pPr>
+        <w:pStyle w:val="CodeListing"/>
+      </w:pPr>
+      <w:r>
+        <w:t xml:space="preserve">        </w:t>
+      </w:r>
+      <w:r>
+        <w:t>test</w:t>
+      </w:r>
+      <w:r>
+        <w:t>:</w:t>
+      </w:r>
+      <w:r>
         <w:rPr>
           <w:b w:val="0"/>
           <w:bCs/>
-        </w:rPr>
-      </w:pPr>
+          <w:color w:val="595959" w:themeColor="text1" w:themeTint="A6"/>
+        </w:rPr>
+        <w:t xml:space="preserve"> </w:t>
+      </w:r>
       <w:r>
         <w:rPr>
           <w:b w:val="0"/>
           <w:bCs/>
-        </w:rPr>
-        <w:t xml:space="preserve">        'test': '.'</w:t>
+          <w:color w:val="595959" w:themeColor="text1" w:themeTint="A6"/>
+        </w:rPr>
+        <w:t>"</w:t>
+      </w:r>
+      <w:r>
+        <w:rPr>
+          <w:b w:val="0"/>
+          <w:bCs/>
+          <w:color w:val="595959" w:themeColor="text1" w:themeTint="A6"/>
+        </w:rPr>
+        <w:t>test-server</w:t>
+      </w:r>
+      <w:r>
+        <w:rPr>
+          <w:b w:val="0"/>
+          <w:bCs/>
+          <w:color w:val="595959" w:themeColor="text1" w:themeTint="A6"/>
+        </w:rPr>
+        <w:t>.database.windows.net</w:t>
+      </w:r>
+      <w:r>
+        <w:rPr>
+          <w:b w:val="0"/>
+          <w:bCs/>
+          <w:color w:val="595959" w:themeColor="text1" w:themeTint="A6"/>
+        </w:rPr>
+        <w:t>"</w:t>
+      </w:r>
+      <w:r>
+        <w:rPr>
+          <w:color w:val="747474" w:themeColor="background2" w:themeShade="80"/>
+        </w:rPr>
+        <w:t xml:space="preserve"> </w:t>
+      </w:r>
+      <w:r>
+        <w:t xml:space="preserve">  </w:t>
+      </w:r>
+      <w:r>
+        <w:t xml:space="preserve">   </w:t>
+      </w:r>
+      <w:r>
+        <w:rPr>
+          <w:color w:val="3A7C22" w:themeColor="accent6" w:themeShade="BF"/>
+        </w:rPr>
+        <w:t># [test]</w:t>
       </w:r>
     </w:p>
     <w:p>
       <w:pPr>
         <w:pStyle w:val="CodeListing"/>
+      </w:pPr>
+      <w:r>
+        <w:t xml:space="preserve">        </w:t>
+      </w:r>
+      <w:r>
+        <w:t>prod</w:t>
+      </w:r>
+      <w:r>
+        <w:t xml:space="preserve">: </w:t>
+      </w:r>
+      <w:r>
         <w:rPr>
           <w:b w:val="0"/>
           <w:bCs/>
-        </w:rPr>
-      </w:pPr>
+          <w:color w:val="747474" w:themeColor="background2" w:themeShade="80"/>
+        </w:rPr>
+        <w:t>"</w:t>
+      </w:r>
       <w:r>
         <w:rPr>
           <w:b w:val="0"/>
           <w:bCs/>
-        </w:rPr>
-        <w:t xml:space="preserve">        'prod': '.'</w:t>
+          <w:color w:val="595959" w:themeColor="text1" w:themeTint="A6"/>
+        </w:rPr>
+        <w:t>prod-server</w:t>
+      </w:r>
+      <w:r>
+        <w:rPr>
+          <w:b w:val="0"/>
+          <w:bCs/>
+          <w:color w:val="595959" w:themeColor="text1" w:themeTint="A6"/>
+        </w:rPr>
+        <w:t>.database.windows.net</w:t>
+      </w:r>
+      <w:r>
+        <w:rPr>
+          <w:b w:val="0"/>
+          <w:bCs/>
+          <w:color w:val="595959" w:themeColor="text1" w:themeTint="A6"/>
+        </w:rPr>
+        <w:t>"</w:t>
+      </w:r>
+      <w:r>
+        <w:rPr>
+          <w:color w:val="747474" w:themeColor="background2" w:themeShade="80"/>
+        </w:rPr>
+        <w:t xml:space="preserve">  </w:t>
+      </w:r>
+      <w:r>
+        <w:t xml:space="preserve"> </w:t>
+      </w:r>
+      <w:r>
+        <w:t xml:space="preserve"> </w:t>
+      </w:r>
+      <w:r>
+        <w:rPr>
+          <w:color w:val="3A7C22" w:themeColor="accent6" w:themeShade="BF"/>
+        </w:rPr>
+        <w:t># [</w:t>
+      </w:r>
+      <w:r>
+        <w:rPr>
+          <w:color w:val="3A7C22" w:themeColor="accent6" w:themeShade="BF"/>
+        </w:rPr>
+        <w:t>prod</w:t>
+      </w:r>
+      <w:r>
+        <w:rPr>
+          <w:color w:val="3A7C22" w:themeColor="accent6" w:themeShade="BF"/>
+        </w:rPr>
+        <w:t>]</w:t>
+      </w:r>
+    </w:p>
+    <w:p>
+      <w:r>
+        <w:t>By default,</w:t>
+      </w:r>
+      <w:r>
+        <w:t xml:space="preserve"> </w:t>
+      </w:r>
+      <w:r>
+        <w:rPr>
+          <w:b/>
+          <w:bCs/>
+        </w:rPr>
+        <w:t>fabric-cicd</w:t>
+      </w:r>
+      <w:r>
+        <w:t xml:space="preserve"> processes a find-and-replace operation by inspecting every file in each item definition who type is include in the </w:t>
+      </w:r>
+      <w:r>
+        <w:rPr>
+          <w:b/>
+          <w:bCs/>
+        </w:rPr>
+        <w:t>item_type_in_scope</w:t>
+      </w:r>
+      <w:r>
+        <w:t xml:space="preserve"> property setting. This can lead to longer processing times </w:t>
+      </w:r>
+      <w:r>
+        <w:t>in scenarios in which you have a large number of items or you have item definitions with a large number files.</w:t>
+      </w:r>
+    </w:p>
+    <w:p>
+      <w:r>
+        <w:t xml:space="preserve">To optimize performance, </w:t>
+      </w:r>
+      <w:r>
+        <w:rPr>
+          <w:b/>
+          <w:bCs/>
+        </w:rPr>
+        <w:t>fabric-cicd</w:t>
+      </w:r>
+      <w:r>
+        <w:t xml:space="preserve"> parameterization allows you to define filters to control which items and files are examined during a replacement operation. For example, you can extend the </w:t>
+      </w:r>
+      <w:proofErr w:type="spellStart"/>
+      <w:r>
+        <w:rPr>
+          <w:b/>
+          <w:bCs/>
+        </w:rPr>
+        <w:t>find_value</w:t>
+      </w:r>
+      <w:proofErr w:type="spellEnd"/>
+      <w:r>
+        <w:t xml:space="preserve"> key by adding filtering keys such as </w:t>
+      </w:r>
+      <w:proofErr w:type="spellStart"/>
+      <w:r>
+        <w:rPr>
+          <w:b/>
+          <w:bCs/>
+        </w:rPr>
+        <w:lastRenderedPageBreak/>
+        <w:t>item_type</w:t>
+      </w:r>
+      <w:proofErr w:type="spellEnd"/>
+      <w:r>
+        <w:t xml:space="preserve">, </w:t>
+      </w:r>
+      <w:proofErr w:type="spellStart"/>
+      <w:r>
+        <w:rPr>
+          <w:b/>
+          <w:bCs/>
+        </w:rPr>
+        <w:t>item_name</w:t>
+      </w:r>
+      <w:proofErr w:type="spellEnd"/>
+      <w:r>
+        <w:t xml:space="preserve"> and </w:t>
+      </w:r>
+      <w:proofErr w:type="spellStart"/>
+      <w:r>
+        <w:rPr>
+          <w:b/>
+          <w:bCs/>
+        </w:rPr>
+        <w:t>file_path</w:t>
+      </w:r>
+      <w:proofErr w:type="spellEnd"/>
+      <w:r>
+        <w:t xml:space="preserve">. The following configuration demonstrates how to filter a find-and-replace operation to restrict processing so it only inspects the </w:t>
+      </w:r>
+      <w:r>
+        <w:rPr>
+          <w:b/>
+          <w:bCs/>
+        </w:rPr>
+        <w:t>expressions.tmdl</w:t>
+      </w:r>
+      <w:r>
+        <w:t xml:space="preserve"> file found in the item definitions for semantic models.</w:t>
       </w:r>
     </w:p>
     <w:p>
@@ -12847,86 +15430,165 @@
           <w:b w:val="0"/>
           <w:bCs/>
         </w:rPr>
-        <w:t xml:space="preserve">    'item_types_in_scope':</w:t>
+        <w:t>find_replace:</w:t>
       </w:r>
     </w:p>
     <w:p>
       <w:pPr>
         <w:pStyle w:val="CodeListing"/>
+        <w:ind w:firstLine="720"/>
         <w:rPr>
           <w:b w:val="0"/>
           <w:bCs/>
         </w:rPr>
       </w:pPr>
-      <w:r>
+    </w:p>
+    <w:p>
+      <w:pPr>
+        <w:pStyle w:val="CodeListing"/>
         <w:rPr>
           <w:b w:val="0"/>
           <w:bCs/>
         </w:rPr>
-        <w:t xml:space="preserve">        'dev':</w:t>
-      </w:r>
+      </w:pPr>
       <w:r>
         <w:rPr>
           <w:b w:val="0"/>
           <w:bCs/>
         </w:rPr>
-        <w:t xml:space="preserve">  [ </w:t>
+        <w:t xml:space="preserve">    - find_value: </w:t>
       </w:r>
       <w:r>
         <w:rPr>
           <w:b w:val="0"/>
           <w:bCs/>
         </w:rPr>
-        <w:t>'Lakehouse'</w:t>
+        <w:t>"</w:t>
       </w:r>
       <w:r>
         <w:rPr>
           <w:b w:val="0"/>
           <w:bCs/>
-        </w:rPr>
-        <w:t xml:space="preserve">, </w:t>
+          <w:color w:val="595959" w:themeColor="text1" w:themeTint="A6"/>
+        </w:rPr>
+        <w:t>devserver</w:t>
       </w:r>
       <w:r>
         <w:rPr>
           <w:b w:val="0"/>
           <w:bCs/>
-        </w:rPr>
-        <w:t>'Notebook'</w:t>
+          <w:color w:val="595959" w:themeColor="text1" w:themeTint="A6"/>
+        </w:rPr>
+        <w:t>.database.windows.net</w:t>
       </w:r>
       <w:r>
         <w:rPr>
           <w:b w:val="0"/>
           <w:bCs/>
-        </w:rPr>
-        <w:t xml:space="preserve">, </w:t>
+          <w:color w:val="595959" w:themeColor="text1" w:themeTint="A6"/>
+        </w:rPr>
+        <w:t xml:space="preserve">" </w:t>
       </w:r>
       <w:r>
         <w:rPr>
           <w:b w:val="0"/>
           <w:bCs/>
-        </w:rPr>
-        <w:t>'SemanticModel'</w:t>
-      </w:r>
-      <w:r>
+          <w:color w:val="3A7C22" w:themeColor="accent6" w:themeShade="BF"/>
+        </w:rPr>
+        <w:t># [dev]</w:t>
+      </w:r>
+    </w:p>
+    <w:p>
+      <w:pPr>
+        <w:pStyle w:val="CodeListing"/>
         <w:rPr>
           <w:b w:val="0"/>
           <w:bCs/>
         </w:rPr>
-        <w:t xml:space="preserve">, </w:t>
-      </w:r>
+      </w:pPr>
       <w:r>
         <w:rPr>
           <w:b w:val="0"/>
           <w:bCs/>
         </w:rPr>
-        <w:t>'Report'</w:t>
-      </w:r>
-      <w:r>
+        <w:t xml:space="preserve">      replace_value:</w:t>
+      </w:r>
+    </w:p>
+    <w:p>
+      <w:pPr>
+        <w:pStyle w:val="CodeListing"/>
         <w:rPr>
           <w:b w:val="0"/>
           <w:bCs/>
         </w:rPr>
-        <w:t xml:space="preserve"> ]</w:t>
+      </w:pPr>
+      <w:r>
+        <w:rPr>
+          <w:b w:val="0"/>
+          <w:bCs/>
+        </w:rPr>
+        <w:t xml:space="preserve">        </w:t>
+      </w:r>
+      <w:r>
+        <w:rPr>
+          <w:b w:val="0"/>
+          <w:bCs/>
+        </w:rPr>
+        <w:t>test</w:t>
+      </w:r>
+      <w:r>
+        <w:rPr>
+          <w:b w:val="0"/>
+          <w:bCs/>
+        </w:rPr>
+        <w:t xml:space="preserve">: </w:t>
+      </w:r>
+      <w:r>
+        <w:rPr>
+          <w:b w:val="0"/>
+          <w:bCs/>
+          <w:color w:val="747474" w:themeColor="background2" w:themeShade="80"/>
+        </w:rPr>
+        <w:t>"</w:t>
+      </w:r>
+      <w:r>
+        <w:rPr>
+          <w:b w:val="0"/>
+          <w:bCs/>
+          <w:color w:val="595959" w:themeColor="text1" w:themeTint="A6"/>
+        </w:rPr>
+        <w:t>testserver</w:t>
+      </w:r>
+      <w:r>
+        <w:rPr>
+          <w:b w:val="0"/>
+          <w:bCs/>
+          <w:color w:val="595959" w:themeColor="text1" w:themeTint="A6"/>
+        </w:rPr>
+        <w:t>.database.windows.net</w:t>
+      </w:r>
+      <w:r>
+        <w:rPr>
+          <w:b w:val="0"/>
+          <w:bCs/>
+          <w:color w:val="747474" w:themeColor="background2" w:themeShade="80"/>
+        </w:rPr>
+        <w:t xml:space="preserve">" </w:t>
+      </w:r>
+      <w:r>
+        <w:rPr>
+          <w:b w:val="0"/>
+          <w:bCs/>
+        </w:rPr>
+        <w:t xml:space="preserve">  </w:t>
+      </w:r>
+      <w:r>
+        <w:rPr>
+          <w:b w:val="0"/>
+          <w:bCs/>
+          <w:color w:val="3A7C22" w:themeColor="accent6" w:themeShade="BF"/>
+        </w:rPr>
+        <w:t># [test]</w:t>
       </w:r>
     </w:p>
     <w:p>
@@ -12935,6 +15597,7 @@
         <w:rPr>
           <w:b w:val="0"/>
           <w:bCs/>
+          <w:color w:val="3A7C22" w:themeColor="accent6" w:themeShade="BF"/>
         </w:rPr>
       </w:pPr>
       <w:r>
@@ -12942,265 +15605,255 @@
           <w:b w:val="0"/>
           <w:bCs/>
         </w:rPr>
-        <w:t xml:space="preserve">        'test':</w:t>
+        <w:t xml:space="preserve">        </w:t>
       </w:r>
       <w:r>
         <w:rPr>
           <w:b w:val="0"/>
           <w:bCs/>
         </w:rPr>
-        <w:t xml:space="preserve"> [ </w:t>
+        <w:t>prod</w:t>
       </w:r>
       <w:r>
         <w:rPr>
           <w:b w:val="0"/>
           <w:bCs/>
         </w:rPr>
-        <w:t>'Lakehouse'</w:t>
+        <w:t xml:space="preserve">: </w:t>
       </w:r>
       <w:r>
         <w:rPr>
           <w:b w:val="0"/>
           <w:bCs/>
-        </w:rPr>
-        <w:t xml:space="preserve">, </w:t>
+          <w:color w:val="747474" w:themeColor="background2" w:themeShade="80"/>
+        </w:rPr>
+        <w:t>"</w:t>
       </w:r>
       <w:r>
         <w:rPr>
           <w:b w:val="0"/>
           <w:bCs/>
-        </w:rPr>
-        <w:t>'Notebook'</w:t>
+          <w:color w:val="595959" w:themeColor="text1" w:themeTint="A6"/>
+        </w:rPr>
+        <w:t>prodserver</w:t>
       </w:r>
       <w:r>
         <w:rPr>
           <w:b w:val="0"/>
           <w:bCs/>
-        </w:rPr>
-        <w:t xml:space="preserve">, </w:t>
+          <w:color w:val="595959" w:themeColor="text1" w:themeTint="A6"/>
+        </w:rPr>
+        <w:t>.database.windows.net</w:t>
       </w:r>
       <w:r>
         <w:rPr>
           <w:b w:val="0"/>
           <w:bCs/>
-        </w:rPr>
-        <w:t>'SemanticModel'</w:t>
+          <w:color w:val="747474" w:themeColor="background2" w:themeShade="80"/>
+        </w:rPr>
+        <w:t xml:space="preserve">  </w:t>
       </w:r>
       <w:r>
         <w:rPr>
           <w:b w:val="0"/>
           <w:bCs/>
         </w:rPr>
-        <w:t xml:space="preserve">, </w:t>
+        <w:t xml:space="preserve"> </w:t>
       </w:r>
       <w:r>
         <w:rPr>
           <w:b w:val="0"/>
           <w:bCs/>
-        </w:rPr>
-        <w:t>'Report'</w:t>
-      </w:r>
-      <w:r>
-        <w:rPr>
-          <w:b w:val="0"/>
-          <w:bCs/>
-        </w:rPr>
-        <w:t xml:space="preserve"> ]</w:t>
+          <w:color w:val="3A7C22" w:themeColor="accent6" w:themeShade="BF"/>
+        </w:rPr>
+        <w:t># [prod]</w:t>
       </w:r>
     </w:p>
     <w:p>
       <w:pPr>
         <w:pStyle w:val="CodeListing"/>
-        <w:rPr>
-          <w:b w:val="0"/>
-          <w:bCs/>
-        </w:rPr>
-      </w:pPr>
-      <w:r>
-        <w:rPr>
-          <w:b w:val="0"/>
-          <w:bCs/>
-        </w:rPr>
-        <w:t xml:space="preserve">        'prod':</w:t>
-      </w:r>
-      <w:r>
-        <w:rPr>
-          <w:b w:val="0"/>
-          <w:bCs/>
-        </w:rPr>
-        <w:t xml:space="preserve"> [ </w:t>
-      </w:r>
-      <w:r>
-        <w:rPr>
-          <w:b w:val="0"/>
-          <w:bCs/>
-        </w:rPr>
-        <w:t>'Lakehouse'</w:t>
-      </w:r>
-      <w:r>
-        <w:rPr>
-          <w:b w:val="0"/>
-          <w:bCs/>
-        </w:rPr>
-        <w:t xml:space="preserve">, </w:t>
-      </w:r>
-      <w:r>
-        <w:rPr>
-          <w:b w:val="0"/>
-          <w:bCs/>
-        </w:rPr>
-        <w:t>'Notebook'</w:t>
-      </w:r>
-      <w:r>
-        <w:rPr>
-          <w:b w:val="0"/>
-          <w:bCs/>
-        </w:rPr>
-        <w:t xml:space="preserve">, </w:t>
-      </w:r>
-      <w:r>
-        <w:rPr>
-          <w:b w:val="0"/>
-          <w:bCs/>
-        </w:rPr>
-        <w:t>'SemanticModel'</w:t>
-      </w:r>
-      <w:r>
-        <w:rPr>
-          <w:b w:val="0"/>
-          <w:bCs/>
-        </w:rPr>
-        <w:t xml:space="preserve">, </w:t>
-      </w:r>
-      <w:r>
-        <w:rPr>
-          <w:b w:val="0"/>
-          <w:bCs/>
-        </w:rPr>
-        <w:t>'Report'</w:t>
-      </w:r>
-      <w:r>
-        <w:rPr>
-          <w:b w:val="0"/>
-          <w:bCs/>
-        </w:rPr>
-        <w:t xml:space="preserve"> ]</w:t>
+      </w:pPr>
+      <w:r>
+        <w:t xml:space="preserve">      Item_type: "SemanticModel"</w:t>
       </w:r>
     </w:p>
     <w:p>
       <w:pPr>
         <w:pStyle w:val="CodeListing"/>
-        <w:rPr>
-          <w:b w:val="0"/>
-          <w:bCs/>
-        </w:rPr>
-      </w:pPr>
-      <w:r>
-        <w:rPr>
-          <w:b w:val="0"/>
-          <w:bCs/>
-        </w:rPr>
-        <w:t xml:space="preserve">    'parameter':</w:t>
+      </w:pPr>
+      <w:r>
+        <w:t xml:space="preserve">      file_path:</w:t>
       </w:r>
     </w:p>
     <w:p>
       <w:pPr>
         <w:pStyle w:val="CodeListing"/>
-        <w:rPr>
-          <w:b w:val="0"/>
-          <w:bCs/>
-        </w:rPr>
-      </w:pPr>
-      <w:r>
-        <w:rPr>
-          <w:b w:val="0"/>
-          <w:bCs/>
-        </w:rPr>
-        <w:t xml:space="preserve">        'dev': </w:t>
-      </w:r>
-      <w:r>
-        <w:rPr>
-          <w:b w:val="0"/>
-          <w:bCs/>
-        </w:rPr>
+      </w:pPr>
+      <w:r>
+        <w:t xml:space="preserve">        </w:t>
+      </w:r>
+      <w:r>
+        <w:t>- "/definition/expressions.tmdl"</w:t>
+      </w:r>
+    </w:p>
+    <w:p/>
+    <w:p>
+      <w:r>
+        <w:t xml:space="preserve">The rich parameterization support available with </w:t>
+      </w:r>
+      <w:r>
+        <w:rPr>
+          <w:b/>
+          <w:bCs/>
+        </w:rPr>
+        <w:t>fabric-cicd</w:t>
+      </w:r>
+      <w:r>
+        <w:t xml:space="preserve"> goes far beyond what you saw in this simple example. There is support for configuring </w:t>
+      </w:r>
+      <w:r>
+        <w:t xml:space="preserve">replacement operations </w:t>
+      </w:r>
+      <w:r>
+        <w:t xml:space="preserve">which use regular expressions and which use </w:t>
+      </w:r>
+      <w:r>
+        <w:t>key</w:t>
+      </w:r>
+      <w:r>
+        <w:t>-</w:t>
+      </w:r>
+      <w:r>
+        <w:t xml:space="preserve">based </w:t>
+      </w:r>
+      <w:r>
+        <w:t xml:space="preserve">lookups to modify the contents of </w:t>
+      </w:r>
+      <w:r>
+        <w:t xml:space="preserve">JSON </w:t>
+      </w:r>
+      <w:r>
+        <w:t xml:space="preserve">files </w:t>
+      </w:r>
+      <w:r>
+        <w:t>and YAML files</w:t>
+      </w:r>
+      <w:r>
+        <w:t>. There is also parameterization support for setting the Spark settings in the target workspace and for binding a semantic model to a pre-existing connection.</w:t>
+      </w:r>
+    </w:p>
+    <w:p/>
+    <w:p/>
+    <w:p>
+      <w:pPr>
+        <w:pStyle w:val="AdditionalResourceHeading"/>
+      </w:pPr>
+      <w:r>
+        <w:t>Resource for learning more about fabric-cicd</w:t>
+      </w:r>
+    </w:p>
+    <w:p>
+      <w:pPr>
+        <w:pStyle w:val="AdditonalResourceLink"/>
+      </w:pPr>
+      <w:hyperlink r:id="rId75" w:history="1">
+        <w:r>
+          <w:rPr>
+            <w:rStyle w:val="Hyperlink"/>
+          </w:rPr>
+          <w:t>Home page</w:t>
+        </w:r>
+      </w:hyperlink>
+    </w:p>
+    <w:p>
+      <w:pPr>
+        <w:pStyle w:val="AdditonalResourceLink"/>
+      </w:pPr>
+      <w:hyperlink r:id="rId76" w:history="1">
+        <w:r>
+          <w:rPr>
+            <w:rStyle w:val="Hyperlink"/>
+          </w:rPr>
+          <w:t>Code Samples</w:t>
+        </w:r>
+      </w:hyperlink>
+    </w:p>
+    <w:p>
+      <w:pPr>
+        <w:pStyle w:val="AdditonalResourceLink"/>
+      </w:pPr>
+      <w:hyperlink r:id="rId77" w:history="1">
+        <w:r>
+          <w:rPr>
+            <w:rStyle w:val="Hyperlink"/>
+          </w:rPr>
+          <w:t>Code Reference</w:t>
+        </w:r>
+      </w:hyperlink>
+    </w:p>
+    <w:p>
+      <w:pPr>
+        <w:pStyle w:val="AdditonalResourceLink"/>
+      </w:pPr>
+      <w:hyperlink r:id="rId78" w:history="1">
+        <w:r>
+          <w:rPr>
+            <w:rStyle w:val="Hyperlink"/>
+          </w:rPr>
+          <w:t>Parameterization</w:t>
+        </w:r>
+      </w:hyperlink>
+    </w:p>
+    <w:p>
+      <w:pPr>
+        <w:pStyle w:val="Heading3"/>
+      </w:pPr>
+      <w:r>
+        <w:t>Data orchestration</w:t>
+      </w:r>
+    </w:p>
+    <w:p>
+      <w:r>
+        <w:t>Fabric provides rich support for building data-centric solutions. This support is built on top of one set of workspace item types that act as a data containers and a complimentary set of workspace item types</w:t>
+      </w:r>
+      <w:r>
         <w:t xml:space="preserve"> </w:t>
       </w:r>
       <w:r>
-        <w:rPr>
-          <w:b w:val="0"/>
-          <w:bCs/>
-        </w:rPr>
-        <w:t>'parameter.yml'</w:t>
-      </w:r>
-    </w:p>
-    <w:p>
-      <w:pPr>
-        <w:pStyle w:val="CodeListing"/>
-        <w:rPr>
-          <w:b w:val="0"/>
-          <w:bCs/>
-        </w:rPr>
-      </w:pPr>
-      <w:r>
-        <w:rPr>
-          <w:b w:val="0"/>
-          <w:bCs/>
-        </w:rPr>
-        <w:t xml:space="preserve">        'test': 'parameter.yml'</w:t>
-      </w:r>
-    </w:p>
-    <w:p>
-      <w:pPr>
-        <w:pStyle w:val="CodeListing"/>
-        <w:rPr>
-          <w:b w:val="0"/>
-          <w:bCs/>
-        </w:rPr>
-      </w:pPr>
-      <w:r>
-        <w:rPr>
-          <w:b w:val="0"/>
-          <w:bCs/>
-        </w:rPr>
-        <w:t xml:space="preserve">        'prod': 'parameter.yml'</w:t>
-      </w:r>
-    </w:p>
-    <w:p>
-      <w:r>
-        <w:t>Parameterization</w:t>
-      </w:r>
-    </w:p>
-    <w:p>
-      <w:r>
-        <w:t>Parameterization allows updates to item definition files on the fly</w:t>
-      </w:r>
-    </w:p>
-    <w:p>
-      <w:r>
-        <w:t>Parameterization required to deal with environment-specific settings committed to GIT</w:t>
-      </w:r>
-    </w:p>
-    <w:p>
-      <w:r>
-        <w:t xml:space="preserve">Parameterization enabled by adding </w:t>
-      </w:r>
-      <w:proofErr w:type="spellStart"/>
-      <w:r>
-        <w:t>parameter.yml</w:t>
-      </w:r>
-      <w:proofErr w:type="spellEnd"/>
-      <w:r>
-        <w:t xml:space="preserve"> file to root folder</w:t>
-      </w:r>
-    </w:p>
-    <w:p>
-      <w:r>
-        <w:t>Parameterization used to update item definition files using substitution patterns (e.g. find-replace</w:t>
-      </w:r>
-    </w:p>
-    <w:p>
-      <w:r>
-        <w:t xml:space="preserve">You've just learned how to use </w:t>
+        <w:t>which focus on running ETL processes and data integration. When designing a Fabric solution with a data container item such as a lakehouse, you plan how to build and run a ETL logic to populate the lakehouse. You can choose between several different types of ETL-focused item types such as notebooks, pipelines, copy jobs, user-defined functions. Dataflows and Spark Job Definitions.</w:t>
+      </w:r>
+    </w:p>
+    <w:p>
+      <w:pPr>
+        <w:pStyle w:val="Tip"/>
+      </w:pPr>
+      <w:r>
+        <w:t>This article does not intend to provide in-depth guidance about how to choose between notebooks versus pipelines versus dataflow or how to build and optimize ETL processes in Fabric. Instead, this article calls out a few general best practices for designing the ETL logic in a Fabric solution that you intend to deploy to multiple target environments.</w:t>
+      </w:r>
+    </w:p>
+    <w:p>
+      <w:r>
+        <w:t>The first best practice is to plan to author and maintain the ETL logic for a Fabric solution using workspace items that are part of the same solution. When you build ETL logic using workspace items such as notebooks or pipelines, the ETL logic can be tracked in a GIT branch and versioned over time along with all other items in the Fabric solution. For this reason, it's recommended that you avoid designing Fabric solutions that depend on external ETL processes or scripts that are not part of the current solution.</w:t>
+      </w:r>
+    </w:p>
+    <w:p>
+      <w:r>
+        <w:t>Another essential best practice is to plan a data orchestration strategy to populate items that act as data containers. The goal is to is design a set of ETL-based items to automate the ingestion, transformation and persistence of data as part of the solution deployment process. Let's examine why having this type of strategy is important.</w:t>
+      </w:r>
+    </w:p>
+    <w:p>
+      <w:r>
+        <w:t xml:space="preserve">As you know, you have several different options for deploying a Fabric solution with a lakehouse to a target workspace. One option is to deploy the Fabric solution from one workspace to another using a deployment pipeline. A second option is to deploy the Fabric solution when branching out to a feature workspace using an </w:t>
+      </w:r>
+      <w:r>
+        <w:rPr>
+          <w:b/>
+          <w:bCs/>
+        </w:rPr>
+        <w:t>Update from GIT</w:t>
+      </w:r>
+      <w:r>
+        <w:t xml:space="preserve"> operation. A third option is to deploy the Fabric solution using the </w:t>
       </w:r>
       <w:r>
         <w:rPr>
@@ -13210,42 +15863,13 @@
         <w:t>fabric-cicd</w:t>
       </w:r>
       <w:r>
-        <w:t xml:space="preserve"> to push changes from a source folder of item definitions to a target workspace. The next thing you need to learn is how to dynamically modify item definition files as part of the </w:t>
-      </w:r>
-      <w:r>
-        <w:rPr>
-          <w:b/>
-          <w:bCs/>
-        </w:rPr>
-        <w:t>fabric-cicd</w:t>
-      </w:r>
-      <w:r>
-        <w:t xml:space="preserve"> deployment process. This is accomplished by leveraging </w:t>
-      </w:r>
-      <w:r>
-        <w:rPr>
-          <w:b/>
-          <w:bCs/>
-        </w:rPr>
-        <w:t>fabric-cicd</w:t>
-      </w:r>
-      <w:r>
-        <w:t xml:space="preserve"> support for parameterizing environment-specific settings.</w:t>
-      </w:r>
-    </w:p>
-    <w:p>
-      <w:r>
-        <w:t xml:space="preserve">Before walking through how to set up parameterization, let's first discuss when it's necessary. Imagine you're working with a Fabric solution designed with a lakehouse and a semantic model. The semantic model connects to the lakehouse as its datasource using a DirectLake on OneLake connection. You are currently at a phase where you have this Fabric solution up and running in the </w:t>
-      </w:r>
-      <w:r>
-        <w:rPr>
-          <w:b/>
-          <w:bCs/>
-        </w:rPr>
-        <w:t>dev</w:t>
-      </w:r>
-      <w:r>
-        <w:t xml:space="preserve"> workspace. </w:t>
+        <w:t xml:space="preserve"> library. Whichever of these three options you choose, the deployment result will always be the same. The lakehouse is created as an empty data container which requires your attention.</w:t>
+      </w:r>
+    </w:p>
+    <w:p>
+      <w:r>
+        <w:lastRenderedPageBreak/>
+        <w:t>Let's walk through an example of data orchestration in a Fabric solution designed with a medallion architecture which is shown in the following diagram depicts the flow of data across three lakehouses which serve as bronze, silver and gold layers. The bronze lakehouse is designed with an ADLS Gen2 shortcut to enable access to data files in an Azure storage account container. There is a notebook which builds the silver layer by loading the data files from the bronze lakehouse and persisting them as delta tables in the silver lakehouse. There is second notebook which builds the gold layer by loading tables from the silver lakehouse and transforming them into a star schema before saving them as delta tables in the gold lakehouse.</w:t>
       </w:r>
     </w:p>
     <w:p>
@@ -13253,12 +15877,11 @@
         <w:rPr>
           <w:noProof/>
         </w:rPr>
-        <w:lastRenderedPageBreak/>
         <w:drawing>
-          <wp:inline distT="0" distB="0" distL="0" distR="0" wp14:anchorId="1960B1AD" wp14:editId="2D8D0753">
-            <wp:extent cx="607853" cy="966652"/>
-            <wp:effectExtent l="0" t="0" r="1905" b="5080"/>
-            <wp:docPr id="1490479725" name="Picture 1"/>
+          <wp:inline distT="0" distB="0" distL="0" distR="0" wp14:anchorId="303E8D1C" wp14:editId="6FC161D3">
+            <wp:extent cx="5385957" cy="2369820"/>
+            <wp:effectExtent l="0" t="0" r="5715" b="0"/>
+            <wp:docPr id="1190495579" name="Picture 1"/>
             <wp:cNvGraphicFramePr>
               <a:graphicFrameLocks xmlns:a="http://schemas.openxmlformats.org/drawingml/2006/main" noChangeAspect="1"/>
             </wp:cNvGraphicFramePr>
@@ -13266,1111 +15889,7 @@
               <a:graphicData uri="http://schemas.openxmlformats.org/drawingml/2006/picture">
                 <pic:pic xmlns:pic="http://schemas.openxmlformats.org/drawingml/2006/picture">
                   <pic:nvPicPr>
-                    <pic:cNvPr id="1490479725" name=""/>
-                    <pic:cNvPicPr/>
-                  </pic:nvPicPr>
-                  <pic:blipFill>
-                    <a:blip r:embed="rId75"/>
-                    <a:stretch>
-                      <a:fillRect/>
-                    </a:stretch>
-                  </pic:blipFill>
-                  <pic:spPr>
-                    <a:xfrm>
-                      <a:off x="0" y="0"/>
-                      <a:ext cx="609689" cy="969572"/>
-                    </a:xfrm>
-                    <a:prstGeom prst="rect">
-                      <a:avLst/>
-                    </a:prstGeom>
-                  </pic:spPr>
-                </pic:pic>
-              </a:graphicData>
-            </a:graphic>
-          </wp:inline>
-        </w:drawing>
-      </w:r>
-    </w:p>
-    <w:p>
-      <w:r>
-        <w:t xml:space="preserve">Your next step is to set up GIT integration between the </w:t>
-      </w:r>
-      <w:r>
-        <w:rPr>
-          <w:b/>
-          <w:bCs/>
-        </w:rPr>
-        <w:t>dev</w:t>
-      </w:r>
-      <w:r>
-        <w:t xml:space="preserve"> workspace and a </w:t>
-      </w:r>
-      <w:r>
-        <w:rPr>
-          <w:b/>
-          <w:bCs/>
-        </w:rPr>
-        <w:t>release</w:t>
-      </w:r>
-      <w:r>
-        <w:t xml:space="preserve"> branch. You connect the </w:t>
-      </w:r>
-      <w:r>
-        <w:rPr>
-          <w:b/>
-          <w:bCs/>
-        </w:rPr>
-        <w:t>dev</w:t>
-      </w:r>
-      <w:r>
-        <w:t xml:space="preserve"> workspace to the </w:t>
-      </w:r>
-      <w:r>
-        <w:rPr>
-          <w:b/>
-          <w:bCs/>
-        </w:rPr>
-        <w:t>release</w:t>
-      </w:r>
-      <w:r>
-        <w:t xml:space="preserve"> branch and run a </w:t>
-      </w:r>
-      <w:r>
-        <w:rPr>
-          <w:b/>
-          <w:bCs/>
-        </w:rPr>
-        <w:t>Commit to GIT</w:t>
-      </w:r>
-      <w:r>
-        <w:t xml:space="preserve"> operation to persist item definitions to GIT. The thing to focus on in this example is the semantic model definition in GIT which has a datasource setting which points to the lakehouse in </w:t>
-      </w:r>
-      <w:r>
-        <w:rPr>
-          <w:b/>
-          <w:bCs/>
-        </w:rPr>
-        <w:t>dev</w:t>
-      </w:r>
-      <w:r>
-        <w:t xml:space="preserve">. The problem you need to avoid is propagating these types of environment-specific settings from </w:t>
-      </w:r>
-      <w:r>
-        <w:rPr>
-          <w:b/>
-          <w:bCs/>
-        </w:rPr>
-        <w:t>dev</w:t>
-      </w:r>
-      <w:r>
-        <w:t xml:space="preserve"> to </w:t>
-      </w:r>
-      <w:r>
-        <w:rPr>
-          <w:b/>
-          <w:bCs/>
-        </w:rPr>
-        <w:t>prod</w:t>
-      </w:r>
-      <w:r>
-        <w:t>.</w:t>
-      </w:r>
-    </w:p>
-    <w:p>
-      <w:r>
-        <w:rPr>
-          <w:noProof/>
-        </w:rPr>
-        <w:drawing>
-          <wp:inline distT="0" distB="0" distL="0" distR="0" wp14:anchorId="165ECDF3" wp14:editId="4E0FB21A">
-            <wp:extent cx="1567543" cy="989834"/>
-            <wp:effectExtent l="0" t="0" r="0" b="1270"/>
-            <wp:docPr id="557861461" name="Picture 1"/>
-            <wp:cNvGraphicFramePr>
-              <a:graphicFrameLocks xmlns:a="http://schemas.openxmlformats.org/drawingml/2006/main" noChangeAspect="1"/>
-            </wp:cNvGraphicFramePr>
-            <a:graphic xmlns:a="http://schemas.openxmlformats.org/drawingml/2006/main">
-              <a:graphicData uri="http://schemas.openxmlformats.org/drawingml/2006/picture">
-                <pic:pic xmlns:pic="http://schemas.openxmlformats.org/drawingml/2006/picture">
-                  <pic:nvPicPr>
-                    <pic:cNvPr id="557861461" name=""/>
-                    <pic:cNvPicPr/>
-                  </pic:nvPicPr>
-                  <pic:blipFill>
-                    <a:blip r:embed="rId76"/>
-                    <a:stretch>
-                      <a:fillRect/>
-                    </a:stretch>
-                  </pic:blipFill>
-                  <pic:spPr>
-                    <a:xfrm>
-                      <a:off x="0" y="0"/>
-                      <a:ext cx="1597598" cy="1008813"/>
-                    </a:xfrm>
-                    <a:prstGeom prst="rect">
-                      <a:avLst/>
-                    </a:prstGeom>
-                  </pic:spPr>
-                </pic:pic>
-              </a:graphicData>
-            </a:graphic>
-          </wp:inline>
-        </w:drawing>
-      </w:r>
-    </w:p>
-    <w:p>
-      <w:r>
-        <w:t xml:space="preserve">Think about what happens when you deploy the lakehouse and semantic model from the </w:t>
-      </w:r>
-      <w:r>
-        <w:rPr>
-          <w:b/>
-          <w:bCs/>
-        </w:rPr>
-        <w:t>release</w:t>
-      </w:r>
-      <w:r>
-        <w:t xml:space="preserve"> branch to the </w:t>
-      </w:r>
-      <w:r>
-        <w:rPr>
-          <w:b/>
-          <w:bCs/>
-        </w:rPr>
-        <w:t>prod</w:t>
-      </w:r>
-      <w:r>
-        <w:t xml:space="preserve"> workspace. Without parametrization, your deployment will be flawed because the semantic model in </w:t>
-      </w:r>
-      <w:r>
-        <w:rPr>
-          <w:b/>
-          <w:bCs/>
-        </w:rPr>
-        <w:t>prod</w:t>
-      </w:r>
-      <w:r>
-        <w:t xml:space="preserve"> will be configured to connect to the lakehouse in </w:t>
-      </w:r>
-      <w:r>
-        <w:rPr>
-          <w:b/>
-          <w:bCs/>
-        </w:rPr>
-        <w:t>dev</w:t>
-      </w:r>
-      <w:r>
-        <w:t xml:space="preserve">. The motivation for using parameterization is that you can dynamically update the item definition for the semantic model before its used to create or update the target semantic model item in </w:t>
-      </w:r>
-      <w:r>
-        <w:rPr>
-          <w:b/>
-          <w:bCs/>
-        </w:rPr>
-        <w:t>prod</w:t>
-      </w:r>
-      <w:r>
-        <w:t xml:space="preserve">. By using parameterization, you can deploy a semantic model with datasource settings to successfully reference the lakehouse in </w:t>
-      </w:r>
-      <w:r>
-        <w:rPr>
-          <w:b/>
-          <w:bCs/>
-        </w:rPr>
-        <w:t>prod</w:t>
-      </w:r>
-      <w:r>
-        <w:t>.</w:t>
-      </w:r>
-    </w:p>
-    <w:p>
-      <w:r>
-        <w:rPr>
-          <w:noProof/>
-        </w:rPr>
-        <w:drawing>
-          <wp:inline distT="0" distB="0" distL="0" distR="0" wp14:anchorId="4B306C95" wp14:editId="1BC26181">
-            <wp:extent cx="2821577" cy="1095189"/>
-            <wp:effectExtent l="0" t="0" r="0" b="0"/>
-            <wp:docPr id="720856099" name="Picture 1"/>
-            <wp:cNvGraphicFramePr>
-              <a:graphicFrameLocks xmlns:a="http://schemas.openxmlformats.org/drawingml/2006/main" noChangeAspect="1"/>
-            </wp:cNvGraphicFramePr>
-            <a:graphic xmlns:a="http://schemas.openxmlformats.org/drawingml/2006/main">
-              <a:graphicData uri="http://schemas.openxmlformats.org/drawingml/2006/picture">
-                <pic:pic xmlns:pic="http://schemas.openxmlformats.org/drawingml/2006/picture">
-                  <pic:nvPicPr>
-                    <pic:cNvPr id="720856099" name=""/>
-                    <pic:cNvPicPr/>
-                  </pic:nvPicPr>
-                  <pic:blipFill>
-                    <a:blip r:embed="rId77"/>
-                    <a:stretch>
-                      <a:fillRect/>
-                    </a:stretch>
-                  </pic:blipFill>
-                  <pic:spPr>
-                    <a:xfrm>
-                      <a:off x="0" y="0"/>
-                      <a:ext cx="2878960" cy="1117462"/>
-                    </a:xfrm>
-                    <a:prstGeom prst="rect">
-                      <a:avLst/>
-                    </a:prstGeom>
-                  </pic:spPr>
-                </pic:pic>
-              </a:graphicData>
-            </a:graphic>
-          </wp:inline>
-        </w:drawing>
-      </w:r>
-    </w:p>
-    <w:p>
-      <w:pPr>
-        <w:pStyle w:val="Tip"/>
-      </w:pPr>
-      <w:r>
-        <w:t xml:space="preserve">In general, parameterization is required whenever you need to deal with </w:t>
-      </w:r>
-      <w:r>
-        <w:t xml:space="preserve">environment-specific </w:t>
-      </w:r>
-      <w:r>
-        <w:t xml:space="preserve">settings </w:t>
-      </w:r>
-      <w:r>
-        <w:t xml:space="preserve">committed </w:t>
-      </w:r>
-      <w:r>
-        <w:t>to GIT.</w:t>
-      </w:r>
-    </w:p>
-    <w:p>
-      <w:r>
-        <w:t xml:space="preserve">Now it's time to discuss how to enable parametrization with </w:t>
-      </w:r>
-      <w:r>
-        <w:rPr>
-          <w:b/>
-          <w:bCs/>
-        </w:rPr>
-        <w:t>fabric-cicd</w:t>
-      </w:r>
-      <w:r>
-        <w:t xml:space="preserve">. It requires two steps. The first step is to add a parameter file. The second step is to initialize the </w:t>
-      </w:r>
-      <w:r>
-        <w:rPr>
-          <w:b/>
-          <w:bCs/>
-        </w:rPr>
-        <w:t>FabricWorkspace</w:t>
-      </w:r>
-      <w:r>
-        <w:t xml:space="preserve"> object the </w:t>
-      </w:r>
-      <w:r>
-        <w:rPr>
-          <w:b/>
-          <w:bCs/>
-        </w:rPr>
-        <w:t>environment</w:t>
-      </w:r>
-      <w:r>
-        <w:t xml:space="preserve"> property. Let's start by adding a parameter file named </w:t>
-      </w:r>
-      <w:proofErr w:type="spellStart"/>
-      <w:r>
-        <w:rPr>
-          <w:b/>
-          <w:bCs/>
-        </w:rPr>
-        <w:t>parameter.yml</w:t>
-      </w:r>
-      <w:proofErr w:type="spellEnd"/>
-      <w:r>
-        <w:t xml:space="preserve"> which is located in the root folder containing the item definitions.</w:t>
-      </w:r>
-    </w:p>
-    <w:p>
-      <w:r>
-        <w:rPr>
-          <w:noProof/>
-        </w:rPr>
-        <w:drawing>
-          <wp:inline distT="0" distB="0" distL="0" distR="0" wp14:anchorId="0B234F62" wp14:editId="64A91AF2">
-            <wp:extent cx="2141259" cy="1322717"/>
-            <wp:effectExtent l="0" t="0" r="0" b="0"/>
-            <wp:docPr id="1571968556" name="Picture 1"/>
-            <wp:cNvGraphicFramePr>
-              <a:graphicFrameLocks xmlns:a="http://schemas.openxmlformats.org/drawingml/2006/main" noChangeAspect="1"/>
-            </wp:cNvGraphicFramePr>
-            <a:graphic xmlns:a="http://schemas.openxmlformats.org/drawingml/2006/main">
-              <a:graphicData uri="http://schemas.openxmlformats.org/drawingml/2006/picture">
-                <pic:pic xmlns:pic="http://schemas.openxmlformats.org/drawingml/2006/picture">
-                  <pic:nvPicPr>
-                    <pic:cNvPr id="1571968556" name=""/>
-                    <pic:cNvPicPr/>
-                  </pic:nvPicPr>
-                  <pic:blipFill>
-                    <a:blip r:embed="rId78"/>
-                    <a:stretch>
-                      <a:fillRect/>
-                    </a:stretch>
-                  </pic:blipFill>
-                  <pic:spPr>
-                    <a:xfrm>
-                      <a:off x="0" y="0"/>
-                      <a:ext cx="2199422" cy="1358646"/>
-                    </a:xfrm>
-                    <a:prstGeom prst="rect">
-                      <a:avLst/>
-                    </a:prstGeom>
-                  </pic:spPr>
-                </pic:pic>
-              </a:graphicData>
-            </a:graphic>
-          </wp:inline>
-        </w:drawing>
-      </w:r>
-    </w:p>
-    <w:p>
-      <w:pPr>
-        <w:pStyle w:val="Tip"/>
-      </w:pPr>
-      <w:r>
-        <w:t xml:space="preserve">To address the deployment problem with the semantic model, you must configure </w:t>
-      </w:r>
-      <w:proofErr w:type="spellStart"/>
-      <w:r>
-        <w:rPr>
-          <w:b/>
-          <w:bCs/>
-        </w:rPr>
-        <w:t>parameter.yml</w:t>
-      </w:r>
-      <w:proofErr w:type="spellEnd"/>
-      <w:r>
-        <w:t xml:space="preserve"> to run a </w:t>
-      </w:r>
-      <w:r>
-        <w:t>find-and-replace operation</w:t>
-      </w:r>
-      <w:r>
-        <w:t xml:space="preserve"> to redirect the semantic model's datasource from the lakehouse in </w:t>
-      </w:r>
-      <w:r>
-        <w:rPr>
-          <w:b/>
-          <w:bCs/>
-        </w:rPr>
-        <w:t>dev</w:t>
-      </w:r>
-      <w:r>
-        <w:t xml:space="preserve"> to the lakehouse in the target workspace.</w:t>
-      </w:r>
-    </w:p>
-    <w:p>
-      <w:r>
-        <w:t xml:space="preserve">The following YAML listing demonstrates the configuration required to run a find-and-replace operation. There is a top-level key named </w:t>
-      </w:r>
-      <w:proofErr w:type="spellStart"/>
-      <w:r>
-        <w:rPr>
-          <w:b/>
-          <w:bCs/>
-        </w:rPr>
-        <w:t>find_replace</w:t>
-      </w:r>
-      <w:proofErr w:type="spellEnd"/>
-      <w:r>
-        <w:t xml:space="preserve"> with nested keys named </w:t>
-      </w:r>
-      <w:proofErr w:type="spellStart"/>
-      <w:r>
-        <w:rPr>
-          <w:b/>
-          <w:bCs/>
-        </w:rPr>
-        <w:t>file_value</w:t>
-      </w:r>
-      <w:proofErr w:type="spellEnd"/>
-      <w:r>
-        <w:t xml:space="preserve"> and </w:t>
-      </w:r>
-      <w:proofErr w:type="spellStart"/>
-      <w:r>
-        <w:rPr>
-          <w:b/>
-          <w:bCs/>
-        </w:rPr>
-        <w:t>replace_value</w:t>
-      </w:r>
-      <w:proofErr w:type="spellEnd"/>
-      <w:r>
-        <w:t xml:space="preserve">. The </w:t>
-      </w:r>
-      <w:proofErr w:type="spellStart"/>
-      <w:r>
-        <w:rPr>
-          <w:b/>
-          <w:bCs/>
-        </w:rPr>
-        <w:t>find_value</w:t>
-      </w:r>
-      <w:proofErr w:type="spellEnd"/>
-      <w:r>
-        <w:t xml:space="preserve"> </w:t>
-      </w:r>
-      <w:r>
-        <w:t xml:space="preserve">key is assigned a string value with the datasource path from the </w:t>
-      </w:r>
-      <w:r>
-        <w:rPr>
-          <w:b/>
-          <w:bCs/>
-        </w:rPr>
-        <w:t>dev</w:t>
-      </w:r>
-      <w:r>
-        <w:t xml:space="preserve"> workspace that you want to replace. The </w:t>
-      </w:r>
-      <w:proofErr w:type="spellStart"/>
-      <w:r>
-        <w:rPr>
-          <w:b/>
-          <w:bCs/>
-        </w:rPr>
-        <w:t>replace_value</w:t>
-      </w:r>
-      <w:proofErr w:type="spellEnd"/>
-      <w:r>
-        <w:t xml:space="preserve"> key contains a nested key-value pair for each target environment. In this example, the configuration defines two target environments named </w:t>
-      </w:r>
-      <w:r>
-        <w:rPr>
-          <w:b/>
-          <w:bCs/>
-        </w:rPr>
-        <w:t>TEST</w:t>
-      </w:r>
-      <w:r>
-        <w:t xml:space="preserve"> and </w:t>
-      </w:r>
-      <w:r>
-        <w:rPr>
-          <w:b/>
-          <w:bCs/>
-        </w:rPr>
-        <w:t>PROD</w:t>
-      </w:r>
-      <w:r>
-        <w:t>.</w:t>
-      </w:r>
-    </w:p>
-    <w:p>
-      <w:pPr>
-        <w:pStyle w:val="CodeListing"/>
-      </w:pPr>
-      <w:r>
-        <w:t>find_replace:</w:t>
-      </w:r>
-    </w:p>
-    <w:p>
-      <w:pPr>
-        <w:pStyle w:val="CodeListing"/>
-        <w:ind w:firstLine="720"/>
-      </w:pPr>
-    </w:p>
-    <w:p>
-      <w:pPr>
-        <w:pStyle w:val="CodeListing"/>
-      </w:pPr>
-      <w:r>
-        <w:t xml:space="preserve">    - find_value: </w:t>
-      </w:r>
-      <w:r>
-        <w:rPr>
-          <w:b w:val="0"/>
-          <w:bCs/>
-          <w:color w:val="595959" w:themeColor="text1" w:themeTint="A6"/>
-        </w:rPr>
-        <w:t>"https://onelake.dfs.fabric.microsoft.com/{dev-workspace-id}-{dev</w:t>
-      </w:r>
-      <w:r>
-        <w:rPr>
-          <w:b w:val="0"/>
-          <w:bCs/>
-          <w:color w:val="595959" w:themeColor="text1" w:themeTint="A6"/>
-        </w:rPr>
-        <w:t>-</w:t>
-      </w:r>
-      <w:r>
-        <w:rPr>
-          <w:b w:val="0"/>
-          <w:bCs/>
-          <w:color w:val="595959" w:themeColor="text1" w:themeTint="A6"/>
-        </w:rPr>
-        <w:t>lakehouse-id}"</w:t>
-      </w:r>
-      <w:r>
-        <w:rPr>
-          <w:b w:val="0"/>
-          <w:bCs/>
-          <w:color w:val="595959" w:themeColor="text1" w:themeTint="A6"/>
-        </w:rPr>
-        <w:t xml:space="preserve"> </w:t>
-      </w:r>
-      <w:r>
-        <w:rPr>
-          <w:color w:val="3A7C22" w:themeColor="accent6" w:themeShade="BF"/>
-        </w:rPr>
-        <w:t># [dev]</w:t>
-      </w:r>
-    </w:p>
-    <w:p>
-      <w:pPr>
-        <w:pStyle w:val="CodeListing"/>
-      </w:pPr>
-      <w:r>
-        <w:t xml:space="preserve">      replace_value:</w:t>
-      </w:r>
-    </w:p>
-    <w:p>
-      <w:pPr>
-        <w:pStyle w:val="CodeListing"/>
-      </w:pPr>
-      <w:r>
-        <w:t xml:space="preserve">        TEST: </w:t>
-      </w:r>
-      <w:r>
-        <w:rPr>
-          <w:b w:val="0"/>
-          <w:bCs/>
-          <w:color w:val="747474" w:themeColor="background2" w:themeShade="80"/>
-        </w:rPr>
-        <w:t>"https://onelake.dfs.fabric.microsoft.com/{test-workspace-id}-{test-lakehouse-id}"</w:t>
-      </w:r>
-      <w:r>
-        <w:rPr>
-          <w:color w:val="747474" w:themeColor="background2" w:themeShade="80"/>
-        </w:rPr>
-        <w:t xml:space="preserve"> </w:t>
-      </w:r>
-      <w:r>
-        <w:t xml:space="preserve">  </w:t>
-      </w:r>
-      <w:r>
-        <w:rPr>
-          <w:color w:val="3A7C22" w:themeColor="accent6" w:themeShade="BF"/>
-        </w:rPr>
-        <w:t># [test]</w:t>
-      </w:r>
-    </w:p>
-    <w:p>
-      <w:pPr>
-        <w:pStyle w:val="CodeListing"/>
-      </w:pPr>
-      <w:r>
-        <w:t xml:space="preserve">        PROD: </w:t>
-      </w:r>
-      <w:r>
-        <w:rPr>
-          <w:b w:val="0"/>
-          <w:bCs/>
-          <w:color w:val="747474" w:themeColor="background2" w:themeShade="80"/>
-        </w:rPr>
-        <w:t>"https://onelake.dfs.fabric.microsoft.com/{</w:t>
-      </w:r>
-      <w:r>
-        <w:rPr>
-          <w:b w:val="0"/>
-          <w:bCs/>
-          <w:color w:val="747474" w:themeColor="background2" w:themeShade="80"/>
-        </w:rPr>
-        <w:t>prod</w:t>
-      </w:r>
-      <w:r>
-        <w:rPr>
-          <w:b w:val="0"/>
-          <w:bCs/>
-          <w:color w:val="747474" w:themeColor="background2" w:themeShade="80"/>
-        </w:rPr>
-        <w:t>-workspace-id}-{</w:t>
-      </w:r>
-      <w:r>
-        <w:rPr>
-          <w:b w:val="0"/>
-          <w:bCs/>
-          <w:color w:val="747474" w:themeColor="background2" w:themeShade="80"/>
-        </w:rPr>
-        <w:t>prod</w:t>
-      </w:r>
-      <w:r>
-        <w:rPr>
-          <w:b w:val="0"/>
-          <w:bCs/>
-          <w:color w:val="747474" w:themeColor="background2" w:themeShade="80"/>
-        </w:rPr>
-        <w:t>-lakehouse-id}</w:t>
-      </w:r>
-      <w:r>
-        <w:rPr>
-          <w:color w:val="747474" w:themeColor="background2" w:themeShade="80"/>
-        </w:rPr>
-        <w:t>"</w:t>
-      </w:r>
-      <w:r>
-        <w:rPr>
-          <w:color w:val="747474" w:themeColor="background2" w:themeShade="80"/>
-        </w:rPr>
-        <w:t xml:space="preserve">  </w:t>
-      </w:r>
-      <w:r>
-        <w:t xml:space="preserve"> </w:t>
-      </w:r>
-      <w:r>
-        <w:rPr>
-          <w:color w:val="3A7C22" w:themeColor="accent6" w:themeShade="BF"/>
-        </w:rPr>
-        <w:t># [</w:t>
-      </w:r>
-      <w:r>
-        <w:rPr>
-          <w:color w:val="3A7C22" w:themeColor="accent6" w:themeShade="BF"/>
-        </w:rPr>
-        <w:t>prod</w:t>
-      </w:r>
-      <w:r>
-        <w:rPr>
-          <w:color w:val="3A7C22" w:themeColor="accent6" w:themeShade="BF"/>
-        </w:rPr>
-        <w:t>]</w:t>
-      </w:r>
-    </w:p>
-    <w:p>
-      <w:r>
-        <w:t>By default,</w:t>
-      </w:r>
-      <w:r>
-        <w:t xml:space="preserve"> </w:t>
-      </w:r>
-      <w:r>
-        <w:rPr>
-          <w:b/>
-          <w:bCs/>
-        </w:rPr>
-        <w:t>fabric-cicd</w:t>
-      </w:r>
-      <w:r>
-        <w:t xml:space="preserve"> processes a find-and-replace operation by inspecting every file in each item definition who type is include in the </w:t>
-      </w:r>
-      <w:r>
-        <w:rPr>
-          <w:b/>
-          <w:bCs/>
-        </w:rPr>
-        <w:t>item_type_in_scope</w:t>
-      </w:r>
-      <w:r>
-        <w:t xml:space="preserve"> property setting. This can lead to longer processing times </w:t>
-      </w:r>
-      <w:r>
-        <w:t>in scenarios in which you have a large number of items or you have item definitions with a large number files.</w:t>
-      </w:r>
-    </w:p>
-    <w:p>
-      <w:r>
-        <w:t xml:space="preserve">To optimize performance, </w:t>
-      </w:r>
-      <w:r>
-        <w:rPr>
-          <w:b/>
-          <w:bCs/>
-        </w:rPr>
-        <w:t>fabric-cicd</w:t>
-      </w:r>
-      <w:r>
-        <w:t xml:space="preserve"> parameterization allows you to define filters to control which items and files are examined during a replacement operation. For example, you can extend the </w:t>
-      </w:r>
-      <w:proofErr w:type="spellStart"/>
-      <w:r>
-        <w:rPr>
-          <w:b/>
-          <w:bCs/>
-        </w:rPr>
-        <w:t>find_value</w:t>
-      </w:r>
-      <w:proofErr w:type="spellEnd"/>
-      <w:r>
-        <w:t xml:space="preserve"> key by adding filtering keys such as </w:t>
-      </w:r>
-      <w:proofErr w:type="spellStart"/>
-      <w:r>
-        <w:rPr>
-          <w:b/>
-          <w:bCs/>
-        </w:rPr>
-        <w:t>item_type</w:t>
-      </w:r>
-      <w:proofErr w:type="spellEnd"/>
-      <w:r>
-        <w:t xml:space="preserve">, </w:t>
-      </w:r>
-      <w:proofErr w:type="spellStart"/>
-      <w:r>
-        <w:rPr>
-          <w:b/>
-          <w:bCs/>
-        </w:rPr>
-        <w:t>item_name</w:t>
-      </w:r>
-      <w:proofErr w:type="spellEnd"/>
-      <w:r>
-        <w:t xml:space="preserve"> and </w:t>
-      </w:r>
-      <w:proofErr w:type="spellStart"/>
-      <w:r>
-        <w:rPr>
-          <w:b/>
-          <w:bCs/>
-        </w:rPr>
-        <w:t>file_path</w:t>
-      </w:r>
-      <w:proofErr w:type="spellEnd"/>
-      <w:r>
-        <w:t xml:space="preserve">. The following configuration demonstrates how to filter a find-and-replace operation to restrict processing so it only inspects the </w:t>
-      </w:r>
-      <w:r>
-        <w:rPr>
-          <w:b/>
-          <w:bCs/>
-        </w:rPr>
-        <w:t>expressions.tmdl</w:t>
-      </w:r>
-      <w:r>
-        <w:t xml:space="preserve"> file found in the item definitions for semantic models.</w:t>
-      </w:r>
-    </w:p>
-    <w:p>
-      <w:pPr>
-        <w:pStyle w:val="CodeListing"/>
-        <w:rPr>
-          <w:b w:val="0"/>
-          <w:bCs/>
-        </w:rPr>
-      </w:pPr>
-      <w:r>
-        <w:rPr>
-          <w:b w:val="0"/>
-          <w:bCs/>
-        </w:rPr>
-        <w:t>find_replace:</w:t>
-      </w:r>
-    </w:p>
-    <w:p>
-      <w:pPr>
-        <w:pStyle w:val="CodeListing"/>
-        <w:ind w:firstLine="720"/>
-        <w:rPr>
-          <w:b w:val="0"/>
-          <w:bCs/>
-        </w:rPr>
-      </w:pPr>
-    </w:p>
-    <w:p>
-      <w:pPr>
-        <w:pStyle w:val="CodeListing"/>
-        <w:rPr>
-          <w:b w:val="0"/>
-          <w:bCs/>
-        </w:rPr>
-      </w:pPr>
-      <w:r>
-        <w:rPr>
-          <w:b w:val="0"/>
-          <w:bCs/>
-        </w:rPr>
-        <w:t xml:space="preserve">    - find_value: </w:t>
-      </w:r>
-      <w:r>
-        <w:rPr>
-          <w:b w:val="0"/>
-          <w:bCs/>
-          <w:color w:val="595959" w:themeColor="text1" w:themeTint="A6"/>
-        </w:rPr>
-        <w:t xml:space="preserve">"https://onelake.dfs.fabric.microsoft.com/{dev-workspace-id}-{dev-lakehouse-id}" </w:t>
-      </w:r>
-      <w:r>
-        <w:rPr>
-          <w:b w:val="0"/>
-          <w:bCs/>
-          <w:color w:val="3A7C22" w:themeColor="accent6" w:themeShade="BF"/>
-        </w:rPr>
-        <w:t># [dev]</w:t>
-      </w:r>
-    </w:p>
-    <w:p>
-      <w:pPr>
-        <w:pStyle w:val="CodeListing"/>
-        <w:rPr>
-          <w:b w:val="0"/>
-          <w:bCs/>
-        </w:rPr>
-      </w:pPr>
-      <w:r>
-        <w:rPr>
-          <w:b w:val="0"/>
-          <w:bCs/>
-        </w:rPr>
-        <w:t xml:space="preserve">      replace_value:</w:t>
-      </w:r>
-    </w:p>
-    <w:p>
-      <w:pPr>
-        <w:pStyle w:val="CodeListing"/>
-        <w:rPr>
-          <w:b w:val="0"/>
-          <w:bCs/>
-        </w:rPr>
-      </w:pPr>
-      <w:r>
-        <w:rPr>
-          <w:b w:val="0"/>
-          <w:bCs/>
-        </w:rPr>
-        <w:t xml:space="preserve">        TEST: </w:t>
-      </w:r>
-      <w:r>
-        <w:rPr>
-          <w:b w:val="0"/>
-          <w:bCs/>
-          <w:color w:val="747474" w:themeColor="background2" w:themeShade="80"/>
-        </w:rPr>
-        <w:t xml:space="preserve">"https://onelake.dfs.fabric.microsoft.com/{test-workspace-id}-{test-lakehouse-id}" </w:t>
-      </w:r>
-      <w:r>
-        <w:rPr>
-          <w:b w:val="0"/>
-          <w:bCs/>
-        </w:rPr>
-        <w:t xml:space="preserve">  </w:t>
-      </w:r>
-      <w:r>
-        <w:rPr>
-          <w:b w:val="0"/>
-          <w:bCs/>
-          <w:color w:val="3A7C22" w:themeColor="accent6" w:themeShade="BF"/>
-        </w:rPr>
-        <w:t># [test]</w:t>
-      </w:r>
-    </w:p>
-    <w:p>
-      <w:pPr>
-        <w:pStyle w:val="CodeListing"/>
-        <w:rPr>
-          <w:b w:val="0"/>
-          <w:bCs/>
-          <w:color w:val="3A7C22" w:themeColor="accent6" w:themeShade="BF"/>
-        </w:rPr>
-      </w:pPr>
-      <w:r>
-        <w:rPr>
-          <w:b w:val="0"/>
-          <w:bCs/>
-        </w:rPr>
-        <w:t xml:space="preserve">        PROD: </w:t>
-      </w:r>
-      <w:r>
-        <w:rPr>
-          <w:b w:val="0"/>
-          <w:bCs/>
-          <w:color w:val="747474" w:themeColor="background2" w:themeShade="80"/>
-        </w:rPr>
-        <w:t xml:space="preserve">"https://onelake.dfs.fabric.microsoft.com/{prod-workspace-id}-{prod-lakehouse-id}   </w:t>
-      </w:r>
-      <w:r>
-        <w:rPr>
-          <w:b w:val="0"/>
-          <w:bCs/>
-        </w:rPr>
-        <w:t xml:space="preserve"> </w:t>
-      </w:r>
-      <w:r>
-        <w:rPr>
-          <w:b w:val="0"/>
-          <w:bCs/>
-          <w:color w:val="3A7C22" w:themeColor="accent6" w:themeShade="BF"/>
-        </w:rPr>
-        <w:t># [prod]</w:t>
-      </w:r>
-    </w:p>
-    <w:p>
-      <w:pPr>
-        <w:pStyle w:val="CodeListing"/>
-      </w:pPr>
-      <w:r>
-        <w:t xml:space="preserve">      Item_type: "SemanticModel"</w:t>
-      </w:r>
-    </w:p>
-    <w:p>
-      <w:pPr>
-        <w:pStyle w:val="CodeListing"/>
-      </w:pPr>
-      <w:r>
-        <w:t xml:space="preserve">      file_path:</w:t>
-      </w:r>
-    </w:p>
-    <w:p>
-      <w:pPr>
-        <w:pStyle w:val="CodeListing"/>
-      </w:pPr>
-      <w:r>
-        <w:t xml:space="preserve">        </w:t>
-      </w:r>
-      <w:r>
-        <w:t>- "/definition/expressions.tmdl"</w:t>
-      </w:r>
-    </w:p>
-    <w:p>
-      <w:r>
-        <w:t xml:space="preserve">The second step required to get parameterization working is to initialize the </w:t>
-      </w:r>
-      <w:r>
-        <w:rPr>
-          <w:b/>
-          <w:bCs/>
-        </w:rPr>
-        <w:t>FabricWorkspace</w:t>
-      </w:r>
-      <w:r>
-        <w:t xml:space="preserve"> object with one additional property named </w:t>
-      </w:r>
-      <w:r>
-        <w:rPr>
-          <w:b/>
-          <w:bCs/>
-        </w:rPr>
-        <w:t>environment</w:t>
-      </w:r>
-      <w:r>
-        <w:t xml:space="preserve">. By specifying a value for </w:t>
-      </w:r>
-      <w:r>
-        <w:rPr>
-          <w:b/>
-          <w:bCs/>
-        </w:rPr>
-        <w:t>environment</w:t>
-      </w:r>
-      <w:r>
-        <w:t xml:space="preserve">, you are able to select which set of environment settings you'd like to use for the current deployment. Once you have configured </w:t>
-      </w:r>
-      <w:proofErr w:type="spellStart"/>
-      <w:r>
-        <w:rPr>
-          <w:b/>
-          <w:bCs/>
-        </w:rPr>
-        <w:t>parameter.yml</w:t>
-      </w:r>
-      <w:proofErr w:type="spellEnd"/>
-      <w:r>
-        <w:t xml:space="preserve"> with target environments such as </w:t>
-      </w:r>
-      <w:r>
-        <w:rPr>
-          <w:b/>
-          <w:bCs/>
-        </w:rPr>
-        <w:t>TEST</w:t>
-      </w:r>
-      <w:r>
-        <w:t xml:space="preserve"> and </w:t>
-      </w:r>
-      <w:r>
-        <w:rPr>
-          <w:b/>
-          <w:bCs/>
-        </w:rPr>
-        <w:t>PROD</w:t>
-      </w:r>
-      <w:r>
-        <w:t xml:space="preserve">, it's trivial to write the code to deploy to either the </w:t>
-      </w:r>
-      <w:r>
-        <w:rPr>
-          <w:b/>
-          <w:bCs/>
-        </w:rPr>
-        <w:t>test</w:t>
-      </w:r>
-      <w:r>
-        <w:t xml:space="preserve"> workspace or the </w:t>
-      </w:r>
-      <w:r>
-        <w:rPr>
-          <w:b/>
-          <w:bCs/>
-        </w:rPr>
-        <w:t>prod</w:t>
-      </w:r>
-      <w:r>
-        <w:t xml:space="preserve"> workspace</w:t>
-      </w:r>
-    </w:p>
-    <w:p>
-      <w:pPr>
-        <w:pStyle w:val="CodeListing"/>
-        <w:rPr>
-          <w:b w:val="0"/>
-          <w:bCs/>
-        </w:rPr>
-      </w:pPr>
-    </w:p>
-    <w:p>
-      <w:r>
-        <w:t xml:space="preserve">The parameterization support in </w:t>
-      </w:r>
-      <w:r>
-        <w:rPr>
-          <w:b/>
-          <w:bCs/>
-        </w:rPr>
-        <w:t>fabric-cicd</w:t>
-      </w:r>
-      <w:r>
-        <w:t xml:space="preserve"> is powerful because it allows you to build a release process with a one-to-many mapping between a single release branch and multiple target workspaces. This flexibility provides another reason why you might select </w:t>
-      </w:r>
-      <w:r>
-        <w:rPr>
-          <w:b/>
-          <w:bCs/>
-        </w:rPr>
-        <w:t>fabric-cicd</w:t>
-      </w:r>
-      <w:r>
-        <w:t xml:space="preserve"> over Deployment Pipelines and GIT synchronization as the best choice for building a release process.</w:t>
-      </w:r>
-    </w:p>
-    <w:p>
-      <w:r>
-        <w:rPr>
-          <w:noProof/>
-        </w:rPr>
-        <w:drawing>
-          <wp:inline distT="0" distB="0" distL="0" distR="0" wp14:anchorId="467BA688" wp14:editId="10B08979">
-            <wp:extent cx="1610779" cy="1325880"/>
-            <wp:effectExtent l="0" t="0" r="8890" b="7620"/>
-            <wp:docPr id="1158382503" name="Picture 1"/>
-            <wp:cNvGraphicFramePr>
-              <a:graphicFrameLocks xmlns:a="http://schemas.openxmlformats.org/drawingml/2006/main" noChangeAspect="1"/>
-            </wp:cNvGraphicFramePr>
-            <a:graphic xmlns:a="http://schemas.openxmlformats.org/drawingml/2006/main">
-              <a:graphicData uri="http://schemas.openxmlformats.org/drawingml/2006/picture">
-                <pic:pic xmlns:pic="http://schemas.openxmlformats.org/drawingml/2006/picture">
-                  <pic:nvPicPr>
-                    <pic:cNvPr id="1158382503" name=""/>
+                    <pic:cNvPr id="1190495579" name=""/>
                     <pic:cNvPicPr/>
                   </pic:nvPicPr>
                   <pic:blipFill>
@@ -14382,7 +15901,7 @@
                   <pic:spPr>
                     <a:xfrm>
                       <a:off x="0" y="0"/>
-                      <a:ext cx="1629771" cy="1341513"/>
+                      <a:ext cx="5497433" cy="2418869"/>
                     </a:xfrm>
                     <a:prstGeom prst="rect">
                       <a:avLst/>
@@ -14397,7 +15916,45 @@
     </w:p>
     <w:p>
       <w:r>
-        <w:t xml:space="preserve">The rich parameterization support available with </w:t>
+        <w:t xml:space="preserve">An important aspect of this data orchestration design is that it exposes a top-level pipeline named </w:t>
+      </w:r>
+      <w:r>
+        <w:rPr>
+          <w:b/>
+          <w:bCs/>
+        </w:rPr>
+        <w:t>Create Lakehouse Tables</w:t>
+      </w:r>
+      <w:r>
+        <w:t>.</w:t>
+      </w:r>
+      <w:r>
+        <w:t xml:space="preserve"> When you run this pipeline, it runs the two notebooks in sequence to execute all the necessary ETL logic to populate all lakehouses with data. After you deploy this Fabric solution which creates lakehouses in an empty state, you can run this pipeline to execute the data orchestration which moves the workspace into a state where it's ready for use.</w:t>
+      </w:r>
+    </w:p>
+    <w:p>
+      <w:r>
+        <w:t>To summarize this best practice, a Fabric solution should expose a single item with top-level ETL logic which can be run to populate data container items with data. Whether you implement a data orchestration strategy using notebooks versus pipelines versus something else it up to you. What's important is that when you first deploy a Fabric solution, you can follow up deployment by running a single job with the data orchestration required to prepare the workspace so it's ready for users.</w:t>
+      </w:r>
+    </w:p>
+    <w:p>
+      <w:r>
+        <w:t>When designing a data orchestration strategy, you must also consider data refresh requirements. Think about what happens after the initial deployment once data container items have been populated with data for the first time. How do you plan to keep the data in a lakehouse or in a warehouse up to date? The recommended approach is to automate the processes for refreshing data using scheduled jobs.</w:t>
+      </w:r>
+    </w:p>
+    <w:p>
+      <w:r>
+        <w:t>For example, you could schedule a pipeline that processes a full data refresh to run once a day while designing another pipeline with incremental refresh logic to run as a scheduled job to run every 15 minutes. The key point is that by adding scheduled jobs into a data orchestration plan enables a Fabric solution to self-manage all its data refresh requirements.</w:t>
+      </w:r>
+    </w:p>
+    <w:p>
+      <w:r>
+        <w:t>One final issue to consider with data orchestration is how to address changes to schemas over time. Think about a scenario where need to update the table schema for a lakehouse that's already been deployed and populate with data. Pushing out table schema changes to a lakehouse is challenging because Fabric doesn't track any table schema metadata in the underlying item definition for a lakehouse. The most common way to update the table schema for a lakehouse is a run a notebook with procedural programming logic to add and remove tables and table columns.</w:t>
+      </w:r>
+    </w:p>
+    <w:p>
+      <w:r>
+        <w:t xml:space="preserve">Now imagine you work through the steps to write Python code in a notebook to update the lakehouse table schema with the desired changes. Once you update the notebook and commit the changes to GIT, you can use </w:t>
       </w:r>
       <w:r>
         <w:rPr>
@@ -14407,37 +15964,148 @@
         <w:t>fabric-cicd</w:t>
       </w:r>
       <w:r>
-        <w:t xml:space="preserve"> goes far beyond what you saw in this simple example. There is support for configuring </w:t>
-      </w:r>
-      <w:r>
-        <w:t xml:space="preserve">replacement operations </w:t>
-      </w:r>
-      <w:r>
-        <w:t xml:space="preserve">which use regular expressions and which use </w:t>
-      </w:r>
-      <w:r>
-        <w:t>key</w:t>
-      </w:r>
-      <w:r>
-        <w:t>-</w:t>
-      </w:r>
-      <w:r>
-        <w:t xml:space="preserve">based </w:t>
-      </w:r>
-      <w:r>
-        <w:t xml:space="preserve">lookups to modify the contents of </w:t>
-      </w:r>
-      <w:r>
-        <w:t xml:space="preserve">JSON </w:t>
-      </w:r>
-      <w:r>
-        <w:t xml:space="preserve">files </w:t>
-      </w:r>
-      <w:r>
-        <w:t>and YAML files</w:t>
-      </w:r>
-      <w:r>
-        <w:t>. There is also parameterization support for setting the Spark settings in the target workspace and for binding a semantic model to a pre-existing connection.</w:t>
+        <w:t xml:space="preserve"> to update the notebook in the production workspace. However, just updating the notebook is not enough. After the fabric-cicd deploy option completes, you still need to run the notebook to push the schema changes to the lakehouse.</w:t>
+      </w:r>
+    </w:p>
+    <w:p>
+      <w:pPr>
+        <w:pStyle w:val="Tip"/>
+      </w:pPr>
+      <w:r>
+        <w:t xml:space="preserve">Managing schema and pushing schema changes with warehouse is much different than lakehouse. The best practice for implementing CI/CD processes with a warehouse schema is using </w:t>
+      </w:r>
+      <w:proofErr w:type="spellStart"/>
+      <w:r>
+        <w:t>SqlPackage</w:t>
+      </w:r>
+      <w:proofErr w:type="spellEnd"/>
+      <w:r>
+        <w:t xml:space="preserve"> and </w:t>
+      </w:r>
+      <w:proofErr w:type="spellStart"/>
+      <w:r>
+        <w:t>DecFx</w:t>
+      </w:r>
+      <w:proofErr w:type="spellEnd"/>
+      <w:r>
+        <w:t>.</w:t>
+      </w:r>
+    </w:p>
+    <w:p/>
+    <w:p>
+      <w:pPr>
+        <w:pStyle w:val="Heading3"/>
+      </w:pPr>
+      <w:r>
+        <w:lastRenderedPageBreak/>
+        <w:t>Fabric REST API</w:t>
+      </w:r>
+      <w:r>
+        <w:t xml:space="preserve"> Programming</w:t>
+      </w:r>
+    </w:p>
+    <w:p>
+      <w:r>
+        <w:t>Developer tools like Terraform and Fabric CLI boost you</w:t>
+      </w:r>
+      <w:r>
+        <w:t>r</w:t>
+      </w:r>
+      <w:r>
+        <w:t xml:space="preserve"> productivity by hiding </w:t>
+      </w:r>
+      <w:r>
+        <w:t xml:space="preserve">low-level </w:t>
+      </w:r>
+      <w:r>
+        <w:t>details associated with authentication, acquiring access tokens and executing HTTP requests. However</w:t>
+      </w:r>
+      <w:r>
+        <w:t xml:space="preserve">, </w:t>
+      </w:r>
+      <w:r>
+        <w:t xml:space="preserve">you might encounter </w:t>
+      </w:r>
+      <w:r>
+        <w:t xml:space="preserve">scenarios </w:t>
+      </w:r>
+      <w:r>
+        <w:t xml:space="preserve">in which </w:t>
+      </w:r>
+      <w:r>
+        <w:t xml:space="preserve">you need </w:t>
+      </w:r>
+      <w:r>
+        <w:t xml:space="preserve">a </w:t>
+      </w:r>
+      <w:r>
+        <w:t xml:space="preserve">greater </w:t>
+      </w:r>
+      <w:r>
+        <w:t xml:space="preserve">degree of </w:t>
+      </w:r>
+      <w:r>
+        <w:t>control</w:t>
+      </w:r>
+      <w:r>
+        <w:t xml:space="preserve">. This </w:t>
+      </w:r>
+      <w:r>
+        <w:t xml:space="preserve">can be achieved </w:t>
+      </w:r>
+      <w:r>
+        <w:t xml:space="preserve">by </w:t>
+      </w:r>
+      <w:r>
+        <w:t xml:space="preserve">programming the Fabric REST API </w:t>
+      </w:r>
+      <w:r>
+        <w:t xml:space="preserve">to execute API calls </w:t>
+      </w:r>
+      <w:r>
+        <w:t xml:space="preserve">using a </w:t>
+      </w:r>
+      <w:r>
+        <w:t xml:space="preserve">familiar </w:t>
+      </w:r>
+      <w:r>
+        <w:t xml:space="preserve">programming language such as Python, C# or PowerShell. For </w:t>
+      </w:r>
+      <w:r>
+        <w:t xml:space="preserve">developers </w:t>
+      </w:r>
+      <w:r>
+        <w:t>already experience</w:t>
+      </w:r>
+      <w:r>
+        <w:t>d</w:t>
+      </w:r>
+      <w:r>
+        <w:t xml:space="preserve"> </w:t>
+      </w:r>
+      <w:r>
+        <w:t xml:space="preserve">in </w:t>
+      </w:r>
+      <w:r>
+        <w:t xml:space="preserve">calling </w:t>
+      </w:r>
+      <w:r>
+        <w:t>REST APIs</w:t>
+      </w:r>
+      <w:r>
+        <w:t xml:space="preserve">, programming the Fabric REST API might </w:t>
+      </w:r>
+      <w:r>
+        <w:t xml:space="preserve">provide a more natural </w:t>
+      </w:r>
+      <w:r>
+        <w:t xml:space="preserve">fit than using </w:t>
+      </w:r>
+      <w:r>
+        <w:t xml:space="preserve">developer tools such as Terraform or </w:t>
+      </w:r>
+      <w:r>
+        <w:t>Fabric CLI.</w:t>
       </w:r>
     </w:p>
     <w:p>
@@ -14445,7 +16113,7 @@
         <w:pStyle w:val="AdditionalResourceHeading"/>
       </w:pPr>
       <w:r>
-        <w:t>Resource for learning more about fabric-cicd</w:t>
+        <w:t>Microsoft APIs used in Fabric development</w:t>
       </w:r>
     </w:p>
     <w:p>
@@ -14453,191 +16121,6 @@
         <w:pStyle w:val="AdditonalResourceLink"/>
       </w:pPr>
       <w:hyperlink r:id="rId80" w:history="1">
-        <w:r>
-          <w:rPr>
-            <w:rStyle w:val="Hyperlink"/>
-          </w:rPr>
-          <w:t>Home page</w:t>
-        </w:r>
-      </w:hyperlink>
-    </w:p>
-    <w:p>
-      <w:pPr>
-        <w:pStyle w:val="AdditonalResourceLink"/>
-      </w:pPr>
-      <w:hyperlink r:id="rId81" w:history="1">
-        <w:r>
-          <w:rPr>
-            <w:rStyle w:val="Hyperlink"/>
-          </w:rPr>
-          <w:t>Code Samples</w:t>
-        </w:r>
-      </w:hyperlink>
-    </w:p>
-    <w:p>
-      <w:pPr>
-        <w:pStyle w:val="AdditonalResourceLink"/>
-      </w:pPr>
-      <w:hyperlink r:id="rId82" w:history="1">
-        <w:r>
-          <w:rPr>
-            <w:rStyle w:val="Hyperlink"/>
-          </w:rPr>
-          <w:t>Code Reference</w:t>
-        </w:r>
-      </w:hyperlink>
-    </w:p>
-    <w:p>
-      <w:pPr>
-        <w:pStyle w:val="AdditonalResourceLink"/>
-      </w:pPr>
-      <w:hyperlink r:id="rId83" w:history="1">
-        <w:r>
-          <w:rPr>
-            <w:rStyle w:val="Hyperlink"/>
-          </w:rPr>
-          <w:t>Parameterization</w:t>
-        </w:r>
-      </w:hyperlink>
-    </w:p>
-    <w:p>
-      <w:pPr>
-        <w:pStyle w:val="Heading3"/>
-      </w:pPr>
-      <w:r>
-        <w:lastRenderedPageBreak/>
-        <w:t>Semantic Link Labs</w:t>
-      </w:r>
-    </w:p>
-    <w:p/>
-    <w:p>
-      <w:pPr>
-        <w:pStyle w:val="Heading3"/>
-      </w:pPr>
-      <w:r>
-        <w:t>Fabric REST API</w:t>
-      </w:r>
-      <w:r>
-        <w:t xml:space="preserve"> Programming</w:t>
-      </w:r>
-    </w:p>
-    <w:p>
-      <w:r>
-        <w:t>Developer tools like Terraform and Fabric CLI boost you</w:t>
-      </w:r>
-      <w:r>
-        <w:t>r</w:t>
-      </w:r>
-      <w:r>
-        <w:t xml:space="preserve"> productivity by hiding </w:t>
-      </w:r>
-      <w:r>
-        <w:t xml:space="preserve">low-level </w:t>
-      </w:r>
-      <w:r>
-        <w:t>details associated with authentication, acquiring access tokens and executing HTTP requests. However</w:t>
-      </w:r>
-      <w:r>
-        <w:t xml:space="preserve">, </w:t>
-      </w:r>
-      <w:r>
-        <w:t xml:space="preserve">you might encounter </w:t>
-      </w:r>
-      <w:r>
-        <w:t xml:space="preserve">scenarios </w:t>
-      </w:r>
-      <w:r>
-        <w:t xml:space="preserve">in which </w:t>
-      </w:r>
-      <w:r>
-        <w:t xml:space="preserve">you need </w:t>
-      </w:r>
-      <w:r>
-        <w:t xml:space="preserve">a </w:t>
-      </w:r>
-      <w:r>
-        <w:t xml:space="preserve">greater </w:t>
-      </w:r>
-      <w:r>
-        <w:t xml:space="preserve">degree of </w:t>
-      </w:r>
-      <w:r>
-        <w:t>control</w:t>
-      </w:r>
-      <w:r>
-        <w:t xml:space="preserve">. This </w:t>
-      </w:r>
-      <w:r>
-        <w:t xml:space="preserve">can be achieved </w:t>
-      </w:r>
-      <w:r>
-        <w:t xml:space="preserve">by </w:t>
-      </w:r>
-      <w:r>
-        <w:t xml:space="preserve">programming the Fabric REST API </w:t>
-      </w:r>
-      <w:r>
-        <w:t xml:space="preserve">to execute API calls </w:t>
-      </w:r>
-      <w:r>
-        <w:t xml:space="preserve">using a </w:t>
-      </w:r>
-      <w:r>
-        <w:t xml:space="preserve">familiar </w:t>
-      </w:r>
-      <w:r>
-        <w:t xml:space="preserve">programming language such as Python, C# or PowerShell. For </w:t>
-      </w:r>
-      <w:r>
-        <w:t xml:space="preserve">developers </w:t>
-      </w:r>
-      <w:r>
-        <w:t>already experience</w:t>
-      </w:r>
-      <w:r>
-        <w:t>d</w:t>
-      </w:r>
-      <w:r>
-        <w:t xml:space="preserve"> </w:t>
-      </w:r>
-      <w:r>
-        <w:t xml:space="preserve">in </w:t>
-      </w:r>
-      <w:r>
-        <w:t xml:space="preserve">calling </w:t>
-      </w:r>
-      <w:r>
-        <w:t>REST APIs</w:t>
-      </w:r>
-      <w:r>
-        <w:t xml:space="preserve">, programming the Fabric REST API might </w:t>
-      </w:r>
-      <w:r>
-        <w:t xml:space="preserve">provide a more natural </w:t>
-      </w:r>
-      <w:r>
-        <w:t xml:space="preserve">fit than using </w:t>
-      </w:r>
-      <w:r>
-        <w:t xml:space="preserve">developer tools such as Terraform or </w:t>
-      </w:r>
-      <w:r>
-        <w:t>Fabric CLI.</w:t>
-      </w:r>
-    </w:p>
-    <w:p>
-      <w:pPr>
-        <w:pStyle w:val="AdditionalResourceHeading"/>
-      </w:pPr>
-      <w:r>
-        <w:t>Microsoft APIs used in Fabric development</w:t>
-      </w:r>
-    </w:p>
-    <w:p>
-      <w:pPr>
-        <w:pStyle w:val="AdditonalResourceLink"/>
-      </w:pPr>
-      <w:hyperlink r:id="rId84" w:history="1">
         <w:r>
           <w:rPr>
             <w:rStyle w:val="Hyperlink"/>
@@ -14650,7 +16133,7 @@
       <w:pPr>
         <w:pStyle w:val="AdditonalResourceLink"/>
       </w:pPr>
-      <w:hyperlink r:id="rId85" w:history="1">
+      <w:hyperlink r:id="rId81" w:history="1">
         <w:r>
           <w:rPr>
             <w:rStyle w:val="Hyperlink"/>
@@ -14663,7 +16146,7 @@
       <w:pPr>
         <w:pStyle w:val="AdditonalResourceLink"/>
       </w:pPr>
-      <w:hyperlink r:id="rId86" w:history="1">
+      <w:hyperlink r:id="rId82" w:history="1">
         <w:r>
           <w:rPr>
             <w:rStyle w:val="Hyperlink"/>
@@ -15115,7 +16598,7 @@
       <w:pPr>
         <w:pStyle w:val="AdditonalResourceLink"/>
       </w:pPr>
-      <w:hyperlink r:id="rId87" w:history="1">
+      <w:hyperlink r:id="rId83" w:history="1">
         <w:r>
           <w:rPr>
             <w:rStyle w:val="Hyperlink"/>
@@ -15128,7 +16611,7 @@
       <w:pPr>
         <w:pStyle w:val="AdditonalResourceLink"/>
       </w:pPr>
-      <w:hyperlink r:id="rId88" w:history="1">
+      <w:hyperlink r:id="rId84" w:history="1">
         <w:r>
           <w:rPr>
             <w:rStyle w:val="Hyperlink"/>
@@ -15141,7 +16624,7 @@
       <w:pPr>
         <w:pStyle w:val="AdditonalResourceLink"/>
       </w:pPr>
-      <w:hyperlink r:id="rId89" w:history="1">
+      <w:hyperlink r:id="rId85" w:history="1">
         <w:r>
           <w:rPr>
             <w:rStyle w:val="Hyperlink"/>
@@ -15222,28 +16705,25 @@
     </w:p>
     <w:p>
       <w:r>
-        <w:t xml:space="preserve">Unlike the Fabric CLI and Terraform, the Fabric REST APIs SDK do not provide the convenience of authenticating or acquiring access tokens for you. Regardless of whether you using Fabric REST APIs SDK or calling Fabric REST API endpoint directly, you </w:t>
-      </w:r>
+        <w:t xml:space="preserve">Unlike the Fabric CLI and Terraform, the Fabric REST APIs SDK do not provide the convenience of authenticating or acquiring access tokens for you. Regardless of whether you using Fabric REST APIs SDK or calling Fabric REST API endpoint directly, you need custom code to authenticate with Entra Id and to acquire access token. The best practice for writing this type of code is to use the </w:t>
+      </w:r>
+      <w:r>
+        <w:rPr>
+          <w:b/>
+          <w:bCs/>
+        </w:rPr>
+        <w:t>Microsoft Authentication Library (MSAL)</w:t>
+      </w:r>
+      <w:r>
+        <w:t xml:space="preserve"> which offers versions for several platforms and programming languages. </w:t>
+      </w:r>
+    </w:p>
+    <w:p>
+      <w:pPr>
+        <w:pStyle w:val="AdditionalResourceHeading"/>
+      </w:pPr>
       <w:r>
         <w:lastRenderedPageBreak/>
-        <w:t xml:space="preserve">need custom code to authenticate with Entra Id and to acquire access token. The best practice for writing this type of code is to use the </w:t>
-      </w:r>
-      <w:r>
-        <w:rPr>
-          <w:b/>
-          <w:bCs/>
-        </w:rPr>
-        <w:t>Microsoft Authentication Library (MSAL)</w:t>
-      </w:r>
-      <w:r>
-        <w:t xml:space="preserve"> which offers versions for several platforms and programming languages. </w:t>
-      </w:r>
-    </w:p>
-    <w:p>
-      <w:pPr>
-        <w:pStyle w:val="AdditionalResourceHeading"/>
-      </w:pPr>
-      <w:r>
         <w:t xml:space="preserve">Fabric REST API  </w:t>
       </w:r>
       <w:r>
@@ -15260,7 +16740,7 @@
       <w:pPr>
         <w:pStyle w:val="AdditonalResourceLink"/>
       </w:pPr>
-      <w:hyperlink r:id="rId90" w:history="1">
+      <w:hyperlink r:id="rId86" w:history="1">
         <w:r>
           <w:rPr>
             <w:rStyle w:val="Hyperlink"/>
@@ -15989,7 +17469,7 @@
                     <pic:cNvPicPr/>
                   </pic:nvPicPr>
                   <pic:blipFill>
-                    <a:blip r:embed="rId91"/>
+                    <a:blip r:embed="rId87"/>
                     <a:stretch>
                       <a:fillRect/>
                     </a:stretch>
@@ -16118,55 +17598,55 @@
         <w:t xml:space="preserve">web-based </w:t>
       </w:r>
       <w:r>
+        <w:t>notebook editor</w:t>
+      </w:r>
+      <w:r>
+        <w:t xml:space="preserve"> provided by the Fabric service</w:t>
+      </w:r>
+      <w:r>
+        <w:t>. However, you can view this metadata by examining the</w:t>
+      </w:r>
+      <w:r>
+        <w:t xml:space="preserve"> raw </w:t>
+      </w:r>
+      <w:r>
+        <w:t xml:space="preserve">file contents of </w:t>
+      </w:r>
+      <w:r>
+        <w:rPr>
+          <w:b/>
+          <w:bCs/>
+        </w:rPr>
+        <w:t>notebook</w:t>
+      </w:r>
+      <w:r>
+        <w:rPr>
+          <w:b/>
+          <w:bCs/>
+        </w:rPr>
+        <w:t>-</w:t>
+      </w:r>
+      <w:r>
+        <w:rPr>
+          <w:b/>
+          <w:bCs/>
+        </w:rPr>
+        <w:t>content.py</w:t>
+      </w:r>
+      <w:r>
+        <w:t xml:space="preserve"> file as shown in the following screenshot. </w:t>
+      </w:r>
+    </w:p>
+    <w:p>
+      <w:r>
+        <w:rPr>
+          <w:noProof/>
+        </w:rPr>
         <w:lastRenderedPageBreak/>
-        <w:t>notebook editor</w:t>
-      </w:r>
-      <w:r>
-        <w:t xml:space="preserve"> provided by the Fabric service</w:t>
-      </w:r>
-      <w:r>
-        <w:t>. However, you can view this metadata by examining the</w:t>
-      </w:r>
-      <w:r>
-        <w:t xml:space="preserve"> raw </w:t>
-      </w:r>
-      <w:r>
-        <w:t xml:space="preserve">file contents of </w:t>
-      </w:r>
-      <w:r>
-        <w:rPr>
-          <w:b/>
-          <w:bCs/>
-        </w:rPr>
-        <w:t>notebook</w:t>
-      </w:r>
-      <w:r>
-        <w:rPr>
-          <w:b/>
-          <w:bCs/>
-        </w:rPr>
-        <w:t>-</w:t>
-      </w:r>
-      <w:r>
-        <w:rPr>
-          <w:b/>
-          <w:bCs/>
-        </w:rPr>
-        <w:t>content.py</w:t>
-      </w:r>
-      <w:r>
-        <w:t xml:space="preserve"> file as shown in the following screenshot. </w:t>
-      </w:r>
-    </w:p>
-    <w:p>
-      <w:r>
-        <w:rPr>
-          <w:noProof/>
-        </w:rPr>
         <w:drawing>
-          <wp:inline distT="0" distB="0" distL="0" distR="0" wp14:anchorId="774E6692" wp14:editId="5C034EF6">
-            <wp:extent cx="4443267" cy="2944483"/>
-            <wp:effectExtent l="0" t="0" r="0" b="8890"/>
+          <wp:inline distT="0" distB="0" distL="0" distR="0" wp14:anchorId="774E6692" wp14:editId="0069943D">
+            <wp:extent cx="4944436" cy="3276600"/>
+            <wp:effectExtent l="0" t="0" r="8890" b="0"/>
             <wp:docPr id="2044164507" name="Picture 1"/>
             <wp:cNvGraphicFramePr>
               <a:graphicFrameLocks xmlns:a="http://schemas.openxmlformats.org/drawingml/2006/main" noChangeAspect="1"/>
@@ -16179,7 +17659,7 @@
                     <pic:cNvPicPr/>
                   </pic:nvPicPr>
                   <pic:blipFill>
-                    <a:blip r:embed="rId92"/>
+                    <a:blip r:embed="rId88"/>
                     <a:stretch>
                       <a:fillRect/>
                     </a:stretch>
@@ -16187,7 +17667,7 @@
                   <pic:spPr>
                     <a:xfrm>
                       <a:off x="0" y="0"/>
-                      <a:ext cx="4659930" cy="3088062"/>
+                      <a:ext cx="5189088" cy="3438727"/>
                     </a:xfrm>
                     <a:prstGeom prst="rect">
                       <a:avLst/>
@@ -17708,7 +19188,7 @@
       <w:pPr>
         <w:pStyle w:val="AdditonalResourceLink"/>
       </w:pPr>
-      <w:hyperlink r:id="rId93" w:history="1">
+      <w:hyperlink r:id="rId89" w:history="1">
         <w:r>
           <w:rPr>
             <w:rStyle w:val="Hyperlink"/>
@@ -17721,7 +19201,7 @@
       <w:pPr>
         <w:pStyle w:val="AdditonalResourceLink"/>
       </w:pPr>
-      <w:hyperlink r:id="rId94" w:history="1">
+      <w:hyperlink r:id="rId90" w:history="1">
         <w:r>
           <w:rPr>
             <w:rStyle w:val="Hyperlink"/>
@@ -17734,7 +19214,7 @@
       <w:pPr>
         <w:pStyle w:val="AdditonalResourceLink"/>
       </w:pPr>
-      <w:hyperlink r:id="rId95" w:history="1">
+      <w:hyperlink r:id="rId91" w:history="1">
         <w:r>
           <w:rPr>
             <w:rStyle w:val="Hyperlink"/>
@@ -17747,7 +19227,7 @@
       <w:pPr>
         <w:pStyle w:val="AdditonalResourceLink"/>
       </w:pPr>
-      <w:hyperlink r:id="rId96" w:history="1">
+      <w:hyperlink r:id="rId92" w:history="1">
         <w:r>
           <w:rPr>
             <w:rStyle w:val="Hyperlink"/>
@@ -18658,7 +20138,7 @@
                     <pic:cNvPicPr/>
                   </pic:nvPicPr>
                   <pic:blipFill>
-                    <a:blip r:embed="rId97"/>
+                    <a:blip r:embed="rId93"/>
                     <a:stretch>
                       <a:fillRect/>
                     </a:stretch>
@@ -18894,7 +20374,7 @@
                     <pic:cNvPicPr/>
                   </pic:nvPicPr>
                   <pic:blipFill>
-                    <a:blip r:embed="rId98"/>
+                    <a:blip r:embed="rId94"/>
                     <a:stretch>
                       <a:fillRect/>
                     </a:stretch>
@@ -19045,7 +20525,7 @@
                     <pic:cNvPicPr/>
                   </pic:nvPicPr>
                   <pic:blipFill>
-                    <a:blip r:embed="rId99"/>
+                    <a:blip r:embed="rId95"/>
                     <a:stretch>
                       <a:fillRect/>
                     </a:stretch>
@@ -19173,7 +20653,7 @@
                     <pic:cNvPicPr/>
                   </pic:nvPicPr>
                   <pic:blipFill>
-                    <a:blip r:embed="rId100"/>
+                    <a:blip r:embed="rId96"/>
                     <a:stretch>
                       <a:fillRect/>
                     </a:stretch>
@@ -19440,7 +20920,7 @@
                     </pic:cNvPicPr>
                   </pic:nvPicPr>
                   <pic:blipFill>
-                    <a:blip r:embed="rId101" cstate="print">
+                    <a:blip r:embed="rId97" cstate="print">
                       <a:extLst>
                         <a:ext uri="{28A0092B-C50C-407E-A947-70E740481C1C}">
                           <a14:useLocalDpi xmlns:a14="http://schemas.microsoft.com/office/drawing/2010/main" val="0"/>
@@ -19558,7 +21038,7 @@
                     <pic:cNvPicPr/>
                   </pic:nvPicPr>
                   <pic:blipFill>
-                    <a:blip r:embed="rId102"/>
+                    <a:blip r:embed="rId98"/>
                     <a:stretch>
                       <a:fillRect/>
                     </a:stretch>
@@ -19594,7 +21074,7 @@
       <w:pPr>
         <w:pStyle w:val="AdditonalResourceLink"/>
       </w:pPr>
-      <w:hyperlink r:id="rId103" w:history="1">
+      <w:hyperlink r:id="rId99" w:history="1">
         <w:r>
           <w:rPr>
             <w:rStyle w:val="Hyperlink"/>
@@ -19607,7 +21087,7 @@
       <w:pPr>
         <w:pStyle w:val="AdditonalResourceLink"/>
       </w:pPr>
-      <w:hyperlink r:id="rId104" w:history="1">
+      <w:hyperlink r:id="rId100" w:history="1">
         <w:r>
           <w:rPr>
             <w:rStyle w:val="Hyperlink"/>
@@ -19620,7 +21100,7 @@
       <w:pPr>
         <w:pStyle w:val="AdditonalResourceLink"/>
       </w:pPr>
-      <w:hyperlink r:id="rId105" w:history="1">
+      <w:hyperlink r:id="rId101" w:history="1">
         <w:r>
           <w:rPr>
             <w:rStyle w:val="Hyperlink"/>
@@ -19633,7 +21113,7 @@
       <w:pPr>
         <w:pStyle w:val="AdditonalResourceLink"/>
       </w:pPr>
-      <w:hyperlink r:id="rId106" w:history="1">
+      <w:hyperlink r:id="rId102" w:history="1">
         <w:r>
           <w:rPr>
             <w:rStyle w:val="Hyperlink"/>
@@ -19646,7 +21126,7 @@
       <w:pPr>
         <w:pStyle w:val="AdditonalResourceLink"/>
       </w:pPr>
-      <w:hyperlink r:id="rId107" w:history="1">
+      <w:hyperlink r:id="rId103" w:history="1">
         <w:r>
           <w:rPr>
             <w:rStyle w:val="Hyperlink"/>
@@ -19760,7 +21240,7 @@
                     <pic:cNvPicPr/>
                   </pic:nvPicPr>
                   <pic:blipFill>
-                    <a:blip r:embed="rId108"/>
+                    <a:blip r:embed="rId104"/>
                     <a:stretch>
                       <a:fillRect/>
                     </a:stretch>
@@ -19984,7 +21464,7 @@
                     <pic:cNvPicPr/>
                   </pic:nvPicPr>
                   <pic:blipFill>
-                    <a:blip r:embed="rId109"/>
+                    <a:blip r:embed="rId105"/>
                     <a:stretch>
                       <a:fillRect/>
                     </a:stretch>
@@ -20196,7 +21676,7 @@
                     <pic:cNvPicPr/>
                   </pic:nvPicPr>
                   <pic:blipFill>
-                    <a:blip r:embed="rId110"/>
+                    <a:blip r:embed="rId106"/>
                     <a:stretch>
                       <a:fillRect/>
                     </a:stretch>
@@ -20262,7 +21742,7 @@
                     <pic:cNvPicPr/>
                   </pic:nvPicPr>
                   <pic:blipFill>
-                    <a:blip r:embed="rId111"/>
+                    <a:blip r:embed="rId107"/>
                     <a:stretch>
                       <a:fillRect/>
                     </a:stretch>
@@ -20469,7 +21949,7 @@
                     <pic:cNvPicPr/>
                   </pic:nvPicPr>
                   <pic:blipFill>
-                    <a:blip r:embed="rId112"/>
+                    <a:blip r:embed="rId108"/>
                     <a:stretch>
                       <a:fillRect/>
                     </a:stretch>
@@ -20522,7 +22002,7 @@
                     <pic:cNvPicPr/>
                   </pic:nvPicPr>
                   <pic:blipFill>
-                    <a:blip r:embed="rId113"/>
+                    <a:blip r:embed="rId109"/>
                     <a:stretch>
                       <a:fillRect/>
                     </a:stretch>
@@ -20638,7 +22118,7 @@
                     <pic:cNvPicPr/>
                   </pic:nvPicPr>
                   <pic:blipFill>
-                    <a:blip r:embed="rId114"/>
+                    <a:blip r:embed="rId110"/>
                     <a:stretch>
                       <a:fillRect/>
                     </a:stretch>
@@ -20767,7 +22247,7 @@
                     <pic:cNvPicPr/>
                   </pic:nvPicPr>
                   <pic:blipFill>
-                    <a:blip r:embed="rId115"/>
+                    <a:blip r:embed="rId111"/>
                     <a:stretch>
                       <a:fillRect/>
                     </a:stretch>
@@ -20853,7 +22333,7 @@
                     <pic:cNvPicPr/>
                   </pic:nvPicPr>
                   <pic:blipFill>
-                    <a:blip r:embed="rId116"/>
+                    <a:blip r:embed="rId112"/>
                     <a:stretch>
                       <a:fillRect/>
                     </a:stretch>
@@ -20886,7 +22366,7 @@
       <w:pPr>
         <w:pStyle w:val="AdditonalResourceLink"/>
       </w:pPr>
-      <w:hyperlink r:id="rId117" w:history="1">
+      <w:hyperlink r:id="rId113" w:history="1">
         <w:r>
           <w:rPr>
             <w:rStyle w:val="Hyperlink"/>
@@ -20899,7 +22379,7 @@
       <w:pPr>
         <w:pStyle w:val="AdditonalResourceLink"/>
       </w:pPr>
-      <w:hyperlink r:id="rId118" w:history="1">
+      <w:hyperlink r:id="rId114" w:history="1">
         <w:r>
           <w:rPr>
             <w:rStyle w:val="Hyperlink"/>
@@ -20912,7 +22392,7 @@
       <w:pPr>
         <w:pStyle w:val="AdditonalResourceLink"/>
       </w:pPr>
-      <w:hyperlink r:id="rId119" w:history="1">
+      <w:hyperlink r:id="rId115" w:history="1">
         <w:r>
           <w:rPr>
             <w:rStyle w:val="Hyperlink"/>
@@ -20925,7 +22405,7 @@
       <w:pPr>
         <w:pStyle w:val="AdditonalResourceLink"/>
       </w:pPr>
-      <w:hyperlink r:id="rId120" w:history="1">
+      <w:hyperlink r:id="rId116" w:history="1">
         <w:r>
           <w:rPr>
             <w:rStyle w:val="Hyperlink"/>
